--- a/fuentes/CF2_DI.docx
+++ b/fuentes/CF2_DI.docx
@@ -2384,7 +2384,16 @@
         <w:spacing w:line="360" w:lineRule="auto"/>
       </w:pPr>
       <w:r>
-        <w:t>De otra parte, para Bustamante (2009) un argumento o razonamiento es un bloque de proposiciones, con el cual se afirma que una de ellas, llamada conclusión se deriva, se desprende o se sigue como consecuencia de otras proposiciones del mismo bloque llamadas “premisas”.</w:t>
+        <w:rPr/>
+        <w:t>De otra parte, para Bustamante (2009)</w:t>
+      </w:r>
+      <w:r>
+        <w:rPr/>
+        <w:t>,</w:t>
+      </w:r>
+      <w:r>
+        <w:rPr/>
+        <w:t xml:space="preserve"> un argumento o razonamiento es un bloque de proposiciones, con el cual se afirma que una de ellas, llamada conclusión se deriva, se desprende o se sigue como consecuencia de otras proposiciones del mismo bloque llamadas “premisas”.</w:t>
       </w:r>
     </w:p>
     <w:p>
@@ -2397,7 +2406,16 @@
         <w:spacing w:line="360" w:lineRule="auto"/>
       </w:pPr>
       <w:r>
-        <w:t>Por último y siguiendo, con Bustamante (2009) un ejemplo de estructura de argumento puede ser.</w:t>
+        <w:rPr/>
+        <w:t>Por último y siguiendo, con Bustamante (2009)</w:t>
+      </w:r>
+      <w:r>
+        <w:rPr/>
+        <w:t xml:space="preserve">, </w:t>
+      </w:r>
+      <w:r>
+        <w:rPr/>
+        <w:t>un ejemplo de estructura de argumento puede ser.</w:t>
       </w:r>
     </w:p>
     <w:p>
@@ -2470,17 +2488,28 @@
         <w:spacing w:line="360" w:lineRule="auto"/>
       </w:pPr>
       <w:r>
+        <w:rPr/>
         <w:t xml:space="preserve">{1} </w:t>
       </w:r>
       <w:r>
+        <w:rPr/>
         <w:t>[</w:t>
       </w:r>
       <w:r>
+        <w:rPr/>
         <w:t xml:space="preserve">En las democracias, las leyes generalmente tienden a promover el beneficio del mayor número posible de personas]; porque {2} [tales leyes emanan de la mayoría de los ciudadanos, quienes están sujetos a error, pero no pueden tener intereses opuestos a su propio beneficio]. Por el contrario, {3} </w:t>
       </w:r>
       <w:r>
-        <w:lastRenderedPageBreak/>
-        <w:t>[en una aristocracia las leyes tienden a concentrar la riqueza y el poder en las manos de la minarla]; porque {4} [una aristocracia, por su misma naturaleza, constituye una minoría]. En consecuencia, {5} [se puede asegurar, como afirmación general, que el propósito de la legislación es más útil a la humanidad en una democracia que en una aristocracia].</w:t>
+        <w:rPr/>
+        <w:t>[en una aristocracia las leyes tienden a concentrar la riqueza y el poder en las manos de la min</w:t>
+      </w:r>
+      <w:r>
+        <w:rPr/>
+        <w:t>oría</w:t>
+      </w:r>
+      <w:r>
+        <w:rPr/>
+        <w:t>]; porque {4} [una aristocracia, por su misma naturaleza, constituye una minoría]. En consecuencia, {5} [se puede asegurar, como afirmación general, que el propósito de la legislación es más útil a la humanidad en una democracia que en una aristocracia].</w:t>
       </w:r>
     </w:p>
     <w:p>
@@ -4382,9 +4411,22 @@
           <w:ilvl w:val="0"/>
           <w:numId w:val="33"/>
         </w:numPr>
-      </w:pPr>
-      <w:r>
-        <w:t>Aristóteles también habla del ethos (carácter) como uno de los modos de persuasión en su retórica. La autoridad en el contexto educativo juega un rol clave en la enseñanza y en la transmisión de conocimiento.</w:t>
+        <w:rPr/>
+      </w:pPr>
+      <w:r>
+        <w:rPr/>
+        <w:t xml:space="preserve">Aristóteles también habla del </w:t>
+      </w:r>
+      <w:r>
+        <w:rPr>
+          <w:i w:val="1"/>
+          <w:iCs w:val="1"/>
+        </w:rPr>
+        <w:t xml:space="preserve">ethos </w:t>
+      </w:r>
+      <w:r>
+        <w:rPr/>
+        <w:t>(carácter) como uno de los modos de persuasión en su retórica. La autoridad en el contexto educativo juega un rol clave en la enseñanza y en la transmisión de conocimiento.</w:t>
       </w:r>
     </w:p>
     <w:p/>
@@ -4440,16 +4482,32 @@
       <w:pPr>
         <w:spacing w:line="360" w:lineRule="auto"/>
         <w:rPr>
-          <w:b/>
-          <w:bCs/>
-        </w:rPr>
-      </w:pPr>
-      <w:r>
-        <w:rPr>
-          <w:b/>
-          <w:bCs/>
-        </w:rPr>
-        <w:t>6. Argumentación emocional (pathos)</w:t>
+          <w:b w:val="1"/>
+          <w:bCs w:val="1"/>
+        </w:rPr>
+      </w:pPr>
+      <w:r>
+        <w:rPr>
+          <w:b w:val="1"/>
+          <w:bCs w:val="1"/>
+        </w:rPr>
+        <w:t>6. Argumentación emocional (</w:t>
+      </w:r>
+      <w:r>
+        <w:rPr>
+          <w:b w:val="1"/>
+          <w:bCs w:val="1"/>
+          <w:i w:val="1"/>
+          <w:iCs w:val="1"/>
+        </w:rPr>
+        <w:t>pathos</w:t>
+      </w:r>
+      <w:r>
+        <w:rPr>
+          <w:b w:val="1"/>
+          <w:bCs w:val="1"/>
+        </w:rPr>
+        <w:t>)</w:t>
       </w:r>
     </w:p>
     <w:p>

--- a/fuentes/CF2_DI.docx
+++ b/fuentes/CF2_DI.docx
@@ -1,6 +1,6 @@
 
 <file path=word/document.xml><?xml version="1.0" encoding="utf-8"?>
-<w:document xmlns:wpc="http://schemas.microsoft.com/office/word/2010/wordprocessingCanvas" xmlns:cx="http://schemas.microsoft.com/office/drawing/2014/chartex" xmlns:cx1="http://schemas.microsoft.com/office/drawing/2015/9/8/chartex" xmlns:cx2="http://schemas.microsoft.com/office/drawing/2015/10/21/chartex" xmlns:cx3="http://schemas.microsoft.com/office/drawing/2016/5/9/chartex" xmlns:cx4="http://schemas.microsoft.com/office/drawing/2016/5/10/chartex" xmlns:cx5="http://schemas.microsoft.com/office/drawing/2016/5/11/chartex" xmlns:cx6="http://schemas.microsoft.com/office/drawing/2016/5/12/chartex" xmlns:cx7="http://schemas.microsoft.com/office/drawing/2016/5/13/chartex" xmlns:cx8="http://schemas.microsoft.com/office/drawing/2016/5/14/chartex" xmlns:mc="http://schemas.openxmlformats.org/markup-compatibility/2006" xmlns:aink="http://schemas.microsoft.com/office/drawing/2016/ink" xmlns:am3d="http://schemas.microsoft.com/office/drawing/2017/model3d" xmlns:o="urn:schemas-microsoft-com:office:office" xmlns:r="http://schemas.openxmlformats.org/officeDocument/2006/relationships" xmlns:m="http://schemas.openxmlformats.org/officeDocument/2006/math" xmlns:v="urn:schemas-microsoft-com:vml" xmlns:wp14="http://schemas.microsoft.com/office/word/2010/wordprocessingDrawing" xmlns:wp="http://schemas.openxmlformats.org/drawingml/2006/wordprocessingDrawing" xmlns:w10="urn:schemas-microsoft-com:office:word" xmlns:w="http://schemas.openxmlformats.org/wordprocessingml/2006/main" xmlns:w14="http://schemas.microsoft.com/office/word/2010/wordml" xmlns:w15="http://schemas.microsoft.com/office/word/2012/wordml" xmlns:w16cex="http://schemas.microsoft.com/office/word/2018/wordml/cex" xmlns:w16cid="http://schemas.microsoft.com/office/word/2016/wordml/cid" xmlns:w16="http://schemas.microsoft.com/office/word/2018/wordml" xmlns:w16sdtdh="http://schemas.microsoft.com/office/word/2020/wordml/sdtdatahash" xmlns:w16se="http://schemas.microsoft.com/office/word/2015/wordml/symex" xmlns:wpg="http://schemas.microsoft.com/office/word/2010/wordprocessingGroup" xmlns:wpi="http://schemas.microsoft.com/office/word/2010/wordprocessingInk" xmlns:wne="http://schemas.microsoft.com/office/word/2006/wordml" xmlns:wps="http://schemas.microsoft.com/office/word/2010/wordprocessingShape" xmlns:a="http://schemas.openxmlformats.org/drawingml/2006/main" xmlns:pic="http://schemas.openxmlformats.org/drawingml/2006/picture" xmlns:a14="http://schemas.microsoft.com/office/drawing/2010/main" xmlns:dgm="http://schemas.openxmlformats.org/drawingml/2006/diagram" mc:Ignorable="w14 w15 w16se w16cid w16 w16cex w16sdtdh wp14">
+<w:document xmlns:wpc="http://schemas.microsoft.com/office/word/2010/wordprocessingCanvas" xmlns:cx="http://schemas.microsoft.com/office/drawing/2014/chartex" xmlns:cx1="http://schemas.microsoft.com/office/drawing/2015/9/8/chartex" xmlns:cx2="http://schemas.microsoft.com/office/drawing/2015/10/21/chartex" xmlns:cx3="http://schemas.microsoft.com/office/drawing/2016/5/9/chartex" xmlns:cx4="http://schemas.microsoft.com/office/drawing/2016/5/10/chartex" xmlns:cx5="http://schemas.microsoft.com/office/drawing/2016/5/11/chartex" xmlns:cx6="http://schemas.microsoft.com/office/drawing/2016/5/12/chartex" xmlns:cx7="http://schemas.microsoft.com/office/drawing/2016/5/13/chartex" xmlns:cx8="http://schemas.microsoft.com/office/drawing/2016/5/14/chartex" xmlns:mc="http://schemas.openxmlformats.org/markup-compatibility/2006" xmlns:aink="http://schemas.microsoft.com/office/drawing/2016/ink" xmlns:am3d="http://schemas.microsoft.com/office/drawing/2017/model3d" xmlns:o="urn:schemas-microsoft-com:office:office" xmlns:r="http://schemas.openxmlformats.org/officeDocument/2006/relationships" xmlns:m="http://schemas.openxmlformats.org/officeDocument/2006/math" xmlns:v="urn:schemas-microsoft-com:vml" xmlns:wp14="http://schemas.microsoft.com/office/word/2010/wordprocessingDrawing" xmlns:wp="http://schemas.openxmlformats.org/drawingml/2006/wordprocessingDrawing" xmlns:w10="urn:schemas-microsoft-com:office:word" xmlns:w="http://schemas.openxmlformats.org/wordprocessingml/2006/main" xmlns:w14="http://schemas.microsoft.com/office/word/2010/wordml" xmlns:w15="http://schemas.microsoft.com/office/word/2012/wordml" xmlns:w16cex="http://schemas.microsoft.com/office/word/2018/wordml/cex" xmlns:w16cid="http://schemas.microsoft.com/office/word/2016/wordml/cid" xmlns:w16="http://schemas.microsoft.com/office/word/2018/wordml" xmlns:w16sdtdh="http://schemas.microsoft.com/office/word/2020/wordml/sdtdatahash" xmlns:w16se="http://schemas.microsoft.com/office/word/2015/wordml/symex" xmlns:wpg="http://schemas.microsoft.com/office/word/2010/wordprocessingGroup" xmlns:wpi="http://schemas.microsoft.com/office/word/2010/wordprocessingInk" xmlns:wne="http://schemas.microsoft.com/office/word/2006/wordml" xmlns:wps="http://schemas.microsoft.com/office/word/2010/wordprocessingShape" mc:Ignorable="w14 w15 w16se w16cid w16 w16cex w16sdtdh wp14">
   <w:body>
     <w:p>
       <w:pPr>
@@ -39,12 +39,12 @@
         <w:tblW w:w="9962" w:type="dxa"/>
         <w:tblInd w:w="0" w:type="dxa"/>
         <w:tblBorders>
-          <w:top w:val="single" w:color="000000" w:sz="4" w:space="0"/>
-          <w:left w:val="single" w:color="000000" w:sz="4" w:space="0"/>
-          <w:bottom w:val="single" w:color="000000" w:sz="4" w:space="0"/>
-          <w:right w:val="single" w:color="000000" w:sz="4" w:space="0"/>
-          <w:insideH w:val="single" w:color="000000" w:sz="4" w:space="0"/>
-          <w:insideV w:val="single" w:color="000000" w:sz="4" w:space="0"/>
+          <w:top w:val="single" w:sz="4" w:space="0" w:color="000000"/>
+          <w:left w:val="single" w:sz="4" w:space="0" w:color="000000"/>
+          <w:bottom w:val="single" w:sz="4" w:space="0" w:color="000000"/>
+          <w:right w:val="single" w:sz="4" w:space="0" w:color="000000"/>
+          <w:insideH w:val="single" w:sz="4" w:space="0" w:color="000000"/>
+          <w:insideV w:val="single" w:sz="4" w:space="0" w:color="000000"/>
         </w:tblBorders>
         <w:tblLayout w:type="fixed"/>
         <w:tblLook w:val="0400" w:firstRow="0" w:lastRow="0" w:firstColumn="0" w:lastColumn="0" w:noHBand="0" w:noVBand="1"/>
@@ -128,12 +128,12 @@
         <w:tblW w:w="9962" w:type="dxa"/>
         <w:tblInd w:w="0" w:type="dxa"/>
         <w:tblBorders>
-          <w:top w:val="single" w:color="000000" w:sz="4" w:space="0"/>
-          <w:left w:val="single" w:color="000000" w:sz="4" w:space="0"/>
-          <w:bottom w:val="single" w:color="000000" w:sz="4" w:space="0"/>
-          <w:right w:val="single" w:color="000000" w:sz="4" w:space="0"/>
-          <w:insideH w:val="single" w:color="000000" w:sz="4" w:space="0"/>
-          <w:insideV w:val="single" w:color="000000" w:sz="4" w:space="0"/>
+          <w:top w:val="single" w:sz="4" w:space="0" w:color="000000"/>
+          <w:left w:val="single" w:sz="4" w:space="0" w:color="000000"/>
+          <w:bottom w:val="single" w:sz="4" w:space="0" w:color="000000"/>
+          <w:right w:val="single" w:sz="4" w:space="0" w:color="000000"/>
+          <w:insideH w:val="single" w:sz="4" w:space="0" w:color="000000"/>
+          <w:insideV w:val="single" w:sz="4" w:space="0" w:color="000000"/>
         </w:tblBorders>
         <w:tblLayout w:type="fixed"/>
         <w:tblLook w:val="0400" w:firstRow="0" w:lastRow="0" w:firstColumn="0" w:lastColumn="0" w:noHBand="0" w:noVBand="1"/>
@@ -277,12 +277,12 @@
         <w:tblW w:w="9962" w:type="dxa"/>
         <w:tblInd w:w="0" w:type="dxa"/>
         <w:tblBorders>
-          <w:top w:val="single" w:color="000000" w:sz="4" w:space="0"/>
-          <w:left w:val="single" w:color="000000" w:sz="4" w:space="0"/>
-          <w:bottom w:val="single" w:color="000000" w:sz="4" w:space="0"/>
-          <w:right w:val="single" w:color="000000" w:sz="4" w:space="0"/>
-          <w:insideH w:val="single" w:color="000000" w:sz="4" w:space="0"/>
-          <w:insideV w:val="single" w:color="000000" w:sz="4" w:space="0"/>
+          <w:top w:val="single" w:sz="4" w:space="0" w:color="000000"/>
+          <w:left w:val="single" w:sz="4" w:space="0" w:color="000000"/>
+          <w:bottom w:val="single" w:sz="4" w:space="0" w:color="000000"/>
+          <w:right w:val="single" w:sz="4" w:space="0" w:color="000000"/>
+          <w:insideH w:val="single" w:sz="4" w:space="0" w:color="000000"/>
+          <w:insideV w:val="single" w:sz="4" w:space="0" w:color="000000"/>
         </w:tblBorders>
         <w:tblLayout w:type="fixed"/>
         <w:tblLook w:val="0400" w:firstRow="0" w:lastRow="0" w:firstColumn="0" w:lastColumn="0" w:noHBand="0" w:noVBand="1"/>
@@ -524,12 +524,12 @@
         <w:tblW w:w="9962" w:type="dxa"/>
         <w:tblInd w:w="0" w:type="dxa"/>
         <w:tblBorders>
-          <w:top w:val="single" w:color="000000" w:sz="4" w:space="0"/>
-          <w:left w:val="single" w:color="000000" w:sz="4" w:space="0"/>
-          <w:bottom w:val="single" w:color="000000" w:sz="4" w:space="0"/>
-          <w:right w:val="single" w:color="000000" w:sz="4" w:space="0"/>
-          <w:insideH w:val="single" w:color="000000" w:sz="4" w:space="0"/>
-          <w:insideV w:val="single" w:color="000000" w:sz="4" w:space="0"/>
+          <w:top w:val="single" w:sz="4" w:space="0" w:color="000000"/>
+          <w:left w:val="single" w:sz="4" w:space="0" w:color="000000"/>
+          <w:bottom w:val="single" w:sz="4" w:space="0" w:color="000000"/>
+          <w:right w:val="single" w:sz="4" w:space="0" w:color="000000"/>
+          <w:insideH w:val="single" w:sz="4" w:space="0" w:color="000000"/>
+          <w:insideV w:val="single" w:sz="4" w:space="0" w:color="000000"/>
         </w:tblBorders>
         <w:tblLayout w:type="fixed"/>
         <w:tblLook w:val="0400" w:firstRow="0" w:lastRow="0" w:firstColumn="0" w:lastColumn="0" w:noHBand="0" w:noVBand="1"/>
@@ -1346,8 +1346,8 @@
           </mc:Choice>
           <mc:Fallback>
             <w:pict>
-              <v:rect id="Rectángulo 3" style="position:absolute;margin-left:83.4pt;margin-top:123.05pt;width:20.6pt;height:10.2pt;z-index:251661312;visibility:visible;mso-wrap-style:square;mso-width-percent:0;mso-height-percent:0;mso-wrap-distance-left:9pt;mso-wrap-distance-top:0;mso-wrap-distance-right:9pt;mso-wrap-distance-bottom:0;mso-position-horizontal:absolute;mso-position-horizontal-relative:text;mso-position-vertical:absolute;mso-position-vertical-relative:text;mso-width-percent:0;mso-height-percent:0;mso-width-relative:margin;mso-height-relative:margin;v-text-anchor:middle" o:spid="_x0000_s1026" filled="f" strokecolor="red" w14:anchorId="57F7CBE6" o:gfxdata="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">
-                <v:shadow on="t" color="black" opacity="22937f" offset="0,.63889mm" origin=",.5"/>
+              <v:rect w14:anchorId="57F7CBE6" id="Rectángulo 3" o:spid="_x0000_s1026" style="position:absolute;margin-left:83.4pt;margin-top:123.05pt;width:20.6pt;height:10.2pt;z-index:251661312;visibility:visible;mso-wrap-style:square;mso-width-percent:0;mso-height-percent:0;mso-wrap-distance-left:9pt;mso-wrap-distance-top:0;mso-wrap-distance-right:9pt;mso-wrap-distance-bottom:0;mso-position-horizontal:absolute;mso-position-horizontal-relative:text;mso-position-vertical:absolute;mso-position-vertical-relative:text;mso-width-percent:0;mso-height-percent:0;mso-width-relative:margin;mso-height-relative:margin;v-text-anchor:middle" o:gfxdata="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" filled="f" strokecolor="red">
+                <v:shadow on="t" color="black" opacity="22937f" origin=",.5" offset="0,.63889mm"/>
               </v:rect>
             </w:pict>
           </mc:Fallback>
@@ -1426,8 +1426,8 @@
           </mc:Choice>
           <mc:Fallback>
             <w:pict>
-              <v:rect id="Rectángulo 1" style="position:absolute;margin-left:106.85pt;margin-top:18.4pt;width:44.05pt;height:22.8pt;z-index:251659264;visibility:visible;mso-wrap-style:square;mso-width-percent:0;mso-height-percent:0;mso-wrap-distance-left:9pt;mso-wrap-distance-top:0;mso-wrap-distance-right:9pt;mso-wrap-distance-bottom:0;mso-position-horizontal:absolute;mso-position-horizontal-relative:text;mso-position-vertical:absolute;mso-position-vertical-relative:text;mso-width-percent:0;mso-height-percent:0;mso-width-relative:margin;mso-height-relative:margin;v-text-anchor:middle" o:spid="_x0000_s1026" filled="f" strokecolor="red" w14:anchorId="01CF7DF7" o:gfxdata="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">
-                <v:shadow on="t" color="black" opacity="22937f" offset="0,.63889mm" origin=",.5"/>
+              <v:rect w14:anchorId="01CF7DF7" id="Rectángulo 1" o:spid="_x0000_s1026" style="position:absolute;margin-left:106.85pt;margin-top:18.4pt;width:44.05pt;height:22.8pt;z-index:251659264;visibility:visible;mso-wrap-style:square;mso-width-percent:0;mso-height-percent:0;mso-wrap-distance-left:9pt;mso-wrap-distance-top:0;mso-wrap-distance-right:9pt;mso-wrap-distance-bottom:0;mso-position-horizontal:absolute;mso-position-horizontal-relative:text;mso-position-vertical:absolute;mso-position-vertical-relative:text;mso-width-percent:0;mso-height-percent:0;mso-width-relative:margin;mso-height-relative:margin;v-text-anchor:middle" o:gfxdata="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" filled="f" strokecolor="red">
+                <v:shadow on="t" color="black" opacity="22937f" origin=",.5" offset="0,.63889mm"/>
               </v:rect>
             </w:pict>
           </mc:Fallback>
@@ -1601,14 +1601,7 @@
           <w:sz w:val="24"/>
           <w:szCs w:val="24"/>
         </w:rPr>
-        <w:t>Preguntas relacionadas con el concepto de mensaje</w:t>
-      </w:r>
-      <w:r>
-        <w:rPr>
-          <w:sz w:val="24"/>
-          <w:szCs w:val="24"/>
-        </w:rPr>
-        <w:t>.</w:t>
+        <w:t xml:space="preserve">Preguntas relacionadas con el concepto de mensaje </w:t>
       </w:r>
     </w:p>
     <w:p/>
@@ -1819,7 +1812,13 @@
         </w:numPr>
       </w:pPr>
       <w:r>
-        <w:t>Qué o a quiénes se observará para así esclarecer el objeto de estudio.</w:t>
+        <w:t>¿</w:t>
+      </w:r>
+      <w:r>
+        <w:t>Qué o a quiénes se observará para así esclarecer el objeto de estudio</w:t>
+      </w:r>
+      <w:r>
+        <w:t>?</w:t>
       </w:r>
     </w:p>
     <w:p/>
@@ -1984,15 +1983,9 @@
           <w:ilvl w:val="0"/>
           <w:numId w:val="13"/>
         </w:numPr>
-        <w:rPr/>
-      </w:pPr>
-      <w:r>
-        <w:rPr/>
+      </w:pPr>
+      <w:r>
         <w:t>Aportar conocimientos.</w:t>
-      </w:r>
-      <w:r>
-        <w:rPr/>
-        <w:t xml:space="preserve"> </w:t>
       </w:r>
     </w:p>
     <w:p/>
@@ -2036,7 +2029,19 @@
         <w:spacing w:line="360" w:lineRule="auto"/>
       </w:pPr>
       <w:r>
-        <w:t>Esta respuesta se articula con el tema anterior pregunta, observación e interpretación, son elementos constitutivos del argumento que transversalizan la construcción de un argumento. Para argumentar hay que preguntarse, inquietarse, generar hipótesis, ver el todo de una manera holística, no solo observar una parte, sino las partes en relación con el todo.</w:t>
+        <w:t>Esta respuesta se articula con el tema anterior</w:t>
+      </w:r>
+      <w:r>
+        <w:t>:</w:t>
+      </w:r>
+      <w:r>
+        <w:t xml:space="preserve"> pregunta, observación</w:t>
+      </w:r>
+      <w:r>
+        <w:t xml:space="preserve"> y</w:t>
+      </w:r>
+      <w:r>
+        <w:t xml:space="preserve"> interpretación, son elementos constitutivos del argumento que transversalizan la construcción de un argumento. Para argumentar hay que preguntarse, inquietarse, generar hipótesis, ver el todo de una manera holística, no solo observar una parte, sino las partes en relación con el todo.</w:t>
       </w:r>
     </w:p>
     <w:p>
@@ -2290,7 +2295,13 @@
         <w:spacing w:line="360" w:lineRule="auto"/>
       </w:pPr>
       <w:r>
-        <w:t>Para Aristóteles (340 a. C.), una proposición es “un discurso enunciativo perfecto que se expresaba en un juicio que significaba falso o verdadero”, significado que se retoma, toda vez que para considerar un tesis, situación o idea como cierta o falsa el individuo está llamado a construir el argumento de su apreciación, para que de esta manera los conocimientos o la información que aporta sea precisa, clara y la relación es precisa.</w:t>
+        <w:t>Para Aristóteles (340 a. C.), una proposición es “un discurso enunciativo perfecto que se expresaba en un juicio que significaba falso o verdadero”, significado que se retoma, toda vez que para considerar un</w:t>
+      </w:r>
+      <w:r>
+        <w:t>a</w:t>
+      </w:r>
+      <w:r>
+        <w:t xml:space="preserve"> tesis, situación o idea como cierta o falsa el individuo está llamado a construir el argumento de su apreciación, para que de esta manera los conocimientos o la información que aporta sea precisa, clara y la relación es precisa.</w:t>
       </w:r>
     </w:p>
     <w:p>
@@ -2384,16 +2395,7 @@
         <w:spacing w:line="360" w:lineRule="auto"/>
       </w:pPr>
       <w:r>
-        <w:rPr/>
-        <w:t>De otra parte, para Bustamante (2009)</w:t>
-      </w:r>
-      <w:r>
-        <w:rPr/>
-        <w:t>,</w:t>
-      </w:r>
-      <w:r>
-        <w:rPr/>
-        <w:t xml:space="preserve"> un argumento o razonamiento es un bloque de proposiciones, con el cual se afirma que una de ellas, llamada conclusión se deriva, se desprende o se sigue como consecuencia de otras proposiciones del mismo bloque llamadas “premisas”.</w:t>
+        <w:t>De otra parte, para Bustamante (2009) un argumento o razonamiento es un bloque de proposiciones, con el cual se afirma que una de ellas, llamada conclusión se deriva, se desprende o se sigue como consecuencia de otras proposiciones del mismo bloque llamadas “premisas”.</w:t>
       </w:r>
     </w:p>
     <w:p>
@@ -2406,16 +2408,7 @@
         <w:spacing w:line="360" w:lineRule="auto"/>
       </w:pPr>
       <w:r>
-        <w:rPr/>
-        <w:t>Por último y siguiendo, con Bustamante (2009)</w:t>
-      </w:r>
-      <w:r>
-        <w:rPr/>
-        <w:t xml:space="preserve">, </w:t>
-      </w:r>
-      <w:r>
-        <w:rPr/>
-        <w:t>un ejemplo de estructura de argumento puede ser.</w:t>
+        <w:t>Por último y siguiendo, con Bustamante (2009) un ejemplo de estructura de argumento puede ser.</w:t>
       </w:r>
     </w:p>
     <w:p>
@@ -2488,28 +2481,17 @@
         <w:spacing w:line="360" w:lineRule="auto"/>
       </w:pPr>
       <w:r>
-        <w:rPr/>
         <w:t xml:space="preserve">{1} </w:t>
       </w:r>
       <w:r>
-        <w:rPr/>
         <w:t>[</w:t>
       </w:r>
       <w:r>
-        <w:rPr/>
         <w:t xml:space="preserve">En las democracias, las leyes generalmente tienden a promover el beneficio del mayor número posible de personas]; porque {2} [tales leyes emanan de la mayoría de los ciudadanos, quienes están sujetos a error, pero no pueden tener intereses opuestos a su propio beneficio]. Por el contrario, {3} </w:t>
       </w:r>
       <w:r>
-        <w:rPr/>
-        <w:t>[en una aristocracia las leyes tienden a concentrar la riqueza y el poder en las manos de la min</w:t>
-      </w:r>
-      <w:r>
-        <w:rPr/>
-        <w:t>oría</w:t>
-      </w:r>
-      <w:r>
-        <w:rPr/>
-        <w:t>]; porque {4} [una aristocracia, por su misma naturaleza, constituye una minoría]. En consecuencia, {5} [se puede asegurar, como afirmación general, que el propósito de la legislación es más útil a la humanidad en una democracia que en una aristocracia].</w:t>
+        <w:lastRenderedPageBreak/>
+        <w:t>[en una aristocracia las leyes tienden a concentrar la riqueza y el poder en las manos de la minarla]; porque {4} [una aristocracia, por su misma naturaleza, constituye una minoría]. En consecuencia, {5} [se puede asegurar, como afirmación general, que el propósito de la legislación es más útil a la humanidad en una democracia que en una aristocracia].</w:t>
       </w:r>
     </w:p>
     <w:p>
@@ -2904,7 +2886,7 @@
       <w:r>
         <w:t xml:space="preserve">Se invita a explorar el video </w:t>
       </w:r>
-      <w:hyperlink w:history="1" r:id="rId20">
+      <w:hyperlink r:id="rId20" w:history="1">
         <w:r>
           <w:rPr>
             <w:rStyle w:val="Hipervnculo"/>
@@ -3407,16 +3389,7 @@
     </w:p>
     <w:p>
       <w:r>
-        <w:rPr/>
-        <w:t xml:space="preserve">Así, el proceso de comprensión y argumentación a través del pensamiento </w:t>
-      </w:r>
-      <w:r>
-        <w:rPr/>
-        <w:t>verbal</w:t>
-      </w:r>
-      <w:r>
-        <w:rPr/>
-        <w:t xml:space="preserve"> sería:</w:t>
+        <w:t>Así, el proceso de comprensión y argumentación a través del pensamiento verbal, sería:</w:t>
       </w:r>
     </w:p>
     <w:p/>
@@ -3750,28 +3723,8 @@
         <w:spacing w:line="360" w:lineRule="auto"/>
       </w:pPr>
       <w:r>
-        <w:rPr/>
-        <w:t xml:space="preserve">La argumentación no es una única forma de razonar, sino que puede adoptar distintas estructuras dependiendo del objetivo, la audiencia y el contexto. A continuación, </w:t>
-      </w:r>
-      <w:r>
-        <w:rPr/>
-        <w:t>se</w:t>
-      </w:r>
-      <w:r>
-        <w:rPr/>
-        <w:t xml:space="preserve"> </w:t>
-      </w:r>
-      <w:r>
-        <w:rPr/>
-        <w:t>present</w:t>
-      </w:r>
-      <w:r>
-        <w:rPr/>
-        <w:t>an</w:t>
-      </w:r>
-      <w:r>
-        <w:rPr/>
-        <w:t xml:space="preserve"> los tipos más comunes de argumentación, junto con las bases teóricas que los sustentan.</w:t>
+        <w:lastRenderedPageBreak/>
+        <w:t>La argumentación no es una única forma de razonar, sino que puede adoptar distintas estructuras dependiendo del objetivo, la audiencia y el contexto. A continuación, te presento los tipos más comunes de argumentación, junto con las bases teóricas que los sustentan.</w:t>
       </w:r>
     </w:p>
     <w:p>
@@ -4018,19 +3971,9 @@
           <w:numId w:val="28"/>
         </w:numPr>
         <w:spacing w:line="360" w:lineRule="auto"/>
-        <w:rPr/>
-      </w:pPr>
-      <w:r>
-        <w:rPr/>
-        <w:t xml:space="preserve">Observación 1: </w:t>
-      </w:r>
-      <w:r>
-        <w:rPr/>
-        <w:t>e</w:t>
-      </w:r>
-      <w:r>
-        <w:rPr/>
-        <w:t>l sol salió todos los días de la semana pasada.</w:t>
+      </w:pPr>
+      <w:r>
+        <w:t>Observación 1: El sol salió todos los días de la semana pasada.</w:t>
       </w:r>
     </w:p>
     <w:p>
@@ -4041,19 +3984,9 @@
           <w:numId w:val="28"/>
         </w:numPr>
         <w:spacing w:line="360" w:lineRule="auto"/>
-        <w:rPr/>
-      </w:pPr>
-      <w:r>
-        <w:rPr/>
-        <w:t xml:space="preserve">Observación 2: </w:t>
-      </w:r>
-      <w:r>
-        <w:rPr/>
-        <w:t>e</w:t>
-      </w:r>
-      <w:r>
-        <w:rPr/>
-        <w:t>l sol ha salido todos los días durante el mes.</w:t>
+      </w:pPr>
+      <w:r>
+        <w:t>Observación 2: El sol ha salido todos los días durante el mes.</w:t>
       </w:r>
     </w:p>
     <w:p>
@@ -4064,19 +3997,9 @@
           <w:numId w:val="28"/>
         </w:numPr>
         <w:spacing w:line="360" w:lineRule="auto"/>
-        <w:rPr/>
-      </w:pPr>
-      <w:r>
-        <w:rPr/>
-        <w:t xml:space="preserve">Conclusión: </w:t>
-      </w:r>
-      <w:r>
-        <w:rPr/>
-        <w:t>e</w:t>
-      </w:r>
-      <w:r>
-        <w:rPr/>
-        <w:t>l sol siempre sale por la mañana.</w:t>
+      </w:pPr>
+      <w:r>
+        <w:t>Conclusión: El sol siempre sale por la mañana.</w:t>
       </w:r>
     </w:p>
     <w:p>
@@ -4198,26 +4121,16 @@
           <w:numId w:val="30"/>
         </w:numPr>
         <w:spacing w:line="360" w:lineRule="auto"/>
-        <w:rPr/>
-      </w:pPr>
-      <w:r>
-        <w:rPr>
-          <w:b w:val="1"/>
-          <w:bCs w:val="1"/>
+      </w:pPr>
+      <w:r>
+        <w:rPr>
+          <w:b/>
+          <w:bCs/>
         </w:rPr>
         <w:t>Situación 1:</w:t>
       </w:r>
       <w:r>
-        <w:rPr/>
-        <w:t xml:space="preserve"> </w:t>
-      </w:r>
-      <w:r>
-        <w:rPr/>
-        <w:t>l</w:t>
-      </w:r>
-      <w:r>
-        <w:rPr/>
-        <w:t>os humanos tienen una función vital que es la circulación sanguínea.</w:t>
+        <w:t xml:space="preserve"> Los humanos tienen una función vital que es la circulación sanguínea.</w:t>
       </w:r>
     </w:p>
     <w:p>
@@ -4227,26 +4140,16 @@
           <w:numId w:val="30"/>
         </w:numPr>
         <w:spacing w:line="360" w:lineRule="auto"/>
-        <w:rPr/>
-      </w:pPr>
-      <w:r>
-        <w:rPr>
-          <w:b w:val="1"/>
-          <w:bCs w:val="1"/>
+      </w:pPr>
+      <w:r>
+        <w:rPr>
+          <w:b/>
+          <w:bCs/>
         </w:rPr>
         <w:t>Situación 2:</w:t>
       </w:r>
       <w:r>
-        <w:rPr/>
-        <w:t xml:space="preserve"> </w:t>
-      </w:r>
-      <w:r>
-        <w:rPr/>
-        <w:t>l</w:t>
-      </w:r>
-      <w:r>
-        <w:rPr/>
-        <w:t>as máquinas tienen sistemas de circulación para mantener su funcionamiento.</w:t>
+        <w:t xml:space="preserve"> Las máquinas tienen sistemas de circulación para mantener su funcionamiento.</w:t>
       </w:r>
     </w:p>
     <w:p>
@@ -4256,26 +4159,16 @@
           <w:numId w:val="30"/>
         </w:numPr>
         <w:spacing w:line="360" w:lineRule="auto"/>
-        <w:rPr/>
-      </w:pPr>
-      <w:r>
-        <w:rPr>
-          <w:b w:val="1"/>
-          <w:bCs w:val="1"/>
+      </w:pPr>
+      <w:r>
+        <w:rPr>
+          <w:b/>
+          <w:bCs/>
         </w:rPr>
         <w:t>Conclusión:</w:t>
       </w:r>
       <w:r>
-        <w:rPr/>
-        <w:t xml:space="preserve"> </w:t>
-      </w:r>
-      <w:r>
-        <w:rPr/>
-        <w:t>a</w:t>
-      </w:r>
-      <w:r>
-        <w:rPr/>
-        <w:t>sí como los humanos necesitan sangre para sobrevivir, las máquinas necesitan un sistema de circulación para operar correctamente.</w:t>
+        <w:t xml:space="preserve"> Así como los humanos necesitan sangre para sobrevivir, las máquinas necesitan un sistema de circulación para operar correctamente.</w:t>
       </w:r>
     </w:p>
     <w:p>
@@ -4411,22 +4304,9 @@
           <w:ilvl w:val="0"/>
           <w:numId w:val="33"/>
         </w:numPr>
-        <w:rPr/>
-      </w:pPr>
-      <w:r>
-        <w:rPr/>
-        <w:t xml:space="preserve">Aristóteles también habla del </w:t>
-      </w:r>
-      <w:r>
-        <w:rPr>
-          <w:i w:val="1"/>
-          <w:iCs w:val="1"/>
-        </w:rPr>
-        <w:t xml:space="preserve">ethos </w:t>
-      </w:r>
-      <w:r>
-        <w:rPr/>
-        <w:t>(carácter) como uno de los modos de persuasión en su retórica. La autoridad en el contexto educativo juega un rol clave en la enseñanza y en la transmisión de conocimiento.</w:t>
+      </w:pPr>
+      <w:r>
+        <w:t>Aristóteles también habla del ethos (carácter) como uno de los modos de persuasión en su retórica. La autoridad en el contexto educativo juega un rol clave en la enseñanza y en la transmisión de conocimiento.</w:t>
       </w:r>
     </w:p>
     <w:p/>
@@ -4482,32 +4362,16 @@
       <w:pPr>
         <w:spacing w:line="360" w:lineRule="auto"/>
         <w:rPr>
-          <w:b w:val="1"/>
-          <w:bCs w:val="1"/>
-        </w:rPr>
-      </w:pPr>
-      <w:r>
-        <w:rPr>
-          <w:b w:val="1"/>
-          <w:bCs w:val="1"/>
-        </w:rPr>
-        <w:t>6. Argumentación emocional (</w:t>
-      </w:r>
-      <w:r>
-        <w:rPr>
-          <w:b w:val="1"/>
-          <w:bCs w:val="1"/>
-          <w:i w:val="1"/>
-          <w:iCs w:val="1"/>
-        </w:rPr>
-        <w:t>pathos</w:t>
-      </w:r>
-      <w:r>
-        <w:rPr>
-          <w:b w:val="1"/>
-          <w:bCs w:val="1"/>
-        </w:rPr>
-        <w:t>)</w:t>
+          <w:b/>
+          <w:bCs/>
+        </w:rPr>
+      </w:pPr>
+      <w:r>
+        <w:rPr>
+          <w:b/>
+          <w:bCs/>
+        </w:rPr>
+        <w:t>6. Argumentación emocional (pathos)</w:t>
       </w:r>
     </w:p>
     <w:p>
@@ -4575,19 +4439,9 @@
           <w:numId w:val="36"/>
         </w:numPr>
         <w:spacing w:line="360" w:lineRule="auto"/>
-        <w:rPr/>
-      </w:pPr>
-      <w:r>
-        <w:rPr/>
-        <w:t>Argumento emocional: imag</w:t>
-      </w:r>
-      <w:r>
-        <w:rPr/>
-        <w:t>ine</w:t>
-      </w:r>
-      <w:r>
-        <w:rPr/>
-        <w:t xml:space="preserve"> perder a un ser querido por un accidente que pudo haberse evitado con medidas de seguridad vial.</w:t>
+      </w:pPr>
+      <w:r>
+        <w:t>Argumento emocional: imagínate perder a un ser querido por un accidente que pudo haberse evitado con medidas de seguridad vial.</w:t>
       </w:r>
     </w:p>
     <w:p>
@@ -4603,19 +4457,9 @@
           <w:numId w:val="36"/>
         </w:numPr>
         <w:spacing w:line="360" w:lineRule="auto"/>
-        <w:rPr/>
-      </w:pPr>
-      <w:r>
-        <w:rPr/>
-        <w:t xml:space="preserve">Conclusión emocional: </w:t>
-      </w:r>
-      <w:r>
-        <w:rPr/>
-        <w:t>se debe</w:t>
-      </w:r>
-      <w:r>
-        <w:rPr/>
-        <w:t xml:space="preserve"> usar siempre el cinturón de seguridad para evitar tragedias.</w:t>
+      </w:pPr>
+      <w:r>
+        <w:t>Conclusión emocional: debemos usar siempre el cinturón de seguridad para evitar tragedias.</w:t>
       </w:r>
     </w:p>
     <w:p>
@@ -4712,8 +4556,6 @@
     <w:p/>
     <w:p>
       <w:pPr>
-        <w:pStyle w:val="Prrafodelista"/>
-        <w:ind w:left="720"/>
         <w:rPr>
           <w:sz w:val="24"/>
           <w:szCs w:val="24"/>
@@ -4726,114 +4568,70 @@
         </w:rPr>
         <w:t>Recomendaciones para argumentar mejor</w:t>
       </w:r>
-      <w:r>
-        <w:rPr>
-          <w:sz w:val="24"/>
-          <w:szCs w:val="24"/>
-        </w:rPr>
-        <w:t>.</w:t>
-      </w:r>
-    </w:p>
-    <w:p>
-      <w:pPr>
-        <w:pStyle w:val="Prrafodelista"/>
-        <w:ind w:left="720"/>
-        <w:rPr>
-          <w:sz w:val="24"/>
-          <w:szCs w:val="24"/>
-        </w:rPr>
-      </w:pPr>
     </w:p>
     <w:p>
       <w:pPr>
         <w:pStyle w:val="Prrafodelista"/>
         <w:numPr>
           <w:ilvl w:val="0"/>
-          <w:numId w:val="40"/>
+          <w:numId w:val="37"/>
         </w:numPr>
-        <w:rPr>
-          <w:sz w:val="22"/>
-          <w:szCs w:val="22"/>
-        </w:rPr>
-      </w:pPr>
-      <w:r>
-        <w:rPr/>
-        <w:t>Escuchar con respeto antes de responder.</w:t>
-      </w:r>
-    </w:p>
+      </w:pPr>
+      <w:r>
+        <w:t>Escucha con respeto antes de responder.</w:t>
+      </w:r>
+    </w:p>
+    <w:p/>
     <w:p>
       <w:pPr>
         <w:pStyle w:val="Prrafodelista"/>
         <w:numPr>
           <w:ilvl w:val="0"/>
-          <w:numId w:val="40"/>
+          <w:numId w:val="37"/>
         </w:numPr>
-        <w:rPr>
-          <w:sz w:val="22"/>
-          <w:szCs w:val="22"/>
-        </w:rPr>
-      </w:pPr>
-      <w:r>
-        <w:rPr/>
-        <w:t>Usar un lenguaje claro y ordenado.</w:t>
-      </w:r>
-    </w:p>
+      </w:pPr>
+      <w:r>
+        <w:t>Usa un lenguaje claro y ordenado.</w:t>
+      </w:r>
+    </w:p>
+    <w:p/>
     <w:p>
       <w:pPr>
         <w:pStyle w:val="Prrafodelista"/>
         <w:numPr>
           <w:ilvl w:val="0"/>
-          <w:numId w:val="40"/>
+          <w:numId w:val="37"/>
         </w:numPr>
-        <w:rPr>
-          <w:sz w:val="22"/>
-          <w:szCs w:val="22"/>
-        </w:rPr>
-      </w:pPr>
-      <w:r>
-        <w:rPr/>
-        <w:t>Evitar imponer la propia opinión.</w:t>
-      </w:r>
-    </w:p>
+      </w:pPr>
+      <w:r>
+        <w:t>Evita imponer tu opinión.</w:t>
+      </w:r>
+    </w:p>
+    <w:p/>
     <w:p>
       <w:pPr>
         <w:pStyle w:val="Prrafodelista"/>
         <w:numPr>
           <w:ilvl w:val="0"/>
-          <w:numId w:val="40"/>
+          <w:numId w:val="37"/>
         </w:numPr>
-        <w:rPr>
-          <w:sz w:val="22"/>
-          <w:szCs w:val="22"/>
-        </w:rPr>
-      </w:pPr>
-      <w:r>
-        <w:rPr/>
-        <w:t>Investigar antes de argumentar.</w:t>
-      </w:r>
-    </w:p>
+      </w:pPr>
+      <w:r>
+        <w:t>Investiga antes de argumentar.</w:t>
+      </w:r>
+    </w:p>
+    <w:p/>
     <w:p>
       <w:pPr>
         <w:pStyle w:val="Prrafodelista"/>
         <w:numPr>
           <w:ilvl w:val="0"/>
-          <w:numId w:val="40"/>
+          <w:numId w:val="37"/>
         </w:numPr>
-        <w:rPr>
-          <w:sz w:val="22"/>
-          <w:szCs w:val="22"/>
-        </w:rPr>
-      </w:pPr>
-      <w:r>
-        <w:rPr/>
-        <w:t>Ser crítico, pero también abierto al diálogo.</w:t>
-      </w:r>
-    </w:p>
-    <w:p>
-      <w:pPr>
-        <w:pStyle w:val="Prrafodelista"/>
-        <w:ind w:left="720"/>
-      </w:pPr>
+      </w:pPr>
+      <w:r>
+        <w:t>Sé crítico, pero también abierto al diálogo.</w:t>
+      </w:r>
     </w:p>
     <w:p/>
     <w:p/>
@@ -4881,7 +4679,7 @@
       </w:r>
     </w:p>
     <w:p>
-      <w:bookmarkStart w:name="_Hlk195713059" w:id="10"/>
+      <w:bookmarkStart w:id="10" w:name="_Hlk195713059"/>
       <w:r>
         <w:t>La argumentación es un proceso comunicativo mediante el cual una persona expone razones con el objetivo de defender una idea, refutar una postura contraria o persuadir a una audiencia. Este proceso es esencial en ámbitos como la educación, la política, el derecho y la vida cotidiana, ya que permite estructurar el pensamiento crítico y fomentar el diálogo racional.</w:t>
       </w:r>
@@ -5126,12 +4924,12 @@
         <w:tblW w:w="10072" w:type="dxa"/>
         <w:tblInd w:w="0" w:type="dxa"/>
         <w:tblBorders>
-          <w:top w:val="single" w:color="000000" w:sz="4" w:space="0"/>
-          <w:left w:val="single" w:color="000000" w:sz="4" w:space="0"/>
-          <w:bottom w:val="single" w:color="000000" w:sz="4" w:space="0"/>
-          <w:right w:val="single" w:color="000000" w:sz="4" w:space="0"/>
-          <w:insideH w:val="single" w:color="000000" w:sz="4" w:space="0"/>
-          <w:insideV w:val="single" w:color="000000" w:sz="4" w:space="0"/>
+          <w:top w:val="single" w:sz="4" w:space="0" w:color="000000"/>
+          <w:left w:val="single" w:sz="4" w:space="0" w:color="000000"/>
+          <w:bottom w:val="single" w:sz="4" w:space="0" w:color="000000"/>
+          <w:right w:val="single" w:sz="4" w:space="0" w:color="000000"/>
+          <w:insideH w:val="single" w:sz="4" w:space="0" w:color="000000"/>
+          <w:insideV w:val="single" w:sz="4" w:space="0" w:color="000000"/>
         </w:tblBorders>
         <w:tblLayout w:type="fixed"/>
         <w:tblLook w:val="0400" w:firstRow="0" w:lastRow="0" w:firstColumn="0" w:lastColumn="0" w:noHBand="0" w:noVBand="1"/>
@@ -5323,7 +5121,7 @@
               <w:pStyle w:val="Normal0"/>
               <w:rPr>
                 <w:b w:val="0"/>
-                <w:bCs w:val="0"/>
+                <w:bCs/>
                 <w:sz w:val="22"/>
                 <w:szCs w:val="22"/>
               </w:rPr>
@@ -5331,23 +5129,12 @@
             <w:r>
               <w:rPr>
                 <w:b w:val="0"/>
-                <w:bCs w:val="0"/>
+                <w:bCs/>
                 <w:sz w:val="22"/>
                 <w:szCs w:val="22"/>
               </w:rPr>
-              <w:t>La argumentación</w:t>
+              <w:t>Normas para una buena argumentación</w:t>
             </w:r>
-          </w:p>
-          <w:p>
-            <w:pPr>
-              <w:pStyle w:val="Normal0"/>
-              <w:rPr>
-                <w:b w:val="0"/>
-                <w:bCs w:val="0"/>
-                <w:sz w:val="22"/>
-                <w:szCs w:val="22"/>
-              </w:rPr>
-            </w:pPr>
           </w:p>
         </w:tc>
         <w:tc>
@@ -5511,7 +5298,7 @@
                 <w:szCs w:val="20"/>
               </w:rPr>
             </w:pPr>
-            <w:hyperlink w:history="1" r:id="rId28">
+            <w:hyperlink r:id="rId28" w:history="1">
               <w:r>
                 <w:rPr>
                   <w:rStyle w:val="Hipervnculo"/>
@@ -5544,7 +5331,7 @@
               <w:pStyle w:val="Normal0"/>
               <w:rPr>
                 <w:b w:val="0"/>
-                <w:bCs w:val="0"/>
+                <w:bCs/>
                 <w:sz w:val="22"/>
                 <w:szCs w:val="22"/>
               </w:rPr>
@@ -5552,7 +5339,7 @@
             <w:r>
               <w:rPr>
                 <w:b w:val="0"/>
-                <w:bCs w:val="0"/>
+                <w:bCs/>
                 <w:sz w:val="22"/>
                 <w:szCs w:val="22"/>
               </w:rPr>
@@ -5561,7 +5348,7 @@
             <w:r>
               <w:rPr>
                 <w:b w:val="0"/>
-                <w:bCs w:val="0"/>
+                <w:bCs/>
                 <w:sz w:val="22"/>
                 <w:szCs w:val="22"/>
               </w:rPr>
@@ -5645,22 +5432,19 @@
             <w:pPr>
               <w:pStyle w:val="Normal0"/>
               <w:rPr>
-                <w:b w:val="0"/>
-                <w:bCs w:val="0"/>
                 <w:sz w:val="20"/>
                 <w:szCs w:val="20"/>
               </w:rPr>
             </w:pPr>
-            <w:hyperlink r:id="R90461f5a5934471a">
+            <w:hyperlink r:id="rId29" w:history="1">
               <w:r>
                 <w:rPr>
                   <w:rStyle w:val="Hipervnculo"/>
                   <w:b w:val="0"/>
-                  <w:bCs w:val="0"/>
                   <w:sz w:val="20"/>
                   <w:szCs w:val="20"/>
                 </w:rPr>
-                <w:t>https://www.bfa.fcnym.unlp.edu.ar/catalogo/doc_num.php?explnum_id=2314</w:t>
+                <w:t>https://d1wqtxts1xzle7.cloudfront.net/54803970/LAS_CLAVES_PARA_LA_ARGUMENTACION_148_PAG_PDF-libre.pdf?1508842784=&amp;response-content-disposition=inline%3B+filename%3DLAS_CLAVES_PARA_LA_ARGUMENTACION_148_PAG.pdf&amp;Expires=1746028839&amp;Signature=IphVQ5IjM9J5UMknsBrsu6W0ZUWm2RRIePuNiVkhymXoW0q~T2liQol8frLt7V4WSwrRhFW4LE2BusVaS1nnDSPyJwMXPDEB9Fp25i30t--1TO5-1sNSeoX3NzISp~zNEPGDVkze3wVLD1wK24SuvsymJcEAc4lT9SBWQIR3njjUTRq6Yl9Vhhn1cpMr6bBb0CdB9JZ81S0I8PetlLkcCrQDBM5sXnts4hkTWMM7OmU54J7vYD~83o5W7edhAEq2ze3Aq8KVA2WM1RZlm7ENQ5jzoAxQFQNdHRiLoEQy0P61JS-CLwIXlFc2Y16x52L0OceYLVC-LgcFr9jVYcLRiw__&amp;Key-Pair-Id=APKAJLOHF5GGSLRBV4ZA</w:t>
               </w:r>
             </w:hyperlink>
           </w:p>
@@ -5719,12 +5503,12 @@
         <w:tblW w:w="9962" w:type="dxa"/>
         <w:tblInd w:w="0" w:type="dxa"/>
         <w:tblBorders>
-          <w:top w:val="single" w:color="000000" w:sz="4" w:space="0"/>
-          <w:left w:val="single" w:color="000000" w:sz="4" w:space="0"/>
-          <w:bottom w:val="single" w:color="000000" w:sz="4" w:space="0"/>
-          <w:right w:val="single" w:color="000000" w:sz="4" w:space="0"/>
-          <w:insideH w:val="single" w:color="000000" w:sz="4" w:space="0"/>
-          <w:insideV w:val="single" w:color="000000" w:sz="4" w:space="0"/>
+          <w:top w:val="single" w:sz="4" w:space="0" w:color="000000"/>
+          <w:left w:val="single" w:sz="4" w:space="0" w:color="000000"/>
+          <w:bottom w:val="single" w:sz="4" w:space="0" w:color="000000"/>
+          <w:right w:val="single" w:sz="4" w:space="0" w:color="000000"/>
+          <w:insideH w:val="single" w:sz="4" w:space="0" w:color="000000"/>
+          <w:insideV w:val="single" w:sz="4" w:space="0" w:color="000000"/>
         </w:tblBorders>
         <w:tblLayout w:type="fixed"/>
         <w:tblLook w:val="0400" w:firstRow="0" w:lastRow="0" w:firstColumn="0" w:lastColumn="0" w:noHBand="0" w:noVBand="1"/>
@@ -6820,20 +6604,7 @@
     <w:p/>
     <w:p>
       <w:r>
-        <w:rPr/>
-        <w:t>Ecured</w:t>
-      </w:r>
-      <w:r>
-        <w:rPr/>
-        <w:t xml:space="preserve"> (s.</w:t>
-      </w:r>
-      <w:r>
-        <w:rPr/>
-        <w:t>f</w:t>
-      </w:r>
-      <w:r>
-        <w:rPr/>
-        <w:t xml:space="preserve">.). Comprensión (Literatura). </w:t>
+        <w:t xml:space="preserve">Ecured (s.F.). Comprensión (Literatura). </w:t>
       </w:r>
     </w:p>
     <w:p/>
@@ -6898,12 +6669,12 @@
         <w:tblW w:w="9967" w:type="dxa"/>
         <w:tblInd w:w="0" w:type="dxa"/>
         <w:tblBorders>
-          <w:top w:val="single" w:color="000000" w:sz="4" w:space="0"/>
-          <w:left w:val="single" w:color="000000" w:sz="4" w:space="0"/>
-          <w:bottom w:val="single" w:color="000000" w:sz="4" w:space="0"/>
-          <w:right w:val="single" w:color="000000" w:sz="4" w:space="0"/>
-          <w:insideH w:val="single" w:color="000000" w:sz="4" w:space="0"/>
-          <w:insideV w:val="single" w:color="000000" w:sz="4" w:space="0"/>
+          <w:top w:val="single" w:sz="4" w:space="0" w:color="000000"/>
+          <w:left w:val="single" w:sz="4" w:space="0" w:color="000000"/>
+          <w:bottom w:val="single" w:sz="4" w:space="0" w:color="000000"/>
+          <w:right w:val="single" w:sz="4" w:space="0" w:color="000000"/>
+          <w:insideH w:val="single" w:sz="4" w:space="0" w:color="000000"/>
+          <w:insideV w:val="single" w:sz="4" w:space="0" w:color="000000"/>
         </w:tblBorders>
         <w:tblLayout w:type="fixed"/>
         <w:tblLook w:val="0400" w:firstRow="0" w:lastRow="0" w:firstColumn="0" w:lastColumn="0" w:noHBand="0" w:noVBand="1"/>
@@ -7407,12 +7178,12 @@
         <w:tblW w:w="9967" w:type="dxa"/>
         <w:tblInd w:w="0" w:type="dxa"/>
         <w:tblBorders>
-          <w:top w:val="single" w:color="000000" w:sz="4" w:space="0"/>
-          <w:left w:val="single" w:color="000000" w:sz="4" w:space="0"/>
-          <w:bottom w:val="single" w:color="000000" w:sz="4" w:space="0"/>
-          <w:right w:val="single" w:color="000000" w:sz="4" w:space="0"/>
-          <w:insideH w:val="single" w:color="000000" w:sz="4" w:space="0"/>
-          <w:insideV w:val="single" w:color="000000" w:sz="4" w:space="0"/>
+          <w:top w:val="single" w:sz="4" w:space="0" w:color="000000"/>
+          <w:left w:val="single" w:sz="4" w:space="0" w:color="000000"/>
+          <w:bottom w:val="single" w:sz="4" w:space="0" w:color="000000"/>
+          <w:right w:val="single" w:sz="4" w:space="0" w:color="000000"/>
+          <w:insideH w:val="single" w:sz="4" w:space="0" w:color="000000"/>
+          <w:insideV w:val="single" w:sz="4" w:space="0" w:color="000000"/>
         </w:tblBorders>
         <w:tblLayout w:type="fixed"/>
         <w:tblLook w:val="0400" w:firstRow="0" w:lastRow="0" w:firstColumn="0" w:lastColumn="0" w:noHBand="0" w:noVBand="1"/>
@@ -7879,7 +7650,7 @@
     <w:sectPr>
       <w:headerReference w:type="default" r:id="rId30"/>
       <w:footerReference w:type="default" r:id="rId31"/>
-      <w:pgSz w:w="12240" w:h="15840" w:orient="portrait"/>
+      <w:pgSz w:w="12240" w:h="15840"/>
       <w:pgMar w:top="1701" w:right="1134" w:bottom="1134" w:left="1134" w:header="720" w:footer="0" w:gutter="0"/>
       <w:pgNumType w:start="1"/>
       <w:cols w:space="720"/>
@@ -7890,7 +7661,7 @@
 
 <file path=word/comments.xml><?xml version="1.0" encoding="utf-8"?>
 <w:comments xmlns:wpc="http://schemas.microsoft.com/office/word/2010/wordprocessingCanvas" xmlns:cx="http://schemas.microsoft.com/office/drawing/2014/chartex" xmlns:cx1="http://schemas.microsoft.com/office/drawing/2015/9/8/chartex" xmlns:cx2="http://schemas.microsoft.com/office/drawing/2015/10/21/chartex" xmlns:cx3="http://schemas.microsoft.com/office/drawing/2016/5/9/chartex" xmlns:cx4="http://schemas.microsoft.com/office/drawing/2016/5/10/chartex" xmlns:cx5="http://schemas.microsoft.com/office/drawing/2016/5/11/chartex" xmlns:cx6="http://schemas.microsoft.com/office/drawing/2016/5/12/chartex" xmlns:cx7="http://schemas.microsoft.com/office/drawing/2016/5/13/chartex" xmlns:cx8="http://schemas.microsoft.com/office/drawing/2016/5/14/chartex" xmlns:mc="http://schemas.openxmlformats.org/markup-compatibility/2006" xmlns:aink="http://schemas.microsoft.com/office/drawing/2016/ink" xmlns:am3d="http://schemas.microsoft.com/office/drawing/2017/model3d" xmlns:o="urn:schemas-microsoft-com:office:office" xmlns:r="http://schemas.openxmlformats.org/officeDocument/2006/relationships" xmlns:m="http://schemas.openxmlformats.org/officeDocument/2006/math" xmlns:v="urn:schemas-microsoft-com:vml" xmlns:wp14="http://schemas.microsoft.com/office/word/2010/wordprocessingDrawing" xmlns:wp="http://schemas.openxmlformats.org/drawingml/2006/wordprocessingDrawing" xmlns:w10="urn:schemas-microsoft-com:office:word" xmlns:w="http://schemas.openxmlformats.org/wordprocessingml/2006/main" xmlns:w14="http://schemas.microsoft.com/office/word/2010/wordml" xmlns:w15="http://schemas.microsoft.com/office/word/2012/wordml" xmlns:w16cex="http://schemas.microsoft.com/office/word/2018/wordml/cex" xmlns:w16cid="http://schemas.microsoft.com/office/word/2016/wordml/cid" xmlns:w16="http://schemas.microsoft.com/office/word/2018/wordml" xmlns:w16sdtdh="http://schemas.microsoft.com/office/word/2020/wordml/sdtdatahash" xmlns:w16se="http://schemas.microsoft.com/office/word/2015/wordml/symex" xmlns:wpg="http://schemas.microsoft.com/office/word/2010/wordprocessingGroup" xmlns:wpi="http://schemas.microsoft.com/office/word/2010/wordprocessingInk" xmlns:wne="http://schemas.microsoft.com/office/word/2006/wordml" xmlns:wps="http://schemas.microsoft.com/office/word/2010/wordprocessingShape" mc:Ignorable="w14 w15 w16se w16cid w16 w16cex w16sdtdh wp14">
-  <w:comment w:initials="EFMP" w:author="Erika Fernanda Mejía Pinzón" w:date="2025-04-23T14:40:00Z" w:id="0">
+  <w:comment w:id="0" w:author="Erika Fernanda Mejía Pinzón" w:date="2025-04-23T14:40:00Z" w:initials="EFMP">
     <w:p>
       <w:pPr>
         <w:pStyle w:val="Textocomentario"/>
@@ -7906,7 +7677,7 @@
       </w:r>
     </w:p>
   </w:comment>
-  <w:comment w:initials="EFMP" w:author="Erika Fernanda Mejía Pinzón" w:date="2025-04-30T09:48:00Z" w:id="1">
+  <w:comment w:id="1" w:author="Erika Fernanda Mejía Pinzón" w:date="2025-04-30T09:48:00Z" w:initials="EFMP">
     <w:p>
       <w:pPr>
         <w:pStyle w:val="Textocomentario"/>
@@ -7922,12 +7693,12 @@
       </w:r>
     </w:p>
   </w:comment>
-  <w:comment w:initials="EFMP" w:author="Erika Fernanda Mejía Pinzón" w:date="2025-04-23T15:21:00Z" w:id="2">
+  <w:comment w:id="2" w:author="Erika Fernanda Mejía Pinzón" w:date="2025-04-23T15:21:00Z" w:initials="EFMP">
     <w:p>
       <w:pPr>
         <w:spacing w:before="100" w:beforeAutospacing="1" w:after="100" w:afterAutospacing="1"/>
         <w:rPr>
-          <w:rFonts w:ascii="Times New Roman" w:hAnsi="Times New Roman" w:eastAsia="Times New Roman" w:cs="Times New Roman"/>
+          <w:rFonts w:ascii="Times New Roman" w:eastAsia="Times New Roman" w:hAnsi="Times New Roman" w:cs="Times New Roman"/>
           <w:sz w:val="24"/>
           <w:szCs w:val="24"/>
           <w:lang w:eastAsia="es-CO"/>
@@ -7944,7 +7715,7 @@
       </w:r>
       <w:r>
         <w:rPr>
-          <w:rFonts w:ascii="Times New Roman" w:hAnsi="Times New Roman" w:eastAsia="Times New Roman" w:cs="Times New Roman"/>
+          <w:rFonts w:ascii="Times New Roman" w:eastAsia="Times New Roman" w:hAnsi="Times New Roman" w:cs="Times New Roman"/>
           <w:sz w:val="24"/>
           <w:szCs w:val="24"/>
           <w:lang w:eastAsia="es-CO"/>
@@ -7960,7 +7731,7 @@
         </w:numPr>
         <w:spacing w:before="100" w:beforeAutospacing="1" w:after="100" w:afterAutospacing="1" w:line="240" w:lineRule="auto"/>
         <w:rPr>
-          <w:rFonts w:ascii="Times New Roman" w:hAnsi="Times New Roman" w:eastAsia="Times New Roman" w:cs="Times New Roman"/>
+          <w:rFonts w:ascii="Times New Roman" w:eastAsia="Times New Roman" w:hAnsi="Times New Roman" w:cs="Times New Roman"/>
           <w:sz w:val="24"/>
           <w:szCs w:val="24"/>
           <w:lang w:eastAsia="es-CO"/>
@@ -7968,7 +7739,7 @@
       </w:pPr>
       <w:r>
         <w:rPr>
-          <w:rFonts w:ascii="Times New Roman" w:hAnsi="Times New Roman" w:eastAsia="Times New Roman" w:cs="Times New Roman"/>
+          <w:rFonts w:ascii="Times New Roman" w:eastAsia="Times New Roman" w:hAnsi="Times New Roman" w:cs="Times New Roman"/>
           <w:sz w:val="24"/>
           <w:szCs w:val="24"/>
           <w:lang w:eastAsia="es-CO"/>
@@ -7977,7 +7748,7 @@
       </w:r>
       <w:r>
         <w:rPr>
-          <w:rFonts w:ascii="Times New Roman" w:hAnsi="Times New Roman" w:eastAsia="Times New Roman" w:cs="Times New Roman"/>
+          <w:rFonts w:ascii="Times New Roman" w:eastAsia="Times New Roman" w:hAnsi="Times New Roman" w:cs="Times New Roman"/>
           <w:sz w:val="24"/>
           <w:szCs w:val="24"/>
           <w:lang w:eastAsia="es-CO"/>
@@ -7995,7 +7766,7 @@
       </w:pPr>
       <w:r>
         <w:rPr>
-          <w:rFonts w:ascii="Times New Roman" w:hAnsi="Times New Roman" w:eastAsia="Times New Roman" w:cs="Times New Roman"/>
+          <w:rFonts w:ascii="Times New Roman" w:eastAsia="Times New Roman" w:hAnsi="Times New Roman" w:cs="Times New Roman"/>
           <w:sz w:val="24"/>
           <w:szCs w:val="24"/>
           <w:lang w:eastAsia="es-CO"/>
@@ -8004,7 +7775,7 @@
       </w:r>
       <w:r>
         <w:rPr>
-          <w:rFonts w:ascii="Times New Roman" w:hAnsi="Times New Roman" w:eastAsia="Times New Roman" w:cs="Times New Roman"/>
+          <w:rFonts w:ascii="Times New Roman" w:eastAsia="Times New Roman" w:hAnsi="Times New Roman" w:cs="Times New Roman"/>
           <w:sz w:val="24"/>
           <w:szCs w:val="24"/>
           <w:lang w:eastAsia="es-CO"/>
@@ -8013,12 +7784,12 @@
       </w:r>
     </w:p>
   </w:comment>
-  <w:comment w:initials="EFMP" w:author="Erika Fernanda Mejía Pinzón" w:date="2025-04-23T15:29:00Z" w:id="3">
+  <w:comment w:id="3" w:author="Erika Fernanda Mejía Pinzón" w:date="2025-04-23T15:29:00Z" w:initials="EFMP">
     <w:p>
       <w:pPr>
         <w:spacing w:before="100" w:beforeAutospacing="1" w:after="100" w:afterAutospacing="1"/>
         <w:rPr>
-          <w:rFonts w:eastAsia="Times New Roman" w:asciiTheme="majorHAnsi" w:hAnsiTheme="majorHAnsi" w:cstheme="majorHAnsi"/>
+          <w:rFonts w:asciiTheme="majorHAnsi" w:eastAsia="Times New Roman" w:hAnsiTheme="majorHAnsi" w:cstheme="majorHAnsi"/>
           <w:lang w:eastAsia="es-CO"/>
         </w:rPr>
       </w:pPr>
@@ -8036,7 +7807,7 @@
       </w:r>
       <w:r>
         <w:rPr>
-          <w:rFonts w:eastAsia="Times New Roman" w:asciiTheme="majorHAnsi" w:hAnsiTheme="majorHAnsi" w:cstheme="majorHAnsi"/>
+          <w:rFonts w:asciiTheme="majorHAnsi" w:eastAsia="Times New Roman" w:hAnsiTheme="majorHAnsi" w:cstheme="majorHAnsi"/>
           <w:lang w:eastAsia="es-CO"/>
         </w:rPr>
         <w:t>Representa la estructura lógica de un argumento.</w:t>
@@ -8050,13 +7821,13 @@
         </w:numPr>
         <w:spacing w:before="100" w:beforeAutospacing="1" w:after="100" w:afterAutospacing="1" w:line="240" w:lineRule="auto"/>
         <w:rPr>
-          <w:rFonts w:eastAsia="Times New Roman" w:asciiTheme="majorHAnsi" w:hAnsiTheme="majorHAnsi" w:cstheme="majorHAnsi"/>
+          <w:rFonts w:asciiTheme="majorHAnsi" w:eastAsia="Times New Roman" w:hAnsiTheme="majorHAnsi" w:cstheme="majorHAnsi"/>
           <w:lang w:eastAsia="es-CO"/>
         </w:rPr>
       </w:pPr>
       <w:r>
         <w:rPr>
-          <w:rFonts w:eastAsia="Times New Roman" w:asciiTheme="majorHAnsi" w:hAnsiTheme="majorHAnsi" w:cstheme="majorHAnsi"/>
+          <w:rFonts w:asciiTheme="majorHAnsi" w:eastAsia="Times New Roman" w:hAnsiTheme="majorHAnsi" w:cstheme="majorHAnsi"/>
           <w:lang w:eastAsia="es-CO"/>
         </w:rPr>
         <w:t>La premisa {2} conduce a la afirmación {1}.</w:t>
@@ -8070,13 +7841,13 @@
         </w:numPr>
         <w:spacing w:before="100" w:beforeAutospacing="1" w:after="100" w:afterAutospacing="1" w:line="240" w:lineRule="auto"/>
         <w:rPr>
-          <w:rFonts w:eastAsia="Times New Roman" w:asciiTheme="majorHAnsi" w:hAnsiTheme="majorHAnsi" w:cstheme="majorHAnsi"/>
+          <w:rFonts w:asciiTheme="majorHAnsi" w:eastAsia="Times New Roman" w:hAnsiTheme="majorHAnsi" w:cstheme="majorHAnsi"/>
           <w:lang w:eastAsia="es-CO"/>
         </w:rPr>
       </w:pPr>
       <w:r>
         <w:rPr>
-          <w:rFonts w:eastAsia="Times New Roman" w:asciiTheme="majorHAnsi" w:hAnsiTheme="majorHAnsi" w:cstheme="majorHAnsi"/>
+          <w:rFonts w:asciiTheme="majorHAnsi" w:eastAsia="Times New Roman" w:hAnsiTheme="majorHAnsi" w:cstheme="majorHAnsi"/>
           <w:lang w:eastAsia="es-CO"/>
         </w:rPr>
         <w:t>La premisa {4} conduce a la afirmación {3}.</w:t>
@@ -8090,7 +7861,7 @@
         </w:numPr>
         <w:spacing w:before="100" w:beforeAutospacing="1" w:after="100" w:afterAutospacing="1" w:line="240" w:lineRule="auto"/>
         <w:rPr>
-          <w:rFonts w:ascii="Times New Roman" w:hAnsi="Times New Roman" w:eastAsia="Times New Roman" w:cs="Times New Roman"/>
+          <w:rFonts w:ascii="Times New Roman" w:eastAsia="Times New Roman" w:hAnsi="Times New Roman" w:cs="Times New Roman"/>
           <w:sz w:val="24"/>
           <w:szCs w:val="24"/>
           <w:lang w:eastAsia="es-CO"/>
@@ -8098,7 +7869,7 @@
       </w:pPr>
       <w:r>
         <w:rPr>
-          <w:rFonts w:eastAsia="Times New Roman" w:asciiTheme="majorHAnsi" w:hAnsiTheme="majorHAnsi" w:cstheme="majorHAnsi"/>
+          <w:rFonts w:asciiTheme="majorHAnsi" w:eastAsia="Times New Roman" w:hAnsiTheme="majorHAnsi" w:cstheme="majorHAnsi"/>
           <w:lang w:eastAsia="es-CO"/>
         </w:rPr>
         <w:t>Tanto {1} como {3} conducen a la conclusión general {5}.</w:t>
@@ -8110,7 +7881,7 @@
       </w:pPr>
     </w:p>
   </w:comment>
-  <w:comment w:initials="EFMP" w:author="Erika Fernanda Mejía Pinzón" w:date="2025-04-23T15:35:00Z" w:id="4">
+  <w:comment w:id="4" w:author="Erika Fernanda Mejía Pinzón" w:date="2025-04-23T15:35:00Z" w:initials="EFMP">
     <w:p>
       <w:pPr>
         <w:pStyle w:val="Textocomentario"/>
@@ -8126,7 +7897,7 @@
       </w:r>
     </w:p>
   </w:comment>
-  <w:comment w:initials="EFMP" w:author="Erika Fernanda Mejía Pinzón" w:date="2025-04-23T15:37:00Z" w:id="5">
+  <w:comment w:id="5" w:author="Erika Fernanda Mejía Pinzón" w:date="2025-04-23T15:37:00Z" w:initials="EFMP">
     <w:p>
       <w:pPr>
         <w:pStyle w:val="Textocomentario"/>
@@ -8142,7 +7913,7 @@
       </w:r>
     </w:p>
   </w:comment>
-  <w:comment w:initials="EFMP" w:author="Erika Fernanda Mejía Pinzón" w:date="2025-04-30T09:58:00Z" w:id="6">
+  <w:comment w:id="6" w:author="Erika Fernanda Mejía Pinzón" w:date="2025-04-30T09:58:00Z" w:initials="EFMP">
     <w:p>
       <w:pPr>
         <w:pStyle w:val="Textocomentario"/>
@@ -8158,7 +7929,7 @@
       </w:r>
     </w:p>
   </w:comment>
-  <w:comment w:initials="EFMP" w:author="Erika Fernanda Mejía Pinzón" w:date="2025-04-23T15:43:00Z" w:id="7">
+  <w:comment w:id="7" w:author="Erika Fernanda Mejía Pinzón" w:date="2025-04-23T15:43:00Z" w:initials="EFMP">
     <w:p>
       <w:pPr>
         <w:pStyle w:val="Textocomentario"/>
@@ -8312,7 +8083,7 @@
       </w:r>
     </w:p>
   </w:comment>
-  <w:comment w:initials="EFMP" w:author="Erika Fernanda Mejía Pinzón" w:date="2025-04-23T15:49:00Z" w:id="8">
+  <w:comment w:id="8" w:author="Erika Fernanda Mejía Pinzón" w:date="2025-04-23T15:49:00Z" w:initials="EFMP">
     <w:p>
       <w:pPr>
         <w:pStyle w:val="Textocomentario"/>
@@ -8331,7 +8102,7 @@
       </w:r>
     </w:p>
   </w:comment>
-  <w:comment w:initials="EFMP" w:author="Erika Fernanda Mejía Pinzón" w:date="2025-04-23T16:59:00Z" w:id="9">
+  <w:comment w:id="9" w:author="Erika Fernanda Mejía Pinzón" w:date="2025-04-23T16:59:00Z" w:initials="EFMP">
     <w:p>
       <w:pPr>
         <w:pStyle w:val="Textocomentario"/>
@@ -8355,7 +8126,7 @@
       </w:r>
     </w:p>
   </w:comment>
-  <w:comment w:initials="EFMp" w:author="Erika Fernanda Mejía Pinzón" w:date="2025-02-27T16:12:00Z" w:id="11">
+  <w:comment w:id="11" w:author="Erika Fernanda Mejía Pinzón" w:date="2025-02-27T16:12:00Z" w:initials="EFMp">
     <w:p>
       <w:pPr>
         <w:pStyle w:val="Textocomentario"/>
@@ -8376,7 +8147,7 @@
       </w:pPr>
     </w:p>
   </w:comment>
-  <w:comment w:initials="EFMp" w:author="Erika Fernanda Mejía Pinzón" w:date="2025-02-26T11:49:00Z" w:id="12">
+  <w:comment w:id="12" w:author="Erika Fernanda Mejía Pinzón" w:date="2025-02-26T11:49:00Z" w:initials="EFMp">
     <w:p>
       <w:pPr>
         <w:pStyle w:val="Textocomentario"/>
@@ -8505,7 +8276,7 @@
       <w:ind w:left="-2" w:hanging="2"/>
       <w:jc w:val="right"/>
       <w:rPr>
-        <w:rFonts w:ascii="Times New Roman" w:hAnsi="Times New Roman" w:eastAsia="Times New Roman" w:cs="Times New Roman"/>
+        <w:rFonts w:ascii="Times New Roman" w:eastAsia="Times New Roman" w:hAnsi="Times New Roman" w:cs="Times New Roman"/>
         <w:sz w:val="24"/>
         <w:szCs w:val="24"/>
       </w:rPr>
@@ -8516,7 +8287,7 @@
       <w:pStyle w:val="Normal0"/>
       <w:spacing w:line="240" w:lineRule="auto"/>
       <w:rPr>
-        <w:rFonts w:ascii="Times New Roman" w:hAnsi="Times New Roman" w:eastAsia="Times New Roman" w:cs="Times New Roman"/>
+        <w:rFonts w:ascii="Times New Roman" w:eastAsia="Times New Roman" w:hAnsi="Times New Roman" w:cs="Times New Roman"/>
         <w:sz w:val="24"/>
         <w:szCs w:val="24"/>
       </w:rPr>
@@ -8601,7 +8372,7 @@
 </file>
 
 <file path=word/header1.xml><?xml version="1.0" encoding="utf-8"?>
-<w:hdr xmlns:wpc="http://schemas.microsoft.com/office/word/2010/wordprocessingCanvas" xmlns:cx="http://schemas.microsoft.com/office/drawing/2014/chartex" xmlns:cx1="http://schemas.microsoft.com/office/drawing/2015/9/8/chartex" xmlns:cx2="http://schemas.microsoft.com/office/drawing/2015/10/21/chartex" xmlns:cx3="http://schemas.microsoft.com/office/drawing/2016/5/9/chartex" xmlns:cx4="http://schemas.microsoft.com/office/drawing/2016/5/10/chartex" xmlns:cx5="http://schemas.microsoft.com/office/drawing/2016/5/11/chartex" xmlns:cx6="http://schemas.microsoft.com/office/drawing/2016/5/12/chartex" xmlns:cx7="http://schemas.microsoft.com/office/drawing/2016/5/13/chartex" xmlns:cx8="http://schemas.microsoft.com/office/drawing/2016/5/14/chartex" xmlns:mc="http://schemas.openxmlformats.org/markup-compatibility/2006" xmlns:aink="http://schemas.microsoft.com/office/drawing/2016/ink" xmlns:am3d="http://schemas.microsoft.com/office/drawing/2017/model3d" xmlns:o="urn:schemas-microsoft-com:office:office" xmlns:r="http://schemas.openxmlformats.org/officeDocument/2006/relationships" xmlns:m="http://schemas.openxmlformats.org/officeDocument/2006/math" xmlns:v="urn:schemas-microsoft-com:vml" xmlns:wp14="http://schemas.microsoft.com/office/word/2010/wordprocessingDrawing" xmlns:wp="http://schemas.openxmlformats.org/drawingml/2006/wordprocessingDrawing" xmlns:w10="urn:schemas-microsoft-com:office:word" xmlns:w="http://schemas.openxmlformats.org/wordprocessingml/2006/main" xmlns:w14="http://schemas.microsoft.com/office/word/2010/wordml" xmlns:w15="http://schemas.microsoft.com/office/word/2012/wordml" xmlns:w16cex="http://schemas.microsoft.com/office/word/2018/wordml/cex" xmlns:w16cid="http://schemas.microsoft.com/office/word/2016/wordml/cid" xmlns:w16="http://schemas.microsoft.com/office/word/2018/wordml" xmlns:w16sdtdh="http://schemas.microsoft.com/office/word/2020/wordml/sdtdatahash" xmlns:w16se="http://schemas.microsoft.com/office/word/2015/wordml/symex" xmlns:wpg="http://schemas.microsoft.com/office/word/2010/wordprocessingGroup" xmlns:wpi="http://schemas.microsoft.com/office/word/2010/wordprocessingInk" xmlns:wne="http://schemas.microsoft.com/office/word/2006/wordml" xmlns:wps="http://schemas.microsoft.com/office/word/2010/wordprocessingShape" xmlns:a="http://schemas.openxmlformats.org/drawingml/2006/main" xmlns:pic="http://schemas.openxmlformats.org/drawingml/2006/picture" xmlns:a14="http://schemas.microsoft.com/office/drawing/2010/main" mc:Ignorable="w14 w15 w16se w16cid w16 w16cex w16sdtdh wp14">
+<w:hdr xmlns:wpc="http://schemas.microsoft.com/office/word/2010/wordprocessingCanvas" xmlns:cx="http://schemas.microsoft.com/office/drawing/2014/chartex" xmlns:cx1="http://schemas.microsoft.com/office/drawing/2015/9/8/chartex" xmlns:cx2="http://schemas.microsoft.com/office/drawing/2015/10/21/chartex" xmlns:cx3="http://schemas.microsoft.com/office/drawing/2016/5/9/chartex" xmlns:cx4="http://schemas.microsoft.com/office/drawing/2016/5/10/chartex" xmlns:cx5="http://schemas.microsoft.com/office/drawing/2016/5/11/chartex" xmlns:cx6="http://schemas.microsoft.com/office/drawing/2016/5/12/chartex" xmlns:cx7="http://schemas.microsoft.com/office/drawing/2016/5/13/chartex" xmlns:cx8="http://schemas.microsoft.com/office/drawing/2016/5/14/chartex" xmlns:mc="http://schemas.openxmlformats.org/markup-compatibility/2006" xmlns:aink="http://schemas.microsoft.com/office/drawing/2016/ink" xmlns:am3d="http://schemas.microsoft.com/office/drawing/2017/model3d" xmlns:o="urn:schemas-microsoft-com:office:office" xmlns:r="http://schemas.openxmlformats.org/officeDocument/2006/relationships" xmlns:m="http://schemas.openxmlformats.org/officeDocument/2006/math" xmlns:v="urn:schemas-microsoft-com:vml" xmlns:wp14="http://schemas.microsoft.com/office/word/2010/wordprocessingDrawing" xmlns:wp="http://schemas.openxmlformats.org/drawingml/2006/wordprocessingDrawing" xmlns:w10="urn:schemas-microsoft-com:office:word" xmlns:w="http://schemas.openxmlformats.org/wordprocessingml/2006/main" xmlns:w14="http://schemas.microsoft.com/office/word/2010/wordml" xmlns:w15="http://schemas.microsoft.com/office/word/2012/wordml" xmlns:w16cex="http://schemas.microsoft.com/office/word/2018/wordml/cex" xmlns:w16cid="http://schemas.microsoft.com/office/word/2016/wordml/cid" xmlns:w16="http://schemas.microsoft.com/office/word/2018/wordml" xmlns:w16sdtdh="http://schemas.microsoft.com/office/word/2020/wordml/sdtdatahash" xmlns:w16se="http://schemas.microsoft.com/office/word/2015/wordml/symex" xmlns:wpg="http://schemas.microsoft.com/office/word/2010/wordprocessingGroup" xmlns:wpi="http://schemas.microsoft.com/office/word/2010/wordprocessingInk" xmlns:wne="http://schemas.microsoft.com/office/word/2006/wordml" xmlns:wps="http://schemas.microsoft.com/office/word/2010/wordprocessingShape" mc:Ignorable="w14 w15 w16se w16cid w16 w16cex w16sdtdh wp14">
   <w:p>
     <w:pPr>
       <w:pStyle w:val="Normal0"/>
@@ -8695,230 +8466,6 @@
 
 <file path=word/numbering.xml><?xml version="1.0" encoding="utf-8"?>
 <w:numbering xmlns:wpc="http://schemas.microsoft.com/office/word/2010/wordprocessingCanvas" xmlns:cx="http://schemas.microsoft.com/office/drawing/2014/chartex" xmlns:cx1="http://schemas.microsoft.com/office/drawing/2015/9/8/chartex" xmlns:cx2="http://schemas.microsoft.com/office/drawing/2015/10/21/chartex" xmlns:cx3="http://schemas.microsoft.com/office/drawing/2016/5/9/chartex" xmlns:cx4="http://schemas.microsoft.com/office/drawing/2016/5/10/chartex" xmlns:cx5="http://schemas.microsoft.com/office/drawing/2016/5/11/chartex" xmlns:cx6="http://schemas.microsoft.com/office/drawing/2016/5/12/chartex" xmlns:cx7="http://schemas.microsoft.com/office/drawing/2016/5/13/chartex" xmlns:cx8="http://schemas.microsoft.com/office/drawing/2016/5/14/chartex" xmlns:mc="http://schemas.openxmlformats.org/markup-compatibility/2006" xmlns:aink="http://schemas.microsoft.com/office/drawing/2016/ink" xmlns:am3d="http://schemas.microsoft.com/office/drawing/2017/model3d" xmlns:o="urn:schemas-microsoft-com:office:office" xmlns:r="http://schemas.openxmlformats.org/officeDocument/2006/relationships" xmlns:m="http://schemas.openxmlformats.org/officeDocument/2006/math" xmlns:v="urn:schemas-microsoft-com:vml" xmlns:wp14="http://schemas.microsoft.com/office/word/2010/wordprocessingDrawing" xmlns:wp="http://schemas.openxmlformats.org/drawingml/2006/wordprocessingDrawing" xmlns:w10="urn:schemas-microsoft-com:office:word" xmlns:w="http://schemas.openxmlformats.org/wordprocessingml/2006/main" xmlns:w14="http://schemas.microsoft.com/office/word/2010/wordml" xmlns:w15="http://schemas.microsoft.com/office/word/2012/wordml" xmlns:w16cex="http://schemas.microsoft.com/office/word/2018/wordml/cex" xmlns:w16cid="http://schemas.microsoft.com/office/word/2016/wordml/cid" xmlns:w16="http://schemas.microsoft.com/office/word/2018/wordml" xmlns:w16sdtdh="http://schemas.microsoft.com/office/word/2020/wordml/sdtdatahash" xmlns:w16se="http://schemas.microsoft.com/office/word/2015/wordml/symex" xmlns:wpg="http://schemas.microsoft.com/office/word/2010/wordprocessingGroup" xmlns:wpi="http://schemas.microsoft.com/office/word/2010/wordprocessingInk" xmlns:wne="http://schemas.microsoft.com/office/word/2006/wordml" xmlns:wps="http://schemas.microsoft.com/office/word/2010/wordprocessingShape" mc:Ignorable="w14 w15 w16se w16cid w16 w16cex w16sdtdh wp14">
-  <w:abstractNum xmlns:w="http://schemas.openxmlformats.org/wordprocessingml/2006/main" w:abstractNumId="39">
-    <w:nsid w:val="60837263"/>
-    <w:multiLevelType xmlns:w="http://schemas.openxmlformats.org/wordprocessingml/2006/main" w:val="hybridMultilevel"/>
-    <w:lvl xmlns:w="http://schemas.openxmlformats.org/wordprocessingml/2006/main" w:ilvl="0">
-      <w:start w:val="1"/>
-      <w:numFmt w:val="bullet"/>
-      <w:lvlText w:val=""/>
-      <w:lvlJc w:val="left"/>
-      <w:pPr>
-        <w:ind w:left="1440" w:hanging="360"/>
-      </w:pPr>
-      <w:rPr>
-        <w:rFonts w:hint="default" w:ascii="Symbol" w:hAnsi="Symbol"/>
-      </w:rPr>
-    </w:lvl>
-    <w:lvl xmlns:w="http://schemas.openxmlformats.org/wordprocessingml/2006/main" w:ilvl="1">
-      <w:start w:val="1"/>
-      <w:numFmt w:val="bullet"/>
-      <w:lvlText w:val="o"/>
-      <w:lvlJc w:val="left"/>
-      <w:pPr>
-        <w:ind w:left="2160" w:hanging="360"/>
-      </w:pPr>
-      <w:rPr>
-        <w:rFonts w:hint="default" w:ascii="Courier New" w:hAnsi="Courier New"/>
-      </w:rPr>
-    </w:lvl>
-    <w:lvl xmlns:w="http://schemas.openxmlformats.org/wordprocessingml/2006/main" w:ilvl="2">
-      <w:start w:val="1"/>
-      <w:numFmt w:val="bullet"/>
-      <w:lvlText w:val=""/>
-      <w:lvlJc w:val="left"/>
-      <w:pPr>
-        <w:ind w:left="2880" w:hanging="360"/>
-      </w:pPr>
-      <w:rPr>
-        <w:rFonts w:hint="default" w:ascii="Wingdings" w:hAnsi="Wingdings"/>
-      </w:rPr>
-    </w:lvl>
-    <w:lvl xmlns:w="http://schemas.openxmlformats.org/wordprocessingml/2006/main" w:ilvl="3">
-      <w:start w:val="1"/>
-      <w:numFmt w:val="bullet"/>
-      <w:lvlText w:val=""/>
-      <w:lvlJc w:val="left"/>
-      <w:pPr>
-        <w:ind w:left="3600" w:hanging="360"/>
-      </w:pPr>
-      <w:rPr>
-        <w:rFonts w:hint="default" w:ascii="Symbol" w:hAnsi="Symbol"/>
-      </w:rPr>
-    </w:lvl>
-    <w:lvl xmlns:w="http://schemas.openxmlformats.org/wordprocessingml/2006/main" w:ilvl="4">
-      <w:start w:val="1"/>
-      <w:numFmt w:val="bullet"/>
-      <w:lvlText w:val="o"/>
-      <w:lvlJc w:val="left"/>
-      <w:pPr>
-        <w:ind w:left="4320" w:hanging="360"/>
-      </w:pPr>
-      <w:rPr>
-        <w:rFonts w:hint="default" w:ascii="Courier New" w:hAnsi="Courier New"/>
-      </w:rPr>
-    </w:lvl>
-    <w:lvl xmlns:w="http://schemas.openxmlformats.org/wordprocessingml/2006/main" w:ilvl="5">
-      <w:start w:val="1"/>
-      <w:numFmt w:val="bullet"/>
-      <w:lvlText w:val=""/>
-      <w:lvlJc w:val="left"/>
-      <w:pPr>
-        <w:ind w:left="5040" w:hanging="360"/>
-      </w:pPr>
-      <w:rPr>
-        <w:rFonts w:hint="default" w:ascii="Wingdings" w:hAnsi="Wingdings"/>
-      </w:rPr>
-    </w:lvl>
-    <w:lvl xmlns:w="http://schemas.openxmlformats.org/wordprocessingml/2006/main" w:ilvl="6">
-      <w:start w:val="1"/>
-      <w:numFmt w:val="bullet"/>
-      <w:lvlText w:val=""/>
-      <w:lvlJc w:val="left"/>
-      <w:pPr>
-        <w:ind w:left="5760" w:hanging="360"/>
-      </w:pPr>
-      <w:rPr>
-        <w:rFonts w:hint="default" w:ascii="Symbol" w:hAnsi="Symbol"/>
-      </w:rPr>
-    </w:lvl>
-    <w:lvl xmlns:w="http://schemas.openxmlformats.org/wordprocessingml/2006/main" w:ilvl="7">
-      <w:start w:val="1"/>
-      <w:numFmt w:val="bullet"/>
-      <w:lvlText w:val="o"/>
-      <w:lvlJc w:val="left"/>
-      <w:pPr>
-        <w:ind w:left="6480" w:hanging="360"/>
-      </w:pPr>
-      <w:rPr>
-        <w:rFonts w:hint="default" w:ascii="Courier New" w:hAnsi="Courier New"/>
-      </w:rPr>
-    </w:lvl>
-    <w:lvl xmlns:w="http://schemas.openxmlformats.org/wordprocessingml/2006/main" w:ilvl="8">
-      <w:start w:val="1"/>
-      <w:numFmt w:val="bullet"/>
-      <w:lvlText w:val=""/>
-      <w:lvlJc w:val="left"/>
-      <w:pPr>
-        <w:ind w:left="7200" w:hanging="360"/>
-      </w:pPr>
-      <w:rPr>
-        <w:rFonts w:hint="default" w:ascii="Wingdings" w:hAnsi="Wingdings"/>
-      </w:rPr>
-    </w:lvl>
-  </w:abstractNum>
-  <w:abstractNum xmlns:w="http://schemas.openxmlformats.org/wordprocessingml/2006/main" w:abstractNumId="38">
-    <w:nsid w:val="68e66ad5"/>
-    <w:multiLevelType xmlns:w="http://schemas.openxmlformats.org/wordprocessingml/2006/main" w:val="hybridMultilevel"/>
-    <w:lvl xmlns:w="http://schemas.openxmlformats.org/wordprocessingml/2006/main" w:ilvl="0">
-      <w:start w:val="1"/>
-      <w:numFmt w:val="bullet"/>
-      <w:lvlText w:val=""/>
-      <w:lvlJc w:val="left"/>
-      <w:pPr>
-        <w:ind w:left="1080" w:hanging="360"/>
-      </w:pPr>
-      <w:rPr>
-        <w:rFonts w:hint="default" w:ascii="Symbol" w:hAnsi="Symbol"/>
-      </w:rPr>
-    </w:lvl>
-    <w:lvl xmlns:w="http://schemas.openxmlformats.org/wordprocessingml/2006/main" w:ilvl="1">
-      <w:start w:val="1"/>
-      <w:numFmt w:val="bullet"/>
-      <w:lvlText w:val="o"/>
-      <w:lvlJc w:val="left"/>
-      <w:pPr>
-        <w:ind w:left="1800" w:hanging="360"/>
-      </w:pPr>
-      <w:rPr>
-        <w:rFonts w:hint="default" w:ascii="Courier New" w:hAnsi="Courier New"/>
-      </w:rPr>
-    </w:lvl>
-    <w:lvl xmlns:w="http://schemas.openxmlformats.org/wordprocessingml/2006/main" w:ilvl="2">
-      <w:start w:val="1"/>
-      <w:numFmt w:val="bullet"/>
-      <w:lvlText w:val=""/>
-      <w:lvlJc w:val="left"/>
-      <w:pPr>
-        <w:ind w:left="2520" w:hanging="360"/>
-      </w:pPr>
-      <w:rPr>
-        <w:rFonts w:hint="default" w:ascii="Wingdings" w:hAnsi="Wingdings"/>
-      </w:rPr>
-    </w:lvl>
-    <w:lvl xmlns:w="http://schemas.openxmlformats.org/wordprocessingml/2006/main" w:ilvl="3">
-      <w:start w:val="1"/>
-      <w:numFmt w:val="bullet"/>
-      <w:lvlText w:val=""/>
-      <w:lvlJc w:val="left"/>
-      <w:pPr>
-        <w:ind w:left="3240" w:hanging="360"/>
-      </w:pPr>
-      <w:rPr>
-        <w:rFonts w:hint="default" w:ascii="Symbol" w:hAnsi="Symbol"/>
-      </w:rPr>
-    </w:lvl>
-    <w:lvl xmlns:w="http://schemas.openxmlformats.org/wordprocessingml/2006/main" w:ilvl="4">
-      <w:start w:val="1"/>
-      <w:numFmt w:val="bullet"/>
-      <w:lvlText w:val="o"/>
-      <w:lvlJc w:val="left"/>
-      <w:pPr>
-        <w:ind w:left="3960" w:hanging="360"/>
-      </w:pPr>
-      <w:rPr>
-        <w:rFonts w:hint="default" w:ascii="Courier New" w:hAnsi="Courier New"/>
-      </w:rPr>
-    </w:lvl>
-    <w:lvl xmlns:w="http://schemas.openxmlformats.org/wordprocessingml/2006/main" w:ilvl="5">
-      <w:start w:val="1"/>
-      <w:numFmt w:val="bullet"/>
-      <w:lvlText w:val=""/>
-      <w:lvlJc w:val="left"/>
-      <w:pPr>
-        <w:ind w:left="4680" w:hanging="360"/>
-      </w:pPr>
-      <w:rPr>
-        <w:rFonts w:hint="default" w:ascii="Wingdings" w:hAnsi="Wingdings"/>
-      </w:rPr>
-    </w:lvl>
-    <w:lvl xmlns:w="http://schemas.openxmlformats.org/wordprocessingml/2006/main" w:ilvl="6">
-      <w:start w:val="1"/>
-      <w:numFmt w:val="bullet"/>
-      <w:lvlText w:val=""/>
-      <w:lvlJc w:val="left"/>
-      <w:pPr>
-        <w:ind w:left="5400" w:hanging="360"/>
-      </w:pPr>
-      <w:rPr>
-        <w:rFonts w:hint="default" w:ascii="Symbol" w:hAnsi="Symbol"/>
-      </w:rPr>
-    </w:lvl>
-    <w:lvl xmlns:w="http://schemas.openxmlformats.org/wordprocessingml/2006/main" w:ilvl="7">
-      <w:start w:val="1"/>
-      <w:numFmt w:val="bullet"/>
-      <w:lvlText w:val="o"/>
-      <w:lvlJc w:val="left"/>
-      <w:pPr>
-        <w:ind w:left="6120" w:hanging="360"/>
-      </w:pPr>
-      <w:rPr>
-        <w:rFonts w:hint="default" w:ascii="Courier New" w:hAnsi="Courier New"/>
-      </w:rPr>
-    </w:lvl>
-    <w:lvl xmlns:w="http://schemas.openxmlformats.org/wordprocessingml/2006/main" w:ilvl="8">
-      <w:start w:val="1"/>
-      <w:numFmt w:val="bullet"/>
-      <w:lvlText w:val=""/>
-      <w:lvlJc w:val="left"/>
-      <w:pPr>
-        <w:ind w:left="6840" w:hanging="360"/>
-      </w:pPr>
-      <w:rPr>
-        <w:rFonts w:hint="default" w:ascii="Wingdings" w:hAnsi="Wingdings"/>
-      </w:rPr>
-    </w:lvl>
-  </w:abstractNum>
   <w:abstractNum w:abstractNumId="0" w15:restartNumberingAfterBreak="0">
     <w:nsid w:val="04C537C4"/>
     <w:multiLevelType w:val="hybridMultilevel"/>
@@ -8932,7 +8479,7 @@
         <w:ind w:left="720" w:hanging="360"/>
       </w:pPr>
       <w:rPr>
-        <w:rFonts w:hint="default" w:ascii="Symbol" w:hAnsi="Symbol"/>
+        <w:rFonts w:ascii="Symbol" w:hAnsi="Symbol" w:hint="default"/>
       </w:rPr>
     </w:lvl>
     <w:lvl w:ilvl="1" w:tplc="240A0003" w:tentative="1">
@@ -8944,7 +8491,7 @@
         <w:ind w:left="1440" w:hanging="360"/>
       </w:pPr>
       <w:rPr>
-        <w:rFonts w:hint="default" w:ascii="Courier New" w:hAnsi="Courier New" w:cs="Courier New"/>
+        <w:rFonts w:ascii="Courier New" w:hAnsi="Courier New" w:cs="Courier New" w:hint="default"/>
       </w:rPr>
     </w:lvl>
     <w:lvl w:ilvl="2" w:tplc="240A0005" w:tentative="1">
@@ -8956,7 +8503,7 @@
         <w:ind w:left="2160" w:hanging="360"/>
       </w:pPr>
       <w:rPr>
-        <w:rFonts w:hint="default" w:ascii="Wingdings" w:hAnsi="Wingdings"/>
+        <w:rFonts w:ascii="Wingdings" w:hAnsi="Wingdings" w:hint="default"/>
       </w:rPr>
     </w:lvl>
     <w:lvl w:ilvl="3" w:tplc="240A0001" w:tentative="1">
@@ -8968,7 +8515,7 @@
         <w:ind w:left="2880" w:hanging="360"/>
       </w:pPr>
       <w:rPr>
-        <w:rFonts w:hint="default" w:ascii="Symbol" w:hAnsi="Symbol"/>
+        <w:rFonts w:ascii="Symbol" w:hAnsi="Symbol" w:hint="default"/>
       </w:rPr>
     </w:lvl>
     <w:lvl w:ilvl="4" w:tplc="240A0003" w:tentative="1">
@@ -8980,7 +8527,7 @@
         <w:ind w:left="3600" w:hanging="360"/>
       </w:pPr>
       <w:rPr>
-        <w:rFonts w:hint="default" w:ascii="Courier New" w:hAnsi="Courier New" w:cs="Courier New"/>
+        <w:rFonts w:ascii="Courier New" w:hAnsi="Courier New" w:cs="Courier New" w:hint="default"/>
       </w:rPr>
     </w:lvl>
     <w:lvl w:ilvl="5" w:tplc="240A0005" w:tentative="1">
@@ -8992,7 +8539,7 @@
         <w:ind w:left="4320" w:hanging="360"/>
       </w:pPr>
       <w:rPr>
-        <w:rFonts w:hint="default" w:ascii="Wingdings" w:hAnsi="Wingdings"/>
+        <w:rFonts w:ascii="Wingdings" w:hAnsi="Wingdings" w:hint="default"/>
       </w:rPr>
     </w:lvl>
     <w:lvl w:ilvl="6" w:tplc="240A0001" w:tentative="1">
@@ -9004,7 +8551,7 @@
         <w:ind w:left="5040" w:hanging="360"/>
       </w:pPr>
       <w:rPr>
-        <w:rFonts w:hint="default" w:ascii="Symbol" w:hAnsi="Symbol"/>
+        <w:rFonts w:ascii="Symbol" w:hAnsi="Symbol" w:hint="default"/>
       </w:rPr>
     </w:lvl>
     <w:lvl w:ilvl="7" w:tplc="240A0003" w:tentative="1">
@@ -9016,7 +8563,7 @@
         <w:ind w:left="5760" w:hanging="360"/>
       </w:pPr>
       <w:rPr>
-        <w:rFonts w:hint="default" w:ascii="Courier New" w:hAnsi="Courier New" w:cs="Courier New"/>
+        <w:rFonts w:ascii="Courier New" w:hAnsi="Courier New" w:cs="Courier New" w:hint="default"/>
       </w:rPr>
     </w:lvl>
     <w:lvl w:ilvl="8" w:tplc="240A0005" w:tentative="1">
@@ -9028,7 +8575,7 @@
         <w:ind w:left="6480" w:hanging="360"/>
       </w:pPr>
       <w:rPr>
-        <w:rFonts w:hint="default" w:ascii="Wingdings" w:hAnsi="Wingdings"/>
+        <w:rFonts w:ascii="Wingdings" w:hAnsi="Wingdings" w:hint="default"/>
       </w:rPr>
     </w:lvl>
   </w:abstractNum>
@@ -9045,7 +8592,7 @@
         <w:ind w:left="1080" w:hanging="360"/>
       </w:pPr>
       <w:rPr>
-        <w:rFonts w:hint="default" w:ascii="Wingdings" w:hAnsi="Wingdings"/>
+        <w:rFonts w:ascii="Wingdings" w:hAnsi="Wingdings" w:hint="default"/>
       </w:rPr>
     </w:lvl>
     <w:lvl w:ilvl="1" w:tplc="240A0003" w:tentative="1">
@@ -9057,7 +8604,7 @@
         <w:ind w:left="1800" w:hanging="360"/>
       </w:pPr>
       <w:rPr>
-        <w:rFonts w:hint="default" w:ascii="Courier New" w:hAnsi="Courier New" w:cs="Courier New"/>
+        <w:rFonts w:ascii="Courier New" w:hAnsi="Courier New" w:cs="Courier New" w:hint="default"/>
       </w:rPr>
     </w:lvl>
     <w:lvl w:ilvl="2" w:tplc="240A0005" w:tentative="1">
@@ -9069,7 +8616,7 @@
         <w:ind w:left="2520" w:hanging="360"/>
       </w:pPr>
       <w:rPr>
-        <w:rFonts w:hint="default" w:ascii="Wingdings" w:hAnsi="Wingdings"/>
+        <w:rFonts w:ascii="Wingdings" w:hAnsi="Wingdings" w:hint="default"/>
       </w:rPr>
     </w:lvl>
     <w:lvl w:ilvl="3" w:tplc="240A0001" w:tentative="1">
@@ -9081,7 +8628,7 @@
         <w:ind w:left="3240" w:hanging="360"/>
       </w:pPr>
       <w:rPr>
-        <w:rFonts w:hint="default" w:ascii="Symbol" w:hAnsi="Symbol"/>
+        <w:rFonts w:ascii="Symbol" w:hAnsi="Symbol" w:hint="default"/>
       </w:rPr>
     </w:lvl>
     <w:lvl w:ilvl="4" w:tplc="240A0003" w:tentative="1">
@@ -9093,7 +8640,7 @@
         <w:ind w:left="3960" w:hanging="360"/>
       </w:pPr>
       <w:rPr>
-        <w:rFonts w:hint="default" w:ascii="Courier New" w:hAnsi="Courier New" w:cs="Courier New"/>
+        <w:rFonts w:ascii="Courier New" w:hAnsi="Courier New" w:cs="Courier New" w:hint="default"/>
       </w:rPr>
     </w:lvl>
     <w:lvl w:ilvl="5" w:tplc="240A0005" w:tentative="1">
@@ -9105,7 +8652,7 @@
         <w:ind w:left="4680" w:hanging="360"/>
       </w:pPr>
       <w:rPr>
-        <w:rFonts w:hint="default" w:ascii="Wingdings" w:hAnsi="Wingdings"/>
+        <w:rFonts w:ascii="Wingdings" w:hAnsi="Wingdings" w:hint="default"/>
       </w:rPr>
     </w:lvl>
     <w:lvl w:ilvl="6" w:tplc="240A0001" w:tentative="1">
@@ -9117,7 +8664,7 @@
         <w:ind w:left="5400" w:hanging="360"/>
       </w:pPr>
       <w:rPr>
-        <w:rFonts w:hint="default" w:ascii="Symbol" w:hAnsi="Symbol"/>
+        <w:rFonts w:ascii="Symbol" w:hAnsi="Symbol" w:hint="default"/>
       </w:rPr>
     </w:lvl>
     <w:lvl w:ilvl="7" w:tplc="240A0003" w:tentative="1">
@@ -9129,7 +8676,7 @@
         <w:ind w:left="6120" w:hanging="360"/>
       </w:pPr>
       <w:rPr>
-        <w:rFonts w:hint="default" w:ascii="Courier New" w:hAnsi="Courier New" w:cs="Courier New"/>
+        <w:rFonts w:ascii="Courier New" w:hAnsi="Courier New" w:cs="Courier New" w:hint="default"/>
       </w:rPr>
     </w:lvl>
     <w:lvl w:ilvl="8" w:tplc="240A0005" w:tentative="1">
@@ -9141,7 +8688,7 @@
         <w:ind w:left="6840" w:hanging="360"/>
       </w:pPr>
       <w:rPr>
-        <w:rFonts w:hint="default" w:ascii="Wingdings" w:hAnsi="Wingdings"/>
+        <w:rFonts w:ascii="Wingdings" w:hAnsi="Wingdings" w:hint="default"/>
       </w:rPr>
     </w:lvl>
   </w:abstractNum>
@@ -9158,7 +8705,7 @@
         <w:ind w:left="720" w:hanging="360"/>
       </w:pPr>
       <w:rPr>
-        <w:rFonts w:hint="default" w:ascii="Symbol" w:hAnsi="Symbol"/>
+        <w:rFonts w:ascii="Symbol" w:hAnsi="Symbol" w:hint="default"/>
       </w:rPr>
     </w:lvl>
     <w:lvl w:ilvl="1" w:tplc="240A0003" w:tentative="1">
@@ -9170,7 +8717,7 @@
         <w:ind w:left="1440" w:hanging="360"/>
       </w:pPr>
       <w:rPr>
-        <w:rFonts w:hint="default" w:ascii="Courier New" w:hAnsi="Courier New" w:cs="Courier New"/>
+        <w:rFonts w:ascii="Courier New" w:hAnsi="Courier New" w:cs="Courier New" w:hint="default"/>
       </w:rPr>
     </w:lvl>
     <w:lvl w:ilvl="2" w:tplc="240A0005" w:tentative="1">
@@ -9182,7 +8729,7 @@
         <w:ind w:left="2160" w:hanging="360"/>
       </w:pPr>
       <w:rPr>
-        <w:rFonts w:hint="default" w:ascii="Wingdings" w:hAnsi="Wingdings"/>
+        <w:rFonts w:ascii="Wingdings" w:hAnsi="Wingdings" w:hint="default"/>
       </w:rPr>
     </w:lvl>
     <w:lvl w:ilvl="3" w:tplc="240A0001" w:tentative="1">
@@ -9194,7 +8741,7 @@
         <w:ind w:left="2880" w:hanging="360"/>
       </w:pPr>
       <w:rPr>
-        <w:rFonts w:hint="default" w:ascii="Symbol" w:hAnsi="Symbol"/>
+        <w:rFonts w:ascii="Symbol" w:hAnsi="Symbol" w:hint="default"/>
       </w:rPr>
     </w:lvl>
     <w:lvl w:ilvl="4" w:tplc="240A0003" w:tentative="1">
@@ -9206,7 +8753,7 @@
         <w:ind w:left="3600" w:hanging="360"/>
       </w:pPr>
       <w:rPr>
-        <w:rFonts w:hint="default" w:ascii="Courier New" w:hAnsi="Courier New" w:cs="Courier New"/>
+        <w:rFonts w:ascii="Courier New" w:hAnsi="Courier New" w:cs="Courier New" w:hint="default"/>
       </w:rPr>
     </w:lvl>
     <w:lvl w:ilvl="5" w:tplc="240A0005" w:tentative="1">
@@ -9218,7 +8765,7 @@
         <w:ind w:left="4320" w:hanging="360"/>
       </w:pPr>
       <w:rPr>
-        <w:rFonts w:hint="default" w:ascii="Wingdings" w:hAnsi="Wingdings"/>
+        <w:rFonts w:ascii="Wingdings" w:hAnsi="Wingdings" w:hint="default"/>
       </w:rPr>
     </w:lvl>
     <w:lvl w:ilvl="6" w:tplc="240A0001" w:tentative="1">
@@ -9230,7 +8777,7 @@
         <w:ind w:left="5040" w:hanging="360"/>
       </w:pPr>
       <w:rPr>
-        <w:rFonts w:hint="default" w:ascii="Symbol" w:hAnsi="Symbol"/>
+        <w:rFonts w:ascii="Symbol" w:hAnsi="Symbol" w:hint="default"/>
       </w:rPr>
     </w:lvl>
     <w:lvl w:ilvl="7" w:tplc="240A0003" w:tentative="1">
@@ -9242,7 +8789,7 @@
         <w:ind w:left="5760" w:hanging="360"/>
       </w:pPr>
       <w:rPr>
-        <w:rFonts w:hint="default" w:ascii="Courier New" w:hAnsi="Courier New" w:cs="Courier New"/>
+        <w:rFonts w:ascii="Courier New" w:hAnsi="Courier New" w:cs="Courier New" w:hint="default"/>
       </w:rPr>
     </w:lvl>
     <w:lvl w:ilvl="8" w:tplc="240A0005" w:tentative="1">
@@ -9254,7 +8801,7 @@
         <w:ind w:left="6480" w:hanging="360"/>
       </w:pPr>
       <w:rPr>
-        <w:rFonts w:hint="default" w:ascii="Wingdings" w:hAnsi="Wingdings"/>
+        <w:rFonts w:ascii="Wingdings" w:hAnsi="Wingdings" w:hint="default"/>
       </w:rPr>
     </w:lvl>
   </w:abstractNum>
@@ -9497,7 +9044,7 @@
         <w:ind w:left="720" w:hanging="360"/>
       </w:pPr>
       <w:rPr>
-        <w:rFonts w:hint="default" w:ascii="Symbol" w:hAnsi="Symbol"/>
+        <w:rFonts w:ascii="Symbol" w:hAnsi="Symbol" w:hint="default"/>
       </w:rPr>
     </w:lvl>
     <w:lvl w:ilvl="1" w:tplc="240A0003" w:tentative="1">
@@ -9509,7 +9056,7 @@
         <w:ind w:left="1440" w:hanging="360"/>
       </w:pPr>
       <w:rPr>
-        <w:rFonts w:hint="default" w:ascii="Courier New" w:hAnsi="Courier New" w:cs="Courier New"/>
+        <w:rFonts w:ascii="Courier New" w:hAnsi="Courier New" w:cs="Courier New" w:hint="default"/>
       </w:rPr>
     </w:lvl>
     <w:lvl w:ilvl="2" w:tplc="240A0005" w:tentative="1">
@@ -9521,7 +9068,7 @@
         <w:ind w:left="2160" w:hanging="360"/>
       </w:pPr>
       <w:rPr>
-        <w:rFonts w:hint="default" w:ascii="Wingdings" w:hAnsi="Wingdings"/>
+        <w:rFonts w:ascii="Wingdings" w:hAnsi="Wingdings" w:hint="default"/>
       </w:rPr>
     </w:lvl>
     <w:lvl w:ilvl="3" w:tplc="240A0001" w:tentative="1">
@@ -9533,7 +9080,7 @@
         <w:ind w:left="2880" w:hanging="360"/>
       </w:pPr>
       <w:rPr>
-        <w:rFonts w:hint="default" w:ascii="Symbol" w:hAnsi="Symbol"/>
+        <w:rFonts w:ascii="Symbol" w:hAnsi="Symbol" w:hint="default"/>
       </w:rPr>
     </w:lvl>
     <w:lvl w:ilvl="4" w:tplc="240A0003" w:tentative="1">
@@ -9545,7 +9092,7 @@
         <w:ind w:left="3600" w:hanging="360"/>
       </w:pPr>
       <w:rPr>
-        <w:rFonts w:hint="default" w:ascii="Courier New" w:hAnsi="Courier New" w:cs="Courier New"/>
+        <w:rFonts w:ascii="Courier New" w:hAnsi="Courier New" w:cs="Courier New" w:hint="default"/>
       </w:rPr>
     </w:lvl>
     <w:lvl w:ilvl="5" w:tplc="240A0005" w:tentative="1">
@@ -9557,7 +9104,7 @@
         <w:ind w:left="4320" w:hanging="360"/>
       </w:pPr>
       <w:rPr>
-        <w:rFonts w:hint="default" w:ascii="Wingdings" w:hAnsi="Wingdings"/>
+        <w:rFonts w:ascii="Wingdings" w:hAnsi="Wingdings" w:hint="default"/>
       </w:rPr>
     </w:lvl>
     <w:lvl w:ilvl="6" w:tplc="240A0001" w:tentative="1">
@@ -9569,7 +9116,7 @@
         <w:ind w:left="5040" w:hanging="360"/>
       </w:pPr>
       <w:rPr>
-        <w:rFonts w:hint="default" w:ascii="Symbol" w:hAnsi="Symbol"/>
+        <w:rFonts w:ascii="Symbol" w:hAnsi="Symbol" w:hint="default"/>
       </w:rPr>
     </w:lvl>
     <w:lvl w:ilvl="7" w:tplc="240A0003" w:tentative="1">
@@ -9581,7 +9128,7 @@
         <w:ind w:left="5760" w:hanging="360"/>
       </w:pPr>
       <w:rPr>
-        <w:rFonts w:hint="default" w:ascii="Courier New" w:hAnsi="Courier New" w:cs="Courier New"/>
+        <w:rFonts w:ascii="Courier New" w:hAnsi="Courier New" w:cs="Courier New" w:hint="default"/>
       </w:rPr>
     </w:lvl>
     <w:lvl w:ilvl="8" w:tplc="240A0005" w:tentative="1">
@@ -9593,7 +9140,7 @@
         <w:ind w:left="6480" w:hanging="360"/>
       </w:pPr>
       <w:rPr>
-        <w:rFonts w:hint="default" w:ascii="Wingdings" w:hAnsi="Wingdings"/>
+        <w:rFonts w:ascii="Wingdings" w:hAnsi="Wingdings" w:hint="default"/>
       </w:rPr>
     </w:lvl>
   </w:abstractNum>
@@ -9610,7 +9157,7 @@
         <w:ind w:left="720" w:hanging="360"/>
       </w:pPr>
       <w:rPr>
-        <w:rFonts w:hint="default" w:ascii="Symbol" w:hAnsi="Symbol"/>
+        <w:rFonts w:ascii="Symbol" w:hAnsi="Symbol" w:hint="default"/>
       </w:rPr>
     </w:lvl>
     <w:lvl w:ilvl="1" w:tplc="240A0003" w:tentative="1">
@@ -9622,7 +9169,7 @@
         <w:ind w:left="1440" w:hanging="360"/>
       </w:pPr>
       <w:rPr>
-        <w:rFonts w:hint="default" w:ascii="Courier New" w:hAnsi="Courier New" w:cs="Courier New"/>
+        <w:rFonts w:ascii="Courier New" w:hAnsi="Courier New" w:cs="Courier New" w:hint="default"/>
       </w:rPr>
     </w:lvl>
     <w:lvl w:ilvl="2" w:tplc="240A0005" w:tentative="1">
@@ -9634,7 +9181,7 @@
         <w:ind w:left="2160" w:hanging="360"/>
       </w:pPr>
       <w:rPr>
-        <w:rFonts w:hint="default" w:ascii="Wingdings" w:hAnsi="Wingdings"/>
+        <w:rFonts w:ascii="Wingdings" w:hAnsi="Wingdings" w:hint="default"/>
       </w:rPr>
     </w:lvl>
     <w:lvl w:ilvl="3" w:tplc="240A0001" w:tentative="1">
@@ -9646,7 +9193,7 @@
         <w:ind w:left="2880" w:hanging="360"/>
       </w:pPr>
       <w:rPr>
-        <w:rFonts w:hint="default" w:ascii="Symbol" w:hAnsi="Symbol"/>
+        <w:rFonts w:ascii="Symbol" w:hAnsi="Symbol" w:hint="default"/>
       </w:rPr>
     </w:lvl>
     <w:lvl w:ilvl="4" w:tplc="240A0003" w:tentative="1">
@@ -9658,7 +9205,7 @@
         <w:ind w:left="3600" w:hanging="360"/>
       </w:pPr>
       <w:rPr>
-        <w:rFonts w:hint="default" w:ascii="Courier New" w:hAnsi="Courier New" w:cs="Courier New"/>
+        <w:rFonts w:ascii="Courier New" w:hAnsi="Courier New" w:cs="Courier New" w:hint="default"/>
       </w:rPr>
     </w:lvl>
     <w:lvl w:ilvl="5" w:tplc="240A0005" w:tentative="1">
@@ -9670,7 +9217,7 @@
         <w:ind w:left="4320" w:hanging="360"/>
       </w:pPr>
       <w:rPr>
-        <w:rFonts w:hint="default" w:ascii="Wingdings" w:hAnsi="Wingdings"/>
+        <w:rFonts w:ascii="Wingdings" w:hAnsi="Wingdings" w:hint="default"/>
       </w:rPr>
     </w:lvl>
     <w:lvl w:ilvl="6" w:tplc="240A0001" w:tentative="1">
@@ -9682,7 +9229,7 @@
         <w:ind w:left="5040" w:hanging="360"/>
       </w:pPr>
       <w:rPr>
-        <w:rFonts w:hint="default" w:ascii="Symbol" w:hAnsi="Symbol"/>
+        <w:rFonts w:ascii="Symbol" w:hAnsi="Symbol" w:hint="default"/>
       </w:rPr>
     </w:lvl>
     <w:lvl w:ilvl="7" w:tplc="240A0003" w:tentative="1">
@@ -9694,7 +9241,7 @@
         <w:ind w:left="5760" w:hanging="360"/>
       </w:pPr>
       <w:rPr>
-        <w:rFonts w:hint="default" w:ascii="Courier New" w:hAnsi="Courier New" w:cs="Courier New"/>
+        <w:rFonts w:ascii="Courier New" w:hAnsi="Courier New" w:cs="Courier New" w:hint="default"/>
       </w:rPr>
     </w:lvl>
     <w:lvl w:ilvl="8" w:tplc="240A0005" w:tentative="1">
@@ -9706,7 +9253,7 @@
         <w:ind w:left="6480" w:hanging="360"/>
       </w:pPr>
       <w:rPr>
-        <w:rFonts w:hint="default" w:ascii="Wingdings" w:hAnsi="Wingdings"/>
+        <w:rFonts w:ascii="Wingdings" w:hAnsi="Wingdings" w:hint="default"/>
       </w:rPr>
     </w:lvl>
   </w:abstractNum>
@@ -9836,7 +9383,7 @@
         <w:ind w:left="720" w:hanging="360"/>
       </w:pPr>
       <w:rPr>
-        <w:rFonts w:hint="default" w:ascii="Wingdings" w:hAnsi="Wingdings"/>
+        <w:rFonts w:ascii="Wingdings" w:hAnsi="Wingdings" w:hint="default"/>
       </w:rPr>
     </w:lvl>
     <w:lvl w:ilvl="1" w:tplc="240A0003" w:tentative="1">
@@ -9848,7 +9395,7 @@
         <w:ind w:left="1440" w:hanging="360"/>
       </w:pPr>
       <w:rPr>
-        <w:rFonts w:hint="default" w:ascii="Courier New" w:hAnsi="Courier New" w:cs="Courier New"/>
+        <w:rFonts w:ascii="Courier New" w:hAnsi="Courier New" w:cs="Courier New" w:hint="default"/>
       </w:rPr>
     </w:lvl>
     <w:lvl w:ilvl="2" w:tplc="240A0005" w:tentative="1">
@@ -9860,7 +9407,7 @@
         <w:ind w:left="2160" w:hanging="360"/>
       </w:pPr>
       <w:rPr>
-        <w:rFonts w:hint="default" w:ascii="Wingdings" w:hAnsi="Wingdings"/>
+        <w:rFonts w:ascii="Wingdings" w:hAnsi="Wingdings" w:hint="default"/>
       </w:rPr>
     </w:lvl>
     <w:lvl w:ilvl="3" w:tplc="240A0001" w:tentative="1">
@@ -9872,7 +9419,7 @@
         <w:ind w:left="2880" w:hanging="360"/>
       </w:pPr>
       <w:rPr>
-        <w:rFonts w:hint="default" w:ascii="Symbol" w:hAnsi="Symbol"/>
+        <w:rFonts w:ascii="Symbol" w:hAnsi="Symbol" w:hint="default"/>
       </w:rPr>
     </w:lvl>
     <w:lvl w:ilvl="4" w:tplc="240A0003" w:tentative="1">
@@ -9884,7 +9431,7 @@
         <w:ind w:left="3600" w:hanging="360"/>
       </w:pPr>
       <w:rPr>
-        <w:rFonts w:hint="default" w:ascii="Courier New" w:hAnsi="Courier New" w:cs="Courier New"/>
+        <w:rFonts w:ascii="Courier New" w:hAnsi="Courier New" w:cs="Courier New" w:hint="default"/>
       </w:rPr>
     </w:lvl>
     <w:lvl w:ilvl="5" w:tplc="240A0005" w:tentative="1">
@@ -9896,7 +9443,7 @@
         <w:ind w:left="4320" w:hanging="360"/>
       </w:pPr>
       <w:rPr>
-        <w:rFonts w:hint="default" w:ascii="Wingdings" w:hAnsi="Wingdings"/>
+        <w:rFonts w:ascii="Wingdings" w:hAnsi="Wingdings" w:hint="default"/>
       </w:rPr>
     </w:lvl>
     <w:lvl w:ilvl="6" w:tplc="240A0001" w:tentative="1">
@@ -9908,7 +9455,7 @@
         <w:ind w:left="5040" w:hanging="360"/>
       </w:pPr>
       <w:rPr>
-        <w:rFonts w:hint="default" w:ascii="Symbol" w:hAnsi="Symbol"/>
+        <w:rFonts w:ascii="Symbol" w:hAnsi="Symbol" w:hint="default"/>
       </w:rPr>
     </w:lvl>
     <w:lvl w:ilvl="7" w:tplc="240A0003" w:tentative="1">
@@ -9920,7 +9467,7 @@
         <w:ind w:left="5760" w:hanging="360"/>
       </w:pPr>
       <w:rPr>
-        <w:rFonts w:hint="default" w:ascii="Courier New" w:hAnsi="Courier New" w:cs="Courier New"/>
+        <w:rFonts w:ascii="Courier New" w:hAnsi="Courier New" w:cs="Courier New" w:hint="default"/>
       </w:rPr>
     </w:lvl>
     <w:lvl w:ilvl="8" w:tplc="240A0005" w:tentative="1">
@@ -9932,7 +9479,7 @@
         <w:ind w:left="6480" w:hanging="360"/>
       </w:pPr>
       <w:rPr>
-        <w:rFonts w:hint="default" w:ascii="Wingdings" w:hAnsi="Wingdings"/>
+        <w:rFonts w:ascii="Wingdings" w:hAnsi="Wingdings" w:hint="default"/>
       </w:rPr>
     </w:lvl>
   </w:abstractNum>
@@ -10035,7 +9582,7 @@
         <w:ind w:left="720" w:hanging="360"/>
       </w:pPr>
       <w:rPr>
-        <w:rFonts w:hint="default" w:ascii="Wingdings" w:hAnsi="Wingdings"/>
+        <w:rFonts w:ascii="Wingdings" w:hAnsi="Wingdings" w:hint="default"/>
       </w:rPr>
     </w:lvl>
     <w:lvl w:ilvl="1" w:tplc="240A0003" w:tentative="1">
@@ -10047,7 +9594,7 @@
         <w:ind w:left="1440" w:hanging="360"/>
       </w:pPr>
       <w:rPr>
-        <w:rFonts w:hint="default" w:ascii="Courier New" w:hAnsi="Courier New" w:cs="Courier New"/>
+        <w:rFonts w:ascii="Courier New" w:hAnsi="Courier New" w:cs="Courier New" w:hint="default"/>
       </w:rPr>
     </w:lvl>
     <w:lvl w:ilvl="2" w:tplc="240A0005" w:tentative="1">
@@ -10059,7 +9606,7 @@
         <w:ind w:left="2160" w:hanging="360"/>
       </w:pPr>
       <w:rPr>
-        <w:rFonts w:hint="default" w:ascii="Wingdings" w:hAnsi="Wingdings"/>
+        <w:rFonts w:ascii="Wingdings" w:hAnsi="Wingdings" w:hint="default"/>
       </w:rPr>
     </w:lvl>
     <w:lvl w:ilvl="3" w:tplc="240A0001" w:tentative="1">
@@ -10071,7 +9618,7 @@
         <w:ind w:left="2880" w:hanging="360"/>
       </w:pPr>
       <w:rPr>
-        <w:rFonts w:hint="default" w:ascii="Symbol" w:hAnsi="Symbol"/>
+        <w:rFonts w:ascii="Symbol" w:hAnsi="Symbol" w:hint="default"/>
       </w:rPr>
     </w:lvl>
     <w:lvl w:ilvl="4" w:tplc="240A0003" w:tentative="1">
@@ -10083,7 +9630,7 @@
         <w:ind w:left="3600" w:hanging="360"/>
       </w:pPr>
       <w:rPr>
-        <w:rFonts w:hint="default" w:ascii="Courier New" w:hAnsi="Courier New" w:cs="Courier New"/>
+        <w:rFonts w:ascii="Courier New" w:hAnsi="Courier New" w:cs="Courier New" w:hint="default"/>
       </w:rPr>
     </w:lvl>
     <w:lvl w:ilvl="5" w:tplc="240A0005" w:tentative="1">
@@ -10095,7 +9642,7 @@
         <w:ind w:left="4320" w:hanging="360"/>
       </w:pPr>
       <w:rPr>
-        <w:rFonts w:hint="default" w:ascii="Wingdings" w:hAnsi="Wingdings"/>
+        <w:rFonts w:ascii="Wingdings" w:hAnsi="Wingdings" w:hint="default"/>
       </w:rPr>
     </w:lvl>
     <w:lvl w:ilvl="6" w:tplc="240A0001" w:tentative="1">
@@ -10107,7 +9654,7 @@
         <w:ind w:left="5040" w:hanging="360"/>
       </w:pPr>
       <w:rPr>
-        <w:rFonts w:hint="default" w:ascii="Symbol" w:hAnsi="Symbol"/>
+        <w:rFonts w:ascii="Symbol" w:hAnsi="Symbol" w:hint="default"/>
       </w:rPr>
     </w:lvl>
     <w:lvl w:ilvl="7" w:tplc="240A0003" w:tentative="1">
@@ -10119,7 +9666,7 @@
         <w:ind w:left="5760" w:hanging="360"/>
       </w:pPr>
       <w:rPr>
-        <w:rFonts w:hint="default" w:ascii="Courier New" w:hAnsi="Courier New" w:cs="Courier New"/>
+        <w:rFonts w:ascii="Courier New" w:hAnsi="Courier New" w:cs="Courier New" w:hint="default"/>
       </w:rPr>
     </w:lvl>
     <w:lvl w:ilvl="8" w:tplc="240A0005" w:tentative="1">
@@ -10131,7 +9678,7 @@
         <w:ind w:left="6480" w:hanging="360"/>
       </w:pPr>
       <w:rPr>
-        <w:rFonts w:hint="default" w:ascii="Wingdings" w:hAnsi="Wingdings"/>
+        <w:rFonts w:ascii="Wingdings" w:hAnsi="Wingdings" w:hint="default"/>
       </w:rPr>
     </w:lvl>
   </w:abstractNum>
@@ -10148,7 +9695,7 @@
         <w:ind w:left="720" w:hanging="360"/>
       </w:pPr>
       <w:rPr>
-        <w:rFonts w:hint="default" w:ascii="Wingdings" w:hAnsi="Wingdings"/>
+        <w:rFonts w:ascii="Wingdings" w:hAnsi="Wingdings" w:hint="default"/>
       </w:rPr>
     </w:lvl>
     <w:lvl w:ilvl="1" w:tplc="240A0003" w:tentative="1">
@@ -10160,7 +9707,7 @@
         <w:ind w:left="1440" w:hanging="360"/>
       </w:pPr>
       <w:rPr>
-        <w:rFonts w:hint="default" w:ascii="Courier New" w:hAnsi="Courier New" w:cs="Courier New"/>
+        <w:rFonts w:ascii="Courier New" w:hAnsi="Courier New" w:cs="Courier New" w:hint="default"/>
       </w:rPr>
     </w:lvl>
     <w:lvl w:ilvl="2" w:tplc="240A0005" w:tentative="1">
@@ -10172,7 +9719,7 @@
         <w:ind w:left="2160" w:hanging="360"/>
       </w:pPr>
       <w:rPr>
-        <w:rFonts w:hint="default" w:ascii="Wingdings" w:hAnsi="Wingdings"/>
+        <w:rFonts w:ascii="Wingdings" w:hAnsi="Wingdings" w:hint="default"/>
       </w:rPr>
     </w:lvl>
     <w:lvl w:ilvl="3" w:tplc="240A0001" w:tentative="1">
@@ -10184,7 +9731,7 @@
         <w:ind w:left="2880" w:hanging="360"/>
       </w:pPr>
       <w:rPr>
-        <w:rFonts w:hint="default" w:ascii="Symbol" w:hAnsi="Symbol"/>
+        <w:rFonts w:ascii="Symbol" w:hAnsi="Symbol" w:hint="default"/>
       </w:rPr>
     </w:lvl>
     <w:lvl w:ilvl="4" w:tplc="240A0003" w:tentative="1">
@@ -10196,7 +9743,7 @@
         <w:ind w:left="3600" w:hanging="360"/>
       </w:pPr>
       <w:rPr>
-        <w:rFonts w:hint="default" w:ascii="Courier New" w:hAnsi="Courier New" w:cs="Courier New"/>
+        <w:rFonts w:ascii="Courier New" w:hAnsi="Courier New" w:cs="Courier New" w:hint="default"/>
       </w:rPr>
     </w:lvl>
     <w:lvl w:ilvl="5" w:tplc="240A0005" w:tentative="1">
@@ -10208,7 +9755,7 @@
         <w:ind w:left="4320" w:hanging="360"/>
       </w:pPr>
       <w:rPr>
-        <w:rFonts w:hint="default" w:ascii="Wingdings" w:hAnsi="Wingdings"/>
+        <w:rFonts w:ascii="Wingdings" w:hAnsi="Wingdings" w:hint="default"/>
       </w:rPr>
     </w:lvl>
     <w:lvl w:ilvl="6" w:tplc="240A0001" w:tentative="1">
@@ -10220,7 +9767,7 @@
         <w:ind w:left="5040" w:hanging="360"/>
       </w:pPr>
       <w:rPr>
-        <w:rFonts w:hint="default" w:ascii="Symbol" w:hAnsi="Symbol"/>
+        <w:rFonts w:ascii="Symbol" w:hAnsi="Symbol" w:hint="default"/>
       </w:rPr>
     </w:lvl>
     <w:lvl w:ilvl="7" w:tplc="240A0003" w:tentative="1">
@@ -10232,7 +9779,7 @@
         <w:ind w:left="5760" w:hanging="360"/>
       </w:pPr>
       <w:rPr>
-        <w:rFonts w:hint="default" w:ascii="Courier New" w:hAnsi="Courier New" w:cs="Courier New"/>
+        <w:rFonts w:ascii="Courier New" w:hAnsi="Courier New" w:cs="Courier New" w:hint="default"/>
       </w:rPr>
     </w:lvl>
     <w:lvl w:ilvl="8" w:tplc="240A0005" w:tentative="1">
@@ -10244,7 +9791,7 @@
         <w:ind w:left="6480" w:hanging="360"/>
       </w:pPr>
       <w:rPr>
-        <w:rFonts w:hint="default" w:ascii="Wingdings" w:hAnsi="Wingdings"/>
+        <w:rFonts w:ascii="Wingdings" w:hAnsi="Wingdings" w:hint="default"/>
       </w:rPr>
     </w:lvl>
   </w:abstractNum>
@@ -10354,7 +9901,7 @@
         <w:ind w:left="720" w:hanging="360"/>
       </w:pPr>
       <w:rPr>
-        <w:rFonts w:hint="default" w:ascii="Symbol" w:hAnsi="Symbol"/>
+        <w:rFonts w:ascii="Symbol" w:hAnsi="Symbol" w:hint="default"/>
         <w:sz w:val="20"/>
       </w:rPr>
     </w:lvl>
@@ -10370,7 +9917,7 @@
         <w:ind w:left="1440" w:hanging="360"/>
       </w:pPr>
       <w:rPr>
-        <w:rFonts w:hint="default" w:ascii="Courier New" w:hAnsi="Courier New"/>
+        <w:rFonts w:ascii="Courier New" w:hAnsi="Courier New" w:hint="default"/>
         <w:sz w:val="20"/>
       </w:rPr>
     </w:lvl>
@@ -10386,7 +9933,7 @@
         <w:ind w:left="2160" w:hanging="360"/>
       </w:pPr>
       <w:rPr>
-        <w:rFonts w:hint="default" w:ascii="Wingdings" w:hAnsi="Wingdings"/>
+        <w:rFonts w:ascii="Wingdings" w:hAnsi="Wingdings" w:hint="default"/>
         <w:sz w:val="20"/>
       </w:rPr>
     </w:lvl>
@@ -10402,7 +9949,7 @@
         <w:ind w:left="2880" w:hanging="360"/>
       </w:pPr>
       <w:rPr>
-        <w:rFonts w:hint="default" w:ascii="Wingdings" w:hAnsi="Wingdings"/>
+        <w:rFonts w:ascii="Wingdings" w:hAnsi="Wingdings" w:hint="default"/>
         <w:sz w:val="20"/>
       </w:rPr>
     </w:lvl>
@@ -10418,7 +9965,7 @@
         <w:ind w:left="3600" w:hanging="360"/>
       </w:pPr>
       <w:rPr>
-        <w:rFonts w:hint="default" w:ascii="Wingdings" w:hAnsi="Wingdings"/>
+        <w:rFonts w:ascii="Wingdings" w:hAnsi="Wingdings" w:hint="default"/>
         <w:sz w:val="20"/>
       </w:rPr>
     </w:lvl>
@@ -10434,7 +9981,7 @@
         <w:ind w:left="4320" w:hanging="360"/>
       </w:pPr>
       <w:rPr>
-        <w:rFonts w:hint="default" w:ascii="Wingdings" w:hAnsi="Wingdings"/>
+        <w:rFonts w:ascii="Wingdings" w:hAnsi="Wingdings" w:hint="default"/>
         <w:sz w:val="20"/>
       </w:rPr>
     </w:lvl>
@@ -10450,7 +9997,7 @@
         <w:ind w:left="5040" w:hanging="360"/>
       </w:pPr>
       <w:rPr>
-        <w:rFonts w:hint="default" w:ascii="Wingdings" w:hAnsi="Wingdings"/>
+        <w:rFonts w:ascii="Wingdings" w:hAnsi="Wingdings" w:hint="default"/>
         <w:sz w:val="20"/>
       </w:rPr>
     </w:lvl>
@@ -10466,7 +10013,7 @@
         <w:ind w:left="5760" w:hanging="360"/>
       </w:pPr>
       <w:rPr>
-        <w:rFonts w:hint="default" w:ascii="Wingdings" w:hAnsi="Wingdings"/>
+        <w:rFonts w:ascii="Wingdings" w:hAnsi="Wingdings" w:hint="default"/>
         <w:sz w:val="20"/>
       </w:rPr>
     </w:lvl>
@@ -10482,7 +10029,7 @@
         <w:ind w:left="6480" w:hanging="360"/>
       </w:pPr>
       <w:rPr>
-        <w:rFonts w:hint="default" w:ascii="Wingdings" w:hAnsi="Wingdings"/>
+        <w:rFonts w:ascii="Wingdings" w:hAnsi="Wingdings" w:hint="default"/>
         <w:sz w:val="20"/>
       </w:rPr>
     </w:lvl>
@@ -10500,7 +10047,7 @@
         <w:ind w:left="720" w:hanging="360"/>
       </w:pPr>
       <w:rPr>
-        <w:rFonts w:hint="default" w:ascii="Symbol" w:hAnsi="Symbol"/>
+        <w:rFonts w:ascii="Symbol" w:hAnsi="Symbol" w:hint="default"/>
       </w:rPr>
     </w:lvl>
     <w:lvl w:ilvl="1" w:tplc="240A0003" w:tentative="1">
@@ -10512,7 +10059,7 @@
         <w:ind w:left="1440" w:hanging="360"/>
       </w:pPr>
       <w:rPr>
-        <w:rFonts w:hint="default" w:ascii="Courier New" w:hAnsi="Courier New" w:cs="Courier New"/>
+        <w:rFonts w:ascii="Courier New" w:hAnsi="Courier New" w:cs="Courier New" w:hint="default"/>
       </w:rPr>
     </w:lvl>
     <w:lvl w:ilvl="2" w:tplc="240A0005" w:tentative="1">
@@ -10524,7 +10071,7 @@
         <w:ind w:left="2160" w:hanging="360"/>
       </w:pPr>
       <w:rPr>
-        <w:rFonts w:hint="default" w:ascii="Wingdings" w:hAnsi="Wingdings"/>
+        <w:rFonts w:ascii="Wingdings" w:hAnsi="Wingdings" w:hint="default"/>
       </w:rPr>
     </w:lvl>
     <w:lvl w:ilvl="3" w:tplc="240A0001" w:tentative="1">
@@ -10536,7 +10083,7 @@
         <w:ind w:left="2880" w:hanging="360"/>
       </w:pPr>
       <w:rPr>
-        <w:rFonts w:hint="default" w:ascii="Symbol" w:hAnsi="Symbol"/>
+        <w:rFonts w:ascii="Symbol" w:hAnsi="Symbol" w:hint="default"/>
       </w:rPr>
     </w:lvl>
     <w:lvl w:ilvl="4" w:tplc="240A0003" w:tentative="1">
@@ -10548,7 +10095,7 @@
         <w:ind w:left="3600" w:hanging="360"/>
       </w:pPr>
       <w:rPr>
-        <w:rFonts w:hint="default" w:ascii="Courier New" w:hAnsi="Courier New" w:cs="Courier New"/>
+        <w:rFonts w:ascii="Courier New" w:hAnsi="Courier New" w:cs="Courier New" w:hint="default"/>
       </w:rPr>
     </w:lvl>
     <w:lvl w:ilvl="5" w:tplc="240A0005" w:tentative="1">
@@ -10560,7 +10107,7 @@
         <w:ind w:left="4320" w:hanging="360"/>
       </w:pPr>
       <w:rPr>
-        <w:rFonts w:hint="default" w:ascii="Wingdings" w:hAnsi="Wingdings"/>
+        <w:rFonts w:ascii="Wingdings" w:hAnsi="Wingdings" w:hint="default"/>
       </w:rPr>
     </w:lvl>
     <w:lvl w:ilvl="6" w:tplc="240A0001" w:tentative="1">
@@ -10572,7 +10119,7 @@
         <w:ind w:left="5040" w:hanging="360"/>
       </w:pPr>
       <w:rPr>
-        <w:rFonts w:hint="default" w:ascii="Symbol" w:hAnsi="Symbol"/>
+        <w:rFonts w:ascii="Symbol" w:hAnsi="Symbol" w:hint="default"/>
       </w:rPr>
     </w:lvl>
     <w:lvl w:ilvl="7" w:tplc="240A0003" w:tentative="1">
@@ -10584,7 +10131,7 @@
         <w:ind w:left="5760" w:hanging="360"/>
       </w:pPr>
       <w:rPr>
-        <w:rFonts w:hint="default" w:ascii="Courier New" w:hAnsi="Courier New" w:cs="Courier New"/>
+        <w:rFonts w:ascii="Courier New" w:hAnsi="Courier New" w:cs="Courier New" w:hint="default"/>
       </w:rPr>
     </w:lvl>
     <w:lvl w:ilvl="8" w:tplc="240A0005" w:tentative="1">
@@ -10596,7 +10143,7 @@
         <w:ind w:left="6480" w:hanging="360"/>
       </w:pPr>
       <w:rPr>
-        <w:rFonts w:hint="default" w:ascii="Wingdings" w:hAnsi="Wingdings"/>
+        <w:rFonts w:ascii="Wingdings" w:hAnsi="Wingdings" w:hint="default"/>
       </w:rPr>
     </w:lvl>
   </w:abstractNum>
@@ -10616,7 +10163,7 @@
         <w:ind w:left="720" w:hanging="360"/>
       </w:pPr>
       <w:rPr>
-        <w:rFonts w:hint="default" w:ascii="Symbol" w:hAnsi="Symbol"/>
+        <w:rFonts w:ascii="Symbol" w:hAnsi="Symbol" w:hint="default"/>
         <w:sz w:val="20"/>
       </w:rPr>
     </w:lvl>
@@ -10632,7 +10179,7 @@
         <w:ind w:left="1440" w:hanging="360"/>
       </w:pPr>
       <w:rPr>
-        <w:rFonts w:hint="default" w:ascii="Courier New" w:hAnsi="Courier New"/>
+        <w:rFonts w:ascii="Courier New" w:hAnsi="Courier New" w:hint="default"/>
         <w:sz w:val="20"/>
       </w:rPr>
     </w:lvl>
@@ -10648,7 +10195,7 @@
         <w:ind w:left="2160" w:hanging="360"/>
       </w:pPr>
       <w:rPr>
-        <w:rFonts w:hint="default" w:ascii="Wingdings" w:hAnsi="Wingdings"/>
+        <w:rFonts w:ascii="Wingdings" w:hAnsi="Wingdings" w:hint="default"/>
         <w:sz w:val="20"/>
       </w:rPr>
     </w:lvl>
@@ -10664,7 +10211,7 @@
         <w:ind w:left="2880" w:hanging="360"/>
       </w:pPr>
       <w:rPr>
-        <w:rFonts w:hint="default" w:ascii="Wingdings" w:hAnsi="Wingdings"/>
+        <w:rFonts w:ascii="Wingdings" w:hAnsi="Wingdings" w:hint="default"/>
         <w:sz w:val="20"/>
       </w:rPr>
     </w:lvl>
@@ -10680,7 +10227,7 @@
         <w:ind w:left="3600" w:hanging="360"/>
       </w:pPr>
       <w:rPr>
-        <w:rFonts w:hint="default" w:ascii="Wingdings" w:hAnsi="Wingdings"/>
+        <w:rFonts w:ascii="Wingdings" w:hAnsi="Wingdings" w:hint="default"/>
         <w:sz w:val="20"/>
       </w:rPr>
     </w:lvl>
@@ -10696,7 +10243,7 @@
         <w:ind w:left="4320" w:hanging="360"/>
       </w:pPr>
       <w:rPr>
-        <w:rFonts w:hint="default" w:ascii="Wingdings" w:hAnsi="Wingdings"/>
+        <w:rFonts w:ascii="Wingdings" w:hAnsi="Wingdings" w:hint="default"/>
         <w:sz w:val="20"/>
       </w:rPr>
     </w:lvl>
@@ -10712,7 +10259,7 @@
         <w:ind w:left="5040" w:hanging="360"/>
       </w:pPr>
       <w:rPr>
-        <w:rFonts w:hint="default" w:ascii="Wingdings" w:hAnsi="Wingdings"/>
+        <w:rFonts w:ascii="Wingdings" w:hAnsi="Wingdings" w:hint="default"/>
         <w:sz w:val="20"/>
       </w:rPr>
     </w:lvl>
@@ -10728,7 +10275,7 @@
         <w:ind w:left="5760" w:hanging="360"/>
       </w:pPr>
       <w:rPr>
-        <w:rFonts w:hint="default" w:ascii="Wingdings" w:hAnsi="Wingdings"/>
+        <w:rFonts w:ascii="Wingdings" w:hAnsi="Wingdings" w:hint="default"/>
         <w:sz w:val="20"/>
       </w:rPr>
     </w:lvl>
@@ -10744,7 +10291,7 @@
         <w:ind w:left="6480" w:hanging="360"/>
       </w:pPr>
       <w:rPr>
-        <w:rFonts w:hint="default" w:ascii="Wingdings" w:hAnsi="Wingdings"/>
+        <w:rFonts w:ascii="Wingdings" w:hAnsi="Wingdings" w:hint="default"/>
         <w:sz w:val="20"/>
       </w:rPr>
     </w:lvl>
@@ -10765,7 +10312,7 @@
         <w:ind w:left="720" w:hanging="360"/>
       </w:pPr>
       <w:rPr>
-        <w:rFonts w:hint="default" w:ascii="Symbol" w:hAnsi="Symbol"/>
+        <w:rFonts w:ascii="Symbol" w:hAnsi="Symbol" w:hint="default"/>
         <w:sz w:val="20"/>
       </w:rPr>
     </w:lvl>
@@ -10781,7 +10328,7 @@
         <w:ind w:left="1440" w:hanging="360"/>
       </w:pPr>
       <w:rPr>
-        <w:rFonts w:hint="default" w:ascii="Courier New" w:hAnsi="Courier New"/>
+        <w:rFonts w:ascii="Courier New" w:hAnsi="Courier New" w:hint="default"/>
         <w:sz w:val="20"/>
       </w:rPr>
     </w:lvl>
@@ -10797,7 +10344,7 @@
         <w:ind w:left="2160" w:hanging="360"/>
       </w:pPr>
       <w:rPr>
-        <w:rFonts w:hint="default" w:ascii="Wingdings" w:hAnsi="Wingdings"/>
+        <w:rFonts w:ascii="Wingdings" w:hAnsi="Wingdings" w:hint="default"/>
         <w:sz w:val="20"/>
       </w:rPr>
     </w:lvl>
@@ -10813,7 +10360,7 @@
         <w:ind w:left="2880" w:hanging="360"/>
       </w:pPr>
       <w:rPr>
-        <w:rFonts w:hint="default" w:ascii="Wingdings" w:hAnsi="Wingdings"/>
+        <w:rFonts w:ascii="Wingdings" w:hAnsi="Wingdings" w:hint="default"/>
         <w:sz w:val="20"/>
       </w:rPr>
     </w:lvl>
@@ -10829,7 +10376,7 @@
         <w:ind w:left="3600" w:hanging="360"/>
       </w:pPr>
       <w:rPr>
-        <w:rFonts w:hint="default" w:ascii="Wingdings" w:hAnsi="Wingdings"/>
+        <w:rFonts w:ascii="Wingdings" w:hAnsi="Wingdings" w:hint="default"/>
         <w:sz w:val="20"/>
       </w:rPr>
     </w:lvl>
@@ -10845,7 +10392,7 @@
         <w:ind w:left="4320" w:hanging="360"/>
       </w:pPr>
       <w:rPr>
-        <w:rFonts w:hint="default" w:ascii="Wingdings" w:hAnsi="Wingdings"/>
+        <w:rFonts w:ascii="Wingdings" w:hAnsi="Wingdings" w:hint="default"/>
         <w:sz w:val="20"/>
       </w:rPr>
     </w:lvl>
@@ -10861,7 +10408,7 @@
         <w:ind w:left="5040" w:hanging="360"/>
       </w:pPr>
       <w:rPr>
-        <w:rFonts w:hint="default" w:ascii="Wingdings" w:hAnsi="Wingdings"/>
+        <w:rFonts w:ascii="Wingdings" w:hAnsi="Wingdings" w:hint="default"/>
         <w:sz w:val="20"/>
       </w:rPr>
     </w:lvl>
@@ -10877,7 +10424,7 @@
         <w:ind w:left="5760" w:hanging="360"/>
       </w:pPr>
       <w:rPr>
-        <w:rFonts w:hint="default" w:ascii="Wingdings" w:hAnsi="Wingdings"/>
+        <w:rFonts w:ascii="Wingdings" w:hAnsi="Wingdings" w:hint="default"/>
         <w:sz w:val="20"/>
       </w:rPr>
     </w:lvl>
@@ -10893,7 +10440,7 @@
         <w:ind w:left="6480" w:hanging="360"/>
       </w:pPr>
       <w:rPr>
-        <w:rFonts w:hint="default" w:ascii="Wingdings" w:hAnsi="Wingdings"/>
+        <w:rFonts w:ascii="Wingdings" w:hAnsi="Wingdings" w:hint="default"/>
         <w:sz w:val="20"/>
       </w:rPr>
     </w:lvl>
@@ -10911,7 +10458,7 @@
         <w:ind w:left="720" w:hanging="360"/>
       </w:pPr>
       <w:rPr>
-        <w:rFonts w:hint="default" w:ascii="Symbol" w:hAnsi="Symbol"/>
+        <w:rFonts w:ascii="Symbol" w:hAnsi="Symbol" w:hint="default"/>
       </w:rPr>
     </w:lvl>
     <w:lvl w:ilvl="1" w:tplc="240A0003" w:tentative="1">
@@ -10923,7 +10470,7 @@
         <w:ind w:left="1440" w:hanging="360"/>
       </w:pPr>
       <w:rPr>
-        <w:rFonts w:hint="default" w:ascii="Courier New" w:hAnsi="Courier New" w:cs="Courier New"/>
+        <w:rFonts w:ascii="Courier New" w:hAnsi="Courier New" w:cs="Courier New" w:hint="default"/>
       </w:rPr>
     </w:lvl>
     <w:lvl w:ilvl="2" w:tplc="240A0005" w:tentative="1">
@@ -10935,7 +10482,7 @@
         <w:ind w:left="2160" w:hanging="360"/>
       </w:pPr>
       <w:rPr>
-        <w:rFonts w:hint="default" w:ascii="Wingdings" w:hAnsi="Wingdings"/>
+        <w:rFonts w:ascii="Wingdings" w:hAnsi="Wingdings" w:hint="default"/>
       </w:rPr>
     </w:lvl>
     <w:lvl w:ilvl="3" w:tplc="240A0001" w:tentative="1">
@@ -10947,7 +10494,7 @@
         <w:ind w:left="2880" w:hanging="360"/>
       </w:pPr>
       <w:rPr>
-        <w:rFonts w:hint="default" w:ascii="Symbol" w:hAnsi="Symbol"/>
+        <w:rFonts w:ascii="Symbol" w:hAnsi="Symbol" w:hint="default"/>
       </w:rPr>
     </w:lvl>
     <w:lvl w:ilvl="4" w:tplc="240A0003" w:tentative="1">
@@ -10959,7 +10506,7 @@
         <w:ind w:left="3600" w:hanging="360"/>
       </w:pPr>
       <w:rPr>
-        <w:rFonts w:hint="default" w:ascii="Courier New" w:hAnsi="Courier New" w:cs="Courier New"/>
+        <w:rFonts w:ascii="Courier New" w:hAnsi="Courier New" w:cs="Courier New" w:hint="default"/>
       </w:rPr>
     </w:lvl>
     <w:lvl w:ilvl="5" w:tplc="240A0005" w:tentative="1">
@@ -10971,7 +10518,7 @@
         <w:ind w:left="4320" w:hanging="360"/>
       </w:pPr>
       <w:rPr>
-        <w:rFonts w:hint="default" w:ascii="Wingdings" w:hAnsi="Wingdings"/>
+        <w:rFonts w:ascii="Wingdings" w:hAnsi="Wingdings" w:hint="default"/>
       </w:rPr>
     </w:lvl>
     <w:lvl w:ilvl="6" w:tplc="240A0001" w:tentative="1">
@@ -10983,7 +10530,7 @@
         <w:ind w:left="5040" w:hanging="360"/>
       </w:pPr>
       <w:rPr>
-        <w:rFonts w:hint="default" w:ascii="Symbol" w:hAnsi="Symbol"/>
+        <w:rFonts w:ascii="Symbol" w:hAnsi="Symbol" w:hint="default"/>
       </w:rPr>
     </w:lvl>
     <w:lvl w:ilvl="7" w:tplc="240A0003" w:tentative="1">
@@ -10995,7 +10542,7 @@
         <w:ind w:left="5760" w:hanging="360"/>
       </w:pPr>
       <w:rPr>
-        <w:rFonts w:hint="default" w:ascii="Courier New" w:hAnsi="Courier New" w:cs="Courier New"/>
+        <w:rFonts w:ascii="Courier New" w:hAnsi="Courier New" w:cs="Courier New" w:hint="default"/>
       </w:rPr>
     </w:lvl>
     <w:lvl w:ilvl="8" w:tplc="240A0005" w:tentative="1">
@@ -11007,7 +10554,7 @@
         <w:ind w:left="6480" w:hanging="360"/>
       </w:pPr>
       <w:rPr>
-        <w:rFonts w:hint="default" w:ascii="Wingdings" w:hAnsi="Wingdings"/>
+        <w:rFonts w:ascii="Wingdings" w:hAnsi="Wingdings" w:hint="default"/>
       </w:rPr>
     </w:lvl>
   </w:abstractNum>
@@ -11140,7 +10687,7 @@
         <w:ind w:left="720" w:hanging="360"/>
       </w:pPr>
       <w:rPr>
-        <w:rFonts w:hint="default" w:ascii="Symbol" w:hAnsi="Symbol"/>
+        <w:rFonts w:ascii="Symbol" w:hAnsi="Symbol" w:hint="default"/>
         <w:sz w:val="20"/>
       </w:rPr>
     </w:lvl>
@@ -11156,7 +10703,7 @@
         <w:ind w:left="1440" w:hanging="360"/>
       </w:pPr>
       <w:rPr>
-        <w:rFonts w:hint="default" w:ascii="Courier New" w:hAnsi="Courier New"/>
+        <w:rFonts w:ascii="Courier New" w:hAnsi="Courier New" w:hint="default"/>
         <w:sz w:val="20"/>
       </w:rPr>
     </w:lvl>
@@ -11172,7 +10719,7 @@
         <w:ind w:left="2160" w:hanging="360"/>
       </w:pPr>
       <w:rPr>
-        <w:rFonts w:hint="default" w:ascii="Wingdings" w:hAnsi="Wingdings"/>
+        <w:rFonts w:ascii="Wingdings" w:hAnsi="Wingdings" w:hint="default"/>
         <w:sz w:val="20"/>
       </w:rPr>
     </w:lvl>
@@ -11188,7 +10735,7 @@
         <w:ind w:left="2880" w:hanging="360"/>
       </w:pPr>
       <w:rPr>
-        <w:rFonts w:hint="default" w:ascii="Wingdings" w:hAnsi="Wingdings"/>
+        <w:rFonts w:ascii="Wingdings" w:hAnsi="Wingdings" w:hint="default"/>
         <w:sz w:val="20"/>
       </w:rPr>
     </w:lvl>
@@ -11204,7 +10751,7 @@
         <w:ind w:left="3600" w:hanging="360"/>
       </w:pPr>
       <w:rPr>
-        <w:rFonts w:hint="default" w:ascii="Wingdings" w:hAnsi="Wingdings"/>
+        <w:rFonts w:ascii="Wingdings" w:hAnsi="Wingdings" w:hint="default"/>
         <w:sz w:val="20"/>
       </w:rPr>
     </w:lvl>
@@ -11220,7 +10767,7 @@
         <w:ind w:left="4320" w:hanging="360"/>
       </w:pPr>
       <w:rPr>
-        <w:rFonts w:hint="default" w:ascii="Wingdings" w:hAnsi="Wingdings"/>
+        <w:rFonts w:ascii="Wingdings" w:hAnsi="Wingdings" w:hint="default"/>
         <w:sz w:val="20"/>
       </w:rPr>
     </w:lvl>
@@ -11236,7 +10783,7 @@
         <w:ind w:left="5040" w:hanging="360"/>
       </w:pPr>
       <w:rPr>
-        <w:rFonts w:hint="default" w:ascii="Wingdings" w:hAnsi="Wingdings"/>
+        <w:rFonts w:ascii="Wingdings" w:hAnsi="Wingdings" w:hint="default"/>
         <w:sz w:val="20"/>
       </w:rPr>
     </w:lvl>
@@ -11252,7 +10799,7 @@
         <w:ind w:left="5760" w:hanging="360"/>
       </w:pPr>
       <w:rPr>
-        <w:rFonts w:hint="default" w:ascii="Wingdings" w:hAnsi="Wingdings"/>
+        <w:rFonts w:ascii="Wingdings" w:hAnsi="Wingdings" w:hint="default"/>
         <w:sz w:val="20"/>
       </w:rPr>
     </w:lvl>
@@ -11268,7 +10815,7 @@
         <w:ind w:left="6480" w:hanging="360"/>
       </w:pPr>
       <w:rPr>
-        <w:rFonts w:hint="default" w:ascii="Wingdings" w:hAnsi="Wingdings"/>
+        <w:rFonts w:ascii="Wingdings" w:hAnsi="Wingdings" w:hint="default"/>
         <w:sz w:val="20"/>
       </w:rPr>
     </w:lvl>
@@ -11286,7 +10833,7 @@
         <w:ind w:left="720" w:hanging="360"/>
       </w:pPr>
       <w:rPr>
-        <w:rFonts w:hint="default" w:ascii="Symbol" w:hAnsi="Symbol"/>
+        <w:rFonts w:ascii="Symbol" w:hAnsi="Symbol" w:hint="default"/>
       </w:rPr>
     </w:lvl>
     <w:lvl w:ilvl="1" w:tplc="240A0003" w:tentative="1">
@@ -11298,7 +10845,7 @@
         <w:ind w:left="1440" w:hanging="360"/>
       </w:pPr>
       <w:rPr>
-        <w:rFonts w:hint="default" w:ascii="Courier New" w:hAnsi="Courier New" w:cs="Courier New"/>
+        <w:rFonts w:ascii="Courier New" w:hAnsi="Courier New" w:cs="Courier New" w:hint="default"/>
       </w:rPr>
     </w:lvl>
     <w:lvl w:ilvl="2" w:tplc="240A0005" w:tentative="1">
@@ -11310,7 +10857,7 @@
         <w:ind w:left="2160" w:hanging="360"/>
       </w:pPr>
       <w:rPr>
-        <w:rFonts w:hint="default" w:ascii="Wingdings" w:hAnsi="Wingdings"/>
+        <w:rFonts w:ascii="Wingdings" w:hAnsi="Wingdings" w:hint="default"/>
       </w:rPr>
     </w:lvl>
     <w:lvl w:ilvl="3" w:tplc="240A0001" w:tentative="1">
@@ -11322,7 +10869,7 @@
         <w:ind w:left="2880" w:hanging="360"/>
       </w:pPr>
       <w:rPr>
-        <w:rFonts w:hint="default" w:ascii="Symbol" w:hAnsi="Symbol"/>
+        <w:rFonts w:ascii="Symbol" w:hAnsi="Symbol" w:hint="default"/>
       </w:rPr>
     </w:lvl>
     <w:lvl w:ilvl="4" w:tplc="240A0003" w:tentative="1">
@@ -11334,7 +10881,7 @@
         <w:ind w:left="3600" w:hanging="360"/>
       </w:pPr>
       <w:rPr>
-        <w:rFonts w:hint="default" w:ascii="Courier New" w:hAnsi="Courier New" w:cs="Courier New"/>
+        <w:rFonts w:ascii="Courier New" w:hAnsi="Courier New" w:cs="Courier New" w:hint="default"/>
       </w:rPr>
     </w:lvl>
     <w:lvl w:ilvl="5" w:tplc="240A0005" w:tentative="1">
@@ -11346,7 +10893,7 @@
         <w:ind w:left="4320" w:hanging="360"/>
       </w:pPr>
       <w:rPr>
-        <w:rFonts w:hint="default" w:ascii="Wingdings" w:hAnsi="Wingdings"/>
+        <w:rFonts w:ascii="Wingdings" w:hAnsi="Wingdings" w:hint="default"/>
       </w:rPr>
     </w:lvl>
     <w:lvl w:ilvl="6" w:tplc="240A0001" w:tentative="1">
@@ -11358,7 +10905,7 @@
         <w:ind w:left="5040" w:hanging="360"/>
       </w:pPr>
       <w:rPr>
-        <w:rFonts w:hint="default" w:ascii="Symbol" w:hAnsi="Symbol"/>
+        <w:rFonts w:ascii="Symbol" w:hAnsi="Symbol" w:hint="default"/>
       </w:rPr>
     </w:lvl>
     <w:lvl w:ilvl="7" w:tplc="240A0003" w:tentative="1">
@@ -11370,7 +10917,7 @@
         <w:ind w:left="5760" w:hanging="360"/>
       </w:pPr>
       <w:rPr>
-        <w:rFonts w:hint="default" w:ascii="Courier New" w:hAnsi="Courier New" w:cs="Courier New"/>
+        <w:rFonts w:ascii="Courier New" w:hAnsi="Courier New" w:cs="Courier New" w:hint="default"/>
       </w:rPr>
     </w:lvl>
     <w:lvl w:ilvl="8" w:tplc="240A0005" w:tentative="1">
@@ -11382,7 +10929,7 @@
         <w:ind w:left="6480" w:hanging="360"/>
       </w:pPr>
       <w:rPr>
-        <w:rFonts w:hint="default" w:ascii="Wingdings" w:hAnsi="Wingdings"/>
+        <w:rFonts w:ascii="Wingdings" w:hAnsi="Wingdings" w:hint="default"/>
       </w:rPr>
     </w:lvl>
   </w:abstractNum>
@@ -11571,7 +11118,7 @@
         <w:ind w:left="720" w:hanging="360"/>
       </w:pPr>
       <w:rPr>
-        <w:rFonts w:hint="default" w:ascii="Symbol" w:hAnsi="Symbol"/>
+        <w:rFonts w:ascii="Symbol" w:hAnsi="Symbol" w:hint="default"/>
       </w:rPr>
     </w:lvl>
     <w:lvl w:ilvl="1" w:tplc="240A0003" w:tentative="1">
@@ -11583,7 +11130,7 @@
         <w:ind w:left="1440" w:hanging="360"/>
       </w:pPr>
       <w:rPr>
-        <w:rFonts w:hint="default" w:ascii="Courier New" w:hAnsi="Courier New" w:cs="Courier New"/>
+        <w:rFonts w:ascii="Courier New" w:hAnsi="Courier New" w:cs="Courier New" w:hint="default"/>
       </w:rPr>
     </w:lvl>
     <w:lvl w:ilvl="2" w:tplc="240A0005" w:tentative="1">
@@ -11595,7 +11142,7 @@
         <w:ind w:left="2160" w:hanging="360"/>
       </w:pPr>
       <w:rPr>
-        <w:rFonts w:hint="default" w:ascii="Wingdings" w:hAnsi="Wingdings"/>
+        <w:rFonts w:ascii="Wingdings" w:hAnsi="Wingdings" w:hint="default"/>
       </w:rPr>
     </w:lvl>
     <w:lvl w:ilvl="3" w:tplc="240A0001" w:tentative="1">
@@ -11607,7 +11154,7 @@
         <w:ind w:left="2880" w:hanging="360"/>
       </w:pPr>
       <w:rPr>
-        <w:rFonts w:hint="default" w:ascii="Symbol" w:hAnsi="Symbol"/>
+        <w:rFonts w:ascii="Symbol" w:hAnsi="Symbol" w:hint="default"/>
       </w:rPr>
     </w:lvl>
     <w:lvl w:ilvl="4" w:tplc="240A0003" w:tentative="1">
@@ -11619,7 +11166,7 @@
         <w:ind w:left="3600" w:hanging="360"/>
       </w:pPr>
       <w:rPr>
-        <w:rFonts w:hint="default" w:ascii="Courier New" w:hAnsi="Courier New" w:cs="Courier New"/>
+        <w:rFonts w:ascii="Courier New" w:hAnsi="Courier New" w:cs="Courier New" w:hint="default"/>
       </w:rPr>
     </w:lvl>
     <w:lvl w:ilvl="5" w:tplc="240A0005" w:tentative="1">
@@ -11631,7 +11178,7 @@
         <w:ind w:left="4320" w:hanging="360"/>
       </w:pPr>
       <w:rPr>
-        <w:rFonts w:hint="default" w:ascii="Wingdings" w:hAnsi="Wingdings"/>
+        <w:rFonts w:ascii="Wingdings" w:hAnsi="Wingdings" w:hint="default"/>
       </w:rPr>
     </w:lvl>
     <w:lvl w:ilvl="6" w:tplc="240A0001" w:tentative="1">
@@ -11643,7 +11190,7 @@
         <w:ind w:left="5040" w:hanging="360"/>
       </w:pPr>
       <w:rPr>
-        <w:rFonts w:hint="default" w:ascii="Symbol" w:hAnsi="Symbol"/>
+        <w:rFonts w:ascii="Symbol" w:hAnsi="Symbol" w:hint="default"/>
       </w:rPr>
     </w:lvl>
     <w:lvl w:ilvl="7" w:tplc="240A0003" w:tentative="1">
@@ -11655,7 +11202,7 @@
         <w:ind w:left="5760" w:hanging="360"/>
       </w:pPr>
       <w:rPr>
-        <w:rFonts w:hint="default" w:ascii="Courier New" w:hAnsi="Courier New" w:cs="Courier New"/>
+        <w:rFonts w:ascii="Courier New" w:hAnsi="Courier New" w:cs="Courier New" w:hint="default"/>
       </w:rPr>
     </w:lvl>
     <w:lvl w:ilvl="8" w:tplc="240A0005" w:tentative="1">
@@ -11667,7 +11214,7 @@
         <w:ind w:left="6480" w:hanging="360"/>
       </w:pPr>
       <w:rPr>
-        <w:rFonts w:hint="default" w:ascii="Wingdings" w:hAnsi="Wingdings"/>
+        <w:rFonts w:ascii="Wingdings" w:hAnsi="Wingdings" w:hint="default"/>
       </w:rPr>
     </w:lvl>
   </w:abstractNum>
@@ -11684,7 +11231,7 @@
         <w:ind w:left="720" w:hanging="360"/>
       </w:pPr>
       <w:rPr>
-        <w:rFonts w:hint="default" w:ascii="Wingdings" w:hAnsi="Wingdings"/>
+        <w:rFonts w:ascii="Wingdings" w:hAnsi="Wingdings" w:hint="default"/>
       </w:rPr>
     </w:lvl>
     <w:lvl w:ilvl="1" w:tplc="240A0003" w:tentative="1">
@@ -11696,7 +11243,7 @@
         <w:ind w:left="1440" w:hanging="360"/>
       </w:pPr>
       <w:rPr>
-        <w:rFonts w:hint="default" w:ascii="Courier New" w:hAnsi="Courier New" w:cs="Courier New"/>
+        <w:rFonts w:ascii="Courier New" w:hAnsi="Courier New" w:cs="Courier New" w:hint="default"/>
       </w:rPr>
     </w:lvl>
     <w:lvl w:ilvl="2" w:tplc="240A0005" w:tentative="1">
@@ -11708,7 +11255,7 @@
         <w:ind w:left="2160" w:hanging="360"/>
       </w:pPr>
       <w:rPr>
-        <w:rFonts w:hint="default" w:ascii="Wingdings" w:hAnsi="Wingdings"/>
+        <w:rFonts w:ascii="Wingdings" w:hAnsi="Wingdings" w:hint="default"/>
       </w:rPr>
     </w:lvl>
     <w:lvl w:ilvl="3" w:tplc="240A0001" w:tentative="1">
@@ -11720,7 +11267,7 @@
         <w:ind w:left="2880" w:hanging="360"/>
       </w:pPr>
       <w:rPr>
-        <w:rFonts w:hint="default" w:ascii="Symbol" w:hAnsi="Symbol"/>
+        <w:rFonts w:ascii="Symbol" w:hAnsi="Symbol" w:hint="default"/>
       </w:rPr>
     </w:lvl>
     <w:lvl w:ilvl="4" w:tplc="240A0003" w:tentative="1">
@@ -11732,7 +11279,7 @@
         <w:ind w:left="3600" w:hanging="360"/>
       </w:pPr>
       <w:rPr>
-        <w:rFonts w:hint="default" w:ascii="Courier New" w:hAnsi="Courier New" w:cs="Courier New"/>
+        <w:rFonts w:ascii="Courier New" w:hAnsi="Courier New" w:cs="Courier New" w:hint="default"/>
       </w:rPr>
     </w:lvl>
     <w:lvl w:ilvl="5" w:tplc="240A0005" w:tentative="1">
@@ -11744,7 +11291,7 @@
         <w:ind w:left="4320" w:hanging="360"/>
       </w:pPr>
       <w:rPr>
-        <w:rFonts w:hint="default" w:ascii="Wingdings" w:hAnsi="Wingdings"/>
+        <w:rFonts w:ascii="Wingdings" w:hAnsi="Wingdings" w:hint="default"/>
       </w:rPr>
     </w:lvl>
     <w:lvl w:ilvl="6" w:tplc="240A0001" w:tentative="1">
@@ -11756,7 +11303,7 @@
         <w:ind w:left="5040" w:hanging="360"/>
       </w:pPr>
       <w:rPr>
-        <w:rFonts w:hint="default" w:ascii="Symbol" w:hAnsi="Symbol"/>
+        <w:rFonts w:ascii="Symbol" w:hAnsi="Symbol" w:hint="default"/>
       </w:rPr>
     </w:lvl>
     <w:lvl w:ilvl="7" w:tplc="240A0003" w:tentative="1">
@@ -11768,7 +11315,7 @@
         <w:ind w:left="5760" w:hanging="360"/>
       </w:pPr>
       <w:rPr>
-        <w:rFonts w:hint="default" w:ascii="Courier New" w:hAnsi="Courier New" w:cs="Courier New"/>
+        <w:rFonts w:ascii="Courier New" w:hAnsi="Courier New" w:cs="Courier New" w:hint="default"/>
       </w:rPr>
     </w:lvl>
     <w:lvl w:ilvl="8" w:tplc="240A0005" w:tentative="1">
@@ -11780,7 +11327,7 @@
         <w:ind w:left="6480" w:hanging="360"/>
       </w:pPr>
       <w:rPr>
-        <w:rFonts w:hint="default" w:ascii="Wingdings" w:hAnsi="Wingdings"/>
+        <w:rFonts w:ascii="Wingdings" w:hAnsi="Wingdings" w:hint="default"/>
       </w:rPr>
     </w:lvl>
   </w:abstractNum>
@@ -11797,7 +11344,7 @@
         <w:ind w:left="720" w:hanging="360"/>
       </w:pPr>
       <w:rPr>
-        <w:rFonts w:hint="default" w:ascii="Symbol" w:hAnsi="Symbol"/>
+        <w:rFonts w:ascii="Symbol" w:hAnsi="Symbol" w:hint="default"/>
       </w:rPr>
     </w:lvl>
     <w:lvl w:ilvl="1" w:tplc="240A0003" w:tentative="1">
@@ -11809,7 +11356,7 @@
         <w:ind w:left="1440" w:hanging="360"/>
       </w:pPr>
       <w:rPr>
-        <w:rFonts w:hint="default" w:ascii="Courier New" w:hAnsi="Courier New" w:cs="Courier New"/>
+        <w:rFonts w:ascii="Courier New" w:hAnsi="Courier New" w:cs="Courier New" w:hint="default"/>
       </w:rPr>
     </w:lvl>
     <w:lvl w:ilvl="2" w:tplc="240A0005" w:tentative="1">
@@ -11821,7 +11368,7 @@
         <w:ind w:left="2160" w:hanging="360"/>
       </w:pPr>
       <w:rPr>
-        <w:rFonts w:hint="default" w:ascii="Wingdings" w:hAnsi="Wingdings"/>
+        <w:rFonts w:ascii="Wingdings" w:hAnsi="Wingdings" w:hint="default"/>
       </w:rPr>
     </w:lvl>
     <w:lvl w:ilvl="3" w:tplc="240A0001" w:tentative="1">
@@ -11833,7 +11380,7 @@
         <w:ind w:left="2880" w:hanging="360"/>
       </w:pPr>
       <w:rPr>
-        <w:rFonts w:hint="default" w:ascii="Symbol" w:hAnsi="Symbol"/>
+        <w:rFonts w:ascii="Symbol" w:hAnsi="Symbol" w:hint="default"/>
       </w:rPr>
     </w:lvl>
     <w:lvl w:ilvl="4" w:tplc="240A0003" w:tentative="1">
@@ -11845,7 +11392,7 @@
         <w:ind w:left="3600" w:hanging="360"/>
       </w:pPr>
       <w:rPr>
-        <w:rFonts w:hint="default" w:ascii="Courier New" w:hAnsi="Courier New" w:cs="Courier New"/>
+        <w:rFonts w:ascii="Courier New" w:hAnsi="Courier New" w:cs="Courier New" w:hint="default"/>
       </w:rPr>
     </w:lvl>
     <w:lvl w:ilvl="5" w:tplc="240A0005" w:tentative="1">
@@ -11857,7 +11404,7 @@
         <w:ind w:left="4320" w:hanging="360"/>
       </w:pPr>
       <w:rPr>
-        <w:rFonts w:hint="default" w:ascii="Wingdings" w:hAnsi="Wingdings"/>
+        <w:rFonts w:ascii="Wingdings" w:hAnsi="Wingdings" w:hint="default"/>
       </w:rPr>
     </w:lvl>
     <w:lvl w:ilvl="6" w:tplc="240A0001" w:tentative="1">
@@ -11869,7 +11416,7 @@
         <w:ind w:left="5040" w:hanging="360"/>
       </w:pPr>
       <w:rPr>
-        <w:rFonts w:hint="default" w:ascii="Symbol" w:hAnsi="Symbol"/>
+        <w:rFonts w:ascii="Symbol" w:hAnsi="Symbol" w:hint="default"/>
       </w:rPr>
     </w:lvl>
     <w:lvl w:ilvl="7" w:tplc="240A0003" w:tentative="1">
@@ -11881,7 +11428,7 @@
         <w:ind w:left="5760" w:hanging="360"/>
       </w:pPr>
       <w:rPr>
-        <w:rFonts w:hint="default" w:ascii="Courier New" w:hAnsi="Courier New" w:cs="Courier New"/>
+        <w:rFonts w:ascii="Courier New" w:hAnsi="Courier New" w:cs="Courier New" w:hint="default"/>
       </w:rPr>
     </w:lvl>
     <w:lvl w:ilvl="8" w:tplc="240A0005" w:tentative="1">
@@ -11893,7 +11440,7 @@
         <w:ind w:left="6480" w:hanging="360"/>
       </w:pPr>
       <w:rPr>
-        <w:rFonts w:hint="default" w:ascii="Wingdings" w:hAnsi="Wingdings"/>
+        <w:rFonts w:ascii="Wingdings" w:hAnsi="Wingdings" w:hint="default"/>
       </w:rPr>
     </w:lvl>
   </w:abstractNum>
@@ -11913,7 +11460,7 @@
         <w:ind w:left="720" w:hanging="360"/>
       </w:pPr>
       <w:rPr>
-        <w:rFonts w:hint="default" w:ascii="Symbol" w:hAnsi="Symbol"/>
+        <w:rFonts w:ascii="Symbol" w:hAnsi="Symbol" w:hint="default"/>
         <w:sz w:val="20"/>
       </w:rPr>
     </w:lvl>
@@ -11929,7 +11476,7 @@
         <w:ind w:left="1440" w:hanging="360"/>
       </w:pPr>
       <w:rPr>
-        <w:rFonts w:hint="default" w:ascii="Courier New" w:hAnsi="Courier New"/>
+        <w:rFonts w:ascii="Courier New" w:hAnsi="Courier New" w:hint="default"/>
         <w:sz w:val="20"/>
       </w:rPr>
     </w:lvl>
@@ -11945,7 +11492,7 @@
         <w:ind w:left="2160" w:hanging="360"/>
       </w:pPr>
       <w:rPr>
-        <w:rFonts w:hint="default" w:ascii="Wingdings" w:hAnsi="Wingdings"/>
+        <w:rFonts w:ascii="Wingdings" w:hAnsi="Wingdings" w:hint="default"/>
         <w:sz w:val="20"/>
       </w:rPr>
     </w:lvl>
@@ -11961,7 +11508,7 @@
         <w:ind w:left="2880" w:hanging="360"/>
       </w:pPr>
       <w:rPr>
-        <w:rFonts w:hint="default" w:ascii="Wingdings" w:hAnsi="Wingdings"/>
+        <w:rFonts w:ascii="Wingdings" w:hAnsi="Wingdings" w:hint="default"/>
         <w:sz w:val="20"/>
       </w:rPr>
     </w:lvl>
@@ -11977,7 +11524,7 @@
         <w:ind w:left="3600" w:hanging="360"/>
       </w:pPr>
       <w:rPr>
-        <w:rFonts w:hint="default" w:ascii="Wingdings" w:hAnsi="Wingdings"/>
+        <w:rFonts w:ascii="Wingdings" w:hAnsi="Wingdings" w:hint="default"/>
         <w:sz w:val="20"/>
       </w:rPr>
     </w:lvl>
@@ -11993,7 +11540,7 @@
         <w:ind w:left="4320" w:hanging="360"/>
       </w:pPr>
       <w:rPr>
-        <w:rFonts w:hint="default" w:ascii="Wingdings" w:hAnsi="Wingdings"/>
+        <w:rFonts w:ascii="Wingdings" w:hAnsi="Wingdings" w:hint="default"/>
         <w:sz w:val="20"/>
       </w:rPr>
     </w:lvl>
@@ -12009,7 +11556,7 @@
         <w:ind w:left="5040" w:hanging="360"/>
       </w:pPr>
       <w:rPr>
-        <w:rFonts w:hint="default" w:ascii="Wingdings" w:hAnsi="Wingdings"/>
+        <w:rFonts w:ascii="Wingdings" w:hAnsi="Wingdings" w:hint="default"/>
         <w:sz w:val="20"/>
       </w:rPr>
     </w:lvl>
@@ -12025,7 +11572,7 @@
         <w:ind w:left="5760" w:hanging="360"/>
       </w:pPr>
       <w:rPr>
-        <w:rFonts w:hint="default" w:ascii="Wingdings" w:hAnsi="Wingdings"/>
+        <w:rFonts w:ascii="Wingdings" w:hAnsi="Wingdings" w:hint="default"/>
         <w:sz w:val="20"/>
       </w:rPr>
     </w:lvl>
@@ -12041,7 +11588,7 @@
         <w:ind w:left="6480" w:hanging="360"/>
       </w:pPr>
       <w:rPr>
-        <w:rFonts w:hint="default" w:ascii="Wingdings" w:hAnsi="Wingdings"/>
+        <w:rFonts w:ascii="Wingdings" w:hAnsi="Wingdings" w:hint="default"/>
         <w:sz w:val="20"/>
       </w:rPr>
     </w:lvl>
@@ -12059,7 +11606,7 @@
         <w:ind w:left="1080" w:hanging="360"/>
       </w:pPr>
       <w:rPr>
-        <w:rFonts w:hint="default" w:ascii="Courier New" w:hAnsi="Courier New" w:cs="Courier New"/>
+        <w:rFonts w:ascii="Courier New" w:hAnsi="Courier New" w:cs="Courier New" w:hint="default"/>
       </w:rPr>
     </w:lvl>
     <w:lvl w:ilvl="1" w:tplc="240A0003" w:tentative="1">
@@ -12071,7 +11618,7 @@
         <w:ind w:left="1800" w:hanging="360"/>
       </w:pPr>
       <w:rPr>
-        <w:rFonts w:hint="default" w:ascii="Courier New" w:hAnsi="Courier New" w:cs="Courier New"/>
+        <w:rFonts w:ascii="Courier New" w:hAnsi="Courier New" w:cs="Courier New" w:hint="default"/>
       </w:rPr>
     </w:lvl>
     <w:lvl w:ilvl="2" w:tplc="240A0005" w:tentative="1">
@@ -12083,7 +11630,7 @@
         <w:ind w:left="2520" w:hanging="360"/>
       </w:pPr>
       <w:rPr>
-        <w:rFonts w:hint="default" w:ascii="Wingdings" w:hAnsi="Wingdings"/>
+        <w:rFonts w:ascii="Wingdings" w:hAnsi="Wingdings" w:hint="default"/>
       </w:rPr>
     </w:lvl>
     <w:lvl w:ilvl="3" w:tplc="240A0001" w:tentative="1">
@@ -12095,7 +11642,7 @@
         <w:ind w:left="3240" w:hanging="360"/>
       </w:pPr>
       <w:rPr>
-        <w:rFonts w:hint="default" w:ascii="Symbol" w:hAnsi="Symbol"/>
+        <w:rFonts w:ascii="Symbol" w:hAnsi="Symbol" w:hint="default"/>
       </w:rPr>
     </w:lvl>
     <w:lvl w:ilvl="4" w:tplc="240A0003" w:tentative="1">
@@ -12107,7 +11654,7 @@
         <w:ind w:left="3960" w:hanging="360"/>
       </w:pPr>
       <w:rPr>
-        <w:rFonts w:hint="default" w:ascii="Courier New" w:hAnsi="Courier New" w:cs="Courier New"/>
+        <w:rFonts w:ascii="Courier New" w:hAnsi="Courier New" w:cs="Courier New" w:hint="default"/>
       </w:rPr>
     </w:lvl>
     <w:lvl w:ilvl="5" w:tplc="240A0005" w:tentative="1">
@@ -12119,7 +11666,7 @@
         <w:ind w:left="4680" w:hanging="360"/>
       </w:pPr>
       <w:rPr>
-        <w:rFonts w:hint="default" w:ascii="Wingdings" w:hAnsi="Wingdings"/>
+        <w:rFonts w:ascii="Wingdings" w:hAnsi="Wingdings" w:hint="default"/>
       </w:rPr>
     </w:lvl>
     <w:lvl w:ilvl="6" w:tplc="240A0001" w:tentative="1">
@@ -12131,7 +11678,7 @@
         <w:ind w:left="5400" w:hanging="360"/>
       </w:pPr>
       <w:rPr>
-        <w:rFonts w:hint="default" w:ascii="Symbol" w:hAnsi="Symbol"/>
+        <w:rFonts w:ascii="Symbol" w:hAnsi="Symbol" w:hint="default"/>
       </w:rPr>
     </w:lvl>
     <w:lvl w:ilvl="7" w:tplc="240A0003" w:tentative="1">
@@ -12143,7 +11690,7 @@
         <w:ind w:left="6120" w:hanging="360"/>
       </w:pPr>
       <w:rPr>
-        <w:rFonts w:hint="default" w:ascii="Courier New" w:hAnsi="Courier New" w:cs="Courier New"/>
+        <w:rFonts w:ascii="Courier New" w:hAnsi="Courier New" w:cs="Courier New" w:hint="default"/>
       </w:rPr>
     </w:lvl>
     <w:lvl w:ilvl="8" w:tplc="240A0005" w:tentative="1">
@@ -12155,7 +11702,7 @@
         <w:ind w:left="6840" w:hanging="360"/>
       </w:pPr>
       <w:rPr>
-        <w:rFonts w:hint="default" w:ascii="Wingdings" w:hAnsi="Wingdings"/>
+        <w:rFonts w:ascii="Wingdings" w:hAnsi="Wingdings" w:hint="default"/>
       </w:rPr>
     </w:lvl>
   </w:abstractNum>
@@ -12172,7 +11719,7 @@
         <w:ind w:left="720" w:hanging="360"/>
       </w:pPr>
       <w:rPr>
-        <w:rFonts w:hint="default" w:ascii="Courier New" w:hAnsi="Courier New" w:cs="Courier New"/>
+        <w:rFonts w:ascii="Courier New" w:hAnsi="Courier New" w:cs="Courier New" w:hint="default"/>
       </w:rPr>
     </w:lvl>
     <w:lvl w:ilvl="1" w:tplc="240A0003">
@@ -12184,7 +11731,7 @@
         <w:ind w:left="1440" w:hanging="360"/>
       </w:pPr>
       <w:rPr>
-        <w:rFonts w:hint="default" w:ascii="Courier New" w:hAnsi="Courier New" w:cs="Courier New"/>
+        <w:rFonts w:ascii="Courier New" w:hAnsi="Courier New" w:cs="Courier New" w:hint="default"/>
       </w:rPr>
     </w:lvl>
     <w:lvl w:ilvl="2" w:tplc="240A0005" w:tentative="1">
@@ -12196,7 +11743,7 @@
         <w:ind w:left="2160" w:hanging="360"/>
       </w:pPr>
       <w:rPr>
-        <w:rFonts w:hint="default" w:ascii="Wingdings" w:hAnsi="Wingdings"/>
+        <w:rFonts w:ascii="Wingdings" w:hAnsi="Wingdings" w:hint="default"/>
       </w:rPr>
     </w:lvl>
     <w:lvl w:ilvl="3" w:tplc="240A0001" w:tentative="1">
@@ -12208,7 +11755,7 @@
         <w:ind w:left="2880" w:hanging="360"/>
       </w:pPr>
       <w:rPr>
-        <w:rFonts w:hint="default" w:ascii="Symbol" w:hAnsi="Symbol"/>
+        <w:rFonts w:ascii="Symbol" w:hAnsi="Symbol" w:hint="default"/>
       </w:rPr>
     </w:lvl>
     <w:lvl w:ilvl="4" w:tplc="240A0003" w:tentative="1">
@@ -12220,7 +11767,7 @@
         <w:ind w:left="3600" w:hanging="360"/>
       </w:pPr>
       <w:rPr>
-        <w:rFonts w:hint="default" w:ascii="Courier New" w:hAnsi="Courier New" w:cs="Courier New"/>
+        <w:rFonts w:ascii="Courier New" w:hAnsi="Courier New" w:cs="Courier New" w:hint="default"/>
       </w:rPr>
     </w:lvl>
     <w:lvl w:ilvl="5" w:tplc="240A0005" w:tentative="1">
@@ -12232,7 +11779,7 @@
         <w:ind w:left="4320" w:hanging="360"/>
       </w:pPr>
       <w:rPr>
-        <w:rFonts w:hint="default" w:ascii="Wingdings" w:hAnsi="Wingdings"/>
+        <w:rFonts w:ascii="Wingdings" w:hAnsi="Wingdings" w:hint="default"/>
       </w:rPr>
     </w:lvl>
     <w:lvl w:ilvl="6" w:tplc="240A0001" w:tentative="1">
@@ -12244,7 +11791,7 @@
         <w:ind w:left="5040" w:hanging="360"/>
       </w:pPr>
       <w:rPr>
-        <w:rFonts w:hint="default" w:ascii="Symbol" w:hAnsi="Symbol"/>
+        <w:rFonts w:ascii="Symbol" w:hAnsi="Symbol" w:hint="default"/>
       </w:rPr>
     </w:lvl>
     <w:lvl w:ilvl="7" w:tplc="240A0003" w:tentative="1">
@@ -12256,7 +11803,7 @@
         <w:ind w:left="5760" w:hanging="360"/>
       </w:pPr>
       <w:rPr>
-        <w:rFonts w:hint="default" w:ascii="Courier New" w:hAnsi="Courier New" w:cs="Courier New"/>
+        <w:rFonts w:ascii="Courier New" w:hAnsi="Courier New" w:cs="Courier New" w:hint="default"/>
       </w:rPr>
     </w:lvl>
     <w:lvl w:ilvl="8" w:tplc="240A0005" w:tentative="1">
@@ -12268,7 +11815,7 @@
         <w:ind w:left="6480" w:hanging="360"/>
       </w:pPr>
       <w:rPr>
-        <w:rFonts w:hint="default" w:ascii="Wingdings" w:hAnsi="Wingdings"/>
+        <w:rFonts w:ascii="Wingdings" w:hAnsi="Wingdings" w:hint="default"/>
       </w:rPr>
     </w:lvl>
   </w:abstractNum>
@@ -12285,7 +11832,7 @@
         <w:ind w:left="720" w:hanging="360"/>
       </w:pPr>
       <w:rPr>
-        <w:rFonts w:hint="default" w:ascii="Symbol" w:hAnsi="Symbol"/>
+        <w:rFonts w:ascii="Symbol" w:hAnsi="Symbol" w:hint="default"/>
       </w:rPr>
     </w:lvl>
     <w:lvl w:ilvl="1" w:tplc="240A0003" w:tentative="1">
@@ -12297,7 +11844,7 @@
         <w:ind w:left="1440" w:hanging="360"/>
       </w:pPr>
       <w:rPr>
-        <w:rFonts w:hint="default" w:ascii="Courier New" w:hAnsi="Courier New" w:cs="Courier New"/>
+        <w:rFonts w:ascii="Courier New" w:hAnsi="Courier New" w:cs="Courier New" w:hint="default"/>
       </w:rPr>
     </w:lvl>
     <w:lvl w:ilvl="2" w:tplc="240A0005" w:tentative="1">
@@ -12309,7 +11856,7 @@
         <w:ind w:left="2160" w:hanging="360"/>
       </w:pPr>
       <w:rPr>
-        <w:rFonts w:hint="default" w:ascii="Wingdings" w:hAnsi="Wingdings"/>
+        <w:rFonts w:ascii="Wingdings" w:hAnsi="Wingdings" w:hint="default"/>
       </w:rPr>
     </w:lvl>
     <w:lvl w:ilvl="3" w:tplc="240A0001" w:tentative="1">
@@ -12321,7 +11868,7 @@
         <w:ind w:left="2880" w:hanging="360"/>
       </w:pPr>
       <w:rPr>
-        <w:rFonts w:hint="default" w:ascii="Symbol" w:hAnsi="Symbol"/>
+        <w:rFonts w:ascii="Symbol" w:hAnsi="Symbol" w:hint="default"/>
       </w:rPr>
     </w:lvl>
     <w:lvl w:ilvl="4" w:tplc="240A0003" w:tentative="1">
@@ -12333,7 +11880,7 @@
         <w:ind w:left="3600" w:hanging="360"/>
       </w:pPr>
       <w:rPr>
-        <w:rFonts w:hint="default" w:ascii="Courier New" w:hAnsi="Courier New" w:cs="Courier New"/>
+        <w:rFonts w:ascii="Courier New" w:hAnsi="Courier New" w:cs="Courier New" w:hint="default"/>
       </w:rPr>
     </w:lvl>
     <w:lvl w:ilvl="5" w:tplc="240A0005" w:tentative="1">
@@ -12345,7 +11892,7 @@
         <w:ind w:left="4320" w:hanging="360"/>
       </w:pPr>
       <w:rPr>
-        <w:rFonts w:hint="default" w:ascii="Wingdings" w:hAnsi="Wingdings"/>
+        <w:rFonts w:ascii="Wingdings" w:hAnsi="Wingdings" w:hint="default"/>
       </w:rPr>
     </w:lvl>
     <w:lvl w:ilvl="6" w:tplc="240A0001" w:tentative="1">
@@ -12357,7 +11904,7 @@
         <w:ind w:left="5040" w:hanging="360"/>
       </w:pPr>
       <w:rPr>
-        <w:rFonts w:hint="default" w:ascii="Symbol" w:hAnsi="Symbol"/>
+        <w:rFonts w:ascii="Symbol" w:hAnsi="Symbol" w:hint="default"/>
       </w:rPr>
     </w:lvl>
     <w:lvl w:ilvl="7" w:tplc="240A0003" w:tentative="1">
@@ -12369,7 +11916,7 @@
         <w:ind w:left="5760" w:hanging="360"/>
       </w:pPr>
       <w:rPr>
-        <w:rFonts w:hint="default" w:ascii="Courier New" w:hAnsi="Courier New" w:cs="Courier New"/>
+        <w:rFonts w:ascii="Courier New" w:hAnsi="Courier New" w:cs="Courier New" w:hint="default"/>
       </w:rPr>
     </w:lvl>
     <w:lvl w:ilvl="8" w:tplc="240A0005" w:tentative="1">
@@ -12381,7 +11928,7 @@
         <w:ind w:left="6480" w:hanging="360"/>
       </w:pPr>
       <w:rPr>
-        <w:rFonts w:hint="default" w:ascii="Wingdings" w:hAnsi="Wingdings"/>
+        <w:rFonts w:ascii="Wingdings" w:hAnsi="Wingdings" w:hint="default"/>
       </w:rPr>
     </w:lvl>
   </w:abstractNum>
@@ -12398,7 +11945,7 @@
         <w:ind w:left="720" w:hanging="360"/>
       </w:pPr>
       <w:rPr>
-        <w:rFonts w:hint="default" w:ascii="Symbol" w:hAnsi="Symbol"/>
+        <w:rFonts w:ascii="Symbol" w:hAnsi="Symbol" w:hint="default"/>
       </w:rPr>
     </w:lvl>
     <w:lvl w:ilvl="1" w:tplc="240A0003" w:tentative="1">
@@ -12410,7 +11957,7 @@
         <w:ind w:left="1440" w:hanging="360"/>
       </w:pPr>
       <w:rPr>
-        <w:rFonts w:hint="default" w:ascii="Courier New" w:hAnsi="Courier New" w:cs="Courier New"/>
+        <w:rFonts w:ascii="Courier New" w:hAnsi="Courier New" w:cs="Courier New" w:hint="default"/>
       </w:rPr>
     </w:lvl>
     <w:lvl w:ilvl="2" w:tplc="240A0005" w:tentative="1">
@@ -12422,7 +11969,7 @@
         <w:ind w:left="2160" w:hanging="360"/>
       </w:pPr>
       <w:rPr>
-        <w:rFonts w:hint="default" w:ascii="Wingdings" w:hAnsi="Wingdings"/>
+        <w:rFonts w:ascii="Wingdings" w:hAnsi="Wingdings" w:hint="default"/>
       </w:rPr>
     </w:lvl>
     <w:lvl w:ilvl="3" w:tplc="240A0001" w:tentative="1">
@@ -12434,7 +11981,7 @@
         <w:ind w:left="2880" w:hanging="360"/>
       </w:pPr>
       <w:rPr>
-        <w:rFonts w:hint="default" w:ascii="Symbol" w:hAnsi="Symbol"/>
+        <w:rFonts w:ascii="Symbol" w:hAnsi="Symbol" w:hint="default"/>
       </w:rPr>
     </w:lvl>
     <w:lvl w:ilvl="4" w:tplc="240A0003" w:tentative="1">
@@ -12446,7 +11993,7 @@
         <w:ind w:left="3600" w:hanging="360"/>
       </w:pPr>
       <w:rPr>
-        <w:rFonts w:hint="default" w:ascii="Courier New" w:hAnsi="Courier New" w:cs="Courier New"/>
+        <w:rFonts w:ascii="Courier New" w:hAnsi="Courier New" w:cs="Courier New" w:hint="default"/>
       </w:rPr>
     </w:lvl>
     <w:lvl w:ilvl="5" w:tplc="240A0005" w:tentative="1">
@@ -12458,7 +12005,7 @@
         <w:ind w:left="4320" w:hanging="360"/>
       </w:pPr>
       <w:rPr>
-        <w:rFonts w:hint="default" w:ascii="Wingdings" w:hAnsi="Wingdings"/>
+        <w:rFonts w:ascii="Wingdings" w:hAnsi="Wingdings" w:hint="default"/>
       </w:rPr>
     </w:lvl>
     <w:lvl w:ilvl="6" w:tplc="240A0001" w:tentative="1">
@@ -12470,7 +12017,7 @@
         <w:ind w:left="5040" w:hanging="360"/>
       </w:pPr>
       <w:rPr>
-        <w:rFonts w:hint="default" w:ascii="Symbol" w:hAnsi="Symbol"/>
+        <w:rFonts w:ascii="Symbol" w:hAnsi="Symbol" w:hint="default"/>
       </w:rPr>
     </w:lvl>
     <w:lvl w:ilvl="7" w:tplc="240A0003" w:tentative="1">
@@ -12482,7 +12029,7 @@
         <w:ind w:left="5760" w:hanging="360"/>
       </w:pPr>
       <w:rPr>
-        <w:rFonts w:hint="default" w:ascii="Courier New" w:hAnsi="Courier New" w:cs="Courier New"/>
+        <w:rFonts w:ascii="Courier New" w:hAnsi="Courier New" w:cs="Courier New" w:hint="default"/>
       </w:rPr>
     </w:lvl>
     <w:lvl w:ilvl="8" w:tplc="240A0005" w:tentative="1">
@@ -12494,7 +12041,7 @@
         <w:ind w:left="6480" w:hanging="360"/>
       </w:pPr>
       <w:rPr>
-        <w:rFonts w:hint="default" w:ascii="Wingdings" w:hAnsi="Wingdings"/>
+        <w:rFonts w:ascii="Wingdings" w:hAnsi="Wingdings" w:hint="default"/>
       </w:rPr>
     </w:lvl>
   </w:abstractNum>
@@ -12601,7 +12148,7 @@
         <w:ind w:left="720" w:hanging="360"/>
       </w:pPr>
       <w:rPr>
-        <w:rFonts w:hint="default" w:ascii="Courier New" w:hAnsi="Courier New" w:cs="Courier New"/>
+        <w:rFonts w:ascii="Courier New" w:hAnsi="Courier New" w:cs="Courier New" w:hint="default"/>
       </w:rPr>
     </w:lvl>
     <w:lvl w:ilvl="1" w:tplc="240A0003" w:tentative="1">
@@ -12613,7 +12160,7 @@
         <w:ind w:left="1440" w:hanging="360"/>
       </w:pPr>
       <w:rPr>
-        <w:rFonts w:hint="default" w:ascii="Courier New" w:hAnsi="Courier New" w:cs="Courier New"/>
+        <w:rFonts w:ascii="Courier New" w:hAnsi="Courier New" w:cs="Courier New" w:hint="default"/>
       </w:rPr>
     </w:lvl>
     <w:lvl w:ilvl="2" w:tplc="240A0005" w:tentative="1">
@@ -12625,7 +12172,7 @@
         <w:ind w:left="2160" w:hanging="360"/>
       </w:pPr>
       <w:rPr>
-        <w:rFonts w:hint="default" w:ascii="Wingdings" w:hAnsi="Wingdings"/>
+        <w:rFonts w:ascii="Wingdings" w:hAnsi="Wingdings" w:hint="default"/>
       </w:rPr>
     </w:lvl>
     <w:lvl w:ilvl="3" w:tplc="240A0001" w:tentative="1">
@@ -12637,7 +12184,7 @@
         <w:ind w:left="2880" w:hanging="360"/>
       </w:pPr>
       <w:rPr>
-        <w:rFonts w:hint="default" w:ascii="Symbol" w:hAnsi="Symbol"/>
+        <w:rFonts w:ascii="Symbol" w:hAnsi="Symbol" w:hint="default"/>
       </w:rPr>
     </w:lvl>
     <w:lvl w:ilvl="4" w:tplc="240A0003" w:tentative="1">
@@ -12649,7 +12196,7 @@
         <w:ind w:left="3600" w:hanging="360"/>
       </w:pPr>
       <w:rPr>
-        <w:rFonts w:hint="default" w:ascii="Courier New" w:hAnsi="Courier New" w:cs="Courier New"/>
+        <w:rFonts w:ascii="Courier New" w:hAnsi="Courier New" w:cs="Courier New" w:hint="default"/>
       </w:rPr>
     </w:lvl>
     <w:lvl w:ilvl="5" w:tplc="240A0005" w:tentative="1">
@@ -12661,7 +12208,7 @@
         <w:ind w:left="4320" w:hanging="360"/>
       </w:pPr>
       <w:rPr>
-        <w:rFonts w:hint="default" w:ascii="Wingdings" w:hAnsi="Wingdings"/>
+        <w:rFonts w:ascii="Wingdings" w:hAnsi="Wingdings" w:hint="default"/>
       </w:rPr>
     </w:lvl>
     <w:lvl w:ilvl="6" w:tplc="240A0001" w:tentative="1">
@@ -12673,7 +12220,7 @@
         <w:ind w:left="5040" w:hanging="360"/>
       </w:pPr>
       <w:rPr>
-        <w:rFonts w:hint="default" w:ascii="Symbol" w:hAnsi="Symbol"/>
+        <w:rFonts w:ascii="Symbol" w:hAnsi="Symbol" w:hint="default"/>
       </w:rPr>
     </w:lvl>
     <w:lvl w:ilvl="7" w:tplc="240A0003" w:tentative="1">
@@ -12685,7 +12232,7 @@
         <w:ind w:left="5760" w:hanging="360"/>
       </w:pPr>
       <w:rPr>
-        <w:rFonts w:hint="default" w:ascii="Courier New" w:hAnsi="Courier New" w:cs="Courier New"/>
+        <w:rFonts w:ascii="Courier New" w:hAnsi="Courier New" w:cs="Courier New" w:hint="default"/>
       </w:rPr>
     </w:lvl>
     <w:lvl w:ilvl="8" w:tplc="240A0005" w:tentative="1">
@@ -12697,7 +12244,7 @@
         <w:ind w:left="6480" w:hanging="360"/>
       </w:pPr>
       <w:rPr>
-        <w:rFonts w:hint="default" w:ascii="Wingdings" w:hAnsi="Wingdings"/>
+        <w:rFonts w:ascii="Wingdings" w:hAnsi="Wingdings" w:hint="default"/>
       </w:rPr>
     </w:lvl>
   </w:abstractNum>
@@ -12714,7 +12261,7 @@
         <w:ind w:left="720" w:hanging="360"/>
       </w:pPr>
       <w:rPr>
-        <w:rFonts w:hint="default" w:ascii="Symbol" w:hAnsi="Symbol"/>
+        <w:rFonts w:ascii="Symbol" w:hAnsi="Symbol" w:hint="default"/>
       </w:rPr>
     </w:lvl>
     <w:lvl w:ilvl="1" w:tplc="240A0003" w:tentative="1">
@@ -12726,7 +12273,7 @@
         <w:ind w:left="1440" w:hanging="360"/>
       </w:pPr>
       <w:rPr>
-        <w:rFonts w:hint="default" w:ascii="Courier New" w:hAnsi="Courier New" w:cs="Courier New"/>
+        <w:rFonts w:ascii="Courier New" w:hAnsi="Courier New" w:cs="Courier New" w:hint="default"/>
       </w:rPr>
     </w:lvl>
     <w:lvl w:ilvl="2" w:tplc="240A0005" w:tentative="1">
@@ -12738,7 +12285,7 @@
         <w:ind w:left="2160" w:hanging="360"/>
       </w:pPr>
       <w:rPr>
-        <w:rFonts w:hint="default" w:ascii="Wingdings" w:hAnsi="Wingdings"/>
+        <w:rFonts w:ascii="Wingdings" w:hAnsi="Wingdings" w:hint="default"/>
       </w:rPr>
     </w:lvl>
     <w:lvl w:ilvl="3" w:tplc="240A0001" w:tentative="1">
@@ -12750,7 +12297,7 @@
         <w:ind w:left="2880" w:hanging="360"/>
       </w:pPr>
       <w:rPr>
-        <w:rFonts w:hint="default" w:ascii="Symbol" w:hAnsi="Symbol"/>
+        <w:rFonts w:ascii="Symbol" w:hAnsi="Symbol" w:hint="default"/>
       </w:rPr>
     </w:lvl>
     <w:lvl w:ilvl="4" w:tplc="240A0003" w:tentative="1">
@@ -12762,7 +12309,7 @@
         <w:ind w:left="3600" w:hanging="360"/>
       </w:pPr>
       <w:rPr>
-        <w:rFonts w:hint="default" w:ascii="Courier New" w:hAnsi="Courier New" w:cs="Courier New"/>
+        <w:rFonts w:ascii="Courier New" w:hAnsi="Courier New" w:cs="Courier New" w:hint="default"/>
       </w:rPr>
     </w:lvl>
     <w:lvl w:ilvl="5" w:tplc="240A0005" w:tentative="1">
@@ -12774,7 +12321,7 @@
         <w:ind w:left="4320" w:hanging="360"/>
       </w:pPr>
       <w:rPr>
-        <w:rFonts w:hint="default" w:ascii="Wingdings" w:hAnsi="Wingdings"/>
+        <w:rFonts w:ascii="Wingdings" w:hAnsi="Wingdings" w:hint="default"/>
       </w:rPr>
     </w:lvl>
     <w:lvl w:ilvl="6" w:tplc="240A0001" w:tentative="1">
@@ -12786,7 +12333,7 @@
         <w:ind w:left="5040" w:hanging="360"/>
       </w:pPr>
       <w:rPr>
-        <w:rFonts w:hint="default" w:ascii="Symbol" w:hAnsi="Symbol"/>
+        <w:rFonts w:ascii="Symbol" w:hAnsi="Symbol" w:hint="default"/>
       </w:rPr>
     </w:lvl>
     <w:lvl w:ilvl="7" w:tplc="240A0003" w:tentative="1">
@@ -12798,7 +12345,7 @@
         <w:ind w:left="5760" w:hanging="360"/>
       </w:pPr>
       <w:rPr>
-        <w:rFonts w:hint="default" w:ascii="Courier New" w:hAnsi="Courier New" w:cs="Courier New"/>
+        <w:rFonts w:ascii="Courier New" w:hAnsi="Courier New" w:cs="Courier New" w:hint="default"/>
       </w:rPr>
     </w:lvl>
     <w:lvl w:ilvl="8" w:tplc="240A0005" w:tentative="1">
@@ -12810,7 +12357,7 @@
         <w:ind w:left="6480" w:hanging="360"/>
       </w:pPr>
       <w:rPr>
-        <w:rFonts w:hint="default" w:ascii="Wingdings" w:hAnsi="Wingdings"/>
+        <w:rFonts w:ascii="Wingdings" w:hAnsi="Wingdings" w:hint="default"/>
       </w:rPr>
     </w:lvl>
   </w:abstractNum>
@@ -12827,7 +12374,7 @@
         <w:ind w:left="720" w:hanging="360"/>
       </w:pPr>
       <w:rPr>
-        <w:rFonts w:hint="default" w:ascii="Symbol" w:hAnsi="Symbol"/>
+        <w:rFonts w:ascii="Symbol" w:hAnsi="Symbol" w:hint="default"/>
       </w:rPr>
     </w:lvl>
     <w:lvl w:ilvl="1" w:tplc="240A0003" w:tentative="1">
@@ -12839,7 +12386,7 @@
         <w:ind w:left="1440" w:hanging="360"/>
       </w:pPr>
       <w:rPr>
-        <w:rFonts w:hint="default" w:ascii="Courier New" w:hAnsi="Courier New" w:cs="Courier New"/>
+        <w:rFonts w:ascii="Courier New" w:hAnsi="Courier New" w:cs="Courier New" w:hint="default"/>
       </w:rPr>
     </w:lvl>
     <w:lvl w:ilvl="2" w:tplc="240A0005" w:tentative="1">
@@ -12851,7 +12398,7 @@
         <w:ind w:left="2160" w:hanging="360"/>
       </w:pPr>
       <w:rPr>
-        <w:rFonts w:hint="default" w:ascii="Wingdings" w:hAnsi="Wingdings"/>
+        <w:rFonts w:ascii="Wingdings" w:hAnsi="Wingdings" w:hint="default"/>
       </w:rPr>
     </w:lvl>
     <w:lvl w:ilvl="3" w:tplc="240A0001" w:tentative="1">
@@ -12863,7 +12410,7 @@
         <w:ind w:left="2880" w:hanging="360"/>
       </w:pPr>
       <w:rPr>
-        <w:rFonts w:hint="default" w:ascii="Symbol" w:hAnsi="Symbol"/>
+        <w:rFonts w:ascii="Symbol" w:hAnsi="Symbol" w:hint="default"/>
       </w:rPr>
     </w:lvl>
     <w:lvl w:ilvl="4" w:tplc="240A0003" w:tentative="1">
@@ -12875,7 +12422,7 @@
         <w:ind w:left="3600" w:hanging="360"/>
       </w:pPr>
       <w:rPr>
-        <w:rFonts w:hint="default" w:ascii="Courier New" w:hAnsi="Courier New" w:cs="Courier New"/>
+        <w:rFonts w:ascii="Courier New" w:hAnsi="Courier New" w:cs="Courier New" w:hint="default"/>
       </w:rPr>
     </w:lvl>
     <w:lvl w:ilvl="5" w:tplc="240A0005" w:tentative="1">
@@ -12887,7 +12434,7 @@
         <w:ind w:left="4320" w:hanging="360"/>
       </w:pPr>
       <w:rPr>
-        <w:rFonts w:hint="default" w:ascii="Wingdings" w:hAnsi="Wingdings"/>
+        <w:rFonts w:ascii="Wingdings" w:hAnsi="Wingdings" w:hint="default"/>
       </w:rPr>
     </w:lvl>
     <w:lvl w:ilvl="6" w:tplc="240A0001" w:tentative="1">
@@ -12899,7 +12446,7 @@
         <w:ind w:left="5040" w:hanging="360"/>
       </w:pPr>
       <w:rPr>
-        <w:rFonts w:hint="default" w:ascii="Symbol" w:hAnsi="Symbol"/>
+        <w:rFonts w:ascii="Symbol" w:hAnsi="Symbol" w:hint="default"/>
       </w:rPr>
     </w:lvl>
     <w:lvl w:ilvl="7" w:tplc="240A0003" w:tentative="1">
@@ -12911,7 +12458,7 @@
         <w:ind w:left="5760" w:hanging="360"/>
       </w:pPr>
       <w:rPr>
-        <w:rFonts w:hint="default" w:ascii="Courier New" w:hAnsi="Courier New" w:cs="Courier New"/>
+        <w:rFonts w:ascii="Courier New" w:hAnsi="Courier New" w:cs="Courier New" w:hint="default"/>
       </w:rPr>
     </w:lvl>
     <w:lvl w:ilvl="8" w:tplc="240A0005" w:tentative="1">
@@ -12923,7 +12470,7 @@
         <w:ind w:left="6480" w:hanging="360"/>
       </w:pPr>
       <w:rPr>
-        <w:rFonts w:hint="default" w:ascii="Wingdings" w:hAnsi="Wingdings"/>
+        <w:rFonts w:ascii="Wingdings" w:hAnsi="Wingdings" w:hint="default"/>
       </w:rPr>
     </w:lvl>
   </w:abstractNum>
@@ -12940,7 +12487,7 @@
         <w:ind w:left="720" w:hanging="360"/>
       </w:pPr>
       <w:rPr>
-        <w:rFonts w:hint="default" w:ascii="Symbol" w:hAnsi="Symbol"/>
+        <w:rFonts w:ascii="Symbol" w:hAnsi="Symbol" w:hint="default"/>
       </w:rPr>
     </w:lvl>
     <w:lvl w:ilvl="1" w:tplc="240A0003" w:tentative="1">
@@ -12952,7 +12499,7 @@
         <w:ind w:left="1440" w:hanging="360"/>
       </w:pPr>
       <w:rPr>
-        <w:rFonts w:hint="default" w:ascii="Courier New" w:hAnsi="Courier New" w:cs="Courier New"/>
+        <w:rFonts w:ascii="Courier New" w:hAnsi="Courier New" w:cs="Courier New" w:hint="default"/>
       </w:rPr>
     </w:lvl>
     <w:lvl w:ilvl="2" w:tplc="240A0005" w:tentative="1">
@@ -12964,7 +12511,7 @@
         <w:ind w:left="2160" w:hanging="360"/>
       </w:pPr>
       <w:rPr>
-        <w:rFonts w:hint="default" w:ascii="Wingdings" w:hAnsi="Wingdings"/>
+        <w:rFonts w:ascii="Wingdings" w:hAnsi="Wingdings" w:hint="default"/>
       </w:rPr>
     </w:lvl>
     <w:lvl w:ilvl="3" w:tplc="240A0001" w:tentative="1">
@@ -12976,7 +12523,7 @@
         <w:ind w:left="2880" w:hanging="360"/>
       </w:pPr>
       <w:rPr>
-        <w:rFonts w:hint="default" w:ascii="Symbol" w:hAnsi="Symbol"/>
+        <w:rFonts w:ascii="Symbol" w:hAnsi="Symbol" w:hint="default"/>
       </w:rPr>
     </w:lvl>
     <w:lvl w:ilvl="4" w:tplc="240A0003" w:tentative="1">
@@ -12988,7 +12535,7 @@
         <w:ind w:left="3600" w:hanging="360"/>
       </w:pPr>
       <w:rPr>
-        <w:rFonts w:hint="default" w:ascii="Courier New" w:hAnsi="Courier New" w:cs="Courier New"/>
+        <w:rFonts w:ascii="Courier New" w:hAnsi="Courier New" w:cs="Courier New" w:hint="default"/>
       </w:rPr>
     </w:lvl>
     <w:lvl w:ilvl="5" w:tplc="240A0005" w:tentative="1">
@@ -13000,7 +12547,7 @@
         <w:ind w:left="4320" w:hanging="360"/>
       </w:pPr>
       <w:rPr>
-        <w:rFonts w:hint="default" w:ascii="Wingdings" w:hAnsi="Wingdings"/>
+        <w:rFonts w:ascii="Wingdings" w:hAnsi="Wingdings" w:hint="default"/>
       </w:rPr>
     </w:lvl>
     <w:lvl w:ilvl="6" w:tplc="240A0001" w:tentative="1">
@@ -13012,7 +12559,7 @@
         <w:ind w:left="5040" w:hanging="360"/>
       </w:pPr>
       <w:rPr>
-        <w:rFonts w:hint="default" w:ascii="Symbol" w:hAnsi="Symbol"/>
+        <w:rFonts w:ascii="Symbol" w:hAnsi="Symbol" w:hint="default"/>
       </w:rPr>
     </w:lvl>
     <w:lvl w:ilvl="7" w:tplc="240A0003" w:tentative="1">
@@ -13024,7 +12571,7 @@
         <w:ind w:left="5760" w:hanging="360"/>
       </w:pPr>
       <w:rPr>
-        <w:rFonts w:hint="default" w:ascii="Courier New" w:hAnsi="Courier New" w:cs="Courier New"/>
+        <w:rFonts w:ascii="Courier New" w:hAnsi="Courier New" w:cs="Courier New" w:hint="default"/>
       </w:rPr>
     </w:lvl>
     <w:lvl w:ilvl="8" w:tplc="240A0005" w:tentative="1">
@@ -13036,7 +12583,7 @@
         <w:ind w:left="6480" w:hanging="360"/>
       </w:pPr>
       <w:rPr>
-        <w:rFonts w:hint="default" w:ascii="Wingdings" w:hAnsi="Wingdings"/>
+        <w:rFonts w:ascii="Wingdings" w:hAnsi="Wingdings" w:hint="default"/>
       </w:rPr>
     </w:lvl>
   </w:abstractNum>
@@ -13053,7 +12600,7 @@
         <w:ind w:left="720" w:hanging="360"/>
       </w:pPr>
       <w:rPr>
-        <w:rFonts w:hint="default" w:ascii="Courier New" w:hAnsi="Courier New" w:cs="Courier New"/>
+        <w:rFonts w:ascii="Courier New" w:hAnsi="Courier New" w:cs="Courier New" w:hint="default"/>
       </w:rPr>
     </w:lvl>
     <w:lvl w:ilvl="1" w:tplc="240A0003" w:tentative="1">
@@ -13065,7 +12612,7 @@
         <w:ind w:left="1440" w:hanging="360"/>
       </w:pPr>
       <w:rPr>
-        <w:rFonts w:hint="default" w:ascii="Courier New" w:hAnsi="Courier New" w:cs="Courier New"/>
+        <w:rFonts w:ascii="Courier New" w:hAnsi="Courier New" w:cs="Courier New" w:hint="default"/>
       </w:rPr>
     </w:lvl>
     <w:lvl w:ilvl="2" w:tplc="240A0005" w:tentative="1">
@@ -13077,7 +12624,7 @@
         <w:ind w:left="2160" w:hanging="360"/>
       </w:pPr>
       <w:rPr>
-        <w:rFonts w:hint="default" w:ascii="Wingdings" w:hAnsi="Wingdings"/>
+        <w:rFonts w:ascii="Wingdings" w:hAnsi="Wingdings" w:hint="default"/>
       </w:rPr>
     </w:lvl>
     <w:lvl w:ilvl="3" w:tplc="240A0001" w:tentative="1">
@@ -13089,7 +12636,7 @@
         <w:ind w:left="2880" w:hanging="360"/>
       </w:pPr>
       <w:rPr>
-        <w:rFonts w:hint="default" w:ascii="Symbol" w:hAnsi="Symbol"/>
+        <w:rFonts w:ascii="Symbol" w:hAnsi="Symbol" w:hint="default"/>
       </w:rPr>
     </w:lvl>
     <w:lvl w:ilvl="4" w:tplc="240A0003" w:tentative="1">
@@ -13101,7 +12648,7 @@
         <w:ind w:left="3600" w:hanging="360"/>
       </w:pPr>
       <w:rPr>
-        <w:rFonts w:hint="default" w:ascii="Courier New" w:hAnsi="Courier New" w:cs="Courier New"/>
+        <w:rFonts w:ascii="Courier New" w:hAnsi="Courier New" w:cs="Courier New" w:hint="default"/>
       </w:rPr>
     </w:lvl>
     <w:lvl w:ilvl="5" w:tplc="240A0005" w:tentative="1">
@@ -13113,7 +12660,7 @@
         <w:ind w:left="4320" w:hanging="360"/>
       </w:pPr>
       <w:rPr>
-        <w:rFonts w:hint="default" w:ascii="Wingdings" w:hAnsi="Wingdings"/>
+        <w:rFonts w:ascii="Wingdings" w:hAnsi="Wingdings" w:hint="default"/>
       </w:rPr>
     </w:lvl>
     <w:lvl w:ilvl="6" w:tplc="240A0001" w:tentative="1">
@@ -13125,7 +12672,7 @@
         <w:ind w:left="5040" w:hanging="360"/>
       </w:pPr>
       <w:rPr>
-        <w:rFonts w:hint="default" w:ascii="Symbol" w:hAnsi="Symbol"/>
+        <w:rFonts w:ascii="Symbol" w:hAnsi="Symbol" w:hint="default"/>
       </w:rPr>
     </w:lvl>
     <w:lvl w:ilvl="7" w:tplc="240A0003" w:tentative="1">
@@ -13137,7 +12684,7 @@
         <w:ind w:left="5760" w:hanging="360"/>
       </w:pPr>
       <w:rPr>
-        <w:rFonts w:hint="default" w:ascii="Courier New" w:hAnsi="Courier New" w:cs="Courier New"/>
+        <w:rFonts w:ascii="Courier New" w:hAnsi="Courier New" w:cs="Courier New" w:hint="default"/>
       </w:rPr>
     </w:lvl>
     <w:lvl w:ilvl="8" w:tplc="240A0005" w:tentative="1">
@@ -13149,7 +12696,7 @@
         <w:ind w:left="6480" w:hanging="360"/>
       </w:pPr>
       <w:rPr>
-        <w:rFonts w:hint="default" w:ascii="Wingdings" w:hAnsi="Wingdings"/>
+        <w:rFonts w:ascii="Wingdings" w:hAnsi="Wingdings" w:hint="default"/>
       </w:rPr>
     </w:lvl>
   </w:abstractNum>
@@ -13166,7 +12713,7 @@
         <w:ind w:left="720" w:hanging="360"/>
       </w:pPr>
       <w:rPr>
-        <w:rFonts w:hint="default" w:ascii="Wingdings" w:hAnsi="Wingdings"/>
+        <w:rFonts w:ascii="Wingdings" w:hAnsi="Wingdings" w:hint="default"/>
       </w:rPr>
     </w:lvl>
     <w:lvl w:ilvl="1" w:tplc="240A0003" w:tentative="1">
@@ -13178,7 +12725,7 @@
         <w:ind w:left="1440" w:hanging="360"/>
       </w:pPr>
       <w:rPr>
-        <w:rFonts w:hint="default" w:ascii="Courier New" w:hAnsi="Courier New" w:cs="Courier New"/>
+        <w:rFonts w:ascii="Courier New" w:hAnsi="Courier New" w:cs="Courier New" w:hint="default"/>
       </w:rPr>
     </w:lvl>
     <w:lvl w:ilvl="2" w:tplc="240A0005" w:tentative="1">
@@ -13190,7 +12737,7 @@
         <w:ind w:left="2160" w:hanging="360"/>
       </w:pPr>
       <w:rPr>
-        <w:rFonts w:hint="default" w:ascii="Wingdings" w:hAnsi="Wingdings"/>
+        <w:rFonts w:ascii="Wingdings" w:hAnsi="Wingdings" w:hint="default"/>
       </w:rPr>
     </w:lvl>
     <w:lvl w:ilvl="3" w:tplc="240A0001" w:tentative="1">
@@ -13202,7 +12749,7 @@
         <w:ind w:left="2880" w:hanging="360"/>
       </w:pPr>
       <w:rPr>
-        <w:rFonts w:hint="default" w:ascii="Symbol" w:hAnsi="Symbol"/>
+        <w:rFonts w:ascii="Symbol" w:hAnsi="Symbol" w:hint="default"/>
       </w:rPr>
     </w:lvl>
     <w:lvl w:ilvl="4" w:tplc="240A0003" w:tentative="1">
@@ -13214,7 +12761,7 @@
         <w:ind w:left="3600" w:hanging="360"/>
       </w:pPr>
       <w:rPr>
-        <w:rFonts w:hint="default" w:ascii="Courier New" w:hAnsi="Courier New" w:cs="Courier New"/>
+        <w:rFonts w:ascii="Courier New" w:hAnsi="Courier New" w:cs="Courier New" w:hint="default"/>
       </w:rPr>
     </w:lvl>
     <w:lvl w:ilvl="5" w:tplc="240A0005" w:tentative="1">
@@ -13226,7 +12773,7 @@
         <w:ind w:left="4320" w:hanging="360"/>
       </w:pPr>
       <w:rPr>
-        <w:rFonts w:hint="default" w:ascii="Wingdings" w:hAnsi="Wingdings"/>
+        <w:rFonts w:ascii="Wingdings" w:hAnsi="Wingdings" w:hint="default"/>
       </w:rPr>
     </w:lvl>
     <w:lvl w:ilvl="6" w:tplc="240A0001" w:tentative="1">
@@ -13238,7 +12785,7 @@
         <w:ind w:left="5040" w:hanging="360"/>
       </w:pPr>
       <w:rPr>
-        <w:rFonts w:hint="default" w:ascii="Symbol" w:hAnsi="Symbol"/>
+        <w:rFonts w:ascii="Symbol" w:hAnsi="Symbol" w:hint="default"/>
       </w:rPr>
     </w:lvl>
     <w:lvl w:ilvl="7" w:tplc="240A0003" w:tentative="1">
@@ -13250,7 +12797,7 @@
         <w:ind w:left="5760" w:hanging="360"/>
       </w:pPr>
       <w:rPr>
-        <w:rFonts w:hint="default" w:ascii="Courier New" w:hAnsi="Courier New" w:cs="Courier New"/>
+        <w:rFonts w:ascii="Courier New" w:hAnsi="Courier New" w:cs="Courier New" w:hint="default"/>
       </w:rPr>
     </w:lvl>
     <w:lvl w:ilvl="8" w:tplc="240A0005" w:tentative="1">
@@ -13262,16 +12809,10 @@
         <w:ind w:left="6480" w:hanging="360"/>
       </w:pPr>
       <w:rPr>
-        <w:rFonts w:hint="default" w:ascii="Wingdings" w:hAnsi="Wingdings"/>
+        <w:rFonts w:ascii="Wingdings" w:hAnsi="Wingdings" w:hint="default"/>
       </w:rPr>
     </w:lvl>
   </w:abstractNum>
-  <w:num w:numId="40">
-    <w:abstractNumId w:val="39"/>
-  </w:num>
-  <w:num w:numId="39">
-    <w:abstractNumId w:val="38"/>
-  </w:num>
   <w:num w:numId="1">
     <w:abstractNumId w:val="12"/>
   </w:num>
@@ -13403,7 +12944,7 @@
   <w:docDefaults>
     <w:rPrDefault>
       <w:rPr>
-        <w:rFonts w:ascii="Arial" w:hAnsi="Arial" w:eastAsia="Arial" w:cs="Arial"/>
+        <w:rFonts w:ascii="Arial" w:eastAsia="Arial" w:hAnsi="Arial" w:cs="Arial"/>
         <w:sz w:val="22"/>
         <w:szCs w:val="22"/>
         <w:lang w:val="es-CO" w:eastAsia="ja-JP" w:bidi="ar-SA"/>
@@ -13418,14 +12959,14 @@
   <w:latentStyles w:defLockedState="0" w:defUIPriority="99" w:defSemiHidden="0" w:defUnhideWhenUsed="0" w:defQFormat="0" w:count="376">
     <w:lsdException w:name="Normal" w:uiPriority="0" w:qFormat="1"/>
     <w:lsdException w:name="heading 1" w:uiPriority="9" w:qFormat="1"/>
-    <w:lsdException w:name="heading 2" w:uiPriority="9" w:semiHidden="1" w:unhideWhenUsed="1" w:qFormat="1"/>
-    <w:lsdException w:name="heading 3" w:uiPriority="9" w:semiHidden="1" w:unhideWhenUsed="1" w:qFormat="1"/>
-    <w:lsdException w:name="heading 4" w:uiPriority="9" w:semiHidden="1" w:unhideWhenUsed="1" w:qFormat="1"/>
-    <w:lsdException w:name="heading 5" w:uiPriority="9" w:semiHidden="1" w:unhideWhenUsed="1" w:qFormat="1"/>
-    <w:lsdException w:name="heading 6" w:uiPriority="9" w:semiHidden="1" w:unhideWhenUsed="1" w:qFormat="1"/>
-    <w:lsdException w:name="heading 7" w:uiPriority="9" w:semiHidden="1" w:unhideWhenUsed="1" w:qFormat="1"/>
-    <w:lsdException w:name="heading 8" w:uiPriority="9" w:semiHidden="1" w:unhideWhenUsed="1" w:qFormat="1"/>
-    <w:lsdException w:name="heading 9" w:uiPriority="9" w:semiHidden="1" w:unhideWhenUsed="1" w:qFormat="1"/>
+    <w:lsdException w:name="heading 2" w:semiHidden="1" w:uiPriority="9" w:unhideWhenUsed="1" w:qFormat="1"/>
+    <w:lsdException w:name="heading 3" w:semiHidden="1" w:uiPriority="9" w:unhideWhenUsed="1" w:qFormat="1"/>
+    <w:lsdException w:name="heading 4" w:semiHidden="1" w:uiPriority="9" w:unhideWhenUsed="1" w:qFormat="1"/>
+    <w:lsdException w:name="heading 5" w:semiHidden="1" w:uiPriority="9" w:unhideWhenUsed="1" w:qFormat="1"/>
+    <w:lsdException w:name="heading 6" w:semiHidden="1" w:uiPriority="9" w:unhideWhenUsed="1" w:qFormat="1"/>
+    <w:lsdException w:name="heading 7" w:semiHidden="1" w:uiPriority="9" w:unhideWhenUsed="1" w:qFormat="1"/>
+    <w:lsdException w:name="heading 8" w:semiHidden="1" w:uiPriority="9" w:unhideWhenUsed="1" w:qFormat="1"/>
+    <w:lsdException w:name="heading 9" w:semiHidden="1" w:uiPriority="9" w:unhideWhenUsed="1" w:qFormat="1"/>
     <w:lsdException w:name="index 1" w:semiHidden="1" w:unhideWhenUsed="1"/>
     <w:lsdException w:name="index 2" w:semiHidden="1" w:unhideWhenUsed="1"/>
     <w:lsdException w:name="index 3" w:semiHidden="1" w:unhideWhenUsed="1"/>
@@ -13435,22 +12976,22 @@
     <w:lsdException w:name="index 7" w:semiHidden="1" w:unhideWhenUsed="1"/>
     <w:lsdException w:name="index 8" w:semiHidden="1" w:unhideWhenUsed="1"/>
     <w:lsdException w:name="index 9" w:semiHidden="1" w:unhideWhenUsed="1"/>
-    <w:lsdException w:name="toc 1" w:uiPriority="39" w:semiHidden="1" w:unhideWhenUsed="1"/>
-    <w:lsdException w:name="toc 2" w:uiPriority="39" w:semiHidden="1" w:unhideWhenUsed="1"/>
-    <w:lsdException w:name="toc 3" w:uiPriority="39" w:semiHidden="1" w:unhideWhenUsed="1"/>
-    <w:lsdException w:name="toc 4" w:uiPriority="39" w:semiHidden="1" w:unhideWhenUsed="1"/>
-    <w:lsdException w:name="toc 5" w:uiPriority="39" w:semiHidden="1" w:unhideWhenUsed="1"/>
-    <w:lsdException w:name="toc 6" w:uiPriority="39" w:semiHidden="1" w:unhideWhenUsed="1"/>
-    <w:lsdException w:name="toc 7" w:uiPriority="39" w:semiHidden="1" w:unhideWhenUsed="1"/>
-    <w:lsdException w:name="toc 8" w:uiPriority="39" w:semiHidden="1" w:unhideWhenUsed="1"/>
-    <w:lsdException w:name="toc 9" w:uiPriority="39" w:semiHidden="1" w:unhideWhenUsed="1"/>
+    <w:lsdException w:name="toc 1" w:semiHidden="1" w:uiPriority="39" w:unhideWhenUsed="1"/>
+    <w:lsdException w:name="toc 2" w:semiHidden="1" w:uiPriority="39" w:unhideWhenUsed="1"/>
+    <w:lsdException w:name="toc 3" w:semiHidden="1" w:uiPriority="39" w:unhideWhenUsed="1"/>
+    <w:lsdException w:name="toc 4" w:semiHidden="1" w:uiPriority="39" w:unhideWhenUsed="1"/>
+    <w:lsdException w:name="toc 5" w:semiHidden="1" w:uiPriority="39" w:unhideWhenUsed="1"/>
+    <w:lsdException w:name="toc 6" w:semiHidden="1" w:uiPriority="39" w:unhideWhenUsed="1"/>
+    <w:lsdException w:name="toc 7" w:semiHidden="1" w:uiPriority="39" w:unhideWhenUsed="1"/>
+    <w:lsdException w:name="toc 8" w:semiHidden="1" w:uiPriority="39" w:unhideWhenUsed="1"/>
+    <w:lsdException w:name="toc 9" w:semiHidden="1" w:uiPriority="39" w:unhideWhenUsed="1"/>
     <w:lsdException w:name="Normal Indent" w:semiHidden="1" w:unhideWhenUsed="1"/>
     <w:lsdException w:name="footnote text" w:semiHidden="1" w:unhideWhenUsed="1"/>
     <w:lsdException w:name="annotation text" w:semiHidden="1" w:unhideWhenUsed="1"/>
     <w:lsdException w:name="header" w:semiHidden="1" w:unhideWhenUsed="1"/>
     <w:lsdException w:name="footer" w:semiHidden="1" w:unhideWhenUsed="1"/>
     <w:lsdException w:name="index heading" w:semiHidden="1" w:unhideWhenUsed="1"/>
-    <w:lsdException w:name="caption" w:uiPriority="35" w:semiHidden="1" w:unhideWhenUsed="1" w:qFormat="1"/>
+    <w:lsdException w:name="caption" w:semiHidden="1" w:uiPriority="35" w:unhideWhenUsed="1" w:qFormat="1"/>
     <w:lsdException w:name="table of figures" w:semiHidden="1" w:unhideWhenUsed="1"/>
     <w:lsdException w:name="envelope address" w:semiHidden="1" w:unhideWhenUsed="1"/>
     <w:lsdException w:name="envelope return" w:semiHidden="1" w:unhideWhenUsed="1"/>
@@ -13481,7 +13022,7 @@
     <w:lsdException w:name="Title" w:uiPriority="10" w:qFormat="1"/>
     <w:lsdException w:name="Closing" w:semiHidden="1" w:unhideWhenUsed="1"/>
     <w:lsdException w:name="Signature" w:semiHidden="1" w:unhideWhenUsed="1"/>
-    <w:lsdException w:name="Default Paragraph Font" w:uiPriority="1" w:semiHidden="1" w:unhideWhenUsed="1"/>
+    <w:lsdException w:name="Default Paragraph Font" w:semiHidden="1" w:uiPriority="1" w:unhideWhenUsed="1"/>
     <w:lsdException w:name="Body Text" w:semiHidden="1" w:unhideWhenUsed="1"/>
     <w:lsdException w:name="Body Text Indent" w:semiHidden="1" w:unhideWhenUsed="1"/>
     <w:lsdException w:name="List Continue" w:semiHidden="1" w:unhideWhenUsed="1"/>
@@ -13681,8 +13222,8 @@
     <w:lsdException w:name="Subtle Reference" w:uiPriority="31" w:qFormat="1"/>
     <w:lsdException w:name="Intense Reference" w:uiPriority="32" w:qFormat="1"/>
     <w:lsdException w:name="Book Title" w:uiPriority="33" w:qFormat="1"/>
-    <w:lsdException w:name="Bibliography" w:uiPriority="37" w:semiHidden="1" w:unhideWhenUsed="1"/>
-    <w:lsdException w:name="TOC Heading" w:uiPriority="39" w:semiHidden="1" w:unhideWhenUsed="1" w:qFormat="1"/>
+    <w:lsdException w:name="Bibliography" w:semiHidden="1" w:uiPriority="37" w:unhideWhenUsed="1"/>
+    <w:lsdException w:name="TOC Heading" w:semiHidden="1" w:uiPriority="39" w:unhideWhenUsed="1" w:qFormat="1"/>
     <w:lsdException w:name="Plain Table 1" w:uiPriority="41"/>
     <w:lsdException w:name="Plain Table 2" w:uiPriority="42"/>
     <w:lsdException w:name="Plain Table 3" w:uiPriority="43"/>
@@ -13793,7 +13334,7 @@
     <w:lsdException w:name="Unresolved Mention" w:semiHidden="1" w:unhideWhenUsed="1"/>
     <w:lsdException w:name="Smart Link" w:semiHidden="1" w:unhideWhenUsed="1"/>
   </w:latentStyles>
-  <w:style w:type="paragraph" w:styleId="Normal" w:default="1">
+  <w:style w:type="paragraph" w:default="1" w:styleId="Normal">
     <w:name w:val="Normal"/>
     <w:qFormat/>
     <w:rsid w:val="00D572B5"/>
@@ -13918,13 +13459,13 @@
       <w:color w:val="666666"/>
     </w:rPr>
   </w:style>
-  <w:style w:type="character" w:styleId="Fuentedeprrafopredeter" w:default="1">
+  <w:style w:type="character" w:default="1" w:styleId="Fuentedeprrafopredeter">
     <w:name w:val="Default Paragraph Font"/>
     <w:uiPriority w:val="1"/>
     <w:semiHidden/>
     <w:unhideWhenUsed/>
   </w:style>
-  <w:style w:type="table" w:styleId="Tablanormal" w:default="1">
+  <w:style w:type="table" w:default="1" w:styleId="Tablanormal">
     <w:name w:val="Normal Table"/>
     <w:uiPriority w:val="99"/>
     <w:semiHidden/>
@@ -13939,7 +13480,7 @@
       </w:tblCellMar>
     </w:tblPr>
   </w:style>
-  <w:style w:type="numbering" w:styleId="Sinlista" w:default="1">
+  <w:style w:type="numbering" w:default="1" w:styleId="Sinlista">
     <w:name w:val="No List"/>
     <w:uiPriority w:val="99"/>
     <w:semiHidden/>
@@ -13961,11 +13502,11 @@
       <w:szCs w:val="52"/>
     </w:rPr>
   </w:style>
-  <w:style w:type="paragraph" w:styleId="Normal0" w:customStyle="1">
+  <w:style w:type="paragraph" w:customStyle="1" w:styleId="Normal0">
     <w:name w:val="Normal0"/>
     <w:qFormat/>
   </w:style>
-  <w:style w:type="paragraph" w:styleId="heading10" w:customStyle="1">
+  <w:style w:type="paragraph" w:customStyle="1" w:styleId="heading10">
     <w:name w:val="heading 10"/>
     <w:basedOn w:val="Normal0"/>
     <w:next w:val="Normal0"/>
@@ -13982,7 +13523,7 @@
       <w:szCs w:val="40"/>
     </w:rPr>
   </w:style>
-  <w:style w:type="paragraph" w:styleId="heading20" w:customStyle="1">
+  <w:style w:type="paragraph" w:customStyle="1" w:styleId="heading20">
     <w:name w:val="heading 20"/>
     <w:basedOn w:val="Normal0"/>
     <w:next w:val="Normal0"/>
@@ -14001,7 +13542,7 @@
       <w:szCs w:val="32"/>
     </w:rPr>
   </w:style>
-  <w:style w:type="paragraph" w:styleId="heading30" w:customStyle="1">
+  <w:style w:type="paragraph" w:customStyle="1" w:styleId="heading30">
     <w:name w:val="heading 30"/>
     <w:basedOn w:val="Normal0"/>
     <w:next w:val="Normal0"/>
@@ -14021,7 +13562,7 @@
       <w:szCs w:val="28"/>
     </w:rPr>
   </w:style>
-  <w:style w:type="paragraph" w:styleId="heading40" w:customStyle="1">
+  <w:style w:type="paragraph" w:customStyle="1" w:styleId="heading40">
     <w:name w:val="heading 40"/>
     <w:basedOn w:val="Normal0"/>
     <w:next w:val="Normal0"/>
@@ -14041,7 +13582,7 @@
       <w:szCs w:val="24"/>
     </w:rPr>
   </w:style>
-  <w:style w:type="paragraph" w:styleId="heading50" w:customStyle="1">
+  <w:style w:type="paragraph" w:customStyle="1" w:styleId="heading50">
     <w:name w:val="heading 50"/>
     <w:basedOn w:val="Normal0"/>
     <w:next w:val="Normal0"/>
@@ -14059,7 +13600,7 @@
       <w:color w:val="666666"/>
     </w:rPr>
   </w:style>
-  <w:style w:type="paragraph" w:styleId="heading60" w:customStyle="1">
+  <w:style w:type="paragraph" w:customStyle="1" w:styleId="heading60">
     <w:name w:val="heading 60"/>
     <w:basedOn w:val="Normal0"/>
     <w:next w:val="Normal0"/>
@@ -14078,7 +13619,7 @@
       <w:color w:val="666666"/>
     </w:rPr>
   </w:style>
-  <w:style w:type="table" w:styleId="NormalTable0" w:customStyle="1">
+  <w:style w:type="table" w:customStyle="1" w:styleId="NormalTable0">
     <w:name w:val="Normal Table0"/>
     <w:uiPriority w:val="99"/>
     <w:semiHidden/>
@@ -14093,7 +13634,7 @@
       </w:tblCellMar>
     </w:tblPr>
   </w:style>
-  <w:style w:type="table" w:styleId="NormalTable1" w:customStyle="1">
+  <w:style w:type="table" w:customStyle="1" w:styleId="NormalTable1">
     <w:name w:val="Normal Table1"/>
     <w:tblPr>
       <w:tblCellMar>
@@ -14104,7 +13645,7 @@
       </w:tblCellMar>
     </w:tblPr>
   </w:style>
-  <w:style w:type="paragraph" w:styleId="Title0" w:customStyle="1">
+  <w:style w:type="paragraph" w:customStyle="1" w:styleId="Title0">
     <w:name w:val="Title0"/>
     <w:basedOn w:val="Normal0"/>
     <w:next w:val="Normal0"/>
@@ -14120,7 +13661,7 @@
       <w:szCs w:val="52"/>
     </w:rPr>
   </w:style>
-  <w:style w:type="table" w:styleId="TableNormal" w:customStyle="1">
+  <w:style w:type="table" w:customStyle="1" w:styleId="TableNormal">
     <w:name w:val="Table Normal"/>
     <w:tblPr>
       <w:tblCellMar>
@@ -14148,7 +13689,7 @@
       <w:szCs w:val="30"/>
     </w:rPr>
   </w:style>
-  <w:style w:type="table" w:styleId="a" w:customStyle="1">
+  <w:style w:type="table" w:customStyle="1" w:styleId="a">
     <w:basedOn w:val="NormalTable0"/>
     <w:tblPr>
       <w:tblStyleRowBandSize w:val="1"/>
@@ -14161,7 +13702,7 @@
       </w:tblCellMar>
     </w:tblPr>
   </w:style>
-  <w:style w:type="table" w:styleId="a0" w:customStyle="1">
+  <w:style w:type="table" w:customStyle="1" w:styleId="a0">
     <w:basedOn w:val="NormalTable0"/>
     <w:tblPr>
       <w:tblStyleRowBandSize w:val="1"/>
@@ -14174,7 +13715,7 @@
       </w:tblCellMar>
     </w:tblPr>
   </w:style>
-  <w:style w:type="table" w:styleId="a1" w:customStyle="1">
+  <w:style w:type="table" w:customStyle="1" w:styleId="a1">
     <w:basedOn w:val="NormalTable0"/>
     <w:tblPr>
       <w:tblStyleRowBandSize w:val="1"/>
@@ -14197,12 +13738,12 @@
     </w:pPr>
     <w:tblPr>
       <w:tblBorders>
-        <w:top w:val="single" w:color="auto" w:sz="4" w:space="0"/>
-        <w:left w:val="single" w:color="auto" w:sz="4" w:space="0"/>
-        <w:bottom w:val="single" w:color="auto" w:sz="4" w:space="0"/>
-        <w:right w:val="single" w:color="auto" w:sz="4" w:space="0"/>
-        <w:insideH w:val="single" w:color="auto" w:sz="4" w:space="0"/>
-        <w:insideV w:val="single" w:color="auto" w:sz="4" w:space="0"/>
+        <w:top w:val="single" w:sz="4" w:space="0" w:color="auto"/>
+        <w:left w:val="single" w:sz="4" w:space="0" w:color="auto"/>
+        <w:bottom w:val="single" w:sz="4" w:space="0" w:color="auto"/>
+        <w:right w:val="single" w:sz="4" w:space="0" w:color="auto"/>
+        <w:insideH w:val="single" w:sz="4" w:space="0" w:color="auto"/>
+        <w:insideV w:val="single" w:sz="4" w:space="0" w:color="auto"/>
       </w:tblBorders>
     </w:tblPr>
   </w:style>
@@ -14221,7 +13762,7 @@
       <w:spacing w:line="240" w:lineRule="auto"/>
     </w:pPr>
   </w:style>
-  <w:style w:type="character" w:styleId="EncabezadoCar" w:customStyle="1">
+  <w:style w:type="character" w:customStyle="1" w:styleId="EncabezadoCar">
     <w:name w:val="Encabezado Car"/>
     <w:basedOn w:val="Fuentedeprrafopredeter"/>
     <w:link w:val="Encabezado"/>
@@ -14243,7 +13784,7 @@
       <w:spacing w:line="240" w:lineRule="auto"/>
     </w:pPr>
   </w:style>
-  <w:style w:type="character" w:styleId="PiedepginaCar" w:customStyle="1">
+  <w:style w:type="character" w:customStyle="1" w:styleId="PiedepginaCar">
     <w:name w:val="Pie de página Car"/>
     <w:basedOn w:val="Fuentedeprrafopredeter"/>
     <w:link w:val="Piedepgina"/>
@@ -14261,12 +13802,12 @@
       <w:spacing w:before="100" w:beforeAutospacing="1" w:after="100" w:afterAutospacing="1" w:line="240" w:lineRule="auto"/>
     </w:pPr>
     <w:rPr>
-      <w:rFonts w:ascii="Times New Roman" w:hAnsi="Times New Roman" w:eastAsia="Times New Roman" w:cs="Times New Roman"/>
+      <w:rFonts w:ascii="Times New Roman" w:eastAsia="Times New Roman" w:hAnsi="Times New Roman" w:cs="Times New Roman"/>
       <w:sz w:val="24"/>
       <w:szCs w:val="24"/>
     </w:rPr>
   </w:style>
-  <w:style w:type="character" w:styleId="Listavistosa-nfasis1Car" w:customStyle="1">
+  <w:style w:type="character" w:customStyle="1" w:styleId="Listavistosa-nfasis1Car">
     <w:name w:val="Lista vistosa - Énfasis 1 Car"/>
     <w:link w:val="Listavistosa-nfasis1"/>
     <w:uiPriority w:val="34"/>
@@ -14307,7 +13848,7 @@
       <w:tblPr/>
       <w:tcPr>
         <w:tcBorders>
-          <w:bottom w:val="single" w:color="FFFFFF" w:themeColor="background1" w:sz="12" w:space="0"/>
+          <w:bottom w:val="single" w:sz="12" w:space="0" w:color="FFFFFF" w:themeColor="background1"/>
         </w:tcBorders>
         <w:shd w:val="clear" w:color="auto" w:fill="9E3A38" w:themeFill="accent2" w:themeFillShade="CC"/>
       </w:tcPr>
@@ -14316,7 +13857,7 @@
       <w:tblPr/>
       <w:tcPr>
         <w:tcBorders>
-          <w:top w:val="single" w:color="000000" w:themeColor="text1" w:sz="12" w:space="0"/>
+          <w:top w:val="single" w:sz="12" w:space="0" w:color="000000" w:themeColor="text1"/>
         </w:tcBorders>
         <w:shd w:val="clear" w:color="auto" w:fill="FFFFFF" w:themeFill="background1"/>
       </w:tcPr>
@@ -14364,7 +13905,7 @@
       <w:u w:val="single"/>
     </w:rPr>
   </w:style>
-  <w:style w:type="character" w:styleId="Mencinsinresolver1" w:customStyle="1">
+  <w:style w:type="character" w:customStyle="1" w:styleId="Mencinsinresolver1">
     <w:name w:val="Mención sin resolver1"/>
     <w:basedOn w:val="Fuentedeprrafopredeter"/>
     <w:uiPriority w:val="99"/>
@@ -14405,7 +13946,7 @@
       <w:szCs w:val="18"/>
     </w:rPr>
   </w:style>
-  <w:style w:type="character" w:styleId="TextodegloboCar" w:customStyle="1">
+  <w:style w:type="character" w:customStyle="1" w:styleId="TextodegloboCar">
     <w:name w:val="Texto de globo Car"/>
     <w:basedOn w:val="Fuentedeprrafopredeter"/>
     <w:link w:val="Textodeglobo"/>
@@ -14445,7 +13986,7 @@
       <w:szCs w:val="20"/>
     </w:rPr>
   </w:style>
-  <w:style w:type="character" w:styleId="TextocomentarioCar" w:customStyle="1">
+  <w:style w:type="character" w:customStyle="1" w:styleId="TextocomentarioCar">
     <w:name w:val="Texto comentario Car"/>
     <w:basedOn w:val="Fuentedeprrafopredeter"/>
     <w:link w:val="Textocomentario"/>
@@ -14470,7 +14011,7 @@
       <w:bCs/>
     </w:rPr>
   </w:style>
-  <w:style w:type="character" w:styleId="AsuntodelcomentarioCar" w:customStyle="1">
+  <w:style w:type="character" w:customStyle="1" w:styleId="AsuntodelcomentarioCar">
     <w:name w:val="Asunto del comentario Car"/>
     <w:basedOn w:val="TextocomentarioCar"/>
     <w:link w:val="Asuntodelcomentario"/>
@@ -14484,7 +14025,7 @@
       <w:szCs w:val="20"/>
     </w:rPr>
   </w:style>
-  <w:style w:type="table" w:styleId="a2" w:customStyle="1">
+  <w:style w:type="table" w:customStyle="1" w:styleId="a2">
     <w:basedOn w:val="TableNormal"/>
     <w:pPr>
       <w:spacing w:line="240" w:lineRule="auto"/>
@@ -14506,7 +14047,7 @@
       <w:shd w:val="clear" w:color="auto" w:fill="EDF2F8"/>
     </w:tcPr>
   </w:style>
-  <w:style w:type="table" w:styleId="a3" w:customStyle="1">
+  <w:style w:type="table" w:customStyle="1" w:styleId="a3">
     <w:basedOn w:val="TableNormal"/>
     <w:pPr>
       <w:spacing w:line="240" w:lineRule="auto"/>
@@ -14528,7 +14069,7 @@
       <w:shd w:val="clear" w:color="auto" w:fill="EDF2F8"/>
     </w:tcPr>
   </w:style>
-  <w:style w:type="table" w:styleId="a4" w:customStyle="1">
+  <w:style w:type="table" w:customStyle="1" w:styleId="a4">
     <w:basedOn w:val="TableNormal"/>
     <w:pPr>
       <w:spacing w:line="240" w:lineRule="auto"/>
@@ -14550,7 +14091,7 @@
       <w:shd w:val="clear" w:color="auto" w:fill="EDF2F8"/>
     </w:tcPr>
   </w:style>
-  <w:style w:type="table" w:styleId="a5" w:customStyle="1">
+  <w:style w:type="table" w:customStyle="1" w:styleId="a5">
     <w:basedOn w:val="TableNormal"/>
     <w:pPr>
       <w:spacing w:line="240" w:lineRule="auto"/>
@@ -14572,7 +14113,7 @@
       <w:shd w:val="clear" w:color="auto" w:fill="EDF2F8"/>
     </w:tcPr>
   </w:style>
-  <w:style w:type="table" w:styleId="a6" w:customStyle="1">
+  <w:style w:type="table" w:customStyle="1" w:styleId="a6">
     <w:basedOn w:val="TableNormal"/>
     <w:tblPr>
       <w:tblStyleRowBandSize w:val="1"/>
@@ -14583,7 +14124,7 @@
       </w:tblCellMar>
     </w:tblPr>
   </w:style>
-  <w:style w:type="table" w:styleId="a7" w:customStyle="1">
+  <w:style w:type="table" w:customStyle="1" w:styleId="a7">
     <w:basedOn w:val="TableNormal"/>
     <w:tblPr>
       <w:tblStyleRowBandSize w:val="1"/>
@@ -14596,7 +14137,7 @@
       </w:tblCellMar>
     </w:tblPr>
   </w:style>
-  <w:style w:type="table" w:styleId="a8" w:customStyle="1">
+  <w:style w:type="table" w:customStyle="1" w:styleId="a8">
     <w:basedOn w:val="TableNormal"/>
     <w:tblPr>
       <w:tblStyleRowBandSize w:val="1"/>
@@ -14609,7 +14150,7 @@
       </w:tblCellMar>
     </w:tblPr>
   </w:style>
-  <w:style w:type="table" w:styleId="a9" w:customStyle="1">
+  <w:style w:type="table" w:customStyle="1" w:styleId="a9">
     <w:basedOn w:val="TableNormal"/>
     <w:tblPr>
       <w:tblStyleRowBandSize w:val="1"/>
@@ -14620,7 +14161,7 @@
       </w:tblCellMar>
     </w:tblPr>
   </w:style>
-  <w:style w:type="table" w:styleId="aa" w:customStyle="1">
+  <w:style w:type="table" w:customStyle="1" w:styleId="aa">
     <w:basedOn w:val="TableNormal"/>
     <w:tblPr>
       <w:tblStyleRowBandSize w:val="1"/>
@@ -14631,7 +14172,7 @@
       </w:tblCellMar>
     </w:tblPr>
   </w:style>
-  <w:style w:type="table" w:styleId="ab" w:customStyle="1">
+  <w:style w:type="table" w:customStyle="1" w:styleId="ab">
     <w:basedOn w:val="TableNormal"/>
     <w:pPr>
       <w:spacing w:line="240" w:lineRule="auto"/>
@@ -14653,7 +14194,7 @@
       <w:shd w:val="clear" w:color="auto" w:fill="EDF2F8"/>
     </w:tcPr>
   </w:style>
-  <w:style w:type="table" w:styleId="ac" w:customStyle="1">
+  <w:style w:type="table" w:customStyle="1" w:styleId="ac">
     <w:basedOn w:val="TableNormal"/>
     <w:pPr>
       <w:spacing w:line="240" w:lineRule="auto"/>
@@ -14675,7 +14216,7 @@
       <w:shd w:val="clear" w:color="auto" w:fill="EDF2F8"/>
     </w:tcPr>
   </w:style>
-  <w:style w:type="table" w:styleId="ad" w:customStyle="1">
+  <w:style w:type="table" w:customStyle="1" w:styleId="ad">
     <w:basedOn w:val="TableNormal"/>
     <w:pPr>
       <w:spacing w:line="240" w:lineRule="auto"/>
@@ -14697,7 +14238,7 @@
       <w:shd w:val="clear" w:color="auto" w:fill="EDF2F8"/>
     </w:tcPr>
   </w:style>
-  <w:style w:type="table" w:styleId="ae" w:customStyle="1">
+  <w:style w:type="table" w:customStyle="1" w:styleId="ae">
     <w:basedOn w:val="TableNormal"/>
     <w:pPr>
       <w:spacing w:line="240" w:lineRule="auto"/>
@@ -14719,7 +14260,7 @@
       <w:shd w:val="clear" w:color="auto" w:fill="EDF2F8"/>
     </w:tcPr>
   </w:style>
-  <w:style w:type="table" w:styleId="af" w:customStyle="1">
+  <w:style w:type="table" w:customStyle="1" w:styleId="af">
     <w:basedOn w:val="TableNormal"/>
     <w:pPr>
       <w:spacing w:line="240" w:lineRule="auto"/>
@@ -14741,7 +14282,7 @@
       <w:shd w:val="clear" w:color="auto" w:fill="EDF2F8"/>
     </w:tcPr>
   </w:style>
-  <w:style w:type="table" w:styleId="af0" w:customStyle="1">
+  <w:style w:type="table" w:customStyle="1" w:styleId="af0">
     <w:basedOn w:val="TableNormal"/>
     <w:pPr>
       <w:spacing w:line="240" w:lineRule="auto"/>
@@ -14763,7 +14304,7 @@
       <w:shd w:val="clear" w:color="auto" w:fill="EDF2F8"/>
     </w:tcPr>
   </w:style>
-  <w:style w:type="table" w:styleId="af1" w:customStyle="1">
+  <w:style w:type="table" w:customStyle="1" w:styleId="af1">
     <w:basedOn w:val="TableNormal"/>
     <w:pPr>
       <w:spacing w:line="240" w:lineRule="auto"/>
@@ -14785,7 +14326,7 @@
       <w:shd w:val="clear" w:color="auto" w:fill="EDF2F8"/>
     </w:tcPr>
   </w:style>
-  <w:style w:type="table" w:styleId="af2" w:customStyle="1">
+  <w:style w:type="table" w:customStyle="1" w:styleId="af2">
     <w:basedOn w:val="TableNormal"/>
     <w:pPr>
       <w:spacing w:line="240" w:lineRule="auto"/>
@@ -14807,7 +14348,7 @@
       <w:shd w:val="clear" w:color="auto" w:fill="EDF2F8"/>
     </w:tcPr>
   </w:style>
-  <w:style w:type="table" w:styleId="af3" w:customStyle="1">
+  <w:style w:type="table" w:customStyle="1" w:styleId="af3">
     <w:basedOn w:val="TableNormal"/>
     <w:pPr>
       <w:spacing w:line="240" w:lineRule="auto"/>
@@ -14829,7 +14370,7 @@
       <w:shd w:val="clear" w:color="auto" w:fill="EDF2F8"/>
     </w:tcPr>
   </w:style>
-  <w:style w:type="character" w:styleId="Mencinsinresolver2" w:customStyle="1">
+  <w:style w:type="character" w:customStyle="1" w:styleId="Mencinsinresolver2">
     <w:name w:val="Mención sin resolver2"/>
     <w:basedOn w:val="Fuentedeprrafopredeter"/>
     <w:uiPriority w:val="99"/>
@@ -14841,7 +14382,7 @@
       <w:shd w:val="clear" w:color="auto" w:fill="E1DFDD"/>
     </w:rPr>
   </w:style>
-  <w:style w:type="paragraph" w:styleId="Subtitle0" w:customStyle="1">
+  <w:style w:type="paragraph" w:customStyle="1" w:styleId="Subtitle0">
     <w:name w:val="Subtitle0"/>
     <w:basedOn w:val="Normal0"/>
     <w:next w:val="Normal0"/>
@@ -14856,7 +14397,7 @@
       <w:szCs w:val="30"/>
     </w:rPr>
   </w:style>
-  <w:style w:type="table" w:styleId="af4" w:customStyle="1">
+  <w:style w:type="table" w:customStyle="1" w:styleId="af4">
     <w:basedOn w:val="NormalTable1"/>
     <w:pPr>
       <w:spacing w:line="240" w:lineRule="auto"/>
@@ -14878,7 +14419,7 @@
       <w:shd w:val="clear" w:color="auto" w:fill="EDF2F8"/>
     </w:tcPr>
   </w:style>
-  <w:style w:type="table" w:styleId="af5" w:customStyle="1">
+  <w:style w:type="table" w:customStyle="1" w:styleId="af5">
     <w:basedOn w:val="NormalTable1"/>
     <w:pPr>
       <w:spacing w:line="240" w:lineRule="auto"/>
@@ -14900,7 +14441,7 @@
       <w:shd w:val="clear" w:color="auto" w:fill="EDF2F8"/>
     </w:tcPr>
   </w:style>
-  <w:style w:type="table" w:styleId="af6" w:customStyle="1">
+  <w:style w:type="table" w:customStyle="1" w:styleId="af6">
     <w:basedOn w:val="NormalTable1"/>
     <w:pPr>
       <w:spacing w:line="240" w:lineRule="auto"/>
@@ -14922,7 +14463,7 @@
       <w:shd w:val="clear" w:color="auto" w:fill="EDF2F8"/>
     </w:tcPr>
   </w:style>
-  <w:style w:type="table" w:styleId="af7" w:customStyle="1">
+  <w:style w:type="table" w:customStyle="1" w:styleId="af7">
     <w:basedOn w:val="NormalTable1"/>
     <w:pPr>
       <w:spacing w:line="240" w:lineRule="auto"/>
@@ -14944,7 +14485,7 @@
       <w:shd w:val="clear" w:color="auto" w:fill="EDF2F8"/>
     </w:tcPr>
   </w:style>
-  <w:style w:type="table" w:styleId="af8" w:customStyle="1">
+  <w:style w:type="table" w:customStyle="1" w:styleId="af8">
     <w:basedOn w:val="NormalTable1"/>
     <w:tblPr>
       <w:tblStyleRowBandSize w:val="1"/>
@@ -14957,7 +14498,7 @@
       </w:tblCellMar>
     </w:tblPr>
   </w:style>
-  <w:style w:type="table" w:styleId="af9" w:customStyle="1">
+  <w:style w:type="table" w:customStyle="1" w:styleId="af9">
     <w:basedOn w:val="NormalTable1"/>
     <w:tblPr>
       <w:tblStyleRowBandSize w:val="1"/>
@@ -14970,7 +14511,7 @@
       </w:tblCellMar>
     </w:tblPr>
   </w:style>
-  <w:style w:type="table" w:styleId="afa" w:customStyle="1">
+  <w:style w:type="table" w:customStyle="1" w:styleId="afa">
     <w:basedOn w:val="NormalTable1"/>
     <w:pPr>
       <w:spacing w:line="240" w:lineRule="auto"/>
@@ -14992,7 +14533,7 @@
       <w:shd w:val="clear" w:color="auto" w:fill="EDF2F8"/>
     </w:tcPr>
   </w:style>
-  <w:style w:type="table" w:styleId="afb" w:customStyle="1">
+  <w:style w:type="table" w:customStyle="1" w:styleId="afb">
     <w:basedOn w:val="NormalTable1"/>
     <w:pPr>
       <w:spacing w:line="240" w:lineRule="auto"/>
@@ -15014,7 +14555,7 @@
       <w:shd w:val="clear" w:color="auto" w:fill="EDF2F8"/>
     </w:tcPr>
   </w:style>
-  <w:style w:type="table" w:styleId="afc" w:customStyle="1">
+  <w:style w:type="table" w:customStyle="1" w:styleId="afc">
     <w:basedOn w:val="NormalTable1"/>
     <w:pPr>
       <w:spacing w:line="240" w:lineRule="auto"/>
@@ -15036,7 +14577,7 @@
       <w:shd w:val="clear" w:color="auto" w:fill="EDF2F8"/>
     </w:tcPr>
   </w:style>
-  <w:style w:type="table" w:styleId="afd" w:customStyle="1">
+  <w:style w:type="table" w:customStyle="1" w:styleId="afd">
     <w:basedOn w:val="NormalTable1"/>
     <w:pPr>
       <w:spacing w:line="240" w:lineRule="auto"/>
@@ -15058,7 +14599,7 @@
       <w:shd w:val="clear" w:color="auto" w:fill="EDF2F8"/>
     </w:tcPr>
   </w:style>
-  <w:style w:type="table" w:styleId="afe" w:customStyle="1">
+  <w:style w:type="table" w:customStyle="1" w:styleId="afe">
     <w:basedOn w:val="NormalTable1"/>
     <w:pPr>
       <w:spacing w:line="240" w:lineRule="auto"/>
@@ -21432,47 +20973,52 @@
 </file>
 
 <file path=customXml/item1.xml><?xml version="1.0" encoding="utf-8"?>
+<go:gDocsCustomXmlDataStorage xmlns:go="http://customooxmlschemas.google.com/" xmlns:r="http://schemas.openxmlformats.org/officeDocument/2006/relationships">
+  <go:docsCustomData xmlns:go="http://customooxmlschemas.google.com/" roundtripDataSignature="AMtx7mh3w1sXrKwdjzYCxjbwPkf7wsIk5w==">AMUW2mWhRc/xLonLdtoI8dz4BVu2GREgE7++Eme5Ko+W5/2G+QfXPKxV7NwLPPaJ77IM2LrlHDguxVZnDKcg4iQIvJIe+zJ9DBWjUaWFI+z0k4HbdiCFsJo=</go:docsCustomData>
+</go:gDocsCustomXmlDataStorage>
+</file>
+
+<file path=customXml/item2.xml><?xml version="1.0" encoding="utf-8"?>
 <p:properties xmlns:p="http://schemas.microsoft.com/office/2006/metadata/properties" xmlns:xsi="http://www.w3.org/2001/XMLSchema-instance" xmlns:pc="http://schemas.microsoft.com/office/infopath/2007/PartnerControls">
   <documentManagement>
-    <TaxCatchAll xmlns="cb45339b-ced9-4d0d-8f64-77573914d53b" xsi:nil="true"/>
-    <lcf76f155ced4ddcb4097134ff3c332f xmlns="43a3ca16-9c26-4813-b83f-4aec9927b43f">
+    <TaxCatchAll xmlns="285d351f-f218-493a-825f-85a9dfbde315" xsi:nil="true"/>
+    <lcf76f155ced4ddcb4097134ff3c332f xmlns="55abea07-cd72-4a95-add0-1082a24cf9e9">
       <Terms xmlns="http://schemas.microsoft.com/office/infopath/2007/PartnerControls"/>
     </lcf76f155ced4ddcb4097134ff3c332f>
   </documentManagement>
 </p:properties>
 </file>
 
-<file path=customXml/item2.xml><?xml version="1.0" encoding="utf-8"?>
-<go:gDocsCustomXmlDataStorage xmlns:go="http://customooxmlschemas.google.com/" xmlns:r="http://schemas.openxmlformats.org/officeDocument/2006/relationships">
-  <go:docsCustomData xmlns:go="http://customooxmlschemas.google.com/" roundtripDataSignature="AMtx7mh3w1sXrKwdjzYCxjbwPkf7wsIk5w==">AMUW2mWhRc/xLonLdtoI8dz4BVu2GREgE7++Eme5Ko+W5/2G+QfXPKxV7NwLPPaJ77IM2LrlHDguxVZnDKcg4iQIvJIe+zJ9DBWjUaWFI+z0k4HbdiCFsJo=</go:docsCustomData>
-</go:gDocsCustomXmlDataStorage>
+<file path=customXml/item3.xml><?xml version="1.0" encoding="utf-8"?>
+<?mso-contentType ?>
+<FormTemplates xmlns="http://schemas.microsoft.com/sharepoint/v3/contenttype/forms">
+  <Display>DocumentLibraryForm</Display>
+  <Edit>DocumentLibraryForm</Edit>
+  <New>DocumentLibraryForm</New>
+</FormTemplates>
 </file>
 
-<file path=customXml/item3.xml><?xml version="1.0" encoding="utf-8"?>
-<ct:contentTypeSchema xmlns:ct="http://schemas.microsoft.com/office/2006/metadata/contentType" xmlns:ma="http://schemas.microsoft.com/office/2006/metadata/properties/metaAttributes" ct:_="" ma:_="" ma:contentTypeName="Documento" ma:contentTypeID="0x01010049282E1EDBE9234EA9E6D38F720E265F" ma:contentTypeVersion="15" ma:contentTypeDescription="Crear nuevo documento." ma:contentTypeScope="" ma:versionID="b31c7aa9eaf043a08b87120b3c4916e3">
-  <xsd:schema xmlns:xsd="http://www.w3.org/2001/XMLSchema" xmlns:xs="http://www.w3.org/2001/XMLSchema" xmlns:p="http://schemas.microsoft.com/office/2006/metadata/properties" xmlns:ns2="cb45339b-ced9-4d0d-8f64-77573914d53b" xmlns:ns3="43a3ca16-9c26-4813-b83f-4aec9927b43f" targetNamespace="http://schemas.microsoft.com/office/2006/metadata/properties" ma:root="true" ma:fieldsID="3533d065b04d75c457075bc55f1f5315" ns2:_="" ns3:_="">
-    <xsd:import namespace="cb45339b-ced9-4d0d-8f64-77573914d53b"/>
-    <xsd:import namespace="43a3ca16-9c26-4813-b83f-4aec9927b43f"/>
+<file path=customXml/item4.xml><?xml version="1.0" encoding="utf-8"?>
+<ct:contentTypeSchema xmlns:ct="http://schemas.microsoft.com/office/2006/metadata/contentType" xmlns:ma="http://schemas.microsoft.com/office/2006/metadata/properties/metaAttributes" ct:_="" ma:_="" ma:contentTypeName="Documento" ma:contentTypeID="0x0101005D7421CBAB376F47AC1876466873BE0C" ma:contentTypeVersion="11" ma:contentTypeDescription="Crear nuevo documento." ma:contentTypeScope="" ma:versionID="3a1bba6d8728ce939bf9f95dae234b40">
+  <xsd:schema xmlns:xsd="http://www.w3.org/2001/XMLSchema" xmlns:xs="http://www.w3.org/2001/XMLSchema" xmlns:p="http://schemas.microsoft.com/office/2006/metadata/properties" xmlns:ns2="55abea07-cd72-4a95-add0-1082a24cf9e9" xmlns:ns3="285d351f-f218-493a-825f-85a9dfbde315" targetNamespace="http://schemas.microsoft.com/office/2006/metadata/properties" ma:root="true" ma:fieldsID="a4f96e62c8f781ccc064189483c2e669" ns2:_="" ns3:_="">
+    <xsd:import namespace="55abea07-cd72-4a95-add0-1082a24cf9e9"/>
+    <xsd:import namespace="285d351f-f218-493a-825f-85a9dfbde315"/>
     <xsd:element name="properties">
       <xsd:complexType>
         <xsd:sequence>
           <xsd:element name="documentManagement">
             <xsd:complexType>
               <xsd:all>
-                <xsd:element ref="ns2:SharedWithUsers" minOccurs="0"/>
-                <xsd:element ref="ns2:SharedWithDetails" minOccurs="0"/>
-                <xsd:element ref="ns3:MediaServiceMetadata" minOccurs="0"/>
-                <xsd:element ref="ns3:MediaServiceFastMetadata" minOccurs="0"/>
-                <xsd:element ref="ns3:MediaServiceDateTaken" minOccurs="0"/>
-                <xsd:element ref="ns3:MediaServiceObjectDetectorVersions" minOccurs="0"/>
-                <xsd:element ref="ns3:MediaLengthInSeconds" minOccurs="0"/>
-                <xsd:element ref="ns3:MediaServiceLocation" minOccurs="0"/>
-                <xsd:element ref="ns3:MediaServiceGenerationTime" minOccurs="0"/>
-                <xsd:element ref="ns3:MediaServiceEventHashCode" minOccurs="0"/>
-                <xsd:element ref="ns3:lcf76f155ced4ddcb4097134ff3c332f" minOccurs="0"/>
-                <xsd:element ref="ns2:TaxCatchAll" minOccurs="0"/>
-                <xsd:element ref="ns3:MediaServiceOCR" minOccurs="0"/>
-                <xsd:element ref="ns3:MediaServiceSearchProperties" minOccurs="0"/>
+                <xsd:element ref="ns2:MediaServiceMetadata" minOccurs="0"/>
+                <xsd:element ref="ns2:MediaServiceFastMetadata" minOccurs="0"/>
+                <xsd:element ref="ns2:MediaServiceSearchProperties" minOccurs="0"/>
+                <xsd:element ref="ns2:MediaServiceDateTaken" minOccurs="0"/>
+                <xsd:element ref="ns2:lcf76f155ced4ddcb4097134ff3c332f" minOccurs="0"/>
+                <xsd:element ref="ns3:TaxCatchAll" minOccurs="0"/>
+                <xsd:element ref="ns2:MediaServiceOCR" minOccurs="0"/>
+                <xsd:element ref="ns2:MediaServiceGenerationTime" minOccurs="0"/>
+                <xsd:element ref="ns2:MediaServiceEventHashCode" minOccurs="0"/>
+                <xsd:element ref="ns2:MediaLengthInSeconds" minOccurs="0"/>
               </xsd:all>
             </xsd:complexType>
           </xsd:element>
@@ -21480,78 +21026,41 @@
       </xsd:complexType>
     </xsd:element>
   </xsd:schema>
-  <xsd:schema xmlns:xsd="http://www.w3.org/2001/XMLSchema" xmlns:xs="http://www.w3.org/2001/XMLSchema" xmlns:dms="http://schemas.microsoft.com/office/2006/documentManagement/types" xmlns:pc="http://schemas.microsoft.com/office/infopath/2007/PartnerControls" targetNamespace="cb45339b-ced9-4d0d-8f64-77573914d53b" elementFormDefault="qualified">
+  <xsd:schema xmlns:xsd="http://www.w3.org/2001/XMLSchema" xmlns:xs="http://www.w3.org/2001/XMLSchema" xmlns:dms="http://schemas.microsoft.com/office/2006/documentManagement/types" xmlns:pc="http://schemas.microsoft.com/office/infopath/2007/PartnerControls" targetNamespace="55abea07-cd72-4a95-add0-1082a24cf9e9" elementFormDefault="qualified">
     <xsd:import namespace="http://schemas.microsoft.com/office/2006/documentManagement/types"/>
     <xsd:import namespace="http://schemas.microsoft.com/office/infopath/2007/PartnerControls"/>
-    <xsd:element name="SharedWithUsers" ma:index="8" nillable="true" ma:displayName="Compartido con" ma:internalName="SharedWithUsers" ma:readOnly="true">
+    <xsd:element name="MediaServiceMetadata" ma:index="8" nillable="true" ma:displayName="MediaServiceMetadata" ma:hidden="true" ma:internalName="MediaServiceMetadata" ma:readOnly="true">
+      <xsd:simpleType>
+        <xsd:restriction base="dms:Note"/>
+      </xsd:simpleType>
+    </xsd:element>
+    <xsd:element name="MediaServiceFastMetadata" ma:index="9" nillable="true" ma:displayName="MediaServiceFastMetadata" ma:hidden="true" ma:internalName="MediaServiceFastMetadata" ma:readOnly="true">
+      <xsd:simpleType>
+        <xsd:restriction base="dms:Note"/>
+      </xsd:simpleType>
+    </xsd:element>
+    <xsd:element name="MediaServiceSearchProperties" ma:index="10" nillable="true" ma:displayName="MediaServiceSearchProperties" ma:hidden="true" ma:internalName="MediaServiceSearchProperties" ma:readOnly="true">
+      <xsd:simpleType>
+        <xsd:restriction base="dms:Note"/>
+      </xsd:simpleType>
+    </xsd:element>
+    <xsd:element name="MediaServiceDateTaken" ma:index="11" nillable="true" ma:displayName="MediaServiceDateTaken" ma:hidden="true" ma:indexed="true" ma:internalName="MediaServiceDateTaken" ma:readOnly="true">
+      <xsd:simpleType>
+        <xsd:restriction base="dms:Text"/>
+      </xsd:simpleType>
+    </xsd:element>
+    <xsd:element name="lcf76f155ced4ddcb4097134ff3c332f" ma:index="13" nillable="true" ma:taxonomy="true" ma:internalName="lcf76f155ced4ddcb4097134ff3c332f" ma:taxonomyFieldName="MediaServiceImageTags" ma:displayName="Etiquetas de imagen" ma:readOnly="false" ma:fieldId="{5cf76f15-5ced-4ddc-b409-7134ff3c332f}" ma:taxonomyMulti="true" ma:sspId="d33c8c81-5745-4931-bcc4-c2aeafe86780" ma:termSetId="09814cd3-568e-fe90-9814-8d621ff8fb84" ma:anchorId="fba54fb3-c3e1-fe81-a776-ca4b69148c4d" ma:open="true" ma:isKeyword="false">
       <xsd:complexType>
-        <xsd:complexContent>
-          <xsd:extension base="dms:UserMulti">
-            <xsd:sequence>
-              <xsd:element name="UserInfo" minOccurs="0" maxOccurs="unbounded">
-                <xsd:complexType>
-                  <xsd:sequence>
-                    <xsd:element name="DisplayName" type="xsd:string" minOccurs="0"/>
-                    <xsd:element name="AccountId" type="dms:UserId" minOccurs="0" nillable="true"/>
-                    <xsd:element name="AccountType" type="xsd:string" minOccurs="0"/>
-                  </xsd:sequence>
-                </xsd:complexType>
-              </xsd:element>
-            </xsd:sequence>
-          </xsd:extension>
-        </xsd:complexContent>
+        <xsd:sequence>
+          <xsd:element ref="pc:Terms" minOccurs="0" maxOccurs="1"/>
+        </xsd:sequence>
       </xsd:complexType>
     </xsd:element>
-    <xsd:element name="SharedWithDetails" ma:index="9" nillable="true" ma:displayName="Detalles de uso compartido" ma:internalName="SharedWithDetails" ma:readOnly="true">
+    <xsd:element name="MediaServiceOCR" ma:index="15" nillable="true" ma:displayName="Extracted Text" ma:internalName="MediaServiceOCR" ma:readOnly="true">
       <xsd:simpleType>
         <xsd:restriction base="dms:Note">
           <xsd:maxLength value="255"/>
         </xsd:restriction>
-      </xsd:simpleType>
-    </xsd:element>
-    <xsd:element name="TaxCatchAll" ma:index="20" nillable="true" ma:displayName="Taxonomy Catch All Column" ma:hidden="true" ma:list="{2f40a149-578b-41a1-8845-c88bc1831770}" ma:internalName="TaxCatchAll" ma:showField="CatchAllData" ma:web="cb45339b-ced9-4d0d-8f64-77573914d53b">
-      <xsd:complexType>
-        <xsd:complexContent>
-          <xsd:extension base="dms:MultiChoiceLookup">
-            <xsd:sequence>
-              <xsd:element name="Value" type="dms:Lookup" maxOccurs="unbounded" minOccurs="0" nillable="true"/>
-            </xsd:sequence>
-          </xsd:extension>
-        </xsd:complexContent>
-      </xsd:complexType>
-    </xsd:element>
-  </xsd:schema>
-  <xsd:schema xmlns:xsd="http://www.w3.org/2001/XMLSchema" xmlns:xs="http://www.w3.org/2001/XMLSchema" xmlns:dms="http://schemas.microsoft.com/office/2006/documentManagement/types" xmlns:pc="http://schemas.microsoft.com/office/infopath/2007/PartnerControls" targetNamespace="43a3ca16-9c26-4813-b83f-4aec9927b43f" elementFormDefault="qualified">
-    <xsd:import namespace="http://schemas.microsoft.com/office/2006/documentManagement/types"/>
-    <xsd:import namespace="http://schemas.microsoft.com/office/infopath/2007/PartnerControls"/>
-    <xsd:element name="MediaServiceMetadata" ma:index="10" nillable="true" ma:displayName="MediaServiceMetadata" ma:hidden="true" ma:internalName="MediaServiceMetadata" ma:readOnly="true">
-      <xsd:simpleType>
-        <xsd:restriction base="dms:Note"/>
-      </xsd:simpleType>
-    </xsd:element>
-    <xsd:element name="MediaServiceFastMetadata" ma:index="11" nillable="true" ma:displayName="MediaServiceFastMetadata" ma:hidden="true" ma:internalName="MediaServiceFastMetadata" ma:readOnly="true">
-      <xsd:simpleType>
-        <xsd:restriction base="dms:Note"/>
-      </xsd:simpleType>
-    </xsd:element>
-    <xsd:element name="MediaServiceDateTaken" ma:index="12" nillable="true" ma:displayName="MediaServiceDateTaken" ma:hidden="true" ma:indexed="true" ma:internalName="MediaServiceDateTaken" ma:readOnly="true">
-      <xsd:simpleType>
-        <xsd:restriction base="dms:Text"/>
-      </xsd:simpleType>
-    </xsd:element>
-    <xsd:element name="MediaServiceObjectDetectorVersions" ma:index="13" nillable="true" ma:displayName="MediaServiceObjectDetectorVersions" ma:hidden="true" ma:indexed="true" ma:internalName="MediaServiceObjectDetectorVersions" ma:readOnly="true">
-      <xsd:simpleType>
-        <xsd:restriction base="dms:Text"/>
-      </xsd:simpleType>
-    </xsd:element>
-    <xsd:element name="MediaLengthInSeconds" ma:index="14" nillable="true" ma:displayName="MediaLengthInSeconds" ma:hidden="true" ma:internalName="MediaLengthInSeconds" ma:readOnly="true">
-      <xsd:simpleType>
-        <xsd:restriction base="dms:Unknown"/>
-      </xsd:simpleType>
-    </xsd:element>
-    <xsd:element name="MediaServiceLocation" ma:index="15" nillable="true" ma:displayName="Location" ma:indexed="true" ma:internalName="MediaServiceLocation" ma:readOnly="true">
-      <xsd:simpleType>
-        <xsd:restriction base="dms:Text"/>
       </xsd:simpleType>
     </xsd:element>
     <xsd:element name="MediaServiceGenerationTime" ma:index="16" nillable="true" ma:displayName="MediaServiceGenerationTime" ma:hidden="true" ma:internalName="MediaServiceGenerationTime" ma:readOnly="true">
@@ -21564,24 +21073,25 @@
         <xsd:restriction base="dms:Text"/>
       </xsd:simpleType>
     </xsd:element>
-    <xsd:element name="lcf76f155ced4ddcb4097134ff3c332f" ma:index="19" nillable="true" ma:taxonomy="true" ma:internalName="lcf76f155ced4ddcb4097134ff3c332f" ma:taxonomyFieldName="MediaServiceImageTags" ma:displayName="Etiquetas de imagen" ma:readOnly="false" ma:fieldId="{5cf76f15-5ced-4ddc-b409-7134ff3c332f}" ma:taxonomyMulti="true" ma:sspId="d33c8c81-5745-4931-bcc4-c2aeafe86780" ma:termSetId="09814cd3-568e-fe90-9814-8d621ff8fb84" ma:anchorId="fba54fb3-c3e1-fe81-a776-ca4b69148c4d" ma:open="true" ma:isKeyword="false">
-      <xsd:complexType>
-        <xsd:sequence>
-          <xsd:element ref="pc:Terms" minOccurs="0" maxOccurs="1"/>
-        </xsd:sequence>
-      </xsd:complexType>
-    </xsd:element>
-    <xsd:element name="MediaServiceOCR" ma:index="21" nillable="true" ma:displayName="Extracted Text" ma:internalName="MediaServiceOCR" ma:readOnly="true">
+    <xsd:element name="MediaLengthInSeconds" ma:index="18" nillable="true" ma:displayName="MediaLengthInSeconds" ma:hidden="true" ma:internalName="MediaLengthInSeconds" ma:readOnly="true">
       <xsd:simpleType>
-        <xsd:restriction base="dms:Note">
-          <xsd:maxLength value="255"/>
-        </xsd:restriction>
+        <xsd:restriction base="dms:Unknown"/>
       </xsd:simpleType>
     </xsd:element>
-    <xsd:element name="MediaServiceSearchProperties" ma:index="22" nillable="true" ma:displayName="MediaServiceSearchProperties" ma:hidden="true" ma:internalName="MediaServiceSearchProperties" ma:readOnly="true">
-      <xsd:simpleType>
-        <xsd:restriction base="dms:Note"/>
-      </xsd:simpleType>
+  </xsd:schema>
+  <xsd:schema xmlns:xsd="http://www.w3.org/2001/XMLSchema" xmlns:xs="http://www.w3.org/2001/XMLSchema" xmlns:dms="http://schemas.microsoft.com/office/2006/documentManagement/types" xmlns:pc="http://schemas.microsoft.com/office/infopath/2007/PartnerControls" targetNamespace="285d351f-f218-493a-825f-85a9dfbde315" elementFormDefault="qualified">
+    <xsd:import namespace="http://schemas.microsoft.com/office/2006/documentManagement/types"/>
+    <xsd:import namespace="http://schemas.microsoft.com/office/infopath/2007/PartnerControls"/>
+    <xsd:element name="TaxCatchAll" ma:index="14" nillable="true" ma:displayName="Taxonomy Catch All Column" ma:hidden="true" ma:list="{5d57ac59-ec13-4ab6-8bf8-a162ea89df9b}" ma:internalName="TaxCatchAll" ma:showField="CatchAllData" ma:web="285d351f-f218-493a-825f-85a9dfbde315">
+      <xsd:complexType>
+        <xsd:complexContent>
+          <xsd:extension base="dms:MultiChoiceLookup">
+            <xsd:sequence>
+              <xsd:element name="Value" type="dms:Lookup" maxOccurs="unbounded" minOccurs="0" nillable="true"/>
+            </xsd:sequence>
+          </xsd:extension>
+        </xsd:complexContent>
+      </xsd:complexType>
     </xsd:element>
   </xsd:schema>
   <xsd:schema xmlns="http://schemas.openxmlformats.org/package/2006/metadata/core-properties" xmlns:xsd="http://www.w3.org/2001/XMLSchema" xmlns:xsi="http://www.w3.org/2001/XMLSchema-instance" xmlns:dc="http://purl.org/dc/elements/1.1/" xmlns:dcterms="http://purl.org/dc/terms/" xmlns:odoc="http://schemas.microsoft.com/internal/obd" targetNamespace="http://schemas.openxmlformats.org/package/2006/metadata/core-properties" elementFormDefault="qualified" attributeFormDefault="unqualified" blockDefault="#all">
@@ -21683,16 +21193,16 @@
 </ct:contentTypeSchema>
 </file>
 
-<file path=customXml/item4.xml><?xml version="1.0" encoding="utf-8"?>
-<?mso-contentType ?>
-<FormTemplates xmlns="http://schemas.microsoft.com/sharepoint/v3/contenttype/forms">
-  <Display>DocumentLibraryForm</Display>
-  <Edit>DocumentLibraryForm</Edit>
-  <New>DocumentLibraryForm</New>
-</FormTemplates>
+<file path=customXml/itemProps1.xml><?xml version="1.0" encoding="utf-8"?>
+<ds:datastoreItem xmlns:ds="http://schemas.openxmlformats.org/officeDocument/2006/customXml" ds:itemID="{11111111-1234-1234-1234-123412341234}">
+  <ds:schemaRefs>
+    <ds:schemaRef ds:uri="http://customooxmlschemas.google.com/"/>
+    <ds:schemaRef ds:uri="http://schemas.openxmlformats.org/officeDocument/2006/relationships"/>
+  </ds:schemaRefs>
+</ds:datastoreItem>
 </file>
 
-<file path=customXml/itemProps1.xml><?xml version="1.0" encoding="utf-8"?>
+<file path=customXml/itemProps2.xml><?xml version="1.0" encoding="utf-8"?>
 <ds:datastoreItem xmlns:ds="http://schemas.openxmlformats.org/officeDocument/2006/customXml" ds:itemID="{9D9B1A75-0210-4935-8179-95DF20A26AD1}">
   <ds:schemaRefs>
     <ds:schemaRef ds:uri="http://schemas.microsoft.com/office/2006/metadata/properties"/>
@@ -21703,23 +21213,14 @@
 </ds:datastoreItem>
 </file>
 
-<file path=customXml/itemProps2.xml><?xml version="1.0" encoding="utf-8"?>
-<ds:datastoreItem xmlns:ds="http://schemas.openxmlformats.org/officeDocument/2006/customXml" ds:itemID="{11111111-1234-1234-1234-123412341234}">
-  <ds:schemaRefs>
-    <ds:schemaRef ds:uri="http://customooxmlschemas.google.com/"/>
-    <ds:schemaRef ds:uri="http://schemas.openxmlformats.org/officeDocument/2006/relationships"/>
-  </ds:schemaRefs>
-</ds:datastoreItem>
-</file>
-
 <file path=customXml/itemProps3.xml><?xml version="1.0" encoding="utf-8"?>
-<ds:datastoreItem xmlns:ds="http://schemas.openxmlformats.org/officeDocument/2006/customXml" ds:itemID="{00978D4F-BBED-4F58-B6BE-D5213DFAE3C4}"/>
-</file>
-
-<file path=customXml/itemProps4.xml><?xml version="1.0" encoding="utf-8"?>
 <ds:datastoreItem xmlns:ds="http://schemas.openxmlformats.org/officeDocument/2006/customXml" ds:itemID="{83102ECF-E44F-4F73-A78F-FE313D1BFB9A}">
   <ds:schemaRefs>
     <ds:schemaRef ds:uri="http://schemas.microsoft.com/sharepoint/v3/contenttype/forms"/>
   </ds:schemaRefs>
 </ds:datastoreItem>
+</file>
+
+<file path=customXml/itemProps4.xml><?xml version="1.0" encoding="utf-8"?>
+<ds:datastoreItem xmlns:ds="http://schemas.openxmlformats.org/officeDocument/2006/customXml" ds:itemID="{D330CF19-9210-4911-9E34-663C27E2598D}"/>
 </file>
--- a/fuentes/CF2_DI.docx
+++ b/fuentes/CF2_DI.docx
@@ -1,6 +1,6 @@
 
 <file path=word/document.xml><?xml version="1.0" encoding="utf-8"?>
-<w:document xmlns:wpc="http://schemas.microsoft.com/office/word/2010/wordprocessingCanvas" xmlns:cx="http://schemas.microsoft.com/office/drawing/2014/chartex" xmlns:cx1="http://schemas.microsoft.com/office/drawing/2015/9/8/chartex" xmlns:cx2="http://schemas.microsoft.com/office/drawing/2015/10/21/chartex" xmlns:cx3="http://schemas.microsoft.com/office/drawing/2016/5/9/chartex" xmlns:cx4="http://schemas.microsoft.com/office/drawing/2016/5/10/chartex" xmlns:cx5="http://schemas.microsoft.com/office/drawing/2016/5/11/chartex" xmlns:cx6="http://schemas.microsoft.com/office/drawing/2016/5/12/chartex" xmlns:cx7="http://schemas.microsoft.com/office/drawing/2016/5/13/chartex" xmlns:cx8="http://schemas.microsoft.com/office/drawing/2016/5/14/chartex" xmlns:mc="http://schemas.openxmlformats.org/markup-compatibility/2006" xmlns:aink="http://schemas.microsoft.com/office/drawing/2016/ink" xmlns:am3d="http://schemas.microsoft.com/office/drawing/2017/model3d" xmlns:o="urn:schemas-microsoft-com:office:office" xmlns:r="http://schemas.openxmlformats.org/officeDocument/2006/relationships" xmlns:m="http://schemas.openxmlformats.org/officeDocument/2006/math" xmlns:v="urn:schemas-microsoft-com:vml" xmlns:wp14="http://schemas.microsoft.com/office/word/2010/wordprocessingDrawing" xmlns:wp="http://schemas.openxmlformats.org/drawingml/2006/wordprocessingDrawing" xmlns:w10="urn:schemas-microsoft-com:office:word" xmlns:w="http://schemas.openxmlformats.org/wordprocessingml/2006/main" xmlns:w14="http://schemas.microsoft.com/office/word/2010/wordml" xmlns:w15="http://schemas.microsoft.com/office/word/2012/wordml" xmlns:w16cex="http://schemas.microsoft.com/office/word/2018/wordml/cex" xmlns:w16cid="http://schemas.microsoft.com/office/word/2016/wordml/cid" xmlns:w16="http://schemas.microsoft.com/office/word/2018/wordml" xmlns:w16sdtdh="http://schemas.microsoft.com/office/word/2020/wordml/sdtdatahash" xmlns:w16se="http://schemas.microsoft.com/office/word/2015/wordml/symex" xmlns:wpg="http://schemas.microsoft.com/office/word/2010/wordprocessingGroup" xmlns:wpi="http://schemas.microsoft.com/office/word/2010/wordprocessingInk" xmlns:wne="http://schemas.microsoft.com/office/word/2006/wordml" xmlns:wps="http://schemas.microsoft.com/office/word/2010/wordprocessingShape" mc:Ignorable="w14 w15 w16se w16cid w16 w16cex w16sdtdh wp14">
+<w:document xmlns:wpc="http://schemas.microsoft.com/office/word/2010/wordprocessingCanvas" xmlns:cx="http://schemas.microsoft.com/office/drawing/2014/chartex" xmlns:cx1="http://schemas.microsoft.com/office/drawing/2015/9/8/chartex" xmlns:cx2="http://schemas.microsoft.com/office/drawing/2015/10/21/chartex" xmlns:cx3="http://schemas.microsoft.com/office/drawing/2016/5/9/chartex" xmlns:cx4="http://schemas.microsoft.com/office/drawing/2016/5/10/chartex" xmlns:cx5="http://schemas.microsoft.com/office/drawing/2016/5/11/chartex" xmlns:cx6="http://schemas.microsoft.com/office/drawing/2016/5/12/chartex" xmlns:cx7="http://schemas.microsoft.com/office/drawing/2016/5/13/chartex" xmlns:cx8="http://schemas.microsoft.com/office/drawing/2016/5/14/chartex" xmlns:mc="http://schemas.openxmlformats.org/markup-compatibility/2006" xmlns:aink="http://schemas.microsoft.com/office/drawing/2016/ink" xmlns:am3d="http://schemas.microsoft.com/office/drawing/2017/model3d" xmlns:o="urn:schemas-microsoft-com:office:office" xmlns:r="http://schemas.openxmlformats.org/officeDocument/2006/relationships" xmlns:m="http://schemas.openxmlformats.org/officeDocument/2006/math" xmlns:v="urn:schemas-microsoft-com:vml" xmlns:wp14="http://schemas.microsoft.com/office/word/2010/wordprocessingDrawing" xmlns:wp="http://schemas.openxmlformats.org/drawingml/2006/wordprocessingDrawing" xmlns:w10="urn:schemas-microsoft-com:office:word" xmlns:w="http://schemas.openxmlformats.org/wordprocessingml/2006/main" xmlns:w14="http://schemas.microsoft.com/office/word/2010/wordml" xmlns:w15="http://schemas.microsoft.com/office/word/2012/wordml" xmlns:w16cex="http://schemas.microsoft.com/office/word/2018/wordml/cex" xmlns:w16cid="http://schemas.microsoft.com/office/word/2016/wordml/cid" xmlns:w16="http://schemas.microsoft.com/office/word/2018/wordml" xmlns:w16sdtdh="http://schemas.microsoft.com/office/word/2020/wordml/sdtdatahash" xmlns:w16se="http://schemas.microsoft.com/office/word/2015/wordml/symex" xmlns:wpg="http://schemas.microsoft.com/office/word/2010/wordprocessingGroup" xmlns:wpi="http://schemas.microsoft.com/office/word/2010/wordprocessingInk" xmlns:wne="http://schemas.microsoft.com/office/word/2006/wordml" xmlns:wps="http://schemas.microsoft.com/office/word/2010/wordprocessingShape" xmlns:a="http://schemas.openxmlformats.org/drawingml/2006/main" xmlns:pic="http://schemas.openxmlformats.org/drawingml/2006/picture" xmlns:a14="http://schemas.microsoft.com/office/drawing/2010/main" xmlns:dgm="http://schemas.openxmlformats.org/drawingml/2006/diagram" mc:Ignorable="w14 w15 w16se w16cid w16 w16cex w16sdtdh wp14">
   <w:body>
     <w:p>
       <w:pPr>
@@ -39,12 +39,12 @@
         <w:tblW w:w="9962" w:type="dxa"/>
         <w:tblInd w:w="0" w:type="dxa"/>
         <w:tblBorders>
-          <w:top w:val="single" w:sz="4" w:space="0" w:color="000000"/>
-          <w:left w:val="single" w:sz="4" w:space="0" w:color="000000"/>
-          <w:bottom w:val="single" w:sz="4" w:space="0" w:color="000000"/>
-          <w:right w:val="single" w:sz="4" w:space="0" w:color="000000"/>
-          <w:insideH w:val="single" w:sz="4" w:space="0" w:color="000000"/>
-          <w:insideV w:val="single" w:sz="4" w:space="0" w:color="000000"/>
+          <w:top w:val="single" w:color="000000" w:sz="4" w:space="0"/>
+          <w:left w:val="single" w:color="000000" w:sz="4" w:space="0"/>
+          <w:bottom w:val="single" w:color="000000" w:sz="4" w:space="0"/>
+          <w:right w:val="single" w:color="000000" w:sz="4" w:space="0"/>
+          <w:insideH w:val="single" w:color="000000" w:sz="4" w:space="0"/>
+          <w:insideV w:val="single" w:color="000000" w:sz="4" w:space="0"/>
         </w:tblBorders>
         <w:tblLayout w:type="fixed"/>
         <w:tblLook w:val="0400" w:firstRow="0" w:lastRow="0" w:firstColumn="0" w:lastColumn="0" w:noHBand="0" w:noVBand="1"/>
@@ -128,12 +128,12 @@
         <w:tblW w:w="9962" w:type="dxa"/>
         <w:tblInd w:w="0" w:type="dxa"/>
         <w:tblBorders>
-          <w:top w:val="single" w:sz="4" w:space="0" w:color="000000"/>
-          <w:left w:val="single" w:sz="4" w:space="0" w:color="000000"/>
-          <w:bottom w:val="single" w:sz="4" w:space="0" w:color="000000"/>
-          <w:right w:val="single" w:sz="4" w:space="0" w:color="000000"/>
-          <w:insideH w:val="single" w:sz="4" w:space="0" w:color="000000"/>
-          <w:insideV w:val="single" w:sz="4" w:space="0" w:color="000000"/>
+          <w:top w:val="single" w:color="000000" w:sz="4" w:space="0"/>
+          <w:left w:val="single" w:color="000000" w:sz="4" w:space="0"/>
+          <w:bottom w:val="single" w:color="000000" w:sz="4" w:space="0"/>
+          <w:right w:val="single" w:color="000000" w:sz="4" w:space="0"/>
+          <w:insideH w:val="single" w:color="000000" w:sz="4" w:space="0"/>
+          <w:insideV w:val="single" w:color="000000" w:sz="4" w:space="0"/>
         </w:tblBorders>
         <w:tblLayout w:type="fixed"/>
         <w:tblLook w:val="0400" w:firstRow="0" w:lastRow="0" w:firstColumn="0" w:lastColumn="0" w:noHBand="0" w:noVBand="1"/>
@@ -277,12 +277,12 @@
         <w:tblW w:w="9962" w:type="dxa"/>
         <w:tblInd w:w="0" w:type="dxa"/>
         <w:tblBorders>
-          <w:top w:val="single" w:sz="4" w:space="0" w:color="000000"/>
-          <w:left w:val="single" w:sz="4" w:space="0" w:color="000000"/>
-          <w:bottom w:val="single" w:sz="4" w:space="0" w:color="000000"/>
-          <w:right w:val="single" w:sz="4" w:space="0" w:color="000000"/>
-          <w:insideH w:val="single" w:sz="4" w:space="0" w:color="000000"/>
-          <w:insideV w:val="single" w:sz="4" w:space="0" w:color="000000"/>
+          <w:top w:val="single" w:color="000000" w:sz="4" w:space="0"/>
+          <w:left w:val="single" w:color="000000" w:sz="4" w:space="0"/>
+          <w:bottom w:val="single" w:color="000000" w:sz="4" w:space="0"/>
+          <w:right w:val="single" w:color="000000" w:sz="4" w:space="0"/>
+          <w:insideH w:val="single" w:color="000000" w:sz="4" w:space="0"/>
+          <w:insideV w:val="single" w:color="000000" w:sz="4" w:space="0"/>
         </w:tblBorders>
         <w:tblLayout w:type="fixed"/>
         <w:tblLook w:val="0400" w:firstRow="0" w:lastRow="0" w:firstColumn="0" w:lastColumn="0" w:noHBand="0" w:noVBand="1"/>
@@ -524,12 +524,12 @@
         <w:tblW w:w="9962" w:type="dxa"/>
         <w:tblInd w:w="0" w:type="dxa"/>
         <w:tblBorders>
-          <w:top w:val="single" w:sz="4" w:space="0" w:color="000000"/>
-          <w:left w:val="single" w:sz="4" w:space="0" w:color="000000"/>
-          <w:bottom w:val="single" w:sz="4" w:space="0" w:color="000000"/>
-          <w:right w:val="single" w:sz="4" w:space="0" w:color="000000"/>
-          <w:insideH w:val="single" w:sz="4" w:space="0" w:color="000000"/>
-          <w:insideV w:val="single" w:sz="4" w:space="0" w:color="000000"/>
+          <w:top w:val="single" w:color="000000" w:sz="4" w:space="0"/>
+          <w:left w:val="single" w:color="000000" w:sz="4" w:space="0"/>
+          <w:bottom w:val="single" w:color="000000" w:sz="4" w:space="0"/>
+          <w:right w:val="single" w:color="000000" w:sz="4" w:space="0"/>
+          <w:insideH w:val="single" w:color="000000" w:sz="4" w:space="0"/>
+          <w:insideV w:val="single" w:color="000000" w:sz="4" w:space="0"/>
         </w:tblBorders>
         <w:tblLayout w:type="fixed"/>
         <w:tblLook w:val="0400" w:firstRow="0" w:lastRow="0" w:firstColumn="0" w:lastColumn="0" w:noHBand="0" w:noVBand="1"/>
@@ -1346,8 +1346,8 @@
           </mc:Choice>
           <mc:Fallback>
             <w:pict>
-              <v:rect w14:anchorId="57F7CBE6" id="Rectángulo 3" o:spid="_x0000_s1026" style="position:absolute;margin-left:83.4pt;margin-top:123.05pt;width:20.6pt;height:10.2pt;z-index:251661312;visibility:visible;mso-wrap-style:square;mso-width-percent:0;mso-height-percent:0;mso-wrap-distance-left:9pt;mso-wrap-distance-top:0;mso-wrap-distance-right:9pt;mso-wrap-distance-bottom:0;mso-position-horizontal:absolute;mso-position-horizontal-relative:text;mso-position-vertical:absolute;mso-position-vertical-relative:text;mso-width-percent:0;mso-height-percent:0;mso-width-relative:margin;mso-height-relative:margin;v-text-anchor:middle" o:gfxdata="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" filled="f" strokecolor="red">
-                <v:shadow on="t" color="black" opacity="22937f" origin=",.5" offset="0,.63889mm"/>
+              <v:rect id="Rectángulo 3" style="position:absolute;margin-left:83.4pt;margin-top:123.05pt;width:20.6pt;height:10.2pt;z-index:251661312;visibility:visible;mso-wrap-style:square;mso-width-percent:0;mso-height-percent:0;mso-wrap-distance-left:9pt;mso-wrap-distance-top:0;mso-wrap-distance-right:9pt;mso-wrap-distance-bottom:0;mso-position-horizontal:absolute;mso-position-horizontal-relative:text;mso-position-vertical:absolute;mso-position-vertical-relative:text;mso-width-percent:0;mso-height-percent:0;mso-width-relative:margin;mso-height-relative:margin;v-text-anchor:middle" o:spid="_x0000_s1026" filled="f" strokecolor="red" w14:anchorId="57F7CBE6" o:gfxdata="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">
+                <v:shadow on="t" color="black" opacity="22937f" offset="0,.63889mm" origin=",.5"/>
               </v:rect>
             </w:pict>
           </mc:Fallback>
@@ -1426,8 +1426,8 @@
           </mc:Choice>
           <mc:Fallback>
             <w:pict>
-              <v:rect w14:anchorId="01CF7DF7" id="Rectángulo 1" o:spid="_x0000_s1026" style="position:absolute;margin-left:106.85pt;margin-top:18.4pt;width:44.05pt;height:22.8pt;z-index:251659264;visibility:visible;mso-wrap-style:square;mso-width-percent:0;mso-height-percent:0;mso-wrap-distance-left:9pt;mso-wrap-distance-top:0;mso-wrap-distance-right:9pt;mso-wrap-distance-bottom:0;mso-position-horizontal:absolute;mso-position-horizontal-relative:text;mso-position-vertical:absolute;mso-position-vertical-relative:text;mso-width-percent:0;mso-height-percent:0;mso-width-relative:margin;mso-height-relative:margin;v-text-anchor:middle" o:gfxdata="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" filled="f" strokecolor="red">
-                <v:shadow on="t" color="black" opacity="22937f" origin=",.5" offset="0,.63889mm"/>
+              <v:rect id="Rectángulo 1" style="position:absolute;margin-left:106.85pt;margin-top:18.4pt;width:44.05pt;height:22.8pt;z-index:251659264;visibility:visible;mso-wrap-style:square;mso-width-percent:0;mso-height-percent:0;mso-wrap-distance-left:9pt;mso-wrap-distance-top:0;mso-wrap-distance-right:9pt;mso-wrap-distance-bottom:0;mso-position-horizontal:absolute;mso-position-horizontal-relative:text;mso-position-vertical:absolute;mso-position-vertical-relative:text;mso-width-percent:0;mso-height-percent:0;mso-width-relative:margin;mso-height-relative:margin;v-text-anchor:middle" o:spid="_x0000_s1026" filled="f" strokecolor="red" w14:anchorId="01CF7DF7" o:gfxdata="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">
+                <v:shadow on="t" color="black" opacity="22937f" offset="0,.63889mm" origin=",.5"/>
               </v:rect>
             </w:pict>
           </mc:Fallback>
@@ -2029,18 +2029,27 @@
         <w:spacing w:line="360" w:lineRule="auto"/>
       </w:pPr>
       <w:r>
+        <w:rPr/>
         <w:t>Esta respuesta se articula con el tema anterior</w:t>
       </w:r>
       <w:r>
+        <w:rPr/>
         <w:t>:</w:t>
       </w:r>
       <w:r>
+        <w:rPr/>
         <w:t xml:space="preserve"> pregunta, observación</w:t>
       </w:r>
       <w:r>
+        <w:rPr/>
         <w:t xml:space="preserve"> y</w:t>
       </w:r>
       <w:r>
+        <w:rPr/>
+        <w:t xml:space="preserve"> la</w:t>
+      </w:r>
+      <w:r>
+        <w:rPr/>
         <w:t xml:space="preserve"> interpretación, son elementos constitutivos del argumento que transversalizan la construcción de un argumento. Para argumentar hay que preguntarse, inquietarse, generar hipótesis, ver el todo de una manera holística, no solo observar una parte, sino las partes en relación con el todo.</w:t>
       </w:r>
     </w:p>
@@ -2886,7 +2895,7 @@
       <w:r>
         <w:t xml:space="preserve">Se invita a explorar el video </w:t>
       </w:r>
-      <w:hyperlink r:id="rId20" w:history="1">
+      <w:hyperlink w:history="1" r:id="rId20">
         <w:r>
           <w:rPr>
             <w:rStyle w:val="Hipervnculo"/>
@@ -4679,7 +4688,7 @@
       </w:r>
     </w:p>
     <w:p>
-      <w:bookmarkStart w:id="10" w:name="_Hlk195713059"/>
+      <w:bookmarkStart w:name="_Hlk195713059" w:id="10"/>
       <w:r>
         <w:t>La argumentación es un proceso comunicativo mediante el cual una persona expone razones con el objetivo de defender una idea, refutar una postura contraria o persuadir a una audiencia. Este proceso es esencial en ámbitos como la educación, la política, el derecho y la vida cotidiana, ya que permite estructurar el pensamiento crítico y fomentar el diálogo racional.</w:t>
       </w:r>
@@ -4924,12 +4933,12 @@
         <w:tblW w:w="10072" w:type="dxa"/>
         <w:tblInd w:w="0" w:type="dxa"/>
         <w:tblBorders>
-          <w:top w:val="single" w:sz="4" w:space="0" w:color="000000"/>
-          <w:left w:val="single" w:sz="4" w:space="0" w:color="000000"/>
-          <w:bottom w:val="single" w:sz="4" w:space="0" w:color="000000"/>
-          <w:right w:val="single" w:sz="4" w:space="0" w:color="000000"/>
-          <w:insideH w:val="single" w:sz="4" w:space="0" w:color="000000"/>
-          <w:insideV w:val="single" w:sz="4" w:space="0" w:color="000000"/>
+          <w:top w:val="single" w:color="000000" w:sz="4" w:space="0"/>
+          <w:left w:val="single" w:color="000000" w:sz="4" w:space="0"/>
+          <w:bottom w:val="single" w:color="000000" w:sz="4" w:space="0"/>
+          <w:right w:val="single" w:color="000000" w:sz="4" w:space="0"/>
+          <w:insideH w:val="single" w:color="000000" w:sz="4" w:space="0"/>
+          <w:insideV w:val="single" w:color="000000" w:sz="4" w:space="0"/>
         </w:tblBorders>
         <w:tblLayout w:type="fixed"/>
         <w:tblLook w:val="0400" w:firstRow="0" w:lastRow="0" w:firstColumn="0" w:lastColumn="0" w:noHBand="0" w:noVBand="1"/>
@@ -5298,7 +5307,7 @@
                 <w:szCs w:val="20"/>
               </w:rPr>
             </w:pPr>
-            <w:hyperlink r:id="rId28" w:history="1">
+            <w:hyperlink w:history="1" r:id="rId28">
               <w:r>
                 <w:rPr>
                   <w:rStyle w:val="Hipervnculo"/>
@@ -5436,7 +5445,7 @@
                 <w:szCs w:val="20"/>
               </w:rPr>
             </w:pPr>
-            <w:hyperlink r:id="rId29" w:history="1">
+            <w:hyperlink w:history="1" r:id="rId29">
               <w:r>
                 <w:rPr>
                   <w:rStyle w:val="Hipervnculo"/>
@@ -5503,12 +5512,12 @@
         <w:tblW w:w="9962" w:type="dxa"/>
         <w:tblInd w:w="0" w:type="dxa"/>
         <w:tblBorders>
-          <w:top w:val="single" w:sz="4" w:space="0" w:color="000000"/>
-          <w:left w:val="single" w:sz="4" w:space="0" w:color="000000"/>
-          <w:bottom w:val="single" w:sz="4" w:space="0" w:color="000000"/>
-          <w:right w:val="single" w:sz="4" w:space="0" w:color="000000"/>
-          <w:insideH w:val="single" w:sz="4" w:space="0" w:color="000000"/>
-          <w:insideV w:val="single" w:sz="4" w:space="0" w:color="000000"/>
+          <w:top w:val="single" w:color="000000" w:sz="4" w:space="0"/>
+          <w:left w:val="single" w:color="000000" w:sz="4" w:space="0"/>
+          <w:bottom w:val="single" w:color="000000" w:sz="4" w:space="0"/>
+          <w:right w:val="single" w:color="000000" w:sz="4" w:space="0"/>
+          <w:insideH w:val="single" w:color="000000" w:sz="4" w:space="0"/>
+          <w:insideV w:val="single" w:color="000000" w:sz="4" w:space="0"/>
         </w:tblBorders>
         <w:tblLayout w:type="fixed"/>
         <w:tblLook w:val="0400" w:firstRow="0" w:lastRow="0" w:firstColumn="0" w:lastColumn="0" w:noHBand="0" w:noVBand="1"/>
@@ -6669,12 +6678,12 @@
         <w:tblW w:w="9967" w:type="dxa"/>
         <w:tblInd w:w="0" w:type="dxa"/>
         <w:tblBorders>
-          <w:top w:val="single" w:sz="4" w:space="0" w:color="000000"/>
-          <w:left w:val="single" w:sz="4" w:space="0" w:color="000000"/>
-          <w:bottom w:val="single" w:sz="4" w:space="0" w:color="000000"/>
-          <w:right w:val="single" w:sz="4" w:space="0" w:color="000000"/>
-          <w:insideH w:val="single" w:sz="4" w:space="0" w:color="000000"/>
-          <w:insideV w:val="single" w:sz="4" w:space="0" w:color="000000"/>
+          <w:top w:val="single" w:color="000000" w:sz="4" w:space="0"/>
+          <w:left w:val="single" w:color="000000" w:sz="4" w:space="0"/>
+          <w:bottom w:val="single" w:color="000000" w:sz="4" w:space="0"/>
+          <w:right w:val="single" w:color="000000" w:sz="4" w:space="0"/>
+          <w:insideH w:val="single" w:color="000000" w:sz="4" w:space="0"/>
+          <w:insideV w:val="single" w:color="000000" w:sz="4" w:space="0"/>
         </w:tblBorders>
         <w:tblLayout w:type="fixed"/>
         <w:tblLook w:val="0400" w:firstRow="0" w:lastRow="0" w:firstColumn="0" w:lastColumn="0" w:noHBand="0" w:noVBand="1"/>
@@ -7178,12 +7187,12 @@
         <w:tblW w:w="9967" w:type="dxa"/>
         <w:tblInd w:w="0" w:type="dxa"/>
         <w:tblBorders>
-          <w:top w:val="single" w:sz="4" w:space="0" w:color="000000"/>
-          <w:left w:val="single" w:sz="4" w:space="0" w:color="000000"/>
-          <w:bottom w:val="single" w:sz="4" w:space="0" w:color="000000"/>
-          <w:right w:val="single" w:sz="4" w:space="0" w:color="000000"/>
-          <w:insideH w:val="single" w:sz="4" w:space="0" w:color="000000"/>
-          <w:insideV w:val="single" w:sz="4" w:space="0" w:color="000000"/>
+          <w:top w:val="single" w:color="000000" w:sz="4" w:space="0"/>
+          <w:left w:val="single" w:color="000000" w:sz="4" w:space="0"/>
+          <w:bottom w:val="single" w:color="000000" w:sz="4" w:space="0"/>
+          <w:right w:val="single" w:color="000000" w:sz="4" w:space="0"/>
+          <w:insideH w:val="single" w:color="000000" w:sz="4" w:space="0"/>
+          <w:insideV w:val="single" w:color="000000" w:sz="4" w:space="0"/>
         </w:tblBorders>
         <w:tblLayout w:type="fixed"/>
         <w:tblLook w:val="0400" w:firstRow="0" w:lastRow="0" w:firstColumn="0" w:lastColumn="0" w:noHBand="0" w:noVBand="1"/>
@@ -7650,7 +7659,7 @@
     <w:sectPr>
       <w:headerReference w:type="default" r:id="rId30"/>
       <w:footerReference w:type="default" r:id="rId31"/>
-      <w:pgSz w:w="12240" w:h="15840"/>
+      <w:pgSz w:w="12240" w:h="15840" w:orient="portrait"/>
       <w:pgMar w:top="1701" w:right="1134" w:bottom="1134" w:left="1134" w:header="720" w:footer="0" w:gutter="0"/>
       <w:pgNumType w:start="1"/>
       <w:cols w:space="720"/>
@@ -7661,7 +7670,7 @@
 
 <file path=word/comments.xml><?xml version="1.0" encoding="utf-8"?>
 <w:comments xmlns:wpc="http://schemas.microsoft.com/office/word/2010/wordprocessingCanvas" xmlns:cx="http://schemas.microsoft.com/office/drawing/2014/chartex" xmlns:cx1="http://schemas.microsoft.com/office/drawing/2015/9/8/chartex" xmlns:cx2="http://schemas.microsoft.com/office/drawing/2015/10/21/chartex" xmlns:cx3="http://schemas.microsoft.com/office/drawing/2016/5/9/chartex" xmlns:cx4="http://schemas.microsoft.com/office/drawing/2016/5/10/chartex" xmlns:cx5="http://schemas.microsoft.com/office/drawing/2016/5/11/chartex" xmlns:cx6="http://schemas.microsoft.com/office/drawing/2016/5/12/chartex" xmlns:cx7="http://schemas.microsoft.com/office/drawing/2016/5/13/chartex" xmlns:cx8="http://schemas.microsoft.com/office/drawing/2016/5/14/chartex" xmlns:mc="http://schemas.openxmlformats.org/markup-compatibility/2006" xmlns:aink="http://schemas.microsoft.com/office/drawing/2016/ink" xmlns:am3d="http://schemas.microsoft.com/office/drawing/2017/model3d" xmlns:o="urn:schemas-microsoft-com:office:office" xmlns:r="http://schemas.openxmlformats.org/officeDocument/2006/relationships" xmlns:m="http://schemas.openxmlformats.org/officeDocument/2006/math" xmlns:v="urn:schemas-microsoft-com:vml" xmlns:wp14="http://schemas.microsoft.com/office/word/2010/wordprocessingDrawing" xmlns:wp="http://schemas.openxmlformats.org/drawingml/2006/wordprocessingDrawing" xmlns:w10="urn:schemas-microsoft-com:office:word" xmlns:w="http://schemas.openxmlformats.org/wordprocessingml/2006/main" xmlns:w14="http://schemas.microsoft.com/office/word/2010/wordml" xmlns:w15="http://schemas.microsoft.com/office/word/2012/wordml" xmlns:w16cex="http://schemas.microsoft.com/office/word/2018/wordml/cex" xmlns:w16cid="http://schemas.microsoft.com/office/word/2016/wordml/cid" xmlns:w16="http://schemas.microsoft.com/office/word/2018/wordml" xmlns:w16sdtdh="http://schemas.microsoft.com/office/word/2020/wordml/sdtdatahash" xmlns:w16se="http://schemas.microsoft.com/office/word/2015/wordml/symex" xmlns:wpg="http://schemas.microsoft.com/office/word/2010/wordprocessingGroup" xmlns:wpi="http://schemas.microsoft.com/office/word/2010/wordprocessingInk" xmlns:wne="http://schemas.microsoft.com/office/word/2006/wordml" xmlns:wps="http://schemas.microsoft.com/office/word/2010/wordprocessingShape" mc:Ignorable="w14 w15 w16se w16cid w16 w16cex w16sdtdh wp14">
-  <w:comment w:id="0" w:author="Erika Fernanda Mejía Pinzón" w:date="2025-04-23T14:40:00Z" w:initials="EFMP">
+  <w:comment w:initials="EFMP" w:author="Erika Fernanda Mejía Pinzón" w:date="2025-04-23T14:40:00Z" w:id="0">
     <w:p>
       <w:pPr>
         <w:pStyle w:val="Textocomentario"/>
@@ -7677,7 +7686,7 @@
       </w:r>
     </w:p>
   </w:comment>
-  <w:comment w:id="1" w:author="Erika Fernanda Mejía Pinzón" w:date="2025-04-30T09:48:00Z" w:initials="EFMP">
+  <w:comment w:initials="EFMP" w:author="Erika Fernanda Mejía Pinzón" w:date="2025-04-30T09:48:00Z" w:id="1">
     <w:p>
       <w:pPr>
         <w:pStyle w:val="Textocomentario"/>
@@ -7693,12 +7702,12 @@
       </w:r>
     </w:p>
   </w:comment>
-  <w:comment w:id="2" w:author="Erika Fernanda Mejía Pinzón" w:date="2025-04-23T15:21:00Z" w:initials="EFMP">
+  <w:comment w:initials="EFMP" w:author="Erika Fernanda Mejía Pinzón" w:date="2025-04-23T15:21:00Z" w:id="2">
     <w:p>
       <w:pPr>
         <w:spacing w:before="100" w:beforeAutospacing="1" w:after="100" w:afterAutospacing="1"/>
         <w:rPr>
-          <w:rFonts w:ascii="Times New Roman" w:eastAsia="Times New Roman" w:hAnsi="Times New Roman" w:cs="Times New Roman"/>
+          <w:rFonts w:ascii="Times New Roman" w:hAnsi="Times New Roman" w:eastAsia="Times New Roman" w:cs="Times New Roman"/>
           <w:sz w:val="24"/>
           <w:szCs w:val="24"/>
           <w:lang w:eastAsia="es-CO"/>
@@ -7715,7 +7724,7 @@
       </w:r>
       <w:r>
         <w:rPr>
-          <w:rFonts w:ascii="Times New Roman" w:eastAsia="Times New Roman" w:hAnsi="Times New Roman" w:cs="Times New Roman"/>
+          <w:rFonts w:ascii="Times New Roman" w:hAnsi="Times New Roman" w:eastAsia="Times New Roman" w:cs="Times New Roman"/>
           <w:sz w:val="24"/>
           <w:szCs w:val="24"/>
           <w:lang w:eastAsia="es-CO"/>
@@ -7731,7 +7740,7 @@
         </w:numPr>
         <w:spacing w:before="100" w:beforeAutospacing="1" w:after="100" w:afterAutospacing="1" w:line="240" w:lineRule="auto"/>
         <w:rPr>
-          <w:rFonts w:ascii="Times New Roman" w:eastAsia="Times New Roman" w:hAnsi="Times New Roman" w:cs="Times New Roman"/>
+          <w:rFonts w:ascii="Times New Roman" w:hAnsi="Times New Roman" w:eastAsia="Times New Roman" w:cs="Times New Roman"/>
           <w:sz w:val="24"/>
           <w:szCs w:val="24"/>
           <w:lang w:eastAsia="es-CO"/>
@@ -7739,7 +7748,7 @@
       </w:pPr>
       <w:r>
         <w:rPr>
-          <w:rFonts w:ascii="Times New Roman" w:eastAsia="Times New Roman" w:hAnsi="Times New Roman" w:cs="Times New Roman"/>
+          <w:rFonts w:ascii="Times New Roman" w:hAnsi="Times New Roman" w:eastAsia="Times New Roman" w:cs="Times New Roman"/>
           <w:sz w:val="24"/>
           <w:szCs w:val="24"/>
           <w:lang w:eastAsia="es-CO"/>
@@ -7748,7 +7757,7 @@
       </w:r>
       <w:r>
         <w:rPr>
-          <w:rFonts w:ascii="Times New Roman" w:eastAsia="Times New Roman" w:hAnsi="Times New Roman" w:cs="Times New Roman"/>
+          <w:rFonts w:ascii="Times New Roman" w:hAnsi="Times New Roman" w:eastAsia="Times New Roman" w:cs="Times New Roman"/>
           <w:sz w:val="24"/>
           <w:szCs w:val="24"/>
           <w:lang w:eastAsia="es-CO"/>
@@ -7766,7 +7775,7 @@
       </w:pPr>
       <w:r>
         <w:rPr>
-          <w:rFonts w:ascii="Times New Roman" w:eastAsia="Times New Roman" w:hAnsi="Times New Roman" w:cs="Times New Roman"/>
+          <w:rFonts w:ascii="Times New Roman" w:hAnsi="Times New Roman" w:eastAsia="Times New Roman" w:cs="Times New Roman"/>
           <w:sz w:val="24"/>
           <w:szCs w:val="24"/>
           <w:lang w:eastAsia="es-CO"/>
@@ -7775,7 +7784,7 @@
       </w:r>
       <w:r>
         <w:rPr>
-          <w:rFonts w:ascii="Times New Roman" w:eastAsia="Times New Roman" w:hAnsi="Times New Roman" w:cs="Times New Roman"/>
+          <w:rFonts w:ascii="Times New Roman" w:hAnsi="Times New Roman" w:eastAsia="Times New Roman" w:cs="Times New Roman"/>
           <w:sz w:val="24"/>
           <w:szCs w:val="24"/>
           <w:lang w:eastAsia="es-CO"/>
@@ -7784,12 +7793,12 @@
       </w:r>
     </w:p>
   </w:comment>
-  <w:comment w:id="3" w:author="Erika Fernanda Mejía Pinzón" w:date="2025-04-23T15:29:00Z" w:initials="EFMP">
+  <w:comment w:initials="EFMP" w:author="Erika Fernanda Mejía Pinzón" w:date="2025-04-23T15:29:00Z" w:id="3">
     <w:p>
       <w:pPr>
         <w:spacing w:before="100" w:beforeAutospacing="1" w:after="100" w:afterAutospacing="1"/>
         <w:rPr>
-          <w:rFonts w:asciiTheme="majorHAnsi" w:eastAsia="Times New Roman" w:hAnsiTheme="majorHAnsi" w:cstheme="majorHAnsi"/>
+          <w:rFonts w:eastAsia="Times New Roman" w:asciiTheme="majorHAnsi" w:hAnsiTheme="majorHAnsi" w:cstheme="majorHAnsi"/>
           <w:lang w:eastAsia="es-CO"/>
         </w:rPr>
       </w:pPr>
@@ -7807,7 +7816,7 @@
       </w:r>
       <w:r>
         <w:rPr>
-          <w:rFonts w:asciiTheme="majorHAnsi" w:eastAsia="Times New Roman" w:hAnsiTheme="majorHAnsi" w:cstheme="majorHAnsi"/>
+          <w:rFonts w:eastAsia="Times New Roman" w:asciiTheme="majorHAnsi" w:hAnsiTheme="majorHAnsi" w:cstheme="majorHAnsi"/>
           <w:lang w:eastAsia="es-CO"/>
         </w:rPr>
         <w:t>Representa la estructura lógica de un argumento.</w:t>
@@ -7821,13 +7830,13 @@
         </w:numPr>
         <w:spacing w:before="100" w:beforeAutospacing="1" w:after="100" w:afterAutospacing="1" w:line="240" w:lineRule="auto"/>
         <w:rPr>
-          <w:rFonts w:asciiTheme="majorHAnsi" w:eastAsia="Times New Roman" w:hAnsiTheme="majorHAnsi" w:cstheme="majorHAnsi"/>
+          <w:rFonts w:eastAsia="Times New Roman" w:asciiTheme="majorHAnsi" w:hAnsiTheme="majorHAnsi" w:cstheme="majorHAnsi"/>
           <w:lang w:eastAsia="es-CO"/>
         </w:rPr>
       </w:pPr>
       <w:r>
         <w:rPr>
-          <w:rFonts w:asciiTheme="majorHAnsi" w:eastAsia="Times New Roman" w:hAnsiTheme="majorHAnsi" w:cstheme="majorHAnsi"/>
+          <w:rFonts w:eastAsia="Times New Roman" w:asciiTheme="majorHAnsi" w:hAnsiTheme="majorHAnsi" w:cstheme="majorHAnsi"/>
           <w:lang w:eastAsia="es-CO"/>
         </w:rPr>
         <w:t>La premisa {2} conduce a la afirmación {1}.</w:t>
@@ -7841,13 +7850,13 @@
         </w:numPr>
         <w:spacing w:before="100" w:beforeAutospacing="1" w:after="100" w:afterAutospacing="1" w:line="240" w:lineRule="auto"/>
         <w:rPr>
-          <w:rFonts w:asciiTheme="majorHAnsi" w:eastAsia="Times New Roman" w:hAnsiTheme="majorHAnsi" w:cstheme="majorHAnsi"/>
+          <w:rFonts w:eastAsia="Times New Roman" w:asciiTheme="majorHAnsi" w:hAnsiTheme="majorHAnsi" w:cstheme="majorHAnsi"/>
           <w:lang w:eastAsia="es-CO"/>
         </w:rPr>
       </w:pPr>
       <w:r>
         <w:rPr>
-          <w:rFonts w:asciiTheme="majorHAnsi" w:eastAsia="Times New Roman" w:hAnsiTheme="majorHAnsi" w:cstheme="majorHAnsi"/>
+          <w:rFonts w:eastAsia="Times New Roman" w:asciiTheme="majorHAnsi" w:hAnsiTheme="majorHAnsi" w:cstheme="majorHAnsi"/>
           <w:lang w:eastAsia="es-CO"/>
         </w:rPr>
         <w:t>La premisa {4} conduce a la afirmación {3}.</w:t>
@@ -7861,7 +7870,7 @@
         </w:numPr>
         <w:spacing w:before="100" w:beforeAutospacing="1" w:after="100" w:afterAutospacing="1" w:line="240" w:lineRule="auto"/>
         <w:rPr>
-          <w:rFonts w:ascii="Times New Roman" w:eastAsia="Times New Roman" w:hAnsi="Times New Roman" w:cs="Times New Roman"/>
+          <w:rFonts w:ascii="Times New Roman" w:hAnsi="Times New Roman" w:eastAsia="Times New Roman" w:cs="Times New Roman"/>
           <w:sz w:val="24"/>
           <w:szCs w:val="24"/>
           <w:lang w:eastAsia="es-CO"/>
@@ -7869,7 +7878,7 @@
       </w:pPr>
       <w:r>
         <w:rPr>
-          <w:rFonts w:asciiTheme="majorHAnsi" w:eastAsia="Times New Roman" w:hAnsiTheme="majorHAnsi" w:cstheme="majorHAnsi"/>
+          <w:rFonts w:eastAsia="Times New Roman" w:asciiTheme="majorHAnsi" w:hAnsiTheme="majorHAnsi" w:cstheme="majorHAnsi"/>
           <w:lang w:eastAsia="es-CO"/>
         </w:rPr>
         <w:t>Tanto {1} como {3} conducen a la conclusión general {5}.</w:t>
@@ -7881,7 +7890,7 @@
       </w:pPr>
     </w:p>
   </w:comment>
-  <w:comment w:id="4" w:author="Erika Fernanda Mejía Pinzón" w:date="2025-04-23T15:35:00Z" w:initials="EFMP">
+  <w:comment w:initials="EFMP" w:author="Erika Fernanda Mejía Pinzón" w:date="2025-04-23T15:35:00Z" w:id="4">
     <w:p>
       <w:pPr>
         <w:pStyle w:val="Textocomentario"/>
@@ -7897,7 +7906,7 @@
       </w:r>
     </w:p>
   </w:comment>
-  <w:comment w:id="5" w:author="Erika Fernanda Mejía Pinzón" w:date="2025-04-23T15:37:00Z" w:initials="EFMP">
+  <w:comment w:initials="EFMP" w:author="Erika Fernanda Mejía Pinzón" w:date="2025-04-23T15:37:00Z" w:id="5">
     <w:p>
       <w:pPr>
         <w:pStyle w:val="Textocomentario"/>
@@ -7913,7 +7922,7 @@
       </w:r>
     </w:p>
   </w:comment>
-  <w:comment w:id="6" w:author="Erika Fernanda Mejía Pinzón" w:date="2025-04-30T09:58:00Z" w:initials="EFMP">
+  <w:comment w:initials="EFMP" w:author="Erika Fernanda Mejía Pinzón" w:date="2025-04-30T09:58:00Z" w:id="6">
     <w:p>
       <w:pPr>
         <w:pStyle w:val="Textocomentario"/>
@@ -7929,7 +7938,7 @@
       </w:r>
     </w:p>
   </w:comment>
-  <w:comment w:id="7" w:author="Erika Fernanda Mejía Pinzón" w:date="2025-04-23T15:43:00Z" w:initials="EFMP">
+  <w:comment w:initials="EFMP" w:author="Erika Fernanda Mejía Pinzón" w:date="2025-04-23T15:43:00Z" w:id="7">
     <w:p>
       <w:pPr>
         <w:pStyle w:val="Textocomentario"/>
@@ -8083,7 +8092,7 @@
       </w:r>
     </w:p>
   </w:comment>
-  <w:comment w:id="8" w:author="Erika Fernanda Mejía Pinzón" w:date="2025-04-23T15:49:00Z" w:initials="EFMP">
+  <w:comment w:initials="EFMP" w:author="Erika Fernanda Mejía Pinzón" w:date="2025-04-23T15:49:00Z" w:id="8">
     <w:p>
       <w:pPr>
         <w:pStyle w:val="Textocomentario"/>
@@ -8102,7 +8111,7 @@
       </w:r>
     </w:p>
   </w:comment>
-  <w:comment w:id="9" w:author="Erika Fernanda Mejía Pinzón" w:date="2025-04-23T16:59:00Z" w:initials="EFMP">
+  <w:comment w:initials="EFMP" w:author="Erika Fernanda Mejía Pinzón" w:date="2025-04-23T16:59:00Z" w:id="9">
     <w:p>
       <w:pPr>
         <w:pStyle w:val="Textocomentario"/>
@@ -8126,7 +8135,7 @@
       </w:r>
     </w:p>
   </w:comment>
-  <w:comment w:id="11" w:author="Erika Fernanda Mejía Pinzón" w:date="2025-02-27T16:12:00Z" w:initials="EFMp">
+  <w:comment w:initials="EFMp" w:author="Erika Fernanda Mejía Pinzón" w:date="2025-02-27T16:12:00Z" w:id="11">
     <w:p>
       <w:pPr>
         <w:pStyle w:val="Textocomentario"/>
@@ -8147,7 +8156,7 @@
       </w:pPr>
     </w:p>
   </w:comment>
-  <w:comment w:id="12" w:author="Erika Fernanda Mejía Pinzón" w:date="2025-02-26T11:49:00Z" w:initials="EFMp">
+  <w:comment w:initials="EFMp" w:author="Erika Fernanda Mejía Pinzón" w:date="2025-02-26T11:49:00Z" w:id="12">
     <w:p>
       <w:pPr>
         <w:pStyle w:val="Textocomentario"/>
@@ -8276,7 +8285,7 @@
       <w:ind w:left="-2" w:hanging="2"/>
       <w:jc w:val="right"/>
       <w:rPr>
-        <w:rFonts w:ascii="Times New Roman" w:eastAsia="Times New Roman" w:hAnsi="Times New Roman" w:cs="Times New Roman"/>
+        <w:rFonts w:ascii="Times New Roman" w:hAnsi="Times New Roman" w:eastAsia="Times New Roman" w:cs="Times New Roman"/>
         <w:sz w:val="24"/>
         <w:szCs w:val="24"/>
       </w:rPr>
@@ -8287,7 +8296,7 @@
       <w:pStyle w:val="Normal0"/>
       <w:spacing w:line="240" w:lineRule="auto"/>
       <w:rPr>
-        <w:rFonts w:ascii="Times New Roman" w:eastAsia="Times New Roman" w:hAnsi="Times New Roman" w:cs="Times New Roman"/>
+        <w:rFonts w:ascii="Times New Roman" w:hAnsi="Times New Roman" w:eastAsia="Times New Roman" w:cs="Times New Roman"/>
         <w:sz w:val="24"/>
         <w:szCs w:val="24"/>
       </w:rPr>
@@ -8372,7 +8381,7 @@
 </file>
 
 <file path=word/header1.xml><?xml version="1.0" encoding="utf-8"?>
-<w:hdr xmlns:wpc="http://schemas.microsoft.com/office/word/2010/wordprocessingCanvas" xmlns:cx="http://schemas.microsoft.com/office/drawing/2014/chartex" xmlns:cx1="http://schemas.microsoft.com/office/drawing/2015/9/8/chartex" xmlns:cx2="http://schemas.microsoft.com/office/drawing/2015/10/21/chartex" xmlns:cx3="http://schemas.microsoft.com/office/drawing/2016/5/9/chartex" xmlns:cx4="http://schemas.microsoft.com/office/drawing/2016/5/10/chartex" xmlns:cx5="http://schemas.microsoft.com/office/drawing/2016/5/11/chartex" xmlns:cx6="http://schemas.microsoft.com/office/drawing/2016/5/12/chartex" xmlns:cx7="http://schemas.microsoft.com/office/drawing/2016/5/13/chartex" xmlns:cx8="http://schemas.microsoft.com/office/drawing/2016/5/14/chartex" xmlns:mc="http://schemas.openxmlformats.org/markup-compatibility/2006" xmlns:aink="http://schemas.microsoft.com/office/drawing/2016/ink" xmlns:am3d="http://schemas.microsoft.com/office/drawing/2017/model3d" xmlns:o="urn:schemas-microsoft-com:office:office" xmlns:r="http://schemas.openxmlformats.org/officeDocument/2006/relationships" xmlns:m="http://schemas.openxmlformats.org/officeDocument/2006/math" xmlns:v="urn:schemas-microsoft-com:vml" xmlns:wp14="http://schemas.microsoft.com/office/word/2010/wordprocessingDrawing" xmlns:wp="http://schemas.openxmlformats.org/drawingml/2006/wordprocessingDrawing" xmlns:w10="urn:schemas-microsoft-com:office:word" xmlns:w="http://schemas.openxmlformats.org/wordprocessingml/2006/main" xmlns:w14="http://schemas.microsoft.com/office/word/2010/wordml" xmlns:w15="http://schemas.microsoft.com/office/word/2012/wordml" xmlns:w16cex="http://schemas.microsoft.com/office/word/2018/wordml/cex" xmlns:w16cid="http://schemas.microsoft.com/office/word/2016/wordml/cid" xmlns:w16="http://schemas.microsoft.com/office/word/2018/wordml" xmlns:w16sdtdh="http://schemas.microsoft.com/office/word/2020/wordml/sdtdatahash" xmlns:w16se="http://schemas.microsoft.com/office/word/2015/wordml/symex" xmlns:wpg="http://schemas.microsoft.com/office/word/2010/wordprocessingGroup" xmlns:wpi="http://schemas.microsoft.com/office/word/2010/wordprocessingInk" xmlns:wne="http://schemas.microsoft.com/office/word/2006/wordml" xmlns:wps="http://schemas.microsoft.com/office/word/2010/wordprocessingShape" mc:Ignorable="w14 w15 w16se w16cid w16 w16cex w16sdtdh wp14">
+<w:hdr xmlns:wpc="http://schemas.microsoft.com/office/word/2010/wordprocessingCanvas" xmlns:cx="http://schemas.microsoft.com/office/drawing/2014/chartex" xmlns:cx1="http://schemas.microsoft.com/office/drawing/2015/9/8/chartex" xmlns:cx2="http://schemas.microsoft.com/office/drawing/2015/10/21/chartex" xmlns:cx3="http://schemas.microsoft.com/office/drawing/2016/5/9/chartex" xmlns:cx4="http://schemas.microsoft.com/office/drawing/2016/5/10/chartex" xmlns:cx5="http://schemas.microsoft.com/office/drawing/2016/5/11/chartex" xmlns:cx6="http://schemas.microsoft.com/office/drawing/2016/5/12/chartex" xmlns:cx7="http://schemas.microsoft.com/office/drawing/2016/5/13/chartex" xmlns:cx8="http://schemas.microsoft.com/office/drawing/2016/5/14/chartex" xmlns:mc="http://schemas.openxmlformats.org/markup-compatibility/2006" xmlns:aink="http://schemas.microsoft.com/office/drawing/2016/ink" xmlns:am3d="http://schemas.microsoft.com/office/drawing/2017/model3d" xmlns:o="urn:schemas-microsoft-com:office:office" xmlns:r="http://schemas.openxmlformats.org/officeDocument/2006/relationships" xmlns:m="http://schemas.openxmlformats.org/officeDocument/2006/math" xmlns:v="urn:schemas-microsoft-com:vml" xmlns:wp14="http://schemas.microsoft.com/office/word/2010/wordprocessingDrawing" xmlns:wp="http://schemas.openxmlformats.org/drawingml/2006/wordprocessingDrawing" xmlns:w10="urn:schemas-microsoft-com:office:word" xmlns:w="http://schemas.openxmlformats.org/wordprocessingml/2006/main" xmlns:w14="http://schemas.microsoft.com/office/word/2010/wordml" xmlns:w15="http://schemas.microsoft.com/office/word/2012/wordml" xmlns:w16cex="http://schemas.microsoft.com/office/word/2018/wordml/cex" xmlns:w16cid="http://schemas.microsoft.com/office/word/2016/wordml/cid" xmlns:w16="http://schemas.microsoft.com/office/word/2018/wordml" xmlns:w16sdtdh="http://schemas.microsoft.com/office/word/2020/wordml/sdtdatahash" xmlns:w16se="http://schemas.microsoft.com/office/word/2015/wordml/symex" xmlns:wpg="http://schemas.microsoft.com/office/word/2010/wordprocessingGroup" xmlns:wpi="http://schemas.microsoft.com/office/word/2010/wordprocessingInk" xmlns:wne="http://schemas.microsoft.com/office/word/2006/wordml" xmlns:wps="http://schemas.microsoft.com/office/word/2010/wordprocessingShape" xmlns:a="http://schemas.openxmlformats.org/drawingml/2006/main" xmlns:pic="http://schemas.openxmlformats.org/drawingml/2006/picture" xmlns:a14="http://schemas.microsoft.com/office/drawing/2010/main" mc:Ignorable="w14 w15 w16se w16cid w16 w16cex w16sdtdh wp14">
   <w:p>
     <w:pPr>
       <w:pStyle w:val="Normal0"/>
@@ -8479,7 +8488,7 @@
         <w:ind w:left="720" w:hanging="360"/>
       </w:pPr>
       <w:rPr>
-        <w:rFonts w:ascii="Symbol" w:hAnsi="Symbol" w:hint="default"/>
+        <w:rFonts w:hint="default" w:ascii="Symbol" w:hAnsi="Symbol"/>
       </w:rPr>
     </w:lvl>
     <w:lvl w:ilvl="1" w:tplc="240A0003" w:tentative="1">
@@ -8491,7 +8500,7 @@
         <w:ind w:left="1440" w:hanging="360"/>
       </w:pPr>
       <w:rPr>
-        <w:rFonts w:ascii="Courier New" w:hAnsi="Courier New" w:cs="Courier New" w:hint="default"/>
+        <w:rFonts w:hint="default" w:ascii="Courier New" w:hAnsi="Courier New" w:cs="Courier New"/>
       </w:rPr>
     </w:lvl>
     <w:lvl w:ilvl="2" w:tplc="240A0005" w:tentative="1">
@@ -8503,7 +8512,7 @@
         <w:ind w:left="2160" w:hanging="360"/>
       </w:pPr>
       <w:rPr>
-        <w:rFonts w:ascii="Wingdings" w:hAnsi="Wingdings" w:hint="default"/>
+        <w:rFonts w:hint="default" w:ascii="Wingdings" w:hAnsi="Wingdings"/>
       </w:rPr>
     </w:lvl>
     <w:lvl w:ilvl="3" w:tplc="240A0001" w:tentative="1">
@@ -8515,7 +8524,7 @@
         <w:ind w:left="2880" w:hanging="360"/>
       </w:pPr>
       <w:rPr>
-        <w:rFonts w:ascii="Symbol" w:hAnsi="Symbol" w:hint="default"/>
+        <w:rFonts w:hint="default" w:ascii="Symbol" w:hAnsi="Symbol"/>
       </w:rPr>
     </w:lvl>
     <w:lvl w:ilvl="4" w:tplc="240A0003" w:tentative="1">
@@ -8527,7 +8536,7 @@
         <w:ind w:left="3600" w:hanging="360"/>
       </w:pPr>
       <w:rPr>
-        <w:rFonts w:ascii="Courier New" w:hAnsi="Courier New" w:cs="Courier New" w:hint="default"/>
+        <w:rFonts w:hint="default" w:ascii="Courier New" w:hAnsi="Courier New" w:cs="Courier New"/>
       </w:rPr>
     </w:lvl>
     <w:lvl w:ilvl="5" w:tplc="240A0005" w:tentative="1">
@@ -8539,7 +8548,7 @@
         <w:ind w:left="4320" w:hanging="360"/>
       </w:pPr>
       <w:rPr>
-        <w:rFonts w:ascii="Wingdings" w:hAnsi="Wingdings" w:hint="default"/>
+        <w:rFonts w:hint="default" w:ascii="Wingdings" w:hAnsi="Wingdings"/>
       </w:rPr>
     </w:lvl>
     <w:lvl w:ilvl="6" w:tplc="240A0001" w:tentative="1">
@@ -8551,7 +8560,7 @@
         <w:ind w:left="5040" w:hanging="360"/>
       </w:pPr>
       <w:rPr>
-        <w:rFonts w:ascii="Symbol" w:hAnsi="Symbol" w:hint="default"/>
+        <w:rFonts w:hint="default" w:ascii="Symbol" w:hAnsi="Symbol"/>
       </w:rPr>
     </w:lvl>
     <w:lvl w:ilvl="7" w:tplc="240A0003" w:tentative="1">
@@ -8563,7 +8572,7 @@
         <w:ind w:left="5760" w:hanging="360"/>
       </w:pPr>
       <w:rPr>
-        <w:rFonts w:ascii="Courier New" w:hAnsi="Courier New" w:cs="Courier New" w:hint="default"/>
+        <w:rFonts w:hint="default" w:ascii="Courier New" w:hAnsi="Courier New" w:cs="Courier New"/>
       </w:rPr>
     </w:lvl>
     <w:lvl w:ilvl="8" w:tplc="240A0005" w:tentative="1">
@@ -8575,7 +8584,7 @@
         <w:ind w:left="6480" w:hanging="360"/>
       </w:pPr>
       <w:rPr>
-        <w:rFonts w:ascii="Wingdings" w:hAnsi="Wingdings" w:hint="default"/>
+        <w:rFonts w:hint="default" w:ascii="Wingdings" w:hAnsi="Wingdings"/>
       </w:rPr>
     </w:lvl>
   </w:abstractNum>
@@ -8592,7 +8601,7 @@
         <w:ind w:left="1080" w:hanging="360"/>
       </w:pPr>
       <w:rPr>
-        <w:rFonts w:ascii="Wingdings" w:hAnsi="Wingdings" w:hint="default"/>
+        <w:rFonts w:hint="default" w:ascii="Wingdings" w:hAnsi="Wingdings"/>
       </w:rPr>
     </w:lvl>
     <w:lvl w:ilvl="1" w:tplc="240A0003" w:tentative="1">
@@ -8604,7 +8613,7 @@
         <w:ind w:left="1800" w:hanging="360"/>
       </w:pPr>
       <w:rPr>
-        <w:rFonts w:ascii="Courier New" w:hAnsi="Courier New" w:cs="Courier New" w:hint="default"/>
+        <w:rFonts w:hint="default" w:ascii="Courier New" w:hAnsi="Courier New" w:cs="Courier New"/>
       </w:rPr>
     </w:lvl>
     <w:lvl w:ilvl="2" w:tplc="240A0005" w:tentative="1">
@@ -8616,7 +8625,7 @@
         <w:ind w:left="2520" w:hanging="360"/>
       </w:pPr>
       <w:rPr>
-        <w:rFonts w:ascii="Wingdings" w:hAnsi="Wingdings" w:hint="default"/>
+        <w:rFonts w:hint="default" w:ascii="Wingdings" w:hAnsi="Wingdings"/>
       </w:rPr>
     </w:lvl>
     <w:lvl w:ilvl="3" w:tplc="240A0001" w:tentative="1">
@@ -8628,7 +8637,7 @@
         <w:ind w:left="3240" w:hanging="360"/>
       </w:pPr>
       <w:rPr>
-        <w:rFonts w:ascii="Symbol" w:hAnsi="Symbol" w:hint="default"/>
+        <w:rFonts w:hint="default" w:ascii="Symbol" w:hAnsi="Symbol"/>
       </w:rPr>
     </w:lvl>
     <w:lvl w:ilvl="4" w:tplc="240A0003" w:tentative="1">
@@ -8640,7 +8649,7 @@
         <w:ind w:left="3960" w:hanging="360"/>
       </w:pPr>
       <w:rPr>
-        <w:rFonts w:ascii="Courier New" w:hAnsi="Courier New" w:cs="Courier New" w:hint="default"/>
+        <w:rFonts w:hint="default" w:ascii="Courier New" w:hAnsi="Courier New" w:cs="Courier New"/>
       </w:rPr>
     </w:lvl>
     <w:lvl w:ilvl="5" w:tplc="240A0005" w:tentative="1">
@@ -8652,7 +8661,7 @@
         <w:ind w:left="4680" w:hanging="360"/>
       </w:pPr>
       <w:rPr>
-        <w:rFonts w:ascii="Wingdings" w:hAnsi="Wingdings" w:hint="default"/>
+        <w:rFonts w:hint="default" w:ascii="Wingdings" w:hAnsi="Wingdings"/>
       </w:rPr>
     </w:lvl>
     <w:lvl w:ilvl="6" w:tplc="240A0001" w:tentative="1">
@@ -8664,7 +8673,7 @@
         <w:ind w:left="5400" w:hanging="360"/>
       </w:pPr>
       <w:rPr>
-        <w:rFonts w:ascii="Symbol" w:hAnsi="Symbol" w:hint="default"/>
+        <w:rFonts w:hint="default" w:ascii="Symbol" w:hAnsi="Symbol"/>
       </w:rPr>
     </w:lvl>
     <w:lvl w:ilvl="7" w:tplc="240A0003" w:tentative="1">
@@ -8676,7 +8685,7 @@
         <w:ind w:left="6120" w:hanging="360"/>
       </w:pPr>
       <w:rPr>
-        <w:rFonts w:ascii="Courier New" w:hAnsi="Courier New" w:cs="Courier New" w:hint="default"/>
+        <w:rFonts w:hint="default" w:ascii="Courier New" w:hAnsi="Courier New" w:cs="Courier New"/>
       </w:rPr>
     </w:lvl>
     <w:lvl w:ilvl="8" w:tplc="240A0005" w:tentative="1">
@@ -8688,7 +8697,7 @@
         <w:ind w:left="6840" w:hanging="360"/>
       </w:pPr>
       <w:rPr>
-        <w:rFonts w:ascii="Wingdings" w:hAnsi="Wingdings" w:hint="default"/>
+        <w:rFonts w:hint="default" w:ascii="Wingdings" w:hAnsi="Wingdings"/>
       </w:rPr>
     </w:lvl>
   </w:abstractNum>
@@ -8705,7 +8714,7 @@
         <w:ind w:left="720" w:hanging="360"/>
       </w:pPr>
       <w:rPr>
-        <w:rFonts w:ascii="Symbol" w:hAnsi="Symbol" w:hint="default"/>
+        <w:rFonts w:hint="default" w:ascii="Symbol" w:hAnsi="Symbol"/>
       </w:rPr>
     </w:lvl>
     <w:lvl w:ilvl="1" w:tplc="240A0003" w:tentative="1">
@@ -8717,7 +8726,7 @@
         <w:ind w:left="1440" w:hanging="360"/>
       </w:pPr>
       <w:rPr>
-        <w:rFonts w:ascii="Courier New" w:hAnsi="Courier New" w:cs="Courier New" w:hint="default"/>
+        <w:rFonts w:hint="default" w:ascii="Courier New" w:hAnsi="Courier New" w:cs="Courier New"/>
       </w:rPr>
     </w:lvl>
     <w:lvl w:ilvl="2" w:tplc="240A0005" w:tentative="1">
@@ -8729,7 +8738,7 @@
         <w:ind w:left="2160" w:hanging="360"/>
       </w:pPr>
       <w:rPr>
-        <w:rFonts w:ascii="Wingdings" w:hAnsi="Wingdings" w:hint="default"/>
+        <w:rFonts w:hint="default" w:ascii="Wingdings" w:hAnsi="Wingdings"/>
       </w:rPr>
     </w:lvl>
     <w:lvl w:ilvl="3" w:tplc="240A0001" w:tentative="1">
@@ -8741,7 +8750,7 @@
         <w:ind w:left="2880" w:hanging="360"/>
       </w:pPr>
       <w:rPr>
-        <w:rFonts w:ascii="Symbol" w:hAnsi="Symbol" w:hint="default"/>
+        <w:rFonts w:hint="default" w:ascii="Symbol" w:hAnsi="Symbol"/>
       </w:rPr>
     </w:lvl>
     <w:lvl w:ilvl="4" w:tplc="240A0003" w:tentative="1">
@@ -8753,7 +8762,7 @@
         <w:ind w:left="3600" w:hanging="360"/>
       </w:pPr>
       <w:rPr>
-        <w:rFonts w:ascii="Courier New" w:hAnsi="Courier New" w:cs="Courier New" w:hint="default"/>
+        <w:rFonts w:hint="default" w:ascii="Courier New" w:hAnsi="Courier New" w:cs="Courier New"/>
       </w:rPr>
     </w:lvl>
     <w:lvl w:ilvl="5" w:tplc="240A0005" w:tentative="1">
@@ -8765,7 +8774,7 @@
         <w:ind w:left="4320" w:hanging="360"/>
       </w:pPr>
       <w:rPr>
-        <w:rFonts w:ascii="Wingdings" w:hAnsi="Wingdings" w:hint="default"/>
+        <w:rFonts w:hint="default" w:ascii="Wingdings" w:hAnsi="Wingdings"/>
       </w:rPr>
     </w:lvl>
     <w:lvl w:ilvl="6" w:tplc="240A0001" w:tentative="1">
@@ -8777,7 +8786,7 @@
         <w:ind w:left="5040" w:hanging="360"/>
       </w:pPr>
       <w:rPr>
-        <w:rFonts w:ascii="Symbol" w:hAnsi="Symbol" w:hint="default"/>
+        <w:rFonts w:hint="default" w:ascii="Symbol" w:hAnsi="Symbol"/>
       </w:rPr>
     </w:lvl>
     <w:lvl w:ilvl="7" w:tplc="240A0003" w:tentative="1">
@@ -8789,7 +8798,7 @@
         <w:ind w:left="5760" w:hanging="360"/>
       </w:pPr>
       <w:rPr>
-        <w:rFonts w:ascii="Courier New" w:hAnsi="Courier New" w:cs="Courier New" w:hint="default"/>
+        <w:rFonts w:hint="default" w:ascii="Courier New" w:hAnsi="Courier New" w:cs="Courier New"/>
       </w:rPr>
     </w:lvl>
     <w:lvl w:ilvl="8" w:tplc="240A0005" w:tentative="1">
@@ -8801,7 +8810,7 @@
         <w:ind w:left="6480" w:hanging="360"/>
       </w:pPr>
       <w:rPr>
-        <w:rFonts w:ascii="Wingdings" w:hAnsi="Wingdings" w:hint="default"/>
+        <w:rFonts w:hint="default" w:ascii="Wingdings" w:hAnsi="Wingdings"/>
       </w:rPr>
     </w:lvl>
   </w:abstractNum>
@@ -9044,7 +9053,7 @@
         <w:ind w:left="720" w:hanging="360"/>
       </w:pPr>
       <w:rPr>
-        <w:rFonts w:ascii="Symbol" w:hAnsi="Symbol" w:hint="default"/>
+        <w:rFonts w:hint="default" w:ascii="Symbol" w:hAnsi="Symbol"/>
       </w:rPr>
     </w:lvl>
     <w:lvl w:ilvl="1" w:tplc="240A0003" w:tentative="1">
@@ -9056,7 +9065,7 @@
         <w:ind w:left="1440" w:hanging="360"/>
       </w:pPr>
       <w:rPr>
-        <w:rFonts w:ascii="Courier New" w:hAnsi="Courier New" w:cs="Courier New" w:hint="default"/>
+        <w:rFonts w:hint="default" w:ascii="Courier New" w:hAnsi="Courier New" w:cs="Courier New"/>
       </w:rPr>
     </w:lvl>
     <w:lvl w:ilvl="2" w:tplc="240A0005" w:tentative="1">
@@ -9068,7 +9077,7 @@
         <w:ind w:left="2160" w:hanging="360"/>
       </w:pPr>
       <w:rPr>
-        <w:rFonts w:ascii="Wingdings" w:hAnsi="Wingdings" w:hint="default"/>
+        <w:rFonts w:hint="default" w:ascii="Wingdings" w:hAnsi="Wingdings"/>
       </w:rPr>
     </w:lvl>
     <w:lvl w:ilvl="3" w:tplc="240A0001" w:tentative="1">
@@ -9080,7 +9089,7 @@
         <w:ind w:left="2880" w:hanging="360"/>
       </w:pPr>
       <w:rPr>
-        <w:rFonts w:ascii="Symbol" w:hAnsi="Symbol" w:hint="default"/>
+        <w:rFonts w:hint="default" w:ascii="Symbol" w:hAnsi="Symbol"/>
       </w:rPr>
     </w:lvl>
     <w:lvl w:ilvl="4" w:tplc="240A0003" w:tentative="1">
@@ -9092,7 +9101,7 @@
         <w:ind w:left="3600" w:hanging="360"/>
       </w:pPr>
       <w:rPr>
-        <w:rFonts w:ascii="Courier New" w:hAnsi="Courier New" w:cs="Courier New" w:hint="default"/>
+        <w:rFonts w:hint="default" w:ascii="Courier New" w:hAnsi="Courier New" w:cs="Courier New"/>
       </w:rPr>
     </w:lvl>
     <w:lvl w:ilvl="5" w:tplc="240A0005" w:tentative="1">
@@ -9104,7 +9113,7 @@
         <w:ind w:left="4320" w:hanging="360"/>
       </w:pPr>
       <w:rPr>
-        <w:rFonts w:ascii="Wingdings" w:hAnsi="Wingdings" w:hint="default"/>
+        <w:rFonts w:hint="default" w:ascii="Wingdings" w:hAnsi="Wingdings"/>
       </w:rPr>
     </w:lvl>
     <w:lvl w:ilvl="6" w:tplc="240A0001" w:tentative="1">
@@ -9116,7 +9125,7 @@
         <w:ind w:left="5040" w:hanging="360"/>
       </w:pPr>
       <w:rPr>
-        <w:rFonts w:ascii="Symbol" w:hAnsi="Symbol" w:hint="default"/>
+        <w:rFonts w:hint="default" w:ascii="Symbol" w:hAnsi="Symbol"/>
       </w:rPr>
     </w:lvl>
     <w:lvl w:ilvl="7" w:tplc="240A0003" w:tentative="1">
@@ -9128,7 +9137,7 @@
         <w:ind w:left="5760" w:hanging="360"/>
       </w:pPr>
       <w:rPr>
-        <w:rFonts w:ascii="Courier New" w:hAnsi="Courier New" w:cs="Courier New" w:hint="default"/>
+        <w:rFonts w:hint="default" w:ascii="Courier New" w:hAnsi="Courier New" w:cs="Courier New"/>
       </w:rPr>
     </w:lvl>
     <w:lvl w:ilvl="8" w:tplc="240A0005" w:tentative="1">
@@ -9140,7 +9149,7 @@
         <w:ind w:left="6480" w:hanging="360"/>
       </w:pPr>
       <w:rPr>
-        <w:rFonts w:ascii="Wingdings" w:hAnsi="Wingdings" w:hint="default"/>
+        <w:rFonts w:hint="default" w:ascii="Wingdings" w:hAnsi="Wingdings"/>
       </w:rPr>
     </w:lvl>
   </w:abstractNum>
@@ -9157,7 +9166,7 @@
         <w:ind w:left="720" w:hanging="360"/>
       </w:pPr>
       <w:rPr>
-        <w:rFonts w:ascii="Symbol" w:hAnsi="Symbol" w:hint="default"/>
+        <w:rFonts w:hint="default" w:ascii="Symbol" w:hAnsi="Symbol"/>
       </w:rPr>
     </w:lvl>
     <w:lvl w:ilvl="1" w:tplc="240A0003" w:tentative="1">
@@ -9169,7 +9178,7 @@
         <w:ind w:left="1440" w:hanging="360"/>
       </w:pPr>
       <w:rPr>
-        <w:rFonts w:ascii="Courier New" w:hAnsi="Courier New" w:cs="Courier New" w:hint="default"/>
+        <w:rFonts w:hint="default" w:ascii="Courier New" w:hAnsi="Courier New" w:cs="Courier New"/>
       </w:rPr>
     </w:lvl>
     <w:lvl w:ilvl="2" w:tplc="240A0005" w:tentative="1">
@@ -9181,7 +9190,7 @@
         <w:ind w:left="2160" w:hanging="360"/>
       </w:pPr>
       <w:rPr>
-        <w:rFonts w:ascii="Wingdings" w:hAnsi="Wingdings" w:hint="default"/>
+        <w:rFonts w:hint="default" w:ascii="Wingdings" w:hAnsi="Wingdings"/>
       </w:rPr>
     </w:lvl>
     <w:lvl w:ilvl="3" w:tplc="240A0001" w:tentative="1">
@@ -9193,7 +9202,7 @@
         <w:ind w:left="2880" w:hanging="360"/>
       </w:pPr>
       <w:rPr>
-        <w:rFonts w:ascii="Symbol" w:hAnsi="Symbol" w:hint="default"/>
+        <w:rFonts w:hint="default" w:ascii="Symbol" w:hAnsi="Symbol"/>
       </w:rPr>
     </w:lvl>
     <w:lvl w:ilvl="4" w:tplc="240A0003" w:tentative="1">
@@ -9205,7 +9214,7 @@
         <w:ind w:left="3600" w:hanging="360"/>
       </w:pPr>
       <w:rPr>
-        <w:rFonts w:ascii="Courier New" w:hAnsi="Courier New" w:cs="Courier New" w:hint="default"/>
+        <w:rFonts w:hint="default" w:ascii="Courier New" w:hAnsi="Courier New" w:cs="Courier New"/>
       </w:rPr>
     </w:lvl>
     <w:lvl w:ilvl="5" w:tplc="240A0005" w:tentative="1">
@@ -9217,7 +9226,7 @@
         <w:ind w:left="4320" w:hanging="360"/>
       </w:pPr>
       <w:rPr>
-        <w:rFonts w:ascii="Wingdings" w:hAnsi="Wingdings" w:hint="default"/>
+        <w:rFonts w:hint="default" w:ascii="Wingdings" w:hAnsi="Wingdings"/>
       </w:rPr>
     </w:lvl>
     <w:lvl w:ilvl="6" w:tplc="240A0001" w:tentative="1">
@@ -9229,7 +9238,7 @@
         <w:ind w:left="5040" w:hanging="360"/>
       </w:pPr>
       <w:rPr>
-        <w:rFonts w:ascii="Symbol" w:hAnsi="Symbol" w:hint="default"/>
+        <w:rFonts w:hint="default" w:ascii="Symbol" w:hAnsi="Symbol"/>
       </w:rPr>
     </w:lvl>
     <w:lvl w:ilvl="7" w:tplc="240A0003" w:tentative="1">
@@ -9241,7 +9250,7 @@
         <w:ind w:left="5760" w:hanging="360"/>
       </w:pPr>
       <w:rPr>
-        <w:rFonts w:ascii="Courier New" w:hAnsi="Courier New" w:cs="Courier New" w:hint="default"/>
+        <w:rFonts w:hint="default" w:ascii="Courier New" w:hAnsi="Courier New" w:cs="Courier New"/>
       </w:rPr>
     </w:lvl>
     <w:lvl w:ilvl="8" w:tplc="240A0005" w:tentative="1">
@@ -9253,7 +9262,7 @@
         <w:ind w:left="6480" w:hanging="360"/>
       </w:pPr>
       <w:rPr>
-        <w:rFonts w:ascii="Wingdings" w:hAnsi="Wingdings" w:hint="default"/>
+        <w:rFonts w:hint="default" w:ascii="Wingdings" w:hAnsi="Wingdings"/>
       </w:rPr>
     </w:lvl>
   </w:abstractNum>
@@ -9383,7 +9392,7 @@
         <w:ind w:left="720" w:hanging="360"/>
       </w:pPr>
       <w:rPr>
-        <w:rFonts w:ascii="Wingdings" w:hAnsi="Wingdings" w:hint="default"/>
+        <w:rFonts w:hint="default" w:ascii="Wingdings" w:hAnsi="Wingdings"/>
       </w:rPr>
     </w:lvl>
     <w:lvl w:ilvl="1" w:tplc="240A0003" w:tentative="1">
@@ -9395,7 +9404,7 @@
         <w:ind w:left="1440" w:hanging="360"/>
       </w:pPr>
       <w:rPr>
-        <w:rFonts w:ascii="Courier New" w:hAnsi="Courier New" w:cs="Courier New" w:hint="default"/>
+        <w:rFonts w:hint="default" w:ascii="Courier New" w:hAnsi="Courier New" w:cs="Courier New"/>
       </w:rPr>
     </w:lvl>
     <w:lvl w:ilvl="2" w:tplc="240A0005" w:tentative="1">
@@ -9407,7 +9416,7 @@
         <w:ind w:left="2160" w:hanging="360"/>
       </w:pPr>
       <w:rPr>
-        <w:rFonts w:ascii="Wingdings" w:hAnsi="Wingdings" w:hint="default"/>
+        <w:rFonts w:hint="default" w:ascii="Wingdings" w:hAnsi="Wingdings"/>
       </w:rPr>
     </w:lvl>
     <w:lvl w:ilvl="3" w:tplc="240A0001" w:tentative="1">
@@ -9419,7 +9428,7 @@
         <w:ind w:left="2880" w:hanging="360"/>
       </w:pPr>
       <w:rPr>
-        <w:rFonts w:ascii="Symbol" w:hAnsi="Symbol" w:hint="default"/>
+        <w:rFonts w:hint="default" w:ascii="Symbol" w:hAnsi="Symbol"/>
       </w:rPr>
     </w:lvl>
     <w:lvl w:ilvl="4" w:tplc="240A0003" w:tentative="1">
@@ -9431,7 +9440,7 @@
         <w:ind w:left="3600" w:hanging="360"/>
       </w:pPr>
       <w:rPr>
-        <w:rFonts w:ascii="Courier New" w:hAnsi="Courier New" w:cs="Courier New" w:hint="default"/>
+        <w:rFonts w:hint="default" w:ascii="Courier New" w:hAnsi="Courier New" w:cs="Courier New"/>
       </w:rPr>
     </w:lvl>
     <w:lvl w:ilvl="5" w:tplc="240A0005" w:tentative="1">
@@ -9443,7 +9452,7 @@
         <w:ind w:left="4320" w:hanging="360"/>
       </w:pPr>
       <w:rPr>
-        <w:rFonts w:ascii="Wingdings" w:hAnsi="Wingdings" w:hint="default"/>
+        <w:rFonts w:hint="default" w:ascii="Wingdings" w:hAnsi="Wingdings"/>
       </w:rPr>
     </w:lvl>
     <w:lvl w:ilvl="6" w:tplc="240A0001" w:tentative="1">
@@ -9455,7 +9464,7 @@
         <w:ind w:left="5040" w:hanging="360"/>
       </w:pPr>
       <w:rPr>
-        <w:rFonts w:ascii="Symbol" w:hAnsi="Symbol" w:hint="default"/>
+        <w:rFonts w:hint="default" w:ascii="Symbol" w:hAnsi="Symbol"/>
       </w:rPr>
     </w:lvl>
     <w:lvl w:ilvl="7" w:tplc="240A0003" w:tentative="1">
@@ -9467,7 +9476,7 @@
         <w:ind w:left="5760" w:hanging="360"/>
       </w:pPr>
       <w:rPr>
-        <w:rFonts w:ascii="Courier New" w:hAnsi="Courier New" w:cs="Courier New" w:hint="default"/>
+        <w:rFonts w:hint="default" w:ascii="Courier New" w:hAnsi="Courier New" w:cs="Courier New"/>
       </w:rPr>
     </w:lvl>
     <w:lvl w:ilvl="8" w:tplc="240A0005" w:tentative="1">
@@ -9479,7 +9488,7 @@
         <w:ind w:left="6480" w:hanging="360"/>
       </w:pPr>
       <w:rPr>
-        <w:rFonts w:ascii="Wingdings" w:hAnsi="Wingdings" w:hint="default"/>
+        <w:rFonts w:hint="default" w:ascii="Wingdings" w:hAnsi="Wingdings"/>
       </w:rPr>
     </w:lvl>
   </w:abstractNum>
@@ -9582,7 +9591,7 @@
         <w:ind w:left="720" w:hanging="360"/>
       </w:pPr>
       <w:rPr>
-        <w:rFonts w:ascii="Wingdings" w:hAnsi="Wingdings" w:hint="default"/>
+        <w:rFonts w:hint="default" w:ascii="Wingdings" w:hAnsi="Wingdings"/>
       </w:rPr>
     </w:lvl>
     <w:lvl w:ilvl="1" w:tplc="240A0003" w:tentative="1">
@@ -9594,7 +9603,7 @@
         <w:ind w:left="1440" w:hanging="360"/>
       </w:pPr>
       <w:rPr>
-        <w:rFonts w:ascii="Courier New" w:hAnsi="Courier New" w:cs="Courier New" w:hint="default"/>
+        <w:rFonts w:hint="default" w:ascii="Courier New" w:hAnsi="Courier New" w:cs="Courier New"/>
       </w:rPr>
     </w:lvl>
     <w:lvl w:ilvl="2" w:tplc="240A0005" w:tentative="1">
@@ -9606,7 +9615,7 @@
         <w:ind w:left="2160" w:hanging="360"/>
       </w:pPr>
       <w:rPr>
-        <w:rFonts w:ascii="Wingdings" w:hAnsi="Wingdings" w:hint="default"/>
+        <w:rFonts w:hint="default" w:ascii="Wingdings" w:hAnsi="Wingdings"/>
       </w:rPr>
     </w:lvl>
     <w:lvl w:ilvl="3" w:tplc="240A0001" w:tentative="1">
@@ -9618,7 +9627,7 @@
         <w:ind w:left="2880" w:hanging="360"/>
       </w:pPr>
       <w:rPr>
-        <w:rFonts w:ascii="Symbol" w:hAnsi="Symbol" w:hint="default"/>
+        <w:rFonts w:hint="default" w:ascii="Symbol" w:hAnsi="Symbol"/>
       </w:rPr>
     </w:lvl>
     <w:lvl w:ilvl="4" w:tplc="240A0003" w:tentative="1">
@@ -9630,7 +9639,7 @@
         <w:ind w:left="3600" w:hanging="360"/>
       </w:pPr>
       <w:rPr>
-        <w:rFonts w:ascii="Courier New" w:hAnsi="Courier New" w:cs="Courier New" w:hint="default"/>
+        <w:rFonts w:hint="default" w:ascii="Courier New" w:hAnsi="Courier New" w:cs="Courier New"/>
       </w:rPr>
     </w:lvl>
     <w:lvl w:ilvl="5" w:tplc="240A0005" w:tentative="1">
@@ -9642,7 +9651,7 @@
         <w:ind w:left="4320" w:hanging="360"/>
       </w:pPr>
       <w:rPr>
-        <w:rFonts w:ascii="Wingdings" w:hAnsi="Wingdings" w:hint="default"/>
+        <w:rFonts w:hint="default" w:ascii="Wingdings" w:hAnsi="Wingdings"/>
       </w:rPr>
     </w:lvl>
     <w:lvl w:ilvl="6" w:tplc="240A0001" w:tentative="1">
@@ -9654,7 +9663,7 @@
         <w:ind w:left="5040" w:hanging="360"/>
       </w:pPr>
       <w:rPr>
-        <w:rFonts w:ascii="Symbol" w:hAnsi="Symbol" w:hint="default"/>
+        <w:rFonts w:hint="default" w:ascii="Symbol" w:hAnsi="Symbol"/>
       </w:rPr>
     </w:lvl>
     <w:lvl w:ilvl="7" w:tplc="240A0003" w:tentative="1">
@@ -9666,7 +9675,7 @@
         <w:ind w:left="5760" w:hanging="360"/>
       </w:pPr>
       <w:rPr>
-        <w:rFonts w:ascii="Courier New" w:hAnsi="Courier New" w:cs="Courier New" w:hint="default"/>
+        <w:rFonts w:hint="default" w:ascii="Courier New" w:hAnsi="Courier New" w:cs="Courier New"/>
       </w:rPr>
     </w:lvl>
     <w:lvl w:ilvl="8" w:tplc="240A0005" w:tentative="1">
@@ -9678,7 +9687,7 @@
         <w:ind w:left="6480" w:hanging="360"/>
       </w:pPr>
       <w:rPr>
-        <w:rFonts w:ascii="Wingdings" w:hAnsi="Wingdings" w:hint="default"/>
+        <w:rFonts w:hint="default" w:ascii="Wingdings" w:hAnsi="Wingdings"/>
       </w:rPr>
     </w:lvl>
   </w:abstractNum>
@@ -9695,7 +9704,7 @@
         <w:ind w:left="720" w:hanging="360"/>
       </w:pPr>
       <w:rPr>
-        <w:rFonts w:ascii="Wingdings" w:hAnsi="Wingdings" w:hint="default"/>
+        <w:rFonts w:hint="default" w:ascii="Wingdings" w:hAnsi="Wingdings"/>
       </w:rPr>
     </w:lvl>
     <w:lvl w:ilvl="1" w:tplc="240A0003" w:tentative="1">
@@ -9707,7 +9716,7 @@
         <w:ind w:left="1440" w:hanging="360"/>
       </w:pPr>
       <w:rPr>
-        <w:rFonts w:ascii="Courier New" w:hAnsi="Courier New" w:cs="Courier New" w:hint="default"/>
+        <w:rFonts w:hint="default" w:ascii="Courier New" w:hAnsi="Courier New" w:cs="Courier New"/>
       </w:rPr>
     </w:lvl>
     <w:lvl w:ilvl="2" w:tplc="240A0005" w:tentative="1">
@@ -9719,7 +9728,7 @@
         <w:ind w:left="2160" w:hanging="360"/>
       </w:pPr>
       <w:rPr>
-        <w:rFonts w:ascii="Wingdings" w:hAnsi="Wingdings" w:hint="default"/>
+        <w:rFonts w:hint="default" w:ascii="Wingdings" w:hAnsi="Wingdings"/>
       </w:rPr>
     </w:lvl>
     <w:lvl w:ilvl="3" w:tplc="240A0001" w:tentative="1">
@@ -9731,7 +9740,7 @@
         <w:ind w:left="2880" w:hanging="360"/>
       </w:pPr>
       <w:rPr>
-        <w:rFonts w:ascii="Symbol" w:hAnsi="Symbol" w:hint="default"/>
+        <w:rFonts w:hint="default" w:ascii="Symbol" w:hAnsi="Symbol"/>
       </w:rPr>
     </w:lvl>
     <w:lvl w:ilvl="4" w:tplc="240A0003" w:tentative="1">
@@ -9743,7 +9752,7 @@
         <w:ind w:left="3600" w:hanging="360"/>
       </w:pPr>
       <w:rPr>
-        <w:rFonts w:ascii="Courier New" w:hAnsi="Courier New" w:cs="Courier New" w:hint="default"/>
+        <w:rFonts w:hint="default" w:ascii="Courier New" w:hAnsi="Courier New" w:cs="Courier New"/>
       </w:rPr>
     </w:lvl>
     <w:lvl w:ilvl="5" w:tplc="240A0005" w:tentative="1">
@@ -9755,7 +9764,7 @@
         <w:ind w:left="4320" w:hanging="360"/>
       </w:pPr>
       <w:rPr>
-        <w:rFonts w:ascii="Wingdings" w:hAnsi="Wingdings" w:hint="default"/>
+        <w:rFonts w:hint="default" w:ascii="Wingdings" w:hAnsi="Wingdings"/>
       </w:rPr>
     </w:lvl>
     <w:lvl w:ilvl="6" w:tplc="240A0001" w:tentative="1">
@@ -9767,7 +9776,7 @@
         <w:ind w:left="5040" w:hanging="360"/>
       </w:pPr>
       <w:rPr>
-        <w:rFonts w:ascii="Symbol" w:hAnsi="Symbol" w:hint="default"/>
+        <w:rFonts w:hint="default" w:ascii="Symbol" w:hAnsi="Symbol"/>
       </w:rPr>
     </w:lvl>
     <w:lvl w:ilvl="7" w:tplc="240A0003" w:tentative="1">
@@ -9779,7 +9788,7 @@
         <w:ind w:left="5760" w:hanging="360"/>
       </w:pPr>
       <w:rPr>
-        <w:rFonts w:ascii="Courier New" w:hAnsi="Courier New" w:cs="Courier New" w:hint="default"/>
+        <w:rFonts w:hint="default" w:ascii="Courier New" w:hAnsi="Courier New" w:cs="Courier New"/>
       </w:rPr>
     </w:lvl>
     <w:lvl w:ilvl="8" w:tplc="240A0005" w:tentative="1">
@@ -9791,7 +9800,7 @@
         <w:ind w:left="6480" w:hanging="360"/>
       </w:pPr>
       <w:rPr>
-        <w:rFonts w:ascii="Wingdings" w:hAnsi="Wingdings" w:hint="default"/>
+        <w:rFonts w:hint="default" w:ascii="Wingdings" w:hAnsi="Wingdings"/>
       </w:rPr>
     </w:lvl>
   </w:abstractNum>
@@ -9901,7 +9910,7 @@
         <w:ind w:left="720" w:hanging="360"/>
       </w:pPr>
       <w:rPr>
-        <w:rFonts w:ascii="Symbol" w:hAnsi="Symbol" w:hint="default"/>
+        <w:rFonts w:hint="default" w:ascii="Symbol" w:hAnsi="Symbol"/>
         <w:sz w:val="20"/>
       </w:rPr>
     </w:lvl>
@@ -9917,7 +9926,7 @@
         <w:ind w:left="1440" w:hanging="360"/>
       </w:pPr>
       <w:rPr>
-        <w:rFonts w:ascii="Courier New" w:hAnsi="Courier New" w:hint="default"/>
+        <w:rFonts w:hint="default" w:ascii="Courier New" w:hAnsi="Courier New"/>
         <w:sz w:val="20"/>
       </w:rPr>
     </w:lvl>
@@ -9933,7 +9942,7 @@
         <w:ind w:left="2160" w:hanging="360"/>
       </w:pPr>
       <w:rPr>
-        <w:rFonts w:ascii="Wingdings" w:hAnsi="Wingdings" w:hint="default"/>
+        <w:rFonts w:hint="default" w:ascii="Wingdings" w:hAnsi="Wingdings"/>
         <w:sz w:val="20"/>
       </w:rPr>
     </w:lvl>
@@ -9949,7 +9958,7 @@
         <w:ind w:left="2880" w:hanging="360"/>
       </w:pPr>
       <w:rPr>
-        <w:rFonts w:ascii="Wingdings" w:hAnsi="Wingdings" w:hint="default"/>
+        <w:rFonts w:hint="default" w:ascii="Wingdings" w:hAnsi="Wingdings"/>
         <w:sz w:val="20"/>
       </w:rPr>
     </w:lvl>
@@ -9965,7 +9974,7 @@
         <w:ind w:left="3600" w:hanging="360"/>
       </w:pPr>
       <w:rPr>
-        <w:rFonts w:ascii="Wingdings" w:hAnsi="Wingdings" w:hint="default"/>
+        <w:rFonts w:hint="default" w:ascii="Wingdings" w:hAnsi="Wingdings"/>
         <w:sz w:val="20"/>
       </w:rPr>
     </w:lvl>
@@ -9981,7 +9990,7 @@
         <w:ind w:left="4320" w:hanging="360"/>
       </w:pPr>
       <w:rPr>
-        <w:rFonts w:ascii="Wingdings" w:hAnsi="Wingdings" w:hint="default"/>
+        <w:rFonts w:hint="default" w:ascii="Wingdings" w:hAnsi="Wingdings"/>
         <w:sz w:val="20"/>
       </w:rPr>
     </w:lvl>
@@ -9997,7 +10006,7 @@
         <w:ind w:left="5040" w:hanging="360"/>
       </w:pPr>
       <w:rPr>
-        <w:rFonts w:ascii="Wingdings" w:hAnsi="Wingdings" w:hint="default"/>
+        <w:rFonts w:hint="default" w:ascii="Wingdings" w:hAnsi="Wingdings"/>
         <w:sz w:val="20"/>
       </w:rPr>
     </w:lvl>
@@ -10013,7 +10022,7 @@
         <w:ind w:left="5760" w:hanging="360"/>
       </w:pPr>
       <w:rPr>
-        <w:rFonts w:ascii="Wingdings" w:hAnsi="Wingdings" w:hint="default"/>
+        <w:rFonts w:hint="default" w:ascii="Wingdings" w:hAnsi="Wingdings"/>
         <w:sz w:val="20"/>
       </w:rPr>
     </w:lvl>
@@ -10029,7 +10038,7 @@
         <w:ind w:left="6480" w:hanging="360"/>
       </w:pPr>
       <w:rPr>
-        <w:rFonts w:ascii="Wingdings" w:hAnsi="Wingdings" w:hint="default"/>
+        <w:rFonts w:hint="default" w:ascii="Wingdings" w:hAnsi="Wingdings"/>
         <w:sz w:val="20"/>
       </w:rPr>
     </w:lvl>
@@ -10047,7 +10056,7 @@
         <w:ind w:left="720" w:hanging="360"/>
       </w:pPr>
       <w:rPr>
-        <w:rFonts w:ascii="Symbol" w:hAnsi="Symbol" w:hint="default"/>
+        <w:rFonts w:hint="default" w:ascii="Symbol" w:hAnsi="Symbol"/>
       </w:rPr>
     </w:lvl>
     <w:lvl w:ilvl="1" w:tplc="240A0003" w:tentative="1">
@@ -10059,7 +10068,7 @@
         <w:ind w:left="1440" w:hanging="360"/>
       </w:pPr>
       <w:rPr>
-        <w:rFonts w:ascii="Courier New" w:hAnsi="Courier New" w:cs="Courier New" w:hint="default"/>
+        <w:rFonts w:hint="default" w:ascii="Courier New" w:hAnsi="Courier New" w:cs="Courier New"/>
       </w:rPr>
     </w:lvl>
     <w:lvl w:ilvl="2" w:tplc="240A0005" w:tentative="1">
@@ -10071,7 +10080,7 @@
         <w:ind w:left="2160" w:hanging="360"/>
       </w:pPr>
       <w:rPr>
-        <w:rFonts w:ascii="Wingdings" w:hAnsi="Wingdings" w:hint="default"/>
+        <w:rFonts w:hint="default" w:ascii="Wingdings" w:hAnsi="Wingdings"/>
       </w:rPr>
     </w:lvl>
     <w:lvl w:ilvl="3" w:tplc="240A0001" w:tentative="1">
@@ -10083,7 +10092,7 @@
         <w:ind w:left="2880" w:hanging="360"/>
       </w:pPr>
       <w:rPr>
-        <w:rFonts w:ascii="Symbol" w:hAnsi="Symbol" w:hint="default"/>
+        <w:rFonts w:hint="default" w:ascii="Symbol" w:hAnsi="Symbol"/>
       </w:rPr>
     </w:lvl>
     <w:lvl w:ilvl="4" w:tplc="240A0003" w:tentative="1">
@@ -10095,7 +10104,7 @@
         <w:ind w:left="3600" w:hanging="360"/>
       </w:pPr>
       <w:rPr>
-        <w:rFonts w:ascii="Courier New" w:hAnsi="Courier New" w:cs="Courier New" w:hint="default"/>
+        <w:rFonts w:hint="default" w:ascii="Courier New" w:hAnsi="Courier New" w:cs="Courier New"/>
       </w:rPr>
     </w:lvl>
     <w:lvl w:ilvl="5" w:tplc="240A0005" w:tentative="1">
@@ -10107,7 +10116,7 @@
         <w:ind w:left="4320" w:hanging="360"/>
       </w:pPr>
       <w:rPr>
-        <w:rFonts w:ascii="Wingdings" w:hAnsi="Wingdings" w:hint="default"/>
+        <w:rFonts w:hint="default" w:ascii="Wingdings" w:hAnsi="Wingdings"/>
       </w:rPr>
     </w:lvl>
     <w:lvl w:ilvl="6" w:tplc="240A0001" w:tentative="1">
@@ -10119,7 +10128,7 @@
         <w:ind w:left="5040" w:hanging="360"/>
       </w:pPr>
       <w:rPr>
-        <w:rFonts w:ascii="Symbol" w:hAnsi="Symbol" w:hint="default"/>
+        <w:rFonts w:hint="default" w:ascii="Symbol" w:hAnsi="Symbol"/>
       </w:rPr>
     </w:lvl>
     <w:lvl w:ilvl="7" w:tplc="240A0003" w:tentative="1">
@@ -10131,7 +10140,7 @@
         <w:ind w:left="5760" w:hanging="360"/>
       </w:pPr>
       <w:rPr>
-        <w:rFonts w:ascii="Courier New" w:hAnsi="Courier New" w:cs="Courier New" w:hint="default"/>
+        <w:rFonts w:hint="default" w:ascii="Courier New" w:hAnsi="Courier New" w:cs="Courier New"/>
       </w:rPr>
     </w:lvl>
     <w:lvl w:ilvl="8" w:tplc="240A0005" w:tentative="1">
@@ -10143,7 +10152,7 @@
         <w:ind w:left="6480" w:hanging="360"/>
       </w:pPr>
       <w:rPr>
-        <w:rFonts w:ascii="Wingdings" w:hAnsi="Wingdings" w:hint="default"/>
+        <w:rFonts w:hint="default" w:ascii="Wingdings" w:hAnsi="Wingdings"/>
       </w:rPr>
     </w:lvl>
   </w:abstractNum>
@@ -10163,7 +10172,7 @@
         <w:ind w:left="720" w:hanging="360"/>
       </w:pPr>
       <w:rPr>
-        <w:rFonts w:ascii="Symbol" w:hAnsi="Symbol" w:hint="default"/>
+        <w:rFonts w:hint="default" w:ascii="Symbol" w:hAnsi="Symbol"/>
         <w:sz w:val="20"/>
       </w:rPr>
     </w:lvl>
@@ -10179,7 +10188,7 @@
         <w:ind w:left="1440" w:hanging="360"/>
       </w:pPr>
       <w:rPr>
-        <w:rFonts w:ascii="Courier New" w:hAnsi="Courier New" w:hint="default"/>
+        <w:rFonts w:hint="default" w:ascii="Courier New" w:hAnsi="Courier New"/>
         <w:sz w:val="20"/>
       </w:rPr>
     </w:lvl>
@@ -10195,7 +10204,7 @@
         <w:ind w:left="2160" w:hanging="360"/>
       </w:pPr>
       <w:rPr>
-        <w:rFonts w:ascii="Wingdings" w:hAnsi="Wingdings" w:hint="default"/>
+        <w:rFonts w:hint="default" w:ascii="Wingdings" w:hAnsi="Wingdings"/>
         <w:sz w:val="20"/>
       </w:rPr>
     </w:lvl>
@@ -10211,7 +10220,7 @@
         <w:ind w:left="2880" w:hanging="360"/>
       </w:pPr>
       <w:rPr>
-        <w:rFonts w:ascii="Wingdings" w:hAnsi="Wingdings" w:hint="default"/>
+        <w:rFonts w:hint="default" w:ascii="Wingdings" w:hAnsi="Wingdings"/>
         <w:sz w:val="20"/>
       </w:rPr>
     </w:lvl>
@@ -10227,7 +10236,7 @@
         <w:ind w:left="3600" w:hanging="360"/>
       </w:pPr>
       <w:rPr>
-        <w:rFonts w:ascii="Wingdings" w:hAnsi="Wingdings" w:hint="default"/>
+        <w:rFonts w:hint="default" w:ascii="Wingdings" w:hAnsi="Wingdings"/>
         <w:sz w:val="20"/>
       </w:rPr>
     </w:lvl>
@@ -10243,7 +10252,7 @@
         <w:ind w:left="4320" w:hanging="360"/>
       </w:pPr>
       <w:rPr>
-        <w:rFonts w:ascii="Wingdings" w:hAnsi="Wingdings" w:hint="default"/>
+        <w:rFonts w:hint="default" w:ascii="Wingdings" w:hAnsi="Wingdings"/>
         <w:sz w:val="20"/>
       </w:rPr>
     </w:lvl>
@@ -10259,7 +10268,7 @@
         <w:ind w:left="5040" w:hanging="360"/>
       </w:pPr>
       <w:rPr>
-        <w:rFonts w:ascii="Wingdings" w:hAnsi="Wingdings" w:hint="default"/>
+        <w:rFonts w:hint="default" w:ascii="Wingdings" w:hAnsi="Wingdings"/>
         <w:sz w:val="20"/>
       </w:rPr>
     </w:lvl>
@@ -10275,7 +10284,7 @@
         <w:ind w:left="5760" w:hanging="360"/>
       </w:pPr>
       <w:rPr>
-        <w:rFonts w:ascii="Wingdings" w:hAnsi="Wingdings" w:hint="default"/>
+        <w:rFonts w:hint="default" w:ascii="Wingdings" w:hAnsi="Wingdings"/>
         <w:sz w:val="20"/>
       </w:rPr>
     </w:lvl>
@@ -10291,7 +10300,7 @@
         <w:ind w:left="6480" w:hanging="360"/>
       </w:pPr>
       <w:rPr>
-        <w:rFonts w:ascii="Wingdings" w:hAnsi="Wingdings" w:hint="default"/>
+        <w:rFonts w:hint="default" w:ascii="Wingdings" w:hAnsi="Wingdings"/>
         <w:sz w:val="20"/>
       </w:rPr>
     </w:lvl>
@@ -10312,7 +10321,7 @@
         <w:ind w:left="720" w:hanging="360"/>
       </w:pPr>
       <w:rPr>
-        <w:rFonts w:ascii="Symbol" w:hAnsi="Symbol" w:hint="default"/>
+        <w:rFonts w:hint="default" w:ascii="Symbol" w:hAnsi="Symbol"/>
         <w:sz w:val="20"/>
       </w:rPr>
     </w:lvl>
@@ -10328,7 +10337,7 @@
         <w:ind w:left="1440" w:hanging="360"/>
       </w:pPr>
       <w:rPr>
-        <w:rFonts w:ascii="Courier New" w:hAnsi="Courier New" w:hint="default"/>
+        <w:rFonts w:hint="default" w:ascii="Courier New" w:hAnsi="Courier New"/>
         <w:sz w:val="20"/>
       </w:rPr>
     </w:lvl>
@@ -10344,7 +10353,7 @@
         <w:ind w:left="2160" w:hanging="360"/>
       </w:pPr>
       <w:rPr>
-        <w:rFonts w:ascii="Wingdings" w:hAnsi="Wingdings" w:hint="default"/>
+        <w:rFonts w:hint="default" w:ascii="Wingdings" w:hAnsi="Wingdings"/>
         <w:sz w:val="20"/>
       </w:rPr>
     </w:lvl>
@@ -10360,7 +10369,7 @@
         <w:ind w:left="2880" w:hanging="360"/>
       </w:pPr>
       <w:rPr>
-        <w:rFonts w:ascii="Wingdings" w:hAnsi="Wingdings" w:hint="default"/>
+        <w:rFonts w:hint="default" w:ascii="Wingdings" w:hAnsi="Wingdings"/>
         <w:sz w:val="20"/>
       </w:rPr>
     </w:lvl>
@@ -10376,7 +10385,7 @@
         <w:ind w:left="3600" w:hanging="360"/>
       </w:pPr>
       <w:rPr>
-        <w:rFonts w:ascii="Wingdings" w:hAnsi="Wingdings" w:hint="default"/>
+        <w:rFonts w:hint="default" w:ascii="Wingdings" w:hAnsi="Wingdings"/>
         <w:sz w:val="20"/>
       </w:rPr>
     </w:lvl>
@@ -10392,7 +10401,7 @@
         <w:ind w:left="4320" w:hanging="360"/>
       </w:pPr>
       <w:rPr>
-        <w:rFonts w:ascii="Wingdings" w:hAnsi="Wingdings" w:hint="default"/>
+        <w:rFonts w:hint="default" w:ascii="Wingdings" w:hAnsi="Wingdings"/>
         <w:sz w:val="20"/>
       </w:rPr>
     </w:lvl>
@@ -10408,7 +10417,7 @@
         <w:ind w:left="5040" w:hanging="360"/>
       </w:pPr>
       <w:rPr>
-        <w:rFonts w:ascii="Wingdings" w:hAnsi="Wingdings" w:hint="default"/>
+        <w:rFonts w:hint="default" w:ascii="Wingdings" w:hAnsi="Wingdings"/>
         <w:sz w:val="20"/>
       </w:rPr>
     </w:lvl>
@@ -10424,7 +10433,7 @@
         <w:ind w:left="5760" w:hanging="360"/>
       </w:pPr>
       <w:rPr>
-        <w:rFonts w:ascii="Wingdings" w:hAnsi="Wingdings" w:hint="default"/>
+        <w:rFonts w:hint="default" w:ascii="Wingdings" w:hAnsi="Wingdings"/>
         <w:sz w:val="20"/>
       </w:rPr>
     </w:lvl>
@@ -10440,7 +10449,7 @@
         <w:ind w:left="6480" w:hanging="360"/>
       </w:pPr>
       <w:rPr>
-        <w:rFonts w:ascii="Wingdings" w:hAnsi="Wingdings" w:hint="default"/>
+        <w:rFonts w:hint="default" w:ascii="Wingdings" w:hAnsi="Wingdings"/>
         <w:sz w:val="20"/>
       </w:rPr>
     </w:lvl>
@@ -10458,7 +10467,7 @@
         <w:ind w:left="720" w:hanging="360"/>
       </w:pPr>
       <w:rPr>
-        <w:rFonts w:ascii="Symbol" w:hAnsi="Symbol" w:hint="default"/>
+        <w:rFonts w:hint="default" w:ascii="Symbol" w:hAnsi="Symbol"/>
       </w:rPr>
     </w:lvl>
     <w:lvl w:ilvl="1" w:tplc="240A0003" w:tentative="1">
@@ -10470,7 +10479,7 @@
         <w:ind w:left="1440" w:hanging="360"/>
       </w:pPr>
       <w:rPr>
-        <w:rFonts w:ascii="Courier New" w:hAnsi="Courier New" w:cs="Courier New" w:hint="default"/>
+        <w:rFonts w:hint="default" w:ascii="Courier New" w:hAnsi="Courier New" w:cs="Courier New"/>
       </w:rPr>
     </w:lvl>
     <w:lvl w:ilvl="2" w:tplc="240A0005" w:tentative="1">
@@ -10482,7 +10491,7 @@
         <w:ind w:left="2160" w:hanging="360"/>
       </w:pPr>
       <w:rPr>
-        <w:rFonts w:ascii="Wingdings" w:hAnsi="Wingdings" w:hint="default"/>
+        <w:rFonts w:hint="default" w:ascii="Wingdings" w:hAnsi="Wingdings"/>
       </w:rPr>
     </w:lvl>
     <w:lvl w:ilvl="3" w:tplc="240A0001" w:tentative="1">
@@ -10494,7 +10503,7 @@
         <w:ind w:left="2880" w:hanging="360"/>
       </w:pPr>
       <w:rPr>
-        <w:rFonts w:ascii="Symbol" w:hAnsi="Symbol" w:hint="default"/>
+        <w:rFonts w:hint="default" w:ascii="Symbol" w:hAnsi="Symbol"/>
       </w:rPr>
     </w:lvl>
     <w:lvl w:ilvl="4" w:tplc="240A0003" w:tentative="1">
@@ -10506,7 +10515,7 @@
         <w:ind w:left="3600" w:hanging="360"/>
       </w:pPr>
       <w:rPr>
-        <w:rFonts w:ascii="Courier New" w:hAnsi="Courier New" w:cs="Courier New" w:hint="default"/>
+        <w:rFonts w:hint="default" w:ascii="Courier New" w:hAnsi="Courier New" w:cs="Courier New"/>
       </w:rPr>
     </w:lvl>
     <w:lvl w:ilvl="5" w:tplc="240A0005" w:tentative="1">
@@ -10518,7 +10527,7 @@
         <w:ind w:left="4320" w:hanging="360"/>
       </w:pPr>
       <w:rPr>
-        <w:rFonts w:ascii="Wingdings" w:hAnsi="Wingdings" w:hint="default"/>
+        <w:rFonts w:hint="default" w:ascii="Wingdings" w:hAnsi="Wingdings"/>
       </w:rPr>
     </w:lvl>
     <w:lvl w:ilvl="6" w:tplc="240A0001" w:tentative="1">
@@ -10530,7 +10539,7 @@
         <w:ind w:left="5040" w:hanging="360"/>
       </w:pPr>
       <w:rPr>
-        <w:rFonts w:ascii="Symbol" w:hAnsi="Symbol" w:hint="default"/>
+        <w:rFonts w:hint="default" w:ascii="Symbol" w:hAnsi="Symbol"/>
       </w:rPr>
     </w:lvl>
     <w:lvl w:ilvl="7" w:tplc="240A0003" w:tentative="1">
@@ -10542,7 +10551,7 @@
         <w:ind w:left="5760" w:hanging="360"/>
       </w:pPr>
       <w:rPr>
-        <w:rFonts w:ascii="Courier New" w:hAnsi="Courier New" w:cs="Courier New" w:hint="default"/>
+        <w:rFonts w:hint="default" w:ascii="Courier New" w:hAnsi="Courier New" w:cs="Courier New"/>
       </w:rPr>
     </w:lvl>
     <w:lvl w:ilvl="8" w:tplc="240A0005" w:tentative="1">
@@ -10554,7 +10563,7 @@
         <w:ind w:left="6480" w:hanging="360"/>
       </w:pPr>
       <w:rPr>
-        <w:rFonts w:ascii="Wingdings" w:hAnsi="Wingdings" w:hint="default"/>
+        <w:rFonts w:hint="default" w:ascii="Wingdings" w:hAnsi="Wingdings"/>
       </w:rPr>
     </w:lvl>
   </w:abstractNum>
@@ -10687,7 +10696,7 @@
         <w:ind w:left="720" w:hanging="360"/>
       </w:pPr>
       <w:rPr>
-        <w:rFonts w:ascii="Symbol" w:hAnsi="Symbol" w:hint="default"/>
+        <w:rFonts w:hint="default" w:ascii="Symbol" w:hAnsi="Symbol"/>
         <w:sz w:val="20"/>
       </w:rPr>
     </w:lvl>
@@ -10703,7 +10712,7 @@
         <w:ind w:left="1440" w:hanging="360"/>
       </w:pPr>
       <w:rPr>
-        <w:rFonts w:ascii="Courier New" w:hAnsi="Courier New" w:hint="default"/>
+        <w:rFonts w:hint="default" w:ascii="Courier New" w:hAnsi="Courier New"/>
         <w:sz w:val="20"/>
       </w:rPr>
     </w:lvl>
@@ -10719,7 +10728,7 @@
         <w:ind w:left="2160" w:hanging="360"/>
       </w:pPr>
       <w:rPr>
-        <w:rFonts w:ascii="Wingdings" w:hAnsi="Wingdings" w:hint="default"/>
+        <w:rFonts w:hint="default" w:ascii="Wingdings" w:hAnsi="Wingdings"/>
         <w:sz w:val="20"/>
       </w:rPr>
     </w:lvl>
@@ -10735,7 +10744,7 @@
         <w:ind w:left="2880" w:hanging="360"/>
       </w:pPr>
       <w:rPr>
-        <w:rFonts w:ascii="Wingdings" w:hAnsi="Wingdings" w:hint="default"/>
+        <w:rFonts w:hint="default" w:ascii="Wingdings" w:hAnsi="Wingdings"/>
         <w:sz w:val="20"/>
       </w:rPr>
     </w:lvl>
@@ -10751,7 +10760,7 @@
         <w:ind w:left="3600" w:hanging="360"/>
       </w:pPr>
       <w:rPr>
-        <w:rFonts w:ascii="Wingdings" w:hAnsi="Wingdings" w:hint="default"/>
+        <w:rFonts w:hint="default" w:ascii="Wingdings" w:hAnsi="Wingdings"/>
         <w:sz w:val="20"/>
       </w:rPr>
     </w:lvl>
@@ -10767,7 +10776,7 @@
         <w:ind w:left="4320" w:hanging="360"/>
       </w:pPr>
       <w:rPr>
-        <w:rFonts w:ascii="Wingdings" w:hAnsi="Wingdings" w:hint="default"/>
+        <w:rFonts w:hint="default" w:ascii="Wingdings" w:hAnsi="Wingdings"/>
         <w:sz w:val="20"/>
       </w:rPr>
     </w:lvl>
@@ -10783,7 +10792,7 @@
         <w:ind w:left="5040" w:hanging="360"/>
       </w:pPr>
       <w:rPr>
-        <w:rFonts w:ascii="Wingdings" w:hAnsi="Wingdings" w:hint="default"/>
+        <w:rFonts w:hint="default" w:ascii="Wingdings" w:hAnsi="Wingdings"/>
         <w:sz w:val="20"/>
       </w:rPr>
     </w:lvl>
@@ -10799,7 +10808,7 @@
         <w:ind w:left="5760" w:hanging="360"/>
       </w:pPr>
       <w:rPr>
-        <w:rFonts w:ascii="Wingdings" w:hAnsi="Wingdings" w:hint="default"/>
+        <w:rFonts w:hint="default" w:ascii="Wingdings" w:hAnsi="Wingdings"/>
         <w:sz w:val="20"/>
       </w:rPr>
     </w:lvl>
@@ -10815,7 +10824,7 @@
         <w:ind w:left="6480" w:hanging="360"/>
       </w:pPr>
       <w:rPr>
-        <w:rFonts w:ascii="Wingdings" w:hAnsi="Wingdings" w:hint="default"/>
+        <w:rFonts w:hint="default" w:ascii="Wingdings" w:hAnsi="Wingdings"/>
         <w:sz w:val="20"/>
       </w:rPr>
     </w:lvl>
@@ -10833,7 +10842,7 @@
         <w:ind w:left="720" w:hanging="360"/>
       </w:pPr>
       <w:rPr>
-        <w:rFonts w:ascii="Symbol" w:hAnsi="Symbol" w:hint="default"/>
+        <w:rFonts w:hint="default" w:ascii="Symbol" w:hAnsi="Symbol"/>
       </w:rPr>
     </w:lvl>
     <w:lvl w:ilvl="1" w:tplc="240A0003" w:tentative="1">
@@ -10845,7 +10854,7 @@
         <w:ind w:left="1440" w:hanging="360"/>
       </w:pPr>
       <w:rPr>
-        <w:rFonts w:ascii="Courier New" w:hAnsi="Courier New" w:cs="Courier New" w:hint="default"/>
+        <w:rFonts w:hint="default" w:ascii="Courier New" w:hAnsi="Courier New" w:cs="Courier New"/>
       </w:rPr>
     </w:lvl>
     <w:lvl w:ilvl="2" w:tplc="240A0005" w:tentative="1">
@@ -10857,7 +10866,7 @@
         <w:ind w:left="2160" w:hanging="360"/>
       </w:pPr>
       <w:rPr>
-        <w:rFonts w:ascii="Wingdings" w:hAnsi="Wingdings" w:hint="default"/>
+        <w:rFonts w:hint="default" w:ascii="Wingdings" w:hAnsi="Wingdings"/>
       </w:rPr>
     </w:lvl>
     <w:lvl w:ilvl="3" w:tplc="240A0001" w:tentative="1">
@@ -10869,7 +10878,7 @@
         <w:ind w:left="2880" w:hanging="360"/>
       </w:pPr>
       <w:rPr>
-        <w:rFonts w:ascii="Symbol" w:hAnsi="Symbol" w:hint="default"/>
+        <w:rFonts w:hint="default" w:ascii="Symbol" w:hAnsi="Symbol"/>
       </w:rPr>
     </w:lvl>
     <w:lvl w:ilvl="4" w:tplc="240A0003" w:tentative="1">
@@ -10881,7 +10890,7 @@
         <w:ind w:left="3600" w:hanging="360"/>
       </w:pPr>
       <w:rPr>
-        <w:rFonts w:ascii="Courier New" w:hAnsi="Courier New" w:cs="Courier New" w:hint="default"/>
+        <w:rFonts w:hint="default" w:ascii="Courier New" w:hAnsi="Courier New" w:cs="Courier New"/>
       </w:rPr>
     </w:lvl>
     <w:lvl w:ilvl="5" w:tplc="240A0005" w:tentative="1">
@@ -10893,7 +10902,7 @@
         <w:ind w:left="4320" w:hanging="360"/>
       </w:pPr>
       <w:rPr>
-        <w:rFonts w:ascii="Wingdings" w:hAnsi="Wingdings" w:hint="default"/>
+        <w:rFonts w:hint="default" w:ascii="Wingdings" w:hAnsi="Wingdings"/>
       </w:rPr>
     </w:lvl>
     <w:lvl w:ilvl="6" w:tplc="240A0001" w:tentative="1">
@@ -10905,7 +10914,7 @@
         <w:ind w:left="5040" w:hanging="360"/>
       </w:pPr>
       <w:rPr>
-        <w:rFonts w:ascii="Symbol" w:hAnsi="Symbol" w:hint="default"/>
+        <w:rFonts w:hint="default" w:ascii="Symbol" w:hAnsi="Symbol"/>
       </w:rPr>
     </w:lvl>
     <w:lvl w:ilvl="7" w:tplc="240A0003" w:tentative="1">
@@ -10917,7 +10926,7 @@
         <w:ind w:left="5760" w:hanging="360"/>
       </w:pPr>
       <w:rPr>
-        <w:rFonts w:ascii="Courier New" w:hAnsi="Courier New" w:cs="Courier New" w:hint="default"/>
+        <w:rFonts w:hint="default" w:ascii="Courier New" w:hAnsi="Courier New" w:cs="Courier New"/>
       </w:rPr>
     </w:lvl>
     <w:lvl w:ilvl="8" w:tplc="240A0005" w:tentative="1">
@@ -10929,7 +10938,7 @@
         <w:ind w:left="6480" w:hanging="360"/>
       </w:pPr>
       <w:rPr>
-        <w:rFonts w:ascii="Wingdings" w:hAnsi="Wingdings" w:hint="default"/>
+        <w:rFonts w:hint="default" w:ascii="Wingdings" w:hAnsi="Wingdings"/>
       </w:rPr>
     </w:lvl>
   </w:abstractNum>
@@ -11118,7 +11127,7 @@
         <w:ind w:left="720" w:hanging="360"/>
       </w:pPr>
       <w:rPr>
-        <w:rFonts w:ascii="Symbol" w:hAnsi="Symbol" w:hint="default"/>
+        <w:rFonts w:hint="default" w:ascii="Symbol" w:hAnsi="Symbol"/>
       </w:rPr>
     </w:lvl>
     <w:lvl w:ilvl="1" w:tplc="240A0003" w:tentative="1">
@@ -11130,7 +11139,7 @@
         <w:ind w:left="1440" w:hanging="360"/>
       </w:pPr>
       <w:rPr>
-        <w:rFonts w:ascii="Courier New" w:hAnsi="Courier New" w:cs="Courier New" w:hint="default"/>
+        <w:rFonts w:hint="default" w:ascii="Courier New" w:hAnsi="Courier New" w:cs="Courier New"/>
       </w:rPr>
     </w:lvl>
     <w:lvl w:ilvl="2" w:tplc="240A0005" w:tentative="1">
@@ -11142,7 +11151,7 @@
         <w:ind w:left="2160" w:hanging="360"/>
       </w:pPr>
       <w:rPr>
-        <w:rFonts w:ascii="Wingdings" w:hAnsi="Wingdings" w:hint="default"/>
+        <w:rFonts w:hint="default" w:ascii="Wingdings" w:hAnsi="Wingdings"/>
       </w:rPr>
     </w:lvl>
     <w:lvl w:ilvl="3" w:tplc="240A0001" w:tentative="1">
@@ -11154,7 +11163,7 @@
         <w:ind w:left="2880" w:hanging="360"/>
       </w:pPr>
       <w:rPr>
-        <w:rFonts w:ascii="Symbol" w:hAnsi="Symbol" w:hint="default"/>
+        <w:rFonts w:hint="default" w:ascii="Symbol" w:hAnsi="Symbol"/>
       </w:rPr>
     </w:lvl>
     <w:lvl w:ilvl="4" w:tplc="240A0003" w:tentative="1">
@@ -11166,7 +11175,7 @@
         <w:ind w:left="3600" w:hanging="360"/>
       </w:pPr>
       <w:rPr>
-        <w:rFonts w:ascii="Courier New" w:hAnsi="Courier New" w:cs="Courier New" w:hint="default"/>
+        <w:rFonts w:hint="default" w:ascii="Courier New" w:hAnsi="Courier New" w:cs="Courier New"/>
       </w:rPr>
     </w:lvl>
     <w:lvl w:ilvl="5" w:tplc="240A0005" w:tentative="1">
@@ -11178,7 +11187,7 @@
         <w:ind w:left="4320" w:hanging="360"/>
       </w:pPr>
       <w:rPr>
-        <w:rFonts w:ascii="Wingdings" w:hAnsi="Wingdings" w:hint="default"/>
+        <w:rFonts w:hint="default" w:ascii="Wingdings" w:hAnsi="Wingdings"/>
       </w:rPr>
     </w:lvl>
     <w:lvl w:ilvl="6" w:tplc="240A0001" w:tentative="1">
@@ -11190,7 +11199,7 @@
         <w:ind w:left="5040" w:hanging="360"/>
       </w:pPr>
       <w:rPr>
-        <w:rFonts w:ascii="Symbol" w:hAnsi="Symbol" w:hint="default"/>
+        <w:rFonts w:hint="default" w:ascii="Symbol" w:hAnsi="Symbol"/>
       </w:rPr>
     </w:lvl>
     <w:lvl w:ilvl="7" w:tplc="240A0003" w:tentative="1">
@@ -11202,7 +11211,7 @@
         <w:ind w:left="5760" w:hanging="360"/>
       </w:pPr>
       <w:rPr>
-        <w:rFonts w:ascii="Courier New" w:hAnsi="Courier New" w:cs="Courier New" w:hint="default"/>
+        <w:rFonts w:hint="default" w:ascii="Courier New" w:hAnsi="Courier New" w:cs="Courier New"/>
       </w:rPr>
     </w:lvl>
     <w:lvl w:ilvl="8" w:tplc="240A0005" w:tentative="1">
@@ -11214,7 +11223,7 @@
         <w:ind w:left="6480" w:hanging="360"/>
       </w:pPr>
       <w:rPr>
-        <w:rFonts w:ascii="Wingdings" w:hAnsi="Wingdings" w:hint="default"/>
+        <w:rFonts w:hint="default" w:ascii="Wingdings" w:hAnsi="Wingdings"/>
       </w:rPr>
     </w:lvl>
   </w:abstractNum>
@@ -11231,7 +11240,7 @@
         <w:ind w:left="720" w:hanging="360"/>
       </w:pPr>
       <w:rPr>
-        <w:rFonts w:ascii="Wingdings" w:hAnsi="Wingdings" w:hint="default"/>
+        <w:rFonts w:hint="default" w:ascii="Wingdings" w:hAnsi="Wingdings"/>
       </w:rPr>
     </w:lvl>
     <w:lvl w:ilvl="1" w:tplc="240A0003" w:tentative="1">
@@ -11243,7 +11252,7 @@
         <w:ind w:left="1440" w:hanging="360"/>
       </w:pPr>
       <w:rPr>
-        <w:rFonts w:ascii="Courier New" w:hAnsi="Courier New" w:cs="Courier New" w:hint="default"/>
+        <w:rFonts w:hint="default" w:ascii="Courier New" w:hAnsi="Courier New" w:cs="Courier New"/>
       </w:rPr>
     </w:lvl>
     <w:lvl w:ilvl="2" w:tplc="240A0005" w:tentative="1">
@@ -11255,7 +11264,7 @@
         <w:ind w:left="2160" w:hanging="360"/>
       </w:pPr>
       <w:rPr>
-        <w:rFonts w:ascii="Wingdings" w:hAnsi="Wingdings" w:hint="default"/>
+        <w:rFonts w:hint="default" w:ascii="Wingdings" w:hAnsi="Wingdings"/>
       </w:rPr>
     </w:lvl>
     <w:lvl w:ilvl="3" w:tplc="240A0001" w:tentative="1">
@@ -11267,7 +11276,7 @@
         <w:ind w:left="2880" w:hanging="360"/>
       </w:pPr>
       <w:rPr>
-        <w:rFonts w:ascii="Symbol" w:hAnsi="Symbol" w:hint="default"/>
+        <w:rFonts w:hint="default" w:ascii="Symbol" w:hAnsi="Symbol"/>
       </w:rPr>
     </w:lvl>
     <w:lvl w:ilvl="4" w:tplc="240A0003" w:tentative="1">
@@ -11279,7 +11288,7 @@
         <w:ind w:left="3600" w:hanging="360"/>
       </w:pPr>
       <w:rPr>
-        <w:rFonts w:ascii="Courier New" w:hAnsi="Courier New" w:cs="Courier New" w:hint="default"/>
+        <w:rFonts w:hint="default" w:ascii="Courier New" w:hAnsi="Courier New" w:cs="Courier New"/>
       </w:rPr>
     </w:lvl>
     <w:lvl w:ilvl="5" w:tplc="240A0005" w:tentative="1">
@@ -11291,7 +11300,7 @@
         <w:ind w:left="4320" w:hanging="360"/>
       </w:pPr>
       <w:rPr>
-        <w:rFonts w:ascii="Wingdings" w:hAnsi="Wingdings" w:hint="default"/>
+        <w:rFonts w:hint="default" w:ascii="Wingdings" w:hAnsi="Wingdings"/>
       </w:rPr>
     </w:lvl>
     <w:lvl w:ilvl="6" w:tplc="240A0001" w:tentative="1">
@@ -11303,7 +11312,7 @@
         <w:ind w:left="5040" w:hanging="360"/>
       </w:pPr>
       <w:rPr>
-        <w:rFonts w:ascii="Symbol" w:hAnsi="Symbol" w:hint="default"/>
+        <w:rFonts w:hint="default" w:ascii="Symbol" w:hAnsi="Symbol"/>
       </w:rPr>
     </w:lvl>
     <w:lvl w:ilvl="7" w:tplc="240A0003" w:tentative="1">
@@ -11315,7 +11324,7 @@
         <w:ind w:left="5760" w:hanging="360"/>
       </w:pPr>
       <w:rPr>
-        <w:rFonts w:ascii="Courier New" w:hAnsi="Courier New" w:cs="Courier New" w:hint="default"/>
+        <w:rFonts w:hint="default" w:ascii="Courier New" w:hAnsi="Courier New" w:cs="Courier New"/>
       </w:rPr>
     </w:lvl>
     <w:lvl w:ilvl="8" w:tplc="240A0005" w:tentative="1">
@@ -11327,7 +11336,7 @@
         <w:ind w:left="6480" w:hanging="360"/>
       </w:pPr>
       <w:rPr>
-        <w:rFonts w:ascii="Wingdings" w:hAnsi="Wingdings" w:hint="default"/>
+        <w:rFonts w:hint="default" w:ascii="Wingdings" w:hAnsi="Wingdings"/>
       </w:rPr>
     </w:lvl>
   </w:abstractNum>
@@ -11344,7 +11353,7 @@
         <w:ind w:left="720" w:hanging="360"/>
       </w:pPr>
       <w:rPr>
-        <w:rFonts w:ascii="Symbol" w:hAnsi="Symbol" w:hint="default"/>
+        <w:rFonts w:hint="default" w:ascii="Symbol" w:hAnsi="Symbol"/>
       </w:rPr>
     </w:lvl>
     <w:lvl w:ilvl="1" w:tplc="240A0003" w:tentative="1">
@@ -11356,7 +11365,7 @@
         <w:ind w:left="1440" w:hanging="360"/>
       </w:pPr>
       <w:rPr>
-        <w:rFonts w:ascii="Courier New" w:hAnsi="Courier New" w:cs="Courier New" w:hint="default"/>
+        <w:rFonts w:hint="default" w:ascii="Courier New" w:hAnsi="Courier New" w:cs="Courier New"/>
       </w:rPr>
     </w:lvl>
     <w:lvl w:ilvl="2" w:tplc="240A0005" w:tentative="1">
@@ -11368,7 +11377,7 @@
         <w:ind w:left="2160" w:hanging="360"/>
       </w:pPr>
       <w:rPr>
-        <w:rFonts w:ascii="Wingdings" w:hAnsi="Wingdings" w:hint="default"/>
+        <w:rFonts w:hint="default" w:ascii="Wingdings" w:hAnsi="Wingdings"/>
       </w:rPr>
     </w:lvl>
     <w:lvl w:ilvl="3" w:tplc="240A0001" w:tentative="1">
@@ -11380,7 +11389,7 @@
         <w:ind w:left="2880" w:hanging="360"/>
       </w:pPr>
       <w:rPr>
-        <w:rFonts w:ascii="Symbol" w:hAnsi="Symbol" w:hint="default"/>
+        <w:rFonts w:hint="default" w:ascii="Symbol" w:hAnsi="Symbol"/>
       </w:rPr>
     </w:lvl>
     <w:lvl w:ilvl="4" w:tplc="240A0003" w:tentative="1">
@@ -11392,7 +11401,7 @@
         <w:ind w:left="3600" w:hanging="360"/>
       </w:pPr>
       <w:rPr>
-        <w:rFonts w:ascii="Courier New" w:hAnsi="Courier New" w:cs="Courier New" w:hint="default"/>
+        <w:rFonts w:hint="default" w:ascii="Courier New" w:hAnsi="Courier New" w:cs="Courier New"/>
       </w:rPr>
     </w:lvl>
     <w:lvl w:ilvl="5" w:tplc="240A0005" w:tentative="1">
@@ -11404,7 +11413,7 @@
         <w:ind w:left="4320" w:hanging="360"/>
       </w:pPr>
       <w:rPr>
-        <w:rFonts w:ascii="Wingdings" w:hAnsi="Wingdings" w:hint="default"/>
+        <w:rFonts w:hint="default" w:ascii="Wingdings" w:hAnsi="Wingdings"/>
       </w:rPr>
     </w:lvl>
     <w:lvl w:ilvl="6" w:tplc="240A0001" w:tentative="1">
@@ -11416,7 +11425,7 @@
         <w:ind w:left="5040" w:hanging="360"/>
       </w:pPr>
       <w:rPr>
-        <w:rFonts w:ascii="Symbol" w:hAnsi="Symbol" w:hint="default"/>
+        <w:rFonts w:hint="default" w:ascii="Symbol" w:hAnsi="Symbol"/>
       </w:rPr>
     </w:lvl>
     <w:lvl w:ilvl="7" w:tplc="240A0003" w:tentative="1">
@@ -11428,7 +11437,7 @@
         <w:ind w:left="5760" w:hanging="360"/>
       </w:pPr>
       <w:rPr>
-        <w:rFonts w:ascii="Courier New" w:hAnsi="Courier New" w:cs="Courier New" w:hint="default"/>
+        <w:rFonts w:hint="default" w:ascii="Courier New" w:hAnsi="Courier New" w:cs="Courier New"/>
       </w:rPr>
     </w:lvl>
     <w:lvl w:ilvl="8" w:tplc="240A0005" w:tentative="1">
@@ -11440,7 +11449,7 @@
         <w:ind w:left="6480" w:hanging="360"/>
       </w:pPr>
       <w:rPr>
-        <w:rFonts w:ascii="Wingdings" w:hAnsi="Wingdings" w:hint="default"/>
+        <w:rFonts w:hint="default" w:ascii="Wingdings" w:hAnsi="Wingdings"/>
       </w:rPr>
     </w:lvl>
   </w:abstractNum>
@@ -11460,7 +11469,7 @@
         <w:ind w:left="720" w:hanging="360"/>
       </w:pPr>
       <w:rPr>
-        <w:rFonts w:ascii="Symbol" w:hAnsi="Symbol" w:hint="default"/>
+        <w:rFonts w:hint="default" w:ascii="Symbol" w:hAnsi="Symbol"/>
         <w:sz w:val="20"/>
       </w:rPr>
     </w:lvl>
@@ -11476,7 +11485,7 @@
         <w:ind w:left="1440" w:hanging="360"/>
       </w:pPr>
       <w:rPr>
-        <w:rFonts w:ascii="Courier New" w:hAnsi="Courier New" w:hint="default"/>
+        <w:rFonts w:hint="default" w:ascii="Courier New" w:hAnsi="Courier New"/>
         <w:sz w:val="20"/>
       </w:rPr>
     </w:lvl>
@@ -11492,7 +11501,7 @@
         <w:ind w:left="2160" w:hanging="360"/>
       </w:pPr>
       <w:rPr>
-        <w:rFonts w:ascii="Wingdings" w:hAnsi="Wingdings" w:hint="default"/>
+        <w:rFonts w:hint="default" w:ascii="Wingdings" w:hAnsi="Wingdings"/>
         <w:sz w:val="20"/>
       </w:rPr>
     </w:lvl>
@@ -11508,7 +11517,7 @@
         <w:ind w:left="2880" w:hanging="360"/>
       </w:pPr>
       <w:rPr>
-        <w:rFonts w:ascii="Wingdings" w:hAnsi="Wingdings" w:hint="default"/>
+        <w:rFonts w:hint="default" w:ascii="Wingdings" w:hAnsi="Wingdings"/>
         <w:sz w:val="20"/>
       </w:rPr>
     </w:lvl>
@@ -11524,7 +11533,7 @@
         <w:ind w:left="3600" w:hanging="360"/>
       </w:pPr>
       <w:rPr>
-        <w:rFonts w:ascii="Wingdings" w:hAnsi="Wingdings" w:hint="default"/>
+        <w:rFonts w:hint="default" w:ascii="Wingdings" w:hAnsi="Wingdings"/>
         <w:sz w:val="20"/>
       </w:rPr>
     </w:lvl>
@@ -11540,7 +11549,7 @@
         <w:ind w:left="4320" w:hanging="360"/>
       </w:pPr>
       <w:rPr>
-        <w:rFonts w:ascii="Wingdings" w:hAnsi="Wingdings" w:hint="default"/>
+        <w:rFonts w:hint="default" w:ascii="Wingdings" w:hAnsi="Wingdings"/>
         <w:sz w:val="20"/>
       </w:rPr>
     </w:lvl>
@@ -11556,7 +11565,7 @@
         <w:ind w:left="5040" w:hanging="360"/>
       </w:pPr>
       <w:rPr>
-        <w:rFonts w:ascii="Wingdings" w:hAnsi="Wingdings" w:hint="default"/>
+        <w:rFonts w:hint="default" w:ascii="Wingdings" w:hAnsi="Wingdings"/>
         <w:sz w:val="20"/>
       </w:rPr>
     </w:lvl>
@@ -11572,7 +11581,7 @@
         <w:ind w:left="5760" w:hanging="360"/>
       </w:pPr>
       <w:rPr>
-        <w:rFonts w:ascii="Wingdings" w:hAnsi="Wingdings" w:hint="default"/>
+        <w:rFonts w:hint="default" w:ascii="Wingdings" w:hAnsi="Wingdings"/>
         <w:sz w:val="20"/>
       </w:rPr>
     </w:lvl>
@@ -11588,7 +11597,7 @@
         <w:ind w:left="6480" w:hanging="360"/>
       </w:pPr>
       <w:rPr>
-        <w:rFonts w:ascii="Wingdings" w:hAnsi="Wingdings" w:hint="default"/>
+        <w:rFonts w:hint="default" w:ascii="Wingdings" w:hAnsi="Wingdings"/>
         <w:sz w:val="20"/>
       </w:rPr>
     </w:lvl>
@@ -11606,7 +11615,7 @@
         <w:ind w:left="1080" w:hanging="360"/>
       </w:pPr>
       <w:rPr>
-        <w:rFonts w:ascii="Courier New" w:hAnsi="Courier New" w:cs="Courier New" w:hint="default"/>
+        <w:rFonts w:hint="default" w:ascii="Courier New" w:hAnsi="Courier New" w:cs="Courier New"/>
       </w:rPr>
     </w:lvl>
     <w:lvl w:ilvl="1" w:tplc="240A0003" w:tentative="1">
@@ -11618,7 +11627,7 @@
         <w:ind w:left="1800" w:hanging="360"/>
       </w:pPr>
       <w:rPr>
-        <w:rFonts w:ascii="Courier New" w:hAnsi="Courier New" w:cs="Courier New" w:hint="default"/>
+        <w:rFonts w:hint="default" w:ascii="Courier New" w:hAnsi="Courier New" w:cs="Courier New"/>
       </w:rPr>
     </w:lvl>
     <w:lvl w:ilvl="2" w:tplc="240A0005" w:tentative="1">
@@ -11630,7 +11639,7 @@
         <w:ind w:left="2520" w:hanging="360"/>
       </w:pPr>
       <w:rPr>
-        <w:rFonts w:ascii="Wingdings" w:hAnsi="Wingdings" w:hint="default"/>
+        <w:rFonts w:hint="default" w:ascii="Wingdings" w:hAnsi="Wingdings"/>
       </w:rPr>
     </w:lvl>
     <w:lvl w:ilvl="3" w:tplc="240A0001" w:tentative="1">
@@ -11642,7 +11651,7 @@
         <w:ind w:left="3240" w:hanging="360"/>
       </w:pPr>
       <w:rPr>
-        <w:rFonts w:ascii="Symbol" w:hAnsi="Symbol" w:hint="default"/>
+        <w:rFonts w:hint="default" w:ascii="Symbol" w:hAnsi="Symbol"/>
       </w:rPr>
     </w:lvl>
     <w:lvl w:ilvl="4" w:tplc="240A0003" w:tentative="1">
@@ -11654,7 +11663,7 @@
         <w:ind w:left="3960" w:hanging="360"/>
       </w:pPr>
       <w:rPr>
-        <w:rFonts w:ascii="Courier New" w:hAnsi="Courier New" w:cs="Courier New" w:hint="default"/>
+        <w:rFonts w:hint="default" w:ascii="Courier New" w:hAnsi="Courier New" w:cs="Courier New"/>
       </w:rPr>
     </w:lvl>
     <w:lvl w:ilvl="5" w:tplc="240A0005" w:tentative="1">
@@ -11666,7 +11675,7 @@
         <w:ind w:left="4680" w:hanging="360"/>
       </w:pPr>
       <w:rPr>
-        <w:rFonts w:ascii="Wingdings" w:hAnsi="Wingdings" w:hint="default"/>
+        <w:rFonts w:hint="default" w:ascii="Wingdings" w:hAnsi="Wingdings"/>
       </w:rPr>
     </w:lvl>
     <w:lvl w:ilvl="6" w:tplc="240A0001" w:tentative="1">
@@ -11678,7 +11687,7 @@
         <w:ind w:left="5400" w:hanging="360"/>
       </w:pPr>
       <w:rPr>
-        <w:rFonts w:ascii="Symbol" w:hAnsi="Symbol" w:hint="default"/>
+        <w:rFonts w:hint="default" w:ascii="Symbol" w:hAnsi="Symbol"/>
       </w:rPr>
     </w:lvl>
     <w:lvl w:ilvl="7" w:tplc="240A0003" w:tentative="1">
@@ -11690,7 +11699,7 @@
         <w:ind w:left="6120" w:hanging="360"/>
       </w:pPr>
       <w:rPr>
-        <w:rFonts w:ascii="Courier New" w:hAnsi="Courier New" w:cs="Courier New" w:hint="default"/>
+        <w:rFonts w:hint="default" w:ascii="Courier New" w:hAnsi="Courier New" w:cs="Courier New"/>
       </w:rPr>
     </w:lvl>
     <w:lvl w:ilvl="8" w:tplc="240A0005" w:tentative="1">
@@ -11702,7 +11711,7 @@
         <w:ind w:left="6840" w:hanging="360"/>
       </w:pPr>
       <w:rPr>
-        <w:rFonts w:ascii="Wingdings" w:hAnsi="Wingdings" w:hint="default"/>
+        <w:rFonts w:hint="default" w:ascii="Wingdings" w:hAnsi="Wingdings"/>
       </w:rPr>
     </w:lvl>
   </w:abstractNum>
@@ -11719,7 +11728,7 @@
         <w:ind w:left="720" w:hanging="360"/>
       </w:pPr>
       <w:rPr>
-        <w:rFonts w:ascii="Courier New" w:hAnsi="Courier New" w:cs="Courier New" w:hint="default"/>
+        <w:rFonts w:hint="default" w:ascii="Courier New" w:hAnsi="Courier New" w:cs="Courier New"/>
       </w:rPr>
     </w:lvl>
     <w:lvl w:ilvl="1" w:tplc="240A0003">
@@ -11731,7 +11740,7 @@
         <w:ind w:left="1440" w:hanging="360"/>
       </w:pPr>
       <w:rPr>
-        <w:rFonts w:ascii="Courier New" w:hAnsi="Courier New" w:cs="Courier New" w:hint="default"/>
+        <w:rFonts w:hint="default" w:ascii="Courier New" w:hAnsi="Courier New" w:cs="Courier New"/>
       </w:rPr>
     </w:lvl>
     <w:lvl w:ilvl="2" w:tplc="240A0005" w:tentative="1">
@@ -11743,7 +11752,7 @@
         <w:ind w:left="2160" w:hanging="360"/>
       </w:pPr>
       <w:rPr>
-        <w:rFonts w:ascii="Wingdings" w:hAnsi="Wingdings" w:hint="default"/>
+        <w:rFonts w:hint="default" w:ascii="Wingdings" w:hAnsi="Wingdings"/>
       </w:rPr>
     </w:lvl>
     <w:lvl w:ilvl="3" w:tplc="240A0001" w:tentative="1">
@@ -11755,7 +11764,7 @@
         <w:ind w:left="2880" w:hanging="360"/>
       </w:pPr>
       <w:rPr>
-        <w:rFonts w:ascii="Symbol" w:hAnsi="Symbol" w:hint="default"/>
+        <w:rFonts w:hint="default" w:ascii="Symbol" w:hAnsi="Symbol"/>
       </w:rPr>
     </w:lvl>
     <w:lvl w:ilvl="4" w:tplc="240A0003" w:tentative="1">
@@ -11767,7 +11776,7 @@
         <w:ind w:left="3600" w:hanging="360"/>
       </w:pPr>
       <w:rPr>
-        <w:rFonts w:ascii="Courier New" w:hAnsi="Courier New" w:cs="Courier New" w:hint="default"/>
+        <w:rFonts w:hint="default" w:ascii="Courier New" w:hAnsi="Courier New" w:cs="Courier New"/>
       </w:rPr>
     </w:lvl>
     <w:lvl w:ilvl="5" w:tplc="240A0005" w:tentative="1">
@@ -11779,7 +11788,7 @@
         <w:ind w:left="4320" w:hanging="360"/>
       </w:pPr>
       <w:rPr>
-        <w:rFonts w:ascii="Wingdings" w:hAnsi="Wingdings" w:hint="default"/>
+        <w:rFonts w:hint="default" w:ascii="Wingdings" w:hAnsi="Wingdings"/>
       </w:rPr>
     </w:lvl>
     <w:lvl w:ilvl="6" w:tplc="240A0001" w:tentative="1">
@@ -11791,7 +11800,7 @@
         <w:ind w:left="5040" w:hanging="360"/>
       </w:pPr>
       <w:rPr>
-        <w:rFonts w:ascii="Symbol" w:hAnsi="Symbol" w:hint="default"/>
+        <w:rFonts w:hint="default" w:ascii="Symbol" w:hAnsi="Symbol"/>
       </w:rPr>
     </w:lvl>
     <w:lvl w:ilvl="7" w:tplc="240A0003" w:tentative="1">
@@ -11803,7 +11812,7 @@
         <w:ind w:left="5760" w:hanging="360"/>
       </w:pPr>
       <w:rPr>
-        <w:rFonts w:ascii="Courier New" w:hAnsi="Courier New" w:cs="Courier New" w:hint="default"/>
+        <w:rFonts w:hint="default" w:ascii="Courier New" w:hAnsi="Courier New" w:cs="Courier New"/>
       </w:rPr>
     </w:lvl>
     <w:lvl w:ilvl="8" w:tplc="240A0005" w:tentative="1">
@@ -11815,7 +11824,7 @@
         <w:ind w:left="6480" w:hanging="360"/>
       </w:pPr>
       <w:rPr>
-        <w:rFonts w:ascii="Wingdings" w:hAnsi="Wingdings" w:hint="default"/>
+        <w:rFonts w:hint="default" w:ascii="Wingdings" w:hAnsi="Wingdings"/>
       </w:rPr>
     </w:lvl>
   </w:abstractNum>
@@ -11832,7 +11841,7 @@
         <w:ind w:left="720" w:hanging="360"/>
       </w:pPr>
       <w:rPr>
-        <w:rFonts w:ascii="Symbol" w:hAnsi="Symbol" w:hint="default"/>
+        <w:rFonts w:hint="default" w:ascii="Symbol" w:hAnsi="Symbol"/>
       </w:rPr>
     </w:lvl>
     <w:lvl w:ilvl="1" w:tplc="240A0003" w:tentative="1">
@@ -11844,7 +11853,7 @@
         <w:ind w:left="1440" w:hanging="360"/>
       </w:pPr>
       <w:rPr>
-        <w:rFonts w:ascii="Courier New" w:hAnsi="Courier New" w:cs="Courier New" w:hint="default"/>
+        <w:rFonts w:hint="default" w:ascii="Courier New" w:hAnsi="Courier New" w:cs="Courier New"/>
       </w:rPr>
     </w:lvl>
     <w:lvl w:ilvl="2" w:tplc="240A0005" w:tentative="1">
@@ -11856,7 +11865,7 @@
         <w:ind w:left="2160" w:hanging="360"/>
       </w:pPr>
       <w:rPr>
-        <w:rFonts w:ascii="Wingdings" w:hAnsi="Wingdings" w:hint="default"/>
+        <w:rFonts w:hint="default" w:ascii="Wingdings" w:hAnsi="Wingdings"/>
       </w:rPr>
     </w:lvl>
     <w:lvl w:ilvl="3" w:tplc="240A0001" w:tentative="1">
@@ -11868,7 +11877,7 @@
         <w:ind w:left="2880" w:hanging="360"/>
       </w:pPr>
       <w:rPr>
-        <w:rFonts w:ascii="Symbol" w:hAnsi="Symbol" w:hint="default"/>
+        <w:rFonts w:hint="default" w:ascii="Symbol" w:hAnsi="Symbol"/>
       </w:rPr>
     </w:lvl>
     <w:lvl w:ilvl="4" w:tplc="240A0003" w:tentative="1">
@@ -11880,7 +11889,7 @@
         <w:ind w:left="3600" w:hanging="360"/>
       </w:pPr>
       <w:rPr>
-        <w:rFonts w:ascii="Courier New" w:hAnsi="Courier New" w:cs="Courier New" w:hint="default"/>
+        <w:rFonts w:hint="default" w:ascii="Courier New" w:hAnsi="Courier New" w:cs="Courier New"/>
       </w:rPr>
     </w:lvl>
     <w:lvl w:ilvl="5" w:tplc="240A0005" w:tentative="1">
@@ -11892,7 +11901,7 @@
         <w:ind w:left="4320" w:hanging="360"/>
       </w:pPr>
       <w:rPr>
-        <w:rFonts w:ascii="Wingdings" w:hAnsi="Wingdings" w:hint="default"/>
+        <w:rFonts w:hint="default" w:ascii="Wingdings" w:hAnsi="Wingdings"/>
       </w:rPr>
     </w:lvl>
     <w:lvl w:ilvl="6" w:tplc="240A0001" w:tentative="1">
@@ -11904,7 +11913,7 @@
         <w:ind w:left="5040" w:hanging="360"/>
       </w:pPr>
       <w:rPr>
-        <w:rFonts w:ascii="Symbol" w:hAnsi="Symbol" w:hint="default"/>
+        <w:rFonts w:hint="default" w:ascii="Symbol" w:hAnsi="Symbol"/>
       </w:rPr>
     </w:lvl>
     <w:lvl w:ilvl="7" w:tplc="240A0003" w:tentative="1">
@@ -11916,7 +11925,7 @@
         <w:ind w:left="5760" w:hanging="360"/>
       </w:pPr>
       <w:rPr>
-        <w:rFonts w:ascii="Courier New" w:hAnsi="Courier New" w:cs="Courier New" w:hint="default"/>
+        <w:rFonts w:hint="default" w:ascii="Courier New" w:hAnsi="Courier New" w:cs="Courier New"/>
       </w:rPr>
     </w:lvl>
     <w:lvl w:ilvl="8" w:tplc="240A0005" w:tentative="1">
@@ -11928,7 +11937,7 @@
         <w:ind w:left="6480" w:hanging="360"/>
       </w:pPr>
       <w:rPr>
-        <w:rFonts w:ascii="Wingdings" w:hAnsi="Wingdings" w:hint="default"/>
+        <w:rFonts w:hint="default" w:ascii="Wingdings" w:hAnsi="Wingdings"/>
       </w:rPr>
     </w:lvl>
   </w:abstractNum>
@@ -11945,7 +11954,7 @@
         <w:ind w:left="720" w:hanging="360"/>
       </w:pPr>
       <w:rPr>
-        <w:rFonts w:ascii="Symbol" w:hAnsi="Symbol" w:hint="default"/>
+        <w:rFonts w:hint="default" w:ascii="Symbol" w:hAnsi="Symbol"/>
       </w:rPr>
     </w:lvl>
     <w:lvl w:ilvl="1" w:tplc="240A0003" w:tentative="1">
@@ -11957,7 +11966,7 @@
         <w:ind w:left="1440" w:hanging="360"/>
       </w:pPr>
       <w:rPr>
-        <w:rFonts w:ascii="Courier New" w:hAnsi="Courier New" w:cs="Courier New" w:hint="default"/>
+        <w:rFonts w:hint="default" w:ascii="Courier New" w:hAnsi="Courier New" w:cs="Courier New"/>
       </w:rPr>
     </w:lvl>
     <w:lvl w:ilvl="2" w:tplc="240A0005" w:tentative="1">
@@ -11969,7 +11978,7 @@
         <w:ind w:left="2160" w:hanging="360"/>
       </w:pPr>
       <w:rPr>
-        <w:rFonts w:ascii="Wingdings" w:hAnsi="Wingdings" w:hint="default"/>
+        <w:rFonts w:hint="default" w:ascii="Wingdings" w:hAnsi="Wingdings"/>
       </w:rPr>
     </w:lvl>
     <w:lvl w:ilvl="3" w:tplc="240A0001" w:tentative="1">
@@ -11981,7 +11990,7 @@
         <w:ind w:left="2880" w:hanging="360"/>
       </w:pPr>
       <w:rPr>
-        <w:rFonts w:ascii="Symbol" w:hAnsi="Symbol" w:hint="default"/>
+        <w:rFonts w:hint="default" w:ascii="Symbol" w:hAnsi="Symbol"/>
       </w:rPr>
     </w:lvl>
     <w:lvl w:ilvl="4" w:tplc="240A0003" w:tentative="1">
@@ -11993,7 +12002,7 @@
         <w:ind w:left="3600" w:hanging="360"/>
       </w:pPr>
       <w:rPr>
-        <w:rFonts w:ascii="Courier New" w:hAnsi="Courier New" w:cs="Courier New" w:hint="default"/>
+        <w:rFonts w:hint="default" w:ascii="Courier New" w:hAnsi="Courier New" w:cs="Courier New"/>
       </w:rPr>
     </w:lvl>
     <w:lvl w:ilvl="5" w:tplc="240A0005" w:tentative="1">
@@ -12005,7 +12014,7 @@
         <w:ind w:left="4320" w:hanging="360"/>
       </w:pPr>
       <w:rPr>
-        <w:rFonts w:ascii="Wingdings" w:hAnsi="Wingdings" w:hint="default"/>
+        <w:rFonts w:hint="default" w:ascii="Wingdings" w:hAnsi="Wingdings"/>
       </w:rPr>
     </w:lvl>
     <w:lvl w:ilvl="6" w:tplc="240A0001" w:tentative="1">
@@ -12017,7 +12026,7 @@
         <w:ind w:left="5040" w:hanging="360"/>
       </w:pPr>
       <w:rPr>
-        <w:rFonts w:ascii="Symbol" w:hAnsi="Symbol" w:hint="default"/>
+        <w:rFonts w:hint="default" w:ascii="Symbol" w:hAnsi="Symbol"/>
       </w:rPr>
     </w:lvl>
     <w:lvl w:ilvl="7" w:tplc="240A0003" w:tentative="1">
@@ -12029,7 +12038,7 @@
         <w:ind w:left="5760" w:hanging="360"/>
       </w:pPr>
       <w:rPr>
-        <w:rFonts w:ascii="Courier New" w:hAnsi="Courier New" w:cs="Courier New" w:hint="default"/>
+        <w:rFonts w:hint="default" w:ascii="Courier New" w:hAnsi="Courier New" w:cs="Courier New"/>
       </w:rPr>
     </w:lvl>
     <w:lvl w:ilvl="8" w:tplc="240A0005" w:tentative="1">
@@ -12041,7 +12050,7 @@
         <w:ind w:left="6480" w:hanging="360"/>
       </w:pPr>
       <w:rPr>
-        <w:rFonts w:ascii="Wingdings" w:hAnsi="Wingdings" w:hint="default"/>
+        <w:rFonts w:hint="default" w:ascii="Wingdings" w:hAnsi="Wingdings"/>
       </w:rPr>
     </w:lvl>
   </w:abstractNum>
@@ -12148,7 +12157,7 @@
         <w:ind w:left="720" w:hanging="360"/>
       </w:pPr>
       <w:rPr>
-        <w:rFonts w:ascii="Courier New" w:hAnsi="Courier New" w:cs="Courier New" w:hint="default"/>
+        <w:rFonts w:hint="default" w:ascii="Courier New" w:hAnsi="Courier New" w:cs="Courier New"/>
       </w:rPr>
     </w:lvl>
     <w:lvl w:ilvl="1" w:tplc="240A0003" w:tentative="1">
@@ -12160,7 +12169,7 @@
         <w:ind w:left="1440" w:hanging="360"/>
       </w:pPr>
       <w:rPr>
-        <w:rFonts w:ascii="Courier New" w:hAnsi="Courier New" w:cs="Courier New" w:hint="default"/>
+        <w:rFonts w:hint="default" w:ascii="Courier New" w:hAnsi="Courier New" w:cs="Courier New"/>
       </w:rPr>
     </w:lvl>
     <w:lvl w:ilvl="2" w:tplc="240A0005" w:tentative="1">
@@ -12172,7 +12181,7 @@
         <w:ind w:left="2160" w:hanging="360"/>
       </w:pPr>
       <w:rPr>
-        <w:rFonts w:ascii="Wingdings" w:hAnsi="Wingdings" w:hint="default"/>
+        <w:rFonts w:hint="default" w:ascii="Wingdings" w:hAnsi="Wingdings"/>
       </w:rPr>
     </w:lvl>
     <w:lvl w:ilvl="3" w:tplc="240A0001" w:tentative="1">
@@ -12184,7 +12193,7 @@
         <w:ind w:left="2880" w:hanging="360"/>
       </w:pPr>
       <w:rPr>
-        <w:rFonts w:ascii="Symbol" w:hAnsi="Symbol" w:hint="default"/>
+        <w:rFonts w:hint="default" w:ascii="Symbol" w:hAnsi="Symbol"/>
       </w:rPr>
     </w:lvl>
     <w:lvl w:ilvl="4" w:tplc="240A0003" w:tentative="1">
@@ -12196,7 +12205,7 @@
         <w:ind w:left="3600" w:hanging="360"/>
       </w:pPr>
       <w:rPr>
-        <w:rFonts w:ascii="Courier New" w:hAnsi="Courier New" w:cs="Courier New" w:hint="default"/>
+        <w:rFonts w:hint="default" w:ascii="Courier New" w:hAnsi="Courier New" w:cs="Courier New"/>
       </w:rPr>
     </w:lvl>
     <w:lvl w:ilvl="5" w:tplc="240A0005" w:tentative="1">
@@ -12208,7 +12217,7 @@
         <w:ind w:left="4320" w:hanging="360"/>
       </w:pPr>
       <w:rPr>
-        <w:rFonts w:ascii="Wingdings" w:hAnsi="Wingdings" w:hint="default"/>
+        <w:rFonts w:hint="default" w:ascii="Wingdings" w:hAnsi="Wingdings"/>
       </w:rPr>
     </w:lvl>
     <w:lvl w:ilvl="6" w:tplc="240A0001" w:tentative="1">
@@ -12220,7 +12229,7 @@
         <w:ind w:left="5040" w:hanging="360"/>
       </w:pPr>
       <w:rPr>
-        <w:rFonts w:ascii="Symbol" w:hAnsi="Symbol" w:hint="default"/>
+        <w:rFonts w:hint="default" w:ascii="Symbol" w:hAnsi="Symbol"/>
       </w:rPr>
     </w:lvl>
     <w:lvl w:ilvl="7" w:tplc="240A0003" w:tentative="1">
@@ -12232,7 +12241,7 @@
         <w:ind w:left="5760" w:hanging="360"/>
       </w:pPr>
       <w:rPr>
-        <w:rFonts w:ascii="Courier New" w:hAnsi="Courier New" w:cs="Courier New" w:hint="default"/>
+        <w:rFonts w:hint="default" w:ascii="Courier New" w:hAnsi="Courier New" w:cs="Courier New"/>
       </w:rPr>
     </w:lvl>
     <w:lvl w:ilvl="8" w:tplc="240A0005" w:tentative="1">
@@ -12244,7 +12253,7 @@
         <w:ind w:left="6480" w:hanging="360"/>
       </w:pPr>
       <w:rPr>
-        <w:rFonts w:ascii="Wingdings" w:hAnsi="Wingdings" w:hint="default"/>
+        <w:rFonts w:hint="default" w:ascii="Wingdings" w:hAnsi="Wingdings"/>
       </w:rPr>
     </w:lvl>
   </w:abstractNum>
@@ -12261,7 +12270,7 @@
         <w:ind w:left="720" w:hanging="360"/>
       </w:pPr>
       <w:rPr>
-        <w:rFonts w:ascii="Symbol" w:hAnsi="Symbol" w:hint="default"/>
+        <w:rFonts w:hint="default" w:ascii="Symbol" w:hAnsi="Symbol"/>
       </w:rPr>
     </w:lvl>
     <w:lvl w:ilvl="1" w:tplc="240A0003" w:tentative="1">
@@ -12273,7 +12282,7 @@
         <w:ind w:left="1440" w:hanging="360"/>
       </w:pPr>
       <w:rPr>
-        <w:rFonts w:ascii="Courier New" w:hAnsi="Courier New" w:cs="Courier New" w:hint="default"/>
+        <w:rFonts w:hint="default" w:ascii="Courier New" w:hAnsi="Courier New" w:cs="Courier New"/>
       </w:rPr>
     </w:lvl>
     <w:lvl w:ilvl="2" w:tplc="240A0005" w:tentative="1">
@@ -12285,7 +12294,7 @@
         <w:ind w:left="2160" w:hanging="360"/>
       </w:pPr>
       <w:rPr>
-        <w:rFonts w:ascii="Wingdings" w:hAnsi="Wingdings" w:hint="default"/>
+        <w:rFonts w:hint="default" w:ascii="Wingdings" w:hAnsi="Wingdings"/>
       </w:rPr>
     </w:lvl>
     <w:lvl w:ilvl="3" w:tplc="240A0001" w:tentative="1">
@@ -12297,7 +12306,7 @@
         <w:ind w:left="2880" w:hanging="360"/>
       </w:pPr>
       <w:rPr>
-        <w:rFonts w:ascii="Symbol" w:hAnsi="Symbol" w:hint="default"/>
+        <w:rFonts w:hint="default" w:ascii="Symbol" w:hAnsi="Symbol"/>
       </w:rPr>
     </w:lvl>
     <w:lvl w:ilvl="4" w:tplc="240A0003" w:tentative="1">
@@ -12309,7 +12318,7 @@
         <w:ind w:left="3600" w:hanging="360"/>
       </w:pPr>
       <w:rPr>
-        <w:rFonts w:ascii="Courier New" w:hAnsi="Courier New" w:cs="Courier New" w:hint="default"/>
+        <w:rFonts w:hint="default" w:ascii="Courier New" w:hAnsi="Courier New" w:cs="Courier New"/>
       </w:rPr>
     </w:lvl>
     <w:lvl w:ilvl="5" w:tplc="240A0005" w:tentative="1">
@@ -12321,7 +12330,7 @@
         <w:ind w:left="4320" w:hanging="360"/>
       </w:pPr>
       <w:rPr>
-        <w:rFonts w:ascii="Wingdings" w:hAnsi="Wingdings" w:hint="default"/>
+        <w:rFonts w:hint="default" w:ascii="Wingdings" w:hAnsi="Wingdings"/>
       </w:rPr>
     </w:lvl>
     <w:lvl w:ilvl="6" w:tplc="240A0001" w:tentative="1">
@@ -12333,7 +12342,7 @@
         <w:ind w:left="5040" w:hanging="360"/>
       </w:pPr>
       <w:rPr>
-        <w:rFonts w:ascii="Symbol" w:hAnsi="Symbol" w:hint="default"/>
+        <w:rFonts w:hint="default" w:ascii="Symbol" w:hAnsi="Symbol"/>
       </w:rPr>
     </w:lvl>
     <w:lvl w:ilvl="7" w:tplc="240A0003" w:tentative="1">
@@ -12345,7 +12354,7 @@
         <w:ind w:left="5760" w:hanging="360"/>
       </w:pPr>
       <w:rPr>
-        <w:rFonts w:ascii="Courier New" w:hAnsi="Courier New" w:cs="Courier New" w:hint="default"/>
+        <w:rFonts w:hint="default" w:ascii="Courier New" w:hAnsi="Courier New" w:cs="Courier New"/>
       </w:rPr>
     </w:lvl>
     <w:lvl w:ilvl="8" w:tplc="240A0005" w:tentative="1">
@@ -12357,7 +12366,7 @@
         <w:ind w:left="6480" w:hanging="360"/>
       </w:pPr>
       <w:rPr>
-        <w:rFonts w:ascii="Wingdings" w:hAnsi="Wingdings" w:hint="default"/>
+        <w:rFonts w:hint="default" w:ascii="Wingdings" w:hAnsi="Wingdings"/>
       </w:rPr>
     </w:lvl>
   </w:abstractNum>
@@ -12374,7 +12383,7 @@
         <w:ind w:left="720" w:hanging="360"/>
       </w:pPr>
       <w:rPr>
-        <w:rFonts w:ascii="Symbol" w:hAnsi="Symbol" w:hint="default"/>
+        <w:rFonts w:hint="default" w:ascii="Symbol" w:hAnsi="Symbol"/>
       </w:rPr>
     </w:lvl>
     <w:lvl w:ilvl="1" w:tplc="240A0003" w:tentative="1">
@@ -12386,7 +12395,7 @@
         <w:ind w:left="1440" w:hanging="360"/>
       </w:pPr>
       <w:rPr>
-        <w:rFonts w:ascii="Courier New" w:hAnsi="Courier New" w:cs="Courier New" w:hint="default"/>
+        <w:rFonts w:hint="default" w:ascii="Courier New" w:hAnsi="Courier New" w:cs="Courier New"/>
       </w:rPr>
     </w:lvl>
     <w:lvl w:ilvl="2" w:tplc="240A0005" w:tentative="1">
@@ -12398,7 +12407,7 @@
         <w:ind w:left="2160" w:hanging="360"/>
       </w:pPr>
       <w:rPr>
-        <w:rFonts w:ascii="Wingdings" w:hAnsi="Wingdings" w:hint="default"/>
+        <w:rFonts w:hint="default" w:ascii="Wingdings" w:hAnsi="Wingdings"/>
       </w:rPr>
     </w:lvl>
     <w:lvl w:ilvl="3" w:tplc="240A0001" w:tentative="1">
@@ -12410,7 +12419,7 @@
         <w:ind w:left="2880" w:hanging="360"/>
       </w:pPr>
       <w:rPr>
-        <w:rFonts w:ascii="Symbol" w:hAnsi="Symbol" w:hint="default"/>
+        <w:rFonts w:hint="default" w:ascii="Symbol" w:hAnsi="Symbol"/>
       </w:rPr>
     </w:lvl>
     <w:lvl w:ilvl="4" w:tplc="240A0003" w:tentative="1">
@@ -12422,7 +12431,7 @@
         <w:ind w:left="3600" w:hanging="360"/>
       </w:pPr>
       <w:rPr>
-        <w:rFonts w:ascii="Courier New" w:hAnsi="Courier New" w:cs="Courier New" w:hint="default"/>
+        <w:rFonts w:hint="default" w:ascii="Courier New" w:hAnsi="Courier New" w:cs="Courier New"/>
       </w:rPr>
     </w:lvl>
     <w:lvl w:ilvl="5" w:tplc="240A0005" w:tentative="1">
@@ -12434,7 +12443,7 @@
         <w:ind w:left="4320" w:hanging="360"/>
       </w:pPr>
       <w:rPr>
-        <w:rFonts w:ascii="Wingdings" w:hAnsi="Wingdings" w:hint="default"/>
+        <w:rFonts w:hint="default" w:ascii="Wingdings" w:hAnsi="Wingdings"/>
       </w:rPr>
     </w:lvl>
     <w:lvl w:ilvl="6" w:tplc="240A0001" w:tentative="1">
@@ -12446,7 +12455,7 @@
         <w:ind w:left="5040" w:hanging="360"/>
       </w:pPr>
       <w:rPr>
-        <w:rFonts w:ascii="Symbol" w:hAnsi="Symbol" w:hint="default"/>
+        <w:rFonts w:hint="default" w:ascii="Symbol" w:hAnsi="Symbol"/>
       </w:rPr>
     </w:lvl>
     <w:lvl w:ilvl="7" w:tplc="240A0003" w:tentative="1">
@@ -12458,7 +12467,7 @@
         <w:ind w:left="5760" w:hanging="360"/>
       </w:pPr>
       <w:rPr>
-        <w:rFonts w:ascii="Courier New" w:hAnsi="Courier New" w:cs="Courier New" w:hint="default"/>
+        <w:rFonts w:hint="default" w:ascii="Courier New" w:hAnsi="Courier New" w:cs="Courier New"/>
       </w:rPr>
     </w:lvl>
     <w:lvl w:ilvl="8" w:tplc="240A0005" w:tentative="1">
@@ -12470,7 +12479,7 @@
         <w:ind w:left="6480" w:hanging="360"/>
       </w:pPr>
       <w:rPr>
-        <w:rFonts w:ascii="Wingdings" w:hAnsi="Wingdings" w:hint="default"/>
+        <w:rFonts w:hint="default" w:ascii="Wingdings" w:hAnsi="Wingdings"/>
       </w:rPr>
     </w:lvl>
   </w:abstractNum>
@@ -12487,7 +12496,7 @@
         <w:ind w:left="720" w:hanging="360"/>
       </w:pPr>
       <w:rPr>
-        <w:rFonts w:ascii="Symbol" w:hAnsi="Symbol" w:hint="default"/>
+        <w:rFonts w:hint="default" w:ascii="Symbol" w:hAnsi="Symbol"/>
       </w:rPr>
     </w:lvl>
     <w:lvl w:ilvl="1" w:tplc="240A0003" w:tentative="1">
@@ -12499,7 +12508,7 @@
         <w:ind w:left="1440" w:hanging="360"/>
       </w:pPr>
       <w:rPr>
-        <w:rFonts w:ascii="Courier New" w:hAnsi="Courier New" w:cs="Courier New" w:hint="default"/>
+        <w:rFonts w:hint="default" w:ascii="Courier New" w:hAnsi="Courier New" w:cs="Courier New"/>
       </w:rPr>
     </w:lvl>
     <w:lvl w:ilvl="2" w:tplc="240A0005" w:tentative="1">
@@ -12511,7 +12520,7 @@
         <w:ind w:left="2160" w:hanging="360"/>
       </w:pPr>
       <w:rPr>
-        <w:rFonts w:ascii="Wingdings" w:hAnsi="Wingdings" w:hint="default"/>
+        <w:rFonts w:hint="default" w:ascii="Wingdings" w:hAnsi="Wingdings"/>
       </w:rPr>
     </w:lvl>
     <w:lvl w:ilvl="3" w:tplc="240A0001" w:tentative="1">
@@ -12523,7 +12532,7 @@
         <w:ind w:left="2880" w:hanging="360"/>
       </w:pPr>
       <w:rPr>
-        <w:rFonts w:ascii="Symbol" w:hAnsi="Symbol" w:hint="default"/>
+        <w:rFonts w:hint="default" w:ascii="Symbol" w:hAnsi="Symbol"/>
       </w:rPr>
     </w:lvl>
     <w:lvl w:ilvl="4" w:tplc="240A0003" w:tentative="1">
@@ -12535,7 +12544,7 @@
         <w:ind w:left="3600" w:hanging="360"/>
       </w:pPr>
       <w:rPr>
-        <w:rFonts w:ascii="Courier New" w:hAnsi="Courier New" w:cs="Courier New" w:hint="default"/>
+        <w:rFonts w:hint="default" w:ascii="Courier New" w:hAnsi="Courier New" w:cs="Courier New"/>
       </w:rPr>
     </w:lvl>
     <w:lvl w:ilvl="5" w:tplc="240A0005" w:tentative="1">
@@ -12547,7 +12556,7 @@
         <w:ind w:left="4320" w:hanging="360"/>
       </w:pPr>
       <w:rPr>
-        <w:rFonts w:ascii="Wingdings" w:hAnsi="Wingdings" w:hint="default"/>
+        <w:rFonts w:hint="default" w:ascii="Wingdings" w:hAnsi="Wingdings"/>
       </w:rPr>
     </w:lvl>
     <w:lvl w:ilvl="6" w:tplc="240A0001" w:tentative="1">
@@ -12559,7 +12568,7 @@
         <w:ind w:left="5040" w:hanging="360"/>
       </w:pPr>
       <w:rPr>
-        <w:rFonts w:ascii="Symbol" w:hAnsi="Symbol" w:hint="default"/>
+        <w:rFonts w:hint="default" w:ascii="Symbol" w:hAnsi="Symbol"/>
       </w:rPr>
     </w:lvl>
     <w:lvl w:ilvl="7" w:tplc="240A0003" w:tentative="1">
@@ -12571,7 +12580,7 @@
         <w:ind w:left="5760" w:hanging="360"/>
       </w:pPr>
       <w:rPr>
-        <w:rFonts w:ascii="Courier New" w:hAnsi="Courier New" w:cs="Courier New" w:hint="default"/>
+        <w:rFonts w:hint="default" w:ascii="Courier New" w:hAnsi="Courier New" w:cs="Courier New"/>
       </w:rPr>
     </w:lvl>
     <w:lvl w:ilvl="8" w:tplc="240A0005" w:tentative="1">
@@ -12583,7 +12592,7 @@
         <w:ind w:left="6480" w:hanging="360"/>
       </w:pPr>
       <w:rPr>
-        <w:rFonts w:ascii="Wingdings" w:hAnsi="Wingdings" w:hint="default"/>
+        <w:rFonts w:hint="default" w:ascii="Wingdings" w:hAnsi="Wingdings"/>
       </w:rPr>
     </w:lvl>
   </w:abstractNum>
@@ -12600,7 +12609,7 @@
         <w:ind w:left="720" w:hanging="360"/>
       </w:pPr>
       <w:rPr>
-        <w:rFonts w:ascii="Courier New" w:hAnsi="Courier New" w:cs="Courier New" w:hint="default"/>
+        <w:rFonts w:hint="default" w:ascii="Courier New" w:hAnsi="Courier New" w:cs="Courier New"/>
       </w:rPr>
     </w:lvl>
     <w:lvl w:ilvl="1" w:tplc="240A0003" w:tentative="1">
@@ -12612,7 +12621,7 @@
         <w:ind w:left="1440" w:hanging="360"/>
       </w:pPr>
       <w:rPr>
-        <w:rFonts w:ascii="Courier New" w:hAnsi="Courier New" w:cs="Courier New" w:hint="default"/>
+        <w:rFonts w:hint="default" w:ascii="Courier New" w:hAnsi="Courier New" w:cs="Courier New"/>
       </w:rPr>
     </w:lvl>
     <w:lvl w:ilvl="2" w:tplc="240A0005" w:tentative="1">
@@ -12624,7 +12633,7 @@
         <w:ind w:left="2160" w:hanging="360"/>
       </w:pPr>
       <w:rPr>
-        <w:rFonts w:ascii="Wingdings" w:hAnsi="Wingdings" w:hint="default"/>
+        <w:rFonts w:hint="default" w:ascii="Wingdings" w:hAnsi="Wingdings"/>
       </w:rPr>
     </w:lvl>
     <w:lvl w:ilvl="3" w:tplc="240A0001" w:tentative="1">
@@ -12636,7 +12645,7 @@
         <w:ind w:left="2880" w:hanging="360"/>
       </w:pPr>
       <w:rPr>
-        <w:rFonts w:ascii="Symbol" w:hAnsi="Symbol" w:hint="default"/>
+        <w:rFonts w:hint="default" w:ascii="Symbol" w:hAnsi="Symbol"/>
       </w:rPr>
     </w:lvl>
     <w:lvl w:ilvl="4" w:tplc="240A0003" w:tentative="1">
@@ -12648,7 +12657,7 @@
         <w:ind w:left="3600" w:hanging="360"/>
       </w:pPr>
       <w:rPr>
-        <w:rFonts w:ascii="Courier New" w:hAnsi="Courier New" w:cs="Courier New" w:hint="default"/>
+        <w:rFonts w:hint="default" w:ascii="Courier New" w:hAnsi="Courier New" w:cs="Courier New"/>
       </w:rPr>
     </w:lvl>
     <w:lvl w:ilvl="5" w:tplc="240A0005" w:tentative="1">
@@ -12660,7 +12669,7 @@
         <w:ind w:left="4320" w:hanging="360"/>
       </w:pPr>
       <w:rPr>
-        <w:rFonts w:ascii="Wingdings" w:hAnsi="Wingdings" w:hint="default"/>
+        <w:rFonts w:hint="default" w:ascii="Wingdings" w:hAnsi="Wingdings"/>
       </w:rPr>
     </w:lvl>
     <w:lvl w:ilvl="6" w:tplc="240A0001" w:tentative="1">
@@ -12672,7 +12681,7 @@
         <w:ind w:left="5040" w:hanging="360"/>
       </w:pPr>
       <w:rPr>
-        <w:rFonts w:ascii="Symbol" w:hAnsi="Symbol" w:hint="default"/>
+        <w:rFonts w:hint="default" w:ascii="Symbol" w:hAnsi="Symbol"/>
       </w:rPr>
     </w:lvl>
     <w:lvl w:ilvl="7" w:tplc="240A0003" w:tentative="1">
@@ -12684,7 +12693,7 @@
         <w:ind w:left="5760" w:hanging="360"/>
       </w:pPr>
       <w:rPr>
-        <w:rFonts w:ascii="Courier New" w:hAnsi="Courier New" w:cs="Courier New" w:hint="default"/>
+        <w:rFonts w:hint="default" w:ascii="Courier New" w:hAnsi="Courier New" w:cs="Courier New"/>
       </w:rPr>
     </w:lvl>
     <w:lvl w:ilvl="8" w:tplc="240A0005" w:tentative="1">
@@ -12696,7 +12705,7 @@
         <w:ind w:left="6480" w:hanging="360"/>
       </w:pPr>
       <w:rPr>
-        <w:rFonts w:ascii="Wingdings" w:hAnsi="Wingdings" w:hint="default"/>
+        <w:rFonts w:hint="default" w:ascii="Wingdings" w:hAnsi="Wingdings"/>
       </w:rPr>
     </w:lvl>
   </w:abstractNum>
@@ -12713,7 +12722,7 @@
         <w:ind w:left="720" w:hanging="360"/>
       </w:pPr>
       <w:rPr>
-        <w:rFonts w:ascii="Wingdings" w:hAnsi="Wingdings" w:hint="default"/>
+        <w:rFonts w:hint="default" w:ascii="Wingdings" w:hAnsi="Wingdings"/>
       </w:rPr>
     </w:lvl>
     <w:lvl w:ilvl="1" w:tplc="240A0003" w:tentative="1">
@@ -12725,7 +12734,7 @@
         <w:ind w:left="1440" w:hanging="360"/>
       </w:pPr>
       <w:rPr>
-        <w:rFonts w:ascii="Courier New" w:hAnsi="Courier New" w:cs="Courier New" w:hint="default"/>
+        <w:rFonts w:hint="default" w:ascii="Courier New" w:hAnsi="Courier New" w:cs="Courier New"/>
       </w:rPr>
     </w:lvl>
     <w:lvl w:ilvl="2" w:tplc="240A0005" w:tentative="1">
@@ -12737,7 +12746,7 @@
         <w:ind w:left="2160" w:hanging="360"/>
       </w:pPr>
       <w:rPr>
-        <w:rFonts w:ascii="Wingdings" w:hAnsi="Wingdings" w:hint="default"/>
+        <w:rFonts w:hint="default" w:ascii="Wingdings" w:hAnsi="Wingdings"/>
       </w:rPr>
     </w:lvl>
     <w:lvl w:ilvl="3" w:tplc="240A0001" w:tentative="1">
@@ -12749,7 +12758,7 @@
         <w:ind w:left="2880" w:hanging="360"/>
       </w:pPr>
       <w:rPr>
-        <w:rFonts w:ascii="Symbol" w:hAnsi="Symbol" w:hint="default"/>
+        <w:rFonts w:hint="default" w:ascii="Symbol" w:hAnsi="Symbol"/>
       </w:rPr>
     </w:lvl>
     <w:lvl w:ilvl="4" w:tplc="240A0003" w:tentative="1">
@@ -12761,7 +12770,7 @@
         <w:ind w:left="3600" w:hanging="360"/>
       </w:pPr>
       <w:rPr>
-        <w:rFonts w:ascii="Courier New" w:hAnsi="Courier New" w:cs="Courier New" w:hint="default"/>
+        <w:rFonts w:hint="default" w:ascii="Courier New" w:hAnsi="Courier New" w:cs="Courier New"/>
       </w:rPr>
     </w:lvl>
     <w:lvl w:ilvl="5" w:tplc="240A0005" w:tentative="1">
@@ -12773,7 +12782,7 @@
         <w:ind w:left="4320" w:hanging="360"/>
       </w:pPr>
       <w:rPr>
-        <w:rFonts w:ascii="Wingdings" w:hAnsi="Wingdings" w:hint="default"/>
+        <w:rFonts w:hint="default" w:ascii="Wingdings" w:hAnsi="Wingdings"/>
       </w:rPr>
     </w:lvl>
     <w:lvl w:ilvl="6" w:tplc="240A0001" w:tentative="1">
@@ -12785,7 +12794,7 @@
         <w:ind w:left="5040" w:hanging="360"/>
       </w:pPr>
       <w:rPr>
-        <w:rFonts w:ascii="Symbol" w:hAnsi="Symbol" w:hint="default"/>
+        <w:rFonts w:hint="default" w:ascii="Symbol" w:hAnsi="Symbol"/>
       </w:rPr>
     </w:lvl>
     <w:lvl w:ilvl="7" w:tplc="240A0003" w:tentative="1">
@@ -12797,7 +12806,7 @@
         <w:ind w:left="5760" w:hanging="360"/>
       </w:pPr>
       <w:rPr>
-        <w:rFonts w:ascii="Courier New" w:hAnsi="Courier New" w:cs="Courier New" w:hint="default"/>
+        <w:rFonts w:hint="default" w:ascii="Courier New" w:hAnsi="Courier New" w:cs="Courier New"/>
       </w:rPr>
     </w:lvl>
     <w:lvl w:ilvl="8" w:tplc="240A0005" w:tentative="1">
@@ -12809,7 +12818,7 @@
         <w:ind w:left="6480" w:hanging="360"/>
       </w:pPr>
       <w:rPr>
-        <w:rFonts w:ascii="Wingdings" w:hAnsi="Wingdings" w:hint="default"/>
+        <w:rFonts w:hint="default" w:ascii="Wingdings" w:hAnsi="Wingdings"/>
       </w:rPr>
     </w:lvl>
   </w:abstractNum>
@@ -12944,7 +12953,7 @@
   <w:docDefaults>
     <w:rPrDefault>
       <w:rPr>
-        <w:rFonts w:ascii="Arial" w:eastAsia="Arial" w:hAnsi="Arial" w:cs="Arial"/>
+        <w:rFonts w:ascii="Arial" w:hAnsi="Arial" w:eastAsia="Arial" w:cs="Arial"/>
         <w:sz w:val="22"/>
         <w:szCs w:val="22"/>
         <w:lang w:val="es-CO" w:eastAsia="ja-JP" w:bidi="ar-SA"/>
@@ -12959,14 +12968,14 @@
   <w:latentStyles w:defLockedState="0" w:defUIPriority="99" w:defSemiHidden="0" w:defUnhideWhenUsed="0" w:defQFormat="0" w:count="376">
     <w:lsdException w:name="Normal" w:uiPriority="0" w:qFormat="1"/>
     <w:lsdException w:name="heading 1" w:uiPriority="9" w:qFormat="1"/>
-    <w:lsdException w:name="heading 2" w:semiHidden="1" w:uiPriority="9" w:unhideWhenUsed="1" w:qFormat="1"/>
-    <w:lsdException w:name="heading 3" w:semiHidden="1" w:uiPriority="9" w:unhideWhenUsed="1" w:qFormat="1"/>
-    <w:lsdException w:name="heading 4" w:semiHidden="1" w:uiPriority="9" w:unhideWhenUsed="1" w:qFormat="1"/>
-    <w:lsdException w:name="heading 5" w:semiHidden="1" w:uiPriority="9" w:unhideWhenUsed="1" w:qFormat="1"/>
-    <w:lsdException w:name="heading 6" w:semiHidden="1" w:uiPriority="9" w:unhideWhenUsed="1" w:qFormat="1"/>
-    <w:lsdException w:name="heading 7" w:semiHidden="1" w:uiPriority="9" w:unhideWhenUsed="1" w:qFormat="1"/>
-    <w:lsdException w:name="heading 8" w:semiHidden="1" w:uiPriority="9" w:unhideWhenUsed="1" w:qFormat="1"/>
-    <w:lsdException w:name="heading 9" w:semiHidden="1" w:uiPriority="9" w:unhideWhenUsed="1" w:qFormat="1"/>
+    <w:lsdException w:name="heading 2" w:uiPriority="9" w:semiHidden="1" w:unhideWhenUsed="1" w:qFormat="1"/>
+    <w:lsdException w:name="heading 3" w:uiPriority="9" w:semiHidden="1" w:unhideWhenUsed="1" w:qFormat="1"/>
+    <w:lsdException w:name="heading 4" w:uiPriority="9" w:semiHidden="1" w:unhideWhenUsed="1" w:qFormat="1"/>
+    <w:lsdException w:name="heading 5" w:uiPriority="9" w:semiHidden="1" w:unhideWhenUsed="1" w:qFormat="1"/>
+    <w:lsdException w:name="heading 6" w:uiPriority="9" w:semiHidden="1" w:unhideWhenUsed="1" w:qFormat="1"/>
+    <w:lsdException w:name="heading 7" w:uiPriority="9" w:semiHidden="1" w:unhideWhenUsed="1" w:qFormat="1"/>
+    <w:lsdException w:name="heading 8" w:uiPriority="9" w:semiHidden="1" w:unhideWhenUsed="1" w:qFormat="1"/>
+    <w:lsdException w:name="heading 9" w:uiPriority="9" w:semiHidden="1" w:unhideWhenUsed="1" w:qFormat="1"/>
     <w:lsdException w:name="index 1" w:semiHidden="1" w:unhideWhenUsed="1"/>
     <w:lsdException w:name="index 2" w:semiHidden="1" w:unhideWhenUsed="1"/>
     <w:lsdException w:name="index 3" w:semiHidden="1" w:unhideWhenUsed="1"/>
@@ -12976,22 +12985,22 @@
     <w:lsdException w:name="index 7" w:semiHidden="1" w:unhideWhenUsed="1"/>
     <w:lsdException w:name="index 8" w:semiHidden="1" w:unhideWhenUsed="1"/>
     <w:lsdException w:name="index 9" w:semiHidden="1" w:unhideWhenUsed="1"/>
-    <w:lsdException w:name="toc 1" w:semiHidden="1" w:uiPriority="39" w:unhideWhenUsed="1"/>
-    <w:lsdException w:name="toc 2" w:semiHidden="1" w:uiPriority="39" w:unhideWhenUsed="1"/>
-    <w:lsdException w:name="toc 3" w:semiHidden="1" w:uiPriority="39" w:unhideWhenUsed="1"/>
-    <w:lsdException w:name="toc 4" w:semiHidden="1" w:uiPriority="39" w:unhideWhenUsed="1"/>
-    <w:lsdException w:name="toc 5" w:semiHidden="1" w:uiPriority="39" w:unhideWhenUsed="1"/>
-    <w:lsdException w:name="toc 6" w:semiHidden="1" w:uiPriority="39" w:unhideWhenUsed="1"/>
-    <w:lsdException w:name="toc 7" w:semiHidden="1" w:uiPriority="39" w:unhideWhenUsed="1"/>
-    <w:lsdException w:name="toc 8" w:semiHidden="1" w:uiPriority="39" w:unhideWhenUsed="1"/>
-    <w:lsdException w:name="toc 9" w:semiHidden="1" w:uiPriority="39" w:unhideWhenUsed="1"/>
+    <w:lsdException w:name="toc 1" w:uiPriority="39" w:semiHidden="1" w:unhideWhenUsed="1"/>
+    <w:lsdException w:name="toc 2" w:uiPriority="39" w:semiHidden="1" w:unhideWhenUsed="1"/>
+    <w:lsdException w:name="toc 3" w:uiPriority="39" w:semiHidden="1" w:unhideWhenUsed="1"/>
+    <w:lsdException w:name="toc 4" w:uiPriority="39" w:semiHidden="1" w:unhideWhenUsed="1"/>
+    <w:lsdException w:name="toc 5" w:uiPriority="39" w:semiHidden="1" w:unhideWhenUsed="1"/>
+    <w:lsdException w:name="toc 6" w:uiPriority="39" w:semiHidden="1" w:unhideWhenUsed="1"/>
+    <w:lsdException w:name="toc 7" w:uiPriority="39" w:semiHidden="1" w:unhideWhenUsed="1"/>
+    <w:lsdException w:name="toc 8" w:uiPriority="39" w:semiHidden="1" w:unhideWhenUsed="1"/>
+    <w:lsdException w:name="toc 9" w:uiPriority="39" w:semiHidden="1" w:unhideWhenUsed="1"/>
     <w:lsdException w:name="Normal Indent" w:semiHidden="1" w:unhideWhenUsed="1"/>
     <w:lsdException w:name="footnote text" w:semiHidden="1" w:unhideWhenUsed="1"/>
     <w:lsdException w:name="annotation text" w:semiHidden="1" w:unhideWhenUsed="1"/>
     <w:lsdException w:name="header" w:semiHidden="1" w:unhideWhenUsed="1"/>
     <w:lsdException w:name="footer" w:semiHidden="1" w:unhideWhenUsed="1"/>
     <w:lsdException w:name="index heading" w:semiHidden="1" w:unhideWhenUsed="1"/>
-    <w:lsdException w:name="caption" w:semiHidden="1" w:uiPriority="35" w:unhideWhenUsed="1" w:qFormat="1"/>
+    <w:lsdException w:name="caption" w:uiPriority="35" w:semiHidden="1" w:unhideWhenUsed="1" w:qFormat="1"/>
     <w:lsdException w:name="table of figures" w:semiHidden="1" w:unhideWhenUsed="1"/>
     <w:lsdException w:name="envelope address" w:semiHidden="1" w:unhideWhenUsed="1"/>
     <w:lsdException w:name="envelope return" w:semiHidden="1" w:unhideWhenUsed="1"/>
@@ -13022,7 +13031,7 @@
     <w:lsdException w:name="Title" w:uiPriority="10" w:qFormat="1"/>
     <w:lsdException w:name="Closing" w:semiHidden="1" w:unhideWhenUsed="1"/>
     <w:lsdException w:name="Signature" w:semiHidden="1" w:unhideWhenUsed="1"/>
-    <w:lsdException w:name="Default Paragraph Font" w:semiHidden="1" w:uiPriority="1" w:unhideWhenUsed="1"/>
+    <w:lsdException w:name="Default Paragraph Font" w:uiPriority="1" w:semiHidden="1" w:unhideWhenUsed="1"/>
     <w:lsdException w:name="Body Text" w:semiHidden="1" w:unhideWhenUsed="1"/>
     <w:lsdException w:name="Body Text Indent" w:semiHidden="1" w:unhideWhenUsed="1"/>
     <w:lsdException w:name="List Continue" w:semiHidden="1" w:unhideWhenUsed="1"/>
@@ -13222,8 +13231,8 @@
     <w:lsdException w:name="Subtle Reference" w:uiPriority="31" w:qFormat="1"/>
     <w:lsdException w:name="Intense Reference" w:uiPriority="32" w:qFormat="1"/>
     <w:lsdException w:name="Book Title" w:uiPriority="33" w:qFormat="1"/>
-    <w:lsdException w:name="Bibliography" w:semiHidden="1" w:uiPriority="37" w:unhideWhenUsed="1"/>
-    <w:lsdException w:name="TOC Heading" w:semiHidden="1" w:uiPriority="39" w:unhideWhenUsed="1" w:qFormat="1"/>
+    <w:lsdException w:name="Bibliography" w:uiPriority="37" w:semiHidden="1" w:unhideWhenUsed="1"/>
+    <w:lsdException w:name="TOC Heading" w:uiPriority="39" w:semiHidden="1" w:unhideWhenUsed="1" w:qFormat="1"/>
     <w:lsdException w:name="Plain Table 1" w:uiPriority="41"/>
     <w:lsdException w:name="Plain Table 2" w:uiPriority="42"/>
     <w:lsdException w:name="Plain Table 3" w:uiPriority="43"/>
@@ -13334,7 +13343,7 @@
     <w:lsdException w:name="Unresolved Mention" w:semiHidden="1" w:unhideWhenUsed="1"/>
     <w:lsdException w:name="Smart Link" w:semiHidden="1" w:unhideWhenUsed="1"/>
   </w:latentStyles>
-  <w:style w:type="paragraph" w:default="1" w:styleId="Normal">
+  <w:style w:type="paragraph" w:styleId="Normal" w:default="1">
     <w:name w:val="Normal"/>
     <w:qFormat/>
     <w:rsid w:val="00D572B5"/>
@@ -13459,13 +13468,13 @@
       <w:color w:val="666666"/>
     </w:rPr>
   </w:style>
-  <w:style w:type="character" w:default="1" w:styleId="Fuentedeprrafopredeter">
+  <w:style w:type="character" w:styleId="Fuentedeprrafopredeter" w:default="1">
     <w:name w:val="Default Paragraph Font"/>
     <w:uiPriority w:val="1"/>
     <w:semiHidden/>
     <w:unhideWhenUsed/>
   </w:style>
-  <w:style w:type="table" w:default="1" w:styleId="Tablanormal">
+  <w:style w:type="table" w:styleId="Tablanormal" w:default="1">
     <w:name w:val="Normal Table"/>
     <w:uiPriority w:val="99"/>
     <w:semiHidden/>
@@ -13480,7 +13489,7 @@
       </w:tblCellMar>
     </w:tblPr>
   </w:style>
-  <w:style w:type="numbering" w:default="1" w:styleId="Sinlista">
+  <w:style w:type="numbering" w:styleId="Sinlista" w:default="1">
     <w:name w:val="No List"/>
     <w:uiPriority w:val="99"/>
     <w:semiHidden/>
@@ -13502,11 +13511,11 @@
       <w:szCs w:val="52"/>
     </w:rPr>
   </w:style>
-  <w:style w:type="paragraph" w:customStyle="1" w:styleId="Normal0">
+  <w:style w:type="paragraph" w:styleId="Normal0" w:customStyle="1">
     <w:name w:val="Normal0"/>
     <w:qFormat/>
   </w:style>
-  <w:style w:type="paragraph" w:customStyle="1" w:styleId="heading10">
+  <w:style w:type="paragraph" w:styleId="heading10" w:customStyle="1">
     <w:name w:val="heading 10"/>
     <w:basedOn w:val="Normal0"/>
     <w:next w:val="Normal0"/>
@@ -13523,7 +13532,7 @@
       <w:szCs w:val="40"/>
     </w:rPr>
   </w:style>
-  <w:style w:type="paragraph" w:customStyle="1" w:styleId="heading20">
+  <w:style w:type="paragraph" w:styleId="heading20" w:customStyle="1">
     <w:name w:val="heading 20"/>
     <w:basedOn w:val="Normal0"/>
     <w:next w:val="Normal0"/>
@@ -13542,7 +13551,7 @@
       <w:szCs w:val="32"/>
     </w:rPr>
   </w:style>
-  <w:style w:type="paragraph" w:customStyle="1" w:styleId="heading30">
+  <w:style w:type="paragraph" w:styleId="heading30" w:customStyle="1">
     <w:name w:val="heading 30"/>
     <w:basedOn w:val="Normal0"/>
     <w:next w:val="Normal0"/>
@@ -13562,7 +13571,7 @@
       <w:szCs w:val="28"/>
     </w:rPr>
   </w:style>
-  <w:style w:type="paragraph" w:customStyle="1" w:styleId="heading40">
+  <w:style w:type="paragraph" w:styleId="heading40" w:customStyle="1">
     <w:name w:val="heading 40"/>
     <w:basedOn w:val="Normal0"/>
     <w:next w:val="Normal0"/>
@@ -13582,7 +13591,7 @@
       <w:szCs w:val="24"/>
     </w:rPr>
   </w:style>
-  <w:style w:type="paragraph" w:customStyle="1" w:styleId="heading50">
+  <w:style w:type="paragraph" w:styleId="heading50" w:customStyle="1">
     <w:name w:val="heading 50"/>
     <w:basedOn w:val="Normal0"/>
     <w:next w:val="Normal0"/>
@@ -13600,7 +13609,7 @@
       <w:color w:val="666666"/>
     </w:rPr>
   </w:style>
-  <w:style w:type="paragraph" w:customStyle="1" w:styleId="heading60">
+  <w:style w:type="paragraph" w:styleId="heading60" w:customStyle="1">
     <w:name w:val="heading 60"/>
     <w:basedOn w:val="Normal0"/>
     <w:next w:val="Normal0"/>
@@ -13619,7 +13628,7 @@
       <w:color w:val="666666"/>
     </w:rPr>
   </w:style>
-  <w:style w:type="table" w:customStyle="1" w:styleId="NormalTable0">
+  <w:style w:type="table" w:styleId="NormalTable0" w:customStyle="1">
     <w:name w:val="Normal Table0"/>
     <w:uiPriority w:val="99"/>
     <w:semiHidden/>
@@ -13634,7 +13643,7 @@
       </w:tblCellMar>
     </w:tblPr>
   </w:style>
-  <w:style w:type="table" w:customStyle="1" w:styleId="NormalTable1">
+  <w:style w:type="table" w:styleId="NormalTable1" w:customStyle="1">
     <w:name w:val="Normal Table1"/>
     <w:tblPr>
       <w:tblCellMar>
@@ -13645,7 +13654,7 @@
       </w:tblCellMar>
     </w:tblPr>
   </w:style>
-  <w:style w:type="paragraph" w:customStyle="1" w:styleId="Title0">
+  <w:style w:type="paragraph" w:styleId="Title0" w:customStyle="1">
     <w:name w:val="Title0"/>
     <w:basedOn w:val="Normal0"/>
     <w:next w:val="Normal0"/>
@@ -13661,7 +13670,7 @@
       <w:szCs w:val="52"/>
     </w:rPr>
   </w:style>
-  <w:style w:type="table" w:customStyle="1" w:styleId="TableNormal">
+  <w:style w:type="table" w:styleId="TableNormal" w:customStyle="1">
     <w:name w:val="Table Normal"/>
     <w:tblPr>
       <w:tblCellMar>
@@ -13689,7 +13698,7 @@
       <w:szCs w:val="30"/>
     </w:rPr>
   </w:style>
-  <w:style w:type="table" w:customStyle="1" w:styleId="a">
+  <w:style w:type="table" w:styleId="a" w:customStyle="1">
     <w:basedOn w:val="NormalTable0"/>
     <w:tblPr>
       <w:tblStyleRowBandSize w:val="1"/>
@@ -13702,7 +13711,7 @@
       </w:tblCellMar>
     </w:tblPr>
   </w:style>
-  <w:style w:type="table" w:customStyle="1" w:styleId="a0">
+  <w:style w:type="table" w:styleId="a0" w:customStyle="1">
     <w:basedOn w:val="NormalTable0"/>
     <w:tblPr>
       <w:tblStyleRowBandSize w:val="1"/>
@@ -13715,7 +13724,7 @@
       </w:tblCellMar>
     </w:tblPr>
   </w:style>
-  <w:style w:type="table" w:customStyle="1" w:styleId="a1">
+  <w:style w:type="table" w:styleId="a1" w:customStyle="1">
     <w:basedOn w:val="NormalTable0"/>
     <w:tblPr>
       <w:tblStyleRowBandSize w:val="1"/>
@@ -13738,12 +13747,12 @@
     </w:pPr>
     <w:tblPr>
       <w:tblBorders>
-        <w:top w:val="single" w:sz="4" w:space="0" w:color="auto"/>
-        <w:left w:val="single" w:sz="4" w:space="0" w:color="auto"/>
-        <w:bottom w:val="single" w:sz="4" w:space="0" w:color="auto"/>
-        <w:right w:val="single" w:sz="4" w:space="0" w:color="auto"/>
-        <w:insideH w:val="single" w:sz="4" w:space="0" w:color="auto"/>
-        <w:insideV w:val="single" w:sz="4" w:space="0" w:color="auto"/>
+        <w:top w:val="single" w:color="auto" w:sz="4" w:space="0"/>
+        <w:left w:val="single" w:color="auto" w:sz="4" w:space="0"/>
+        <w:bottom w:val="single" w:color="auto" w:sz="4" w:space="0"/>
+        <w:right w:val="single" w:color="auto" w:sz="4" w:space="0"/>
+        <w:insideH w:val="single" w:color="auto" w:sz="4" w:space="0"/>
+        <w:insideV w:val="single" w:color="auto" w:sz="4" w:space="0"/>
       </w:tblBorders>
     </w:tblPr>
   </w:style>
@@ -13762,7 +13771,7 @@
       <w:spacing w:line="240" w:lineRule="auto"/>
     </w:pPr>
   </w:style>
-  <w:style w:type="character" w:customStyle="1" w:styleId="EncabezadoCar">
+  <w:style w:type="character" w:styleId="EncabezadoCar" w:customStyle="1">
     <w:name w:val="Encabezado Car"/>
     <w:basedOn w:val="Fuentedeprrafopredeter"/>
     <w:link w:val="Encabezado"/>
@@ -13784,7 +13793,7 @@
       <w:spacing w:line="240" w:lineRule="auto"/>
     </w:pPr>
   </w:style>
-  <w:style w:type="character" w:customStyle="1" w:styleId="PiedepginaCar">
+  <w:style w:type="character" w:styleId="PiedepginaCar" w:customStyle="1">
     <w:name w:val="Pie de página Car"/>
     <w:basedOn w:val="Fuentedeprrafopredeter"/>
     <w:link w:val="Piedepgina"/>
@@ -13802,12 +13811,12 @@
       <w:spacing w:before="100" w:beforeAutospacing="1" w:after="100" w:afterAutospacing="1" w:line="240" w:lineRule="auto"/>
     </w:pPr>
     <w:rPr>
-      <w:rFonts w:ascii="Times New Roman" w:eastAsia="Times New Roman" w:hAnsi="Times New Roman" w:cs="Times New Roman"/>
+      <w:rFonts w:ascii="Times New Roman" w:hAnsi="Times New Roman" w:eastAsia="Times New Roman" w:cs="Times New Roman"/>
       <w:sz w:val="24"/>
       <w:szCs w:val="24"/>
     </w:rPr>
   </w:style>
-  <w:style w:type="character" w:customStyle="1" w:styleId="Listavistosa-nfasis1Car">
+  <w:style w:type="character" w:styleId="Listavistosa-nfasis1Car" w:customStyle="1">
     <w:name w:val="Lista vistosa - Énfasis 1 Car"/>
     <w:link w:val="Listavistosa-nfasis1"/>
     <w:uiPriority w:val="34"/>
@@ -13848,7 +13857,7 @@
       <w:tblPr/>
       <w:tcPr>
         <w:tcBorders>
-          <w:bottom w:val="single" w:sz="12" w:space="0" w:color="FFFFFF" w:themeColor="background1"/>
+          <w:bottom w:val="single" w:color="FFFFFF" w:themeColor="background1" w:sz="12" w:space="0"/>
         </w:tcBorders>
         <w:shd w:val="clear" w:color="auto" w:fill="9E3A38" w:themeFill="accent2" w:themeFillShade="CC"/>
       </w:tcPr>
@@ -13857,7 +13866,7 @@
       <w:tblPr/>
       <w:tcPr>
         <w:tcBorders>
-          <w:top w:val="single" w:sz="12" w:space="0" w:color="000000" w:themeColor="text1"/>
+          <w:top w:val="single" w:color="000000" w:themeColor="text1" w:sz="12" w:space="0"/>
         </w:tcBorders>
         <w:shd w:val="clear" w:color="auto" w:fill="FFFFFF" w:themeFill="background1"/>
       </w:tcPr>
@@ -13905,7 +13914,7 @@
       <w:u w:val="single"/>
     </w:rPr>
   </w:style>
-  <w:style w:type="character" w:customStyle="1" w:styleId="Mencinsinresolver1">
+  <w:style w:type="character" w:styleId="Mencinsinresolver1" w:customStyle="1">
     <w:name w:val="Mención sin resolver1"/>
     <w:basedOn w:val="Fuentedeprrafopredeter"/>
     <w:uiPriority w:val="99"/>
@@ -13946,7 +13955,7 @@
       <w:szCs w:val="18"/>
     </w:rPr>
   </w:style>
-  <w:style w:type="character" w:customStyle="1" w:styleId="TextodegloboCar">
+  <w:style w:type="character" w:styleId="TextodegloboCar" w:customStyle="1">
     <w:name w:val="Texto de globo Car"/>
     <w:basedOn w:val="Fuentedeprrafopredeter"/>
     <w:link w:val="Textodeglobo"/>
@@ -13986,7 +13995,7 @@
       <w:szCs w:val="20"/>
     </w:rPr>
   </w:style>
-  <w:style w:type="character" w:customStyle="1" w:styleId="TextocomentarioCar">
+  <w:style w:type="character" w:styleId="TextocomentarioCar" w:customStyle="1">
     <w:name w:val="Texto comentario Car"/>
     <w:basedOn w:val="Fuentedeprrafopredeter"/>
     <w:link w:val="Textocomentario"/>
@@ -14011,7 +14020,7 @@
       <w:bCs/>
     </w:rPr>
   </w:style>
-  <w:style w:type="character" w:customStyle="1" w:styleId="AsuntodelcomentarioCar">
+  <w:style w:type="character" w:styleId="AsuntodelcomentarioCar" w:customStyle="1">
     <w:name w:val="Asunto del comentario Car"/>
     <w:basedOn w:val="TextocomentarioCar"/>
     <w:link w:val="Asuntodelcomentario"/>
@@ -14025,7 +14034,7 @@
       <w:szCs w:val="20"/>
     </w:rPr>
   </w:style>
-  <w:style w:type="table" w:customStyle="1" w:styleId="a2">
+  <w:style w:type="table" w:styleId="a2" w:customStyle="1">
     <w:basedOn w:val="TableNormal"/>
     <w:pPr>
       <w:spacing w:line="240" w:lineRule="auto"/>
@@ -14047,7 +14056,7 @@
       <w:shd w:val="clear" w:color="auto" w:fill="EDF2F8"/>
     </w:tcPr>
   </w:style>
-  <w:style w:type="table" w:customStyle="1" w:styleId="a3">
+  <w:style w:type="table" w:styleId="a3" w:customStyle="1">
     <w:basedOn w:val="TableNormal"/>
     <w:pPr>
       <w:spacing w:line="240" w:lineRule="auto"/>
@@ -14069,7 +14078,7 @@
       <w:shd w:val="clear" w:color="auto" w:fill="EDF2F8"/>
     </w:tcPr>
   </w:style>
-  <w:style w:type="table" w:customStyle="1" w:styleId="a4">
+  <w:style w:type="table" w:styleId="a4" w:customStyle="1">
     <w:basedOn w:val="TableNormal"/>
     <w:pPr>
       <w:spacing w:line="240" w:lineRule="auto"/>
@@ -14091,7 +14100,7 @@
       <w:shd w:val="clear" w:color="auto" w:fill="EDF2F8"/>
     </w:tcPr>
   </w:style>
-  <w:style w:type="table" w:customStyle="1" w:styleId="a5">
+  <w:style w:type="table" w:styleId="a5" w:customStyle="1">
     <w:basedOn w:val="TableNormal"/>
     <w:pPr>
       <w:spacing w:line="240" w:lineRule="auto"/>
@@ -14113,7 +14122,7 @@
       <w:shd w:val="clear" w:color="auto" w:fill="EDF2F8"/>
     </w:tcPr>
   </w:style>
-  <w:style w:type="table" w:customStyle="1" w:styleId="a6">
+  <w:style w:type="table" w:styleId="a6" w:customStyle="1">
     <w:basedOn w:val="TableNormal"/>
     <w:tblPr>
       <w:tblStyleRowBandSize w:val="1"/>
@@ -14124,7 +14133,7 @@
       </w:tblCellMar>
     </w:tblPr>
   </w:style>
-  <w:style w:type="table" w:customStyle="1" w:styleId="a7">
+  <w:style w:type="table" w:styleId="a7" w:customStyle="1">
     <w:basedOn w:val="TableNormal"/>
     <w:tblPr>
       <w:tblStyleRowBandSize w:val="1"/>
@@ -14137,7 +14146,7 @@
       </w:tblCellMar>
     </w:tblPr>
   </w:style>
-  <w:style w:type="table" w:customStyle="1" w:styleId="a8">
+  <w:style w:type="table" w:styleId="a8" w:customStyle="1">
     <w:basedOn w:val="TableNormal"/>
     <w:tblPr>
       <w:tblStyleRowBandSize w:val="1"/>
@@ -14150,7 +14159,7 @@
       </w:tblCellMar>
     </w:tblPr>
   </w:style>
-  <w:style w:type="table" w:customStyle="1" w:styleId="a9">
+  <w:style w:type="table" w:styleId="a9" w:customStyle="1">
     <w:basedOn w:val="TableNormal"/>
     <w:tblPr>
       <w:tblStyleRowBandSize w:val="1"/>
@@ -14161,7 +14170,7 @@
       </w:tblCellMar>
     </w:tblPr>
   </w:style>
-  <w:style w:type="table" w:customStyle="1" w:styleId="aa">
+  <w:style w:type="table" w:styleId="aa" w:customStyle="1">
     <w:basedOn w:val="TableNormal"/>
     <w:tblPr>
       <w:tblStyleRowBandSize w:val="1"/>
@@ -14172,7 +14181,7 @@
       </w:tblCellMar>
     </w:tblPr>
   </w:style>
-  <w:style w:type="table" w:customStyle="1" w:styleId="ab">
+  <w:style w:type="table" w:styleId="ab" w:customStyle="1">
     <w:basedOn w:val="TableNormal"/>
     <w:pPr>
       <w:spacing w:line="240" w:lineRule="auto"/>
@@ -14194,7 +14203,7 @@
       <w:shd w:val="clear" w:color="auto" w:fill="EDF2F8"/>
     </w:tcPr>
   </w:style>
-  <w:style w:type="table" w:customStyle="1" w:styleId="ac">
+  <w:style w:type="table" w:styleId="ac" w:customStyle="1">
     <w:basedOn w:val="TableNormal"/>
     <w:pPr>
       <w:spacing w:line="240" w:lineRule="auto"/>
@@ -14216,7 +14225,7 @@
       <w:shd w:val="clear" w:color="auto" w:fill="EDF2F8"/>
     </w:tcPr>
   </w:style>
-  <w:style w:type="table" w:customStyle="1" w:styleId="ad">
+  <w:style w:type="table" w:styleId="ad" w:customStyle="1">
     <w:basedOn w:val="TableNormal"/>
     <w:pPr>
       <w:spacing w:line="240" w:lineRule="auto"/>
@@ -14238,7 +14247,7 @@
       <w:shd w:val="clear" w:color="auto" w:fill="EDF2F8"/>
     </w:tcPr>
   </w:style>
-  <w:style w:type="table" w:customStyle="1" w:styleId="ae">
+  <w:style w:type="table" w:styleId="ae" w:customStyle="1">
     <w:basedOn w:val="TableNormal"/>
     <w:pPr>
       <w:spacing w:line="240" w:lineRule="auto"/>
@@ -14260,7 +14269,7 @@
       <w:shd w:val="clear" w:color="auto" w:fill="EDF2F8"/>
     </w:tcPr>
   </w:style>
-  <w:style w:type="table" w:customStyle="1" w:styleId="af">
+  <w:style w:type="table" w:styleId="af" w:customStyle="1">
     <w:basedOn w:val="TableNormal"/>
     <w:pPr>
       <w:spacing w:line="240" w:lineRule="auto"/>
@@ -14282,7 +14291,7 @@
       <w:shd w:val="clear" w:color="auto" w:fill="EDF2F8"/>
     </w:tcPr>
   </w:style>
-  <w:style w:type="table" w:customStyle="1" w:styleId="af0">
+  <w:style w:type="table" w:styleId="af0" w:customStyle="1">
     <w:basedOn w:val="TableNormal"/>
     <w:pPr>
       <w:spacing w:line="240" w:lineRule="auto"/>
@@ -14304,7 +14313,7 @@
       <w:shd w:val="clear" w:color="auto" w:fill="EDF2F8"/>
     </w:tcPr>
   </w:style>
-  <w:style w:type="table" w:customStyle="1" w:styleId="af1">
+  <w:style w:type="table" w:styleId="af1" w:customStyle="1">
     <w:basedOn w:val="TableNormal"/>
     <w:pPr>
       <w:spacing w:line="240" w:lineRule="auto"/>
@@ -14326,7 +14335,7 @@
       <w:shd w:val="clear" w:color="auto" w:fill="EDF2F8"/>
     </w:tcPr>
   </w:style>
-  <w:style w:type="table" w:customStyle="1" w:styleId="af2">
+  <w:style w:type="table" w:styleId="af2" w:customStyle="1">
     <w:basedOn w:val="TableNormal"/>
     <w:pPr>
       <w:spacing w:line="240" w:lineRule="auto"/>
@@ -14348,7 +14357,7 @@
       <w:shd w:val="clear" w:color="auto" w:fill="EDF2F8"/>
     </w:tcPr>
   </w:style>
-  <w:style w:type="table" w:customStyle="1" w:styleId="af3">
+  <w:style w:type="table" w:styleId="af3" w:customStyle="1">
     <w:basedOn w:val="TableNormal"/>
     <w:pPr>
       <w:spacing w:line="240" w:lineRule="auto"/>
@@ -14370,7 +14379,7 @@
       <w:shd w:val="clear" w:color="auto" w:fill="EDF2F8"/>
     </w:tcPr>
   </w:style>
-  <w:style w:type="character" w:customStyle="1" w:styleId="Mencinsinresolver2">
+  <w:style w:type="character" w:styleId="Mencinsinresolver2" w:customStyle="1">
     <w:name w:val="Mención sin resolver2"/>
     <w:basedOn w:val="Fuentedeprrafopredeter"/>
     <w:uiPriority w:val="99"/>
@@ -14382,7 +14391,7 @@
       <w:shd w:val="clear" w:color="auto" w:fill="E1DFDD"/>
     </w:rPr>
   </w:style>
-  <w:style w:type="paragraph" w:customStyle="1" w:styleId="Subtitle0">
+  <w:style w:type="paragraph" w:styleId="Subtitle0" w:customStyle="1">
     <w:name w:val="Subtitle0"/>
     <w:basedOn w:val="Normal0"/>
     <w:next w:val="Normal0"/>
@@ -14397,7 +14406,7 @@
       <w:szCs w:val="30"/>
     </w:rPr>
   </w:style>
-  <w:style w:type="table" w:customStyle="1" w:styleId="af4">
+  <w:style w:type="table" w:styleId="af4" w:customStyle="1">
     <w:basedOn w:val="NormalTable1"/>
     <w:pPr>
       <w:spacing w:line="240" w:lineRule="auto"/>
@@ -14419,7 +14428,7 @@
       <w:shd w:val="clear" w:color="auto" w:fill="EDF2F8"/>
     </w:tcPr>
   </w:style>
-  <w:style w:type="table" w:customStyle="1" w:styleId="af5">
+  <w:style w:type="table" w:styleId="af5" w:customStyle="1">
     <w:basedOn w:val="NormalTable1"/>
     <w:pPr>
       <w:spacing w:line="240" w:lineRule="auto"/>
@@ -14441,7 +14450,7 @@
       <w:shd w:val="clear" w:color="auto" w:fill="EDF2F8"/>
     </w:tcPr>
   </w:style>
-  <w:style w:type="table" w:customStyle="1" w:styleId="af6">
+  <w:style w:type="table" w:styleId="af6" w:customStyle="1">
     <w:basedOn w:val="NormalTable1"/>
     <w:pPr>
       <w:spacing w:line="240" w:lineRule="auto"/>
@@ -14463,7 +14472,7 @@
       <w:shd w:val="clear" w:color="auto" w:fill="EDF2F8"/>
     </w:tcPr>
   </w:style>
-  <w:style w:type="table" w:customStyle="1" w:styleId="af7">
+  <w:style w:type="table" w:styleId="af7" w:customStyle="1">
     <w:basedOn w:val="NormalTable1"/>
     <w:pPr>
       <w:spacing w:line="240" w:lineRule="auto"/>
@@ -14485,7 +14494,7 @@
       <w:shd w:val="clear" w:color="auto" w:fill="EDF2F8"/>
     </w:tcPr>
   </w:style>
-  <w:style w:type="table" w:customStyle="1" w:styleId="af8">
+  <w:style w:type="table" w:styleId="af8" w:customStyle="1">
     <w:basedOn w:val="NormalTable1"/>
     <w:tblPr>
       <w:tblStyleRowBandSize w:val="1"/>
@@ -14498,7 +14507,7 @@
       </w:tblCellMar>
     </w:tblPr>
   </w:style>
-  <w:style w:type="table" w:customStyle="1" w:styleId="af9">
+  <w:style w:type="table" w:styleId="af9" w:customStyle="1">
     <w:basedOn w:val="NormalTable1"/>
     <w:tblPr>
       <w:tblStyleRowBandSize w:val="1"/>
@@ -14511,7 +14520,7 @@
       </w:tblCellMar>
     </w:tblPr>
   </w:style>
-  <w:style w:type="table" w:customStyle="1" w:styleId="afa">
+  <w:style w:type="table" w:styleId="afa" w:customStyle="1">
     <w:basedOn w:val="NormalTable1"/>
     <w:pPr>
       <w:spacing w:line="240" w:lineRule="auto"/>
@@ -14533,7 +14542,7 @@
       <w:shd w:val="clear" w:color="auto" w:fill="EDF2F8"/>
     </w:tcPr>
   </w:style>
-  <w:style w:type="table" w:customStyle="1" w:styleId="afb">
+  <w:style w:type="table" w:styleId="afb" w:customStyle="1">
     <w:basedOn w:val="NormalTable1"/>
     <w:pPr>
       <w:spacing w:line="240" w:lineRule="auto"/>
@@ -14555,7 +14564,7 @@
       <w:shd w:val="clear" w:color="auto" w:fill="EDF2F8"/>
     </w:tcPr>
   </w:style>
-  <w:style w:type="table" w:customStyle="1" w:styleId="afc">
+  <w:style w:type="table" w:styleId="afc" w:customStyle="1">
     <w:basedOn w:val="NormalTable1"/>
     <w:pPr>
       <w:spacing w:line="240" w:lineRule="auto"/>
@@ -14577,7 +14586,7 @@
       <w:shd w:val="clear" w:color="auto" w:fill="EDF2F8"/>
     </w:tcPr>
   </w:style>
-  <w:style w:type="table" w:customStyle="1" w:styleId="afd">
+  <w:style w:type="table" w:styleId="afd" w:customStyle="1">
     <w:basedOn w:val="NormalTable1"/>
     <w:pPr>
       <w:spacing w:line="240" w:lineRule="auto"/>
@@ -14599,7 +14608,7 @@
       <w:shd w:val="clear" w:color="auto" w:fill="EDF2F8"/>
     </w:tcPr>
   </w:style>
-  <w:style w:type="table" w:customStyle="1" w:styleId="afe">
+  <w:style w:type="table" w:styleId="afe" w:customStyle="1">
     <w:basedOn w:val="NormalTable1"/>
     <w:pPr>
       <w:spacing w:line="240" w:lineRule="auto"/>
